--- a/My Proposal Skripsi/V3-PROPOSAL-PAULINUS WENEHENUBUN_20210090.docx
+++ b/My Proposal Skripsi/V3-PROPOSAL-PAULINUS WENEHENUBUN_20210090.docx
@@ -158,7 +158,7 @@
                     </pic:cNvPicPr>
                   </pic:nvPicPr>
                   <pic:blipFill>
-                    <a:blip r:embed="rId6" cstate="print">
+                    <a:blip r:embed="rId8" cstate="print">
                       <a:extLst>
                         <a:ext uri="{28A0092B-C50C-407E-A947-70E740481C1C}">
                           <a14:useLocalDpi xmlns:a14="http://schemas.microsoft.com/office/drawing/2010/main" val="0"/>
@@ -530,6 +530,175 @@
           <w:sz w:val="24"/>
           <w:szCs w:val="24"/>
         </w:rPr>
+        <w:sectPr>
+          <w:headerReference w:type="even" r:id="rId9"/>
+          <w:headerReference w:type="default" r:id="rId10"/>
+          <w:footerReference w:type="even" r:id="rId11"/>
+          <w:footerReference w:type="default" r:id="rId12"/>
+          <w:headerReference w:type="first" r:id="rId13"/>
+          <w:footerReference w:type="first" r:id="rId14"/>
+          <w:pgSz w:w="11907" w:h="16840" w:code="9"/>
+          <w:pgMar w:top="1701" w:right="1701" w:bottom="1701" w:left="2268" w:header="714" w:footer="0" w:gutter="0"/>
+          <w:cols w:space="708"/>
+          <w:titlePg/>
+          <w:docGrid w:linePitch="299"/>
+        </w:sectPr>
+      </w:pPr>
+    </w:p>
+    <w:p>
+      <w:pPr>
+        <w:spacing w:after="0" w:line="360" w:lineRule="auto"/>
+        <w:jc w:val="center"/>
+        <w:rPr>
+          <w:rFonts w:ascii="Times New Roman" w:hAnsi="Times New Roman" w:cs="Times New Roman"/>
+          <w:b/>
+          <w:sz w:val="24"/>
+          <w:szCs w:val="24"/>
+        </w:rPr>
+      </w:pPr>
+      <w:r>
+        <w:rPr>
+          <w:rFonts w:ascii="Times New Roman" w:hAnsi="Times New Roman" w:cs="Times New Roman"/>
+          <w:b/>
+          <w:sz w:val="24"/>
+          <w:szCs w:val="24"/>
+        </w:rPr>
+        <w:lastRenderedPageBreak/>
+        <w:t>DAFTAR ISI</w:t>
+      </w:r>
+    </w:p>
+    <w:p>
+      <w:pPr>
+        <w:rPr>
+          <w:rFonts w:ascii="Times New Roman" w:hAnsi="Times New Roman" w:cs="Times New Roman"/>
+          <w:b/>
+          <w:sz w:val="24"/>
+          <w:szCs w:val="24"/>
+        </w:rPr>
+      </w:pPr>
+      <w:r>
+        <w:rPr>
+          <w:rFonts w:ascii="Times New Roman" w:hAnsi="Times New Roman" w:cs="Times New Roman"/>
+          <w:b/>
+          <w:sz w:val="24"/>
+          <w:szCs w:val="24"/>
+        </w:rPr>
+        <w:br w:type="page"/>
+      </w:r>
+    </w:p>
+    <w:p>
+      <w:pPr>
+        <w:jc w:val="center"/>
+        <w:rPr>
+          <w:rFonts w:ascii="Times New Roman" w:hAnsi="Times New Roman" w:cs="Times New Roman"/>
+          <w:b/>
+          <w:sz w:val="24"/>
+          <w:szCs w:val="24"/>
+        </w:rPr>
+      </w:pPr>
+      <w:r>
+        <w:rPr>
+          <w:rFonts w:ascii="Times New Roman" w:hAnsi="Times New Roman" w:cs="Times New Roman"/>
+          <w:b/>
+          <w:sz w:val="24"/>
+          <w:szCs w:val="24"/>
+        </w:rPr>
+        <w:lastRenderedPageBreak/>
+        <w:t>DAFTAR GAMBAR</w:t>
+      </w:r>
+    </w:p>
+    <w:p>
+      <w:pPr>
+        <w:rPr>
+          <w:rFonts w:ascii="Times New Roman" w:hAnsi="Times New Roman" w:cs="Times New Roman"/>
+          <w:b/>
+          <w:sz w:val="24"/>
+          <w:szCs w:val="24"/>
+        </w:rPr>
+      </w:pPr>
+      <w:r>
+        <w:rPr>
+          <w:rFonts w:ascii="Times New Roman" w:hAnsi="Times New Roman" w:cs="Times New Roman"/>
+          <w:b/>
+          <w:sz w:val="24"/>
+          <w:szCs w:val="24"/>
+        </w:rPr>
+        <w:br w:type="page"/>
+      </w:r>
+    </w:p>
+    <w:p>
+      <w:pPr>
+        <w:spacing w:after="0" w:line="360" w:lineRule="auto"/>
+        <w:jc w:val="center"/>
+        <w:rPr>
+          <w:rFonts w:ascii="Times New Roman" w:hAnsi="Times New Roman" w:cs="Times New Roman"/>
+          <w:b/>
+          <w:sz w:val="24"/>
+          <w:szCs w:val="24"/>
+        </w:rPr>
+      </w:pPr>
+      <w:r>
+        <w:rPr>
+          <w:rFonts w:ascii="Times New Roman" w:hAnsi="Times New Roman" w:cs="Times New Roman"/>
+          <w:b/>
+          <w:sz w:val="24"/>
+          <w:szCs w:val="24"/>
+        </w:rPr>
+        <w:lastRenderedPageBreak/>
+        <w:t>DAFTAR TABEL</w:t>
+      </w:r>
+    </w:p>
+    <w:p>
+      <w:pPr>
+        <w:rPr>
+          <w:rFonts w:ascii="Times New Roman" w:hAnsi="Times New Roman" w:cs="Times New Roman"/>
+          <w:b/>
+          <w:sz w:val="24"/>
+          <w:szCs w:val="24"/>
+        </w:rPr>
+      </w:pPr>
+      <w:r>
+        <w:rPr>
+          <w:rFonts w:ascii="Times New Roman" w:hAnsi="Times New Roman" w:cs="Times New Roman"/>
+          <w:b/>
+          <w:sz w:val="24"/>
+          <w:szCs w:val="24"/>
+        </w:rPr>
+        <w:br w:type="page"/>
+      </w:r>
+    </w:p>
+    <w:p>
+      <w:pPr>
+        <w:spacing w:after="0" w:line="360" w:lineRule="auto"/>
+        <w:jc w:val="center"/>
+        <w:rPr>
+          <w:rFonts w:ascii="Times New Roman" w:hAnsi="Times New Roman" w:cs="Times New Roman"/>
+          <w:b/>
+          <w:sz w:val="24"/>
+          <w:szCs w:val="24"/>
+        </w:rPr>
+        <w:sectPr>
+          <w:footerReference w:type="default" r:id="rId15"/>
+          <w:footerReference w:type="first" r:id="rId16"/>
+          <w:pgSz w:w="11907" w:h="16840" w:code="9"/>
+          <w:pgMar w:top="1701" w:right="1701" w:bottom="1701" w:left="2268" w:header="714" w:footer="0" w:gutter="0"/>
+          <w:pgNumType w:fmt="lowerRoman" w:start="1"/>
+          <w:cols w:space="708"/>
+          <w:titlePg/>
+          <w:docGrid w:linePitch="299"/>
+        </w:sectPr>
+      </w:pPr>
+    </w:p>
+    <w:p>
+      <w:pPr>
+        <w:spacing w:after="0" w:line="360" w:lineRule="auto"/>
+        <w:jc w:val="center"/>
+        <w:rPr>
+          <w:rFonts w:ascii="Times New Roman" w:hAnsi="Times New Roman" w:cs="Times New Roman"/>
+          <w:b/>
+          <w:sz w:val="24"/>
+          <w:szCs w:val="24"/>
+        </w:rPr>
       </w:pPr>
       <w:r>
         <w:rPr>
@@ -5475,27 +5644,7 @@
           <w:sz w:val="24"/>
           <w:szCs w:val="24"/>
         </w:rPr>
-        <w:t xml:space="preserve"> </w:t>
-      </w:r>
-      <w:proofErr w:type="spellStart"/>
-      <w:r>
-        <w:rPr>
-          <w:rFonts w:ascii="Times New Roman" w:hAnsi="Times New Roman" w:cs="Times New Roman"/>
-          <w:bCs/>
-          <w:sz w:val="24"/>
-          <w:szCs w:val="24"/>
-        </w:rPr>
-        <w:t>Tondano</w:t>
-      </w:r>
-      <w:proofErr w:type="spellEnd"/>
-      <w:r>
-        <w:rPr>
-          <w:rFonts w:ascii="Times New Roman" w:hAnsi="Times New Roman" w:cs="Times New Roman"/>
-          <w:bCs/>
-          <w:sz w:val="24"/>
-          <w:szCs w:val="24"/>
-        </w:rPr>
-        <w:t xml:space="preserve">, </w:t>
+        <w:t xml:space="preserve"> Tondano, </w:t>
       </w:r>
       <w:proofErr w:type="spellStart"/>
       <w:r>
@@ -16146,7 +16295,7 @@
                     <pic:cNvPicPr/>
                   </pic:nvPicPr>
                   <pic:blipFill>
-                    <a:blip r:embed="rId7" cstate="print"/>
+                    <a:blip r:embed="rId17" cstate="print"/>
                     <a:stretch>
                       <a:fillRect/>
                     </a:stretch>
@@ -20748,47 +20897,7 @@
                 <w:sz w:val="24"/>
                 <w:szCs w:val="24"/>
               </w:rPr>
-              <w:t xml:space="preserve">Ahmad </w:t>
-            </w:r>
-            <w:proofErr w:type="spellStart"/>
-            <w:r>
-              <w:rPr>
-                <w:rFonts w:ascii="Times New Roman" w:hAnsi="Times New Roman" w:cs="Times New Roman"/>
-                <w:bCs/>
-                <w:sz w:val="24"/>
-                <w:szCs w:val="24"/>
-              </w:rPr>
-              <w:t>Ashifuddin</w:t>
-            </w:r>
-            <w:proofErr w:type="spellEnd"/>
-            <w:r>
-              <w:rPr>
-                <w:rFonts w:ascii="Times New Roman" w:hAnsi="Times New Roman" w:cs="Times New Roman"/>
-                <w:bCs/>
-                <w:sz w:val="24"/>
-                <w:szCs w:val="24"/>
-              </w:rPr>
-              <w:t xml:space="preserve"> </w:t>
-            </w:r>
-            <w:proofErr w:type="spellStart"/>
-            <w:r>
-              <w:rPr>
-                <w:rFonts w:ascii="Times New Roman" w:hAnsi="Times New Roman" w:cs="Times New Roman"/>
-                <w:bCs/>
-                <w:sz w:val="24"/>
-                <w:szCs w:val="24"/>
-              </w:rPr>
-              <w:t>Aqham</w:t>
-            </w:r>
-            <w:proofErr w:type="spellEnd"/>
-            <w:r>
-              <w:rPr>
-                <w:rFonts w:ascii="Times New Roman" w:hAnsi="Times New Roman" w:cs="Times New Roman"/>
-                <w:bCs/>
-                <w:sz w:val="24"/>
-                <w:szCs w:val="24"/>
-              </w:rPr>
-              <w:t>, Edy Siswanto, Dendy Kurniawan</w:t>
+              <w:t>Ahmad Ashifuddin Aqham, Edy Siswanto, Dendy Kurniawan</w:t>
             </w:r>
           </w:p>
         </w:tc>
@@ -21371,27 +21480,7 @@
                 <w:sz w:val="24"/>
                 <w:szCs w:val="24"/>
               </w:rPr>
-              <w:t xml:space="preserve">Maria Christa </w:t>
-            </w:r>
-            <w:proofErr w:type="spellStart"/>
-            <w:r>
-              <w:rPr>
-                <w:rFonts w:ascii="Times New Roman" w:hAnsi="Times New Roman" w:cs="Times New Roman"/>
-                <w:bCs/>
-                <w:sz w:val="24"/>
-                <w:szCs w:val="24"/>
-              </w:rPr>
-              <w:t>Uskono</w:t>
-            </w:r>
-            <w:proofErr w:type="spellEnd"/>
-            <w:r>
-              <w:rPr>
-                <w:rFonts w:ascii="Times New Roman" w:hAnsi="Times New Roman" w:cs="Times New Roman"/>
-                <w:bCs/>
-                <w:sz w:val="24"/>
-                <w:szCs w:val="24"/>
-              </w:rPr>
-              <w:t xml:space="preserve">, </w:t>
+              <w:t xml:space="preserve">Maria Christa Uskono, </w:t>
             </w:r>
             <w:proofErr w:type="spellStart"/>
             <w:r>
@@ -22292,7 +22381,6 @@
                 <w:sz w:val="24"/>
                 <w:szCs w:val="24"/>
               </w:rPr>
-              <w:lastRenderedPageBreak/>
               <w:t>6</w:t>
             </w:r>
           </w:p>
@@ -22381,47 +22469,7 @@
                 <w:sz w:val="24"/>
                 <w:szCs w:val="24"/>
               </w:rPr>
-              <w:t xml:space="preserve"> </w:t>
-            </w:r>
-            <w:proofErr w:type="spellStart"/>
-            <w:r>
-              <w:rPr>
-                <w:rFonts w:ascii="Times New Roman" w:hAnsi="Times New Roman" w:cs="Times New Roman"/>
-                <w:bCs/>
-                <w:sz w:val="24"/>
-                <w:szCs w:val="24"/>
-              </w:rPr>
-              <w:t>Ismiyarti</w:t>
-            </w:r>
-            <w:proofErr w:type="spellEnd"/>
-            <w:r>
-              <w:rPr>
-                <w:rFonts w:ascii="Times New Roman" w:hAnsi="Times New Roman" w:cs="Times New Roman"/>
-                <w:bCs/>
-                <w:sz w:val="24"/>
-                <w:szCs w:val="24"/>
-              </w:rPr>
-              <w:t xml:space="preserve">, </w:t>
-            </w:r>
-            <w:proofErr w:type="spellStart"/>
-            <w:r>
-              <w:rPr>
-                <w:rFonts w:ascii="Times New Roman" w:hAnsi="Times New Roman" w:cs="Times New Roman"/>
-                <w:bCs/>
-                <w:sz w:val="24"/>
-                <w:szCs w:val="24"/>
-              </w:rPr>
-              <w:t>Ekastini</w:t>
-            </w:r>
-            <w:proofErr w:type="spellEnd"/>
-            <w:r>
-              <w:rPr>
-                <w:rFonts w:ascii="Times New Roman" w:hAnsi="Times New Roman" w:cs="Times New Roman"/>
-                <w:bCs/>
-                <w:sz w:val="24"/>
-                <w:szCs w:val="24"/>
-              </w:rPr>
-              <w:t xml:space="preserve">, Fadhli </w:t>
+              <w:t xml:space="preserve"> Ismiyarti, Ekastini, Fadhli </w:t>
             </w:r>
             <w:proofErr w:type="spellStart"/>
             <w:r>
@@ -22481,47 +22529,7 @@
                 <w:sz w:val="24"/>
                 <w:szCs w:val="24"/>
               </w:rPr>
-              <w:t xml:space="preserve"> </w:t>
-            </w:r>
-            <w:proofErr w:type="spellStart"/>
-            <w:r>
-              <w:rPr>
-                <w:rFonts w:ascii="Times New Roman" w:hAnsi="Times New Roman" w:cs="Times New Roman"/>
-                <w:bCs/>
-                <w:sz w:val="24"/>
-                <w:szCs w:val="24"/>
-              </w:rPr>
-              <w:t>Robbani</w:t>
-            </w:r>
-            <w:proofErr w:type="spellEnd"/>
-            <w:r>
-              <w:rPr>
-                <w:rFonts w:ascii="Times New Roman" w:hAnsi="Times New Roman" w:cs="Times New Roman"/>
-                <w:bCs/>
-                <w:sz w:val="24"/>
-                <w:szCs w:val="24"/>
-              </w:rPr>
-              <w:t xml:space="preserve">, Sabri </w:t>
-            </w:r>
-            <w:proofErr w:type="spellStart"/>
-            <w:r>
-              <w:rPr>
-                <w:rFonts w:ascii="Times New Roman" w:hAnsi="Times New Roman" w:cs="Times New Roman"/>
-                <w:bCs/>
-                <w:sz w:val="24"/>
-                <w:szCs w:val="24"/>
-              </w:rPr>
-              <w:t>Balafif</w:t>
-            </w:r>
-            <w:proofErr w:type="spellEnd"/>
-            <w:r>
-              <w:rPr>
-                <w:rFonts w:ascii="Times New Roman" w:hAnsi="Times New Roman" w:cs="Times New Roman"/>
-                <w:bCs/>
-                <w:sz w:val="24"/>
-                <w:szCs w:val="24"/>
-              </w:rPr>
-              <w:t xml:space="preserve">, </w:t>
+              <w:t xml:space="preserve"> Robbani, Sabri Balafif, </w:t>
             </w:r>
             <w:proofErr w:type="spellStart"/>
             <w:r>
@@ -33841,27 +33849,7 @@
           <w:sz w:val="24"/>
           <w:szCs w:val="24"/>
         </w:rPr>
-        <w:t xml:space="preserve"> </w:t>
-      </w:r>
-      <w:proofErr w:type="spellStart"/>
-      <w:r>
-        <w:rPr>
-          <w:rFonts w:ascii="Times New Roman" w:hAnsi="Times New Roman" w:cs="Times New Roman"/>
-          <w:bCs/>
-          <w:sz w:val="24"/>
-          <w:szCs w:val="24"/>
-        </w:rPr>
-        <w:t>Sukun</w:t>
-      </w:r>
-      <w:proofErr w:type="spellEnd"/>
-      <w:r>
-        <w:rPr>
-          <w:rFonts w:ascii="Times New Roman" w:hAnsi="Times New Roman" w:cs="Times New Roman"/>
-          <w:bCs/>
-          <w:sz w:val="24"/>
-          <w:szCs w:val="24"/>
-        </w:rPr>
-        <w:t xml:space="preserve">” oleh </w:t>
+        <w:t xml:space="preserve"> Sukun” oleh </w:t>
       </w:r>
       <w:r>
         <w:rPr>
@@ -34617,19 +34605,8 @@
           <w:sz w:val="24"/>
           <w:szCs w:val="24"/>
         </w:rPr>
-        <w:t xml:space="preserve"> </w:t>
-      </w:r>
-      <w:proofErr w:type="spellStart"/>
-      <w:r>
-        <w:rPr>
-          <w:rFonts w:ascii="Times New Roman" w:hAnsi="Times New Roman" w:cs="Times New Roman"/>
-          <w:bCs/>
-          <w:sz w:val="24"/>
-          <w:szCs w:val="24"/>
-        </w:rPr>
-        <w:t>Sukun</w:t>
-      </w:r>
-      <w:proofErr w:type="spellEnd"/>
+        <w:t xml:space="preserve"> Sukun</w:t>
+      </w:r>
       <w:r>
         <w:rPr>
           <w:rFonts w:ascii="Times New Roman" w:hAnsi="Times New Roman" w:cs="Times New Roman"/>
@@ -38599,7 +38576,7 @@
                     </pic:cNvPicPr>
                   </pic:nvPicPr>
                   <pic:blipFill>
-                    <a:blip r:embed="rId8">
+                    <a:blip r:embed="rId18">
                       <a:extLst>
                         <a:ext uri="{28A0092B-C50C-407E-A947-70E740481C1C}">
                           <a14:useLocalDpi xmlns:a14="http://schemas.microsoft.com/office/drawing/2010/main" val="0"/>
@@ -51501,13 +51478,252 @@
       </w:r>
     </w:p>
     <w:sectPr>
+      <w:headerReference w:type="first" r:id="rId19"/>
+      <w:footerReference w:type="first" r:id="rId20"/>
       <w:pgSz w:w="11907" w:h="16840" w:code="9"/>
       <w:pgMar w:top="1701" w:right="1701" w:bottom="1701" w:left="2268" w:header="714" w:footer="0" w:gutter="0"/>
+      <w:pgNumType w:start="1"/>
       <w:cols w:space="708"/>
       <w:docGrid w:linePitch="299"/>
     </w:sectPr>
   </w:body>
 </w:document>
+</file>
+
+<file path=word/endnotes.xml><?xml version="1.0" encoding="utf-8"?>
+<w:endnotes xmlns:wpc="http://schemas.microsoft.com/office/word/2010/wordprocessingCanvas" xmlns:cx="http://schemas.microsoft.com/office/drawing/2014/chartex" xmlns:cx1="http://schemas.microsoft.com/office/drawing/2015/9/8/chartex" xmlns:cx2="http://schemas.microsoft.com/office/drawing/2015/10/21/chartex" xmlns:cx3="http://schemas.microsoft.com/office/drawing/2016/5/9/chartex" xmlns:cx4="http://schemas.microsoft.com/office/drawing/2016/5/10/chartex" xmlns:cx5="http://schemas.microsoft.com/office/drawing/2016/5/11/chartex" xmlns:cx6="http://schemas.microsoft.com/office/drawing/2016/5/12/chartex" xmlns:cx7="http://schemas.microsoft.com/office/drawing/2016/5/13/chartex" xmlns:cx8="http://schemas.microsoft.com/office/drawing/2016/5/14/chartex" xmlns:mc="http://schemas.openxmlformats.org/markup-compatibility/2006" xmlns:aink="http://schemas.microsoft.com/office/drawing/2016/ink" xmlns:am3d="http://schemas.microsoft.com/office/drawing/2017/model3d" xmlns:o="urn:schemas-microsoft-com:office:office" xmlns:oel="http://schemas.microsoft.com/office/2019/extlst" xmlns:r="http://schemas.openxmlformats.org/officeDocument/2006/relationships" xmlns:m="http://schemas.openxmlformats.org/officeDocument/2006/math" xmlns:v="urn:schemas-microsoft-com:vml" xmlns:wp14="http://schemas.microsoft.com/office/word/2010/wordprocessingDrawing" xmlns:wp="http://schemas.openxmlformats.org/drawingml/2006/wordprocessingDrawing" xmlns:w10="urn:schemas-microsoft-com:office:word" xmlns:w="http://schemas.openxmlformats.org/wordprocessingml/2006/main" xmlns:w14="http://schemas.microsoft.com/office/word/2010/wordml" xmlns:w15="http://schemas.microsoft.com/office/word/2012/wordml" xmlns:w16cex="http://schemas.microsoft.com/office/word/2018/wordml/cex" xmlns:w16cid="http://schemas.microsoft.com/office/word/2016/wordml/cid" xmlns:w16="http://schemas.microsoft.com/office/word/2018/wordml" xmlns:w16du="http://schemas.microsoft.com/office/word/2023/wordml/word16du" xmlns:w16sdtdh="http://schemas.microsoft.com/office/word/2020/wordml/sdtdatahash" xmlns:w16sdtfl="http://schemas.microsoft.com/office/word/2024/wordml/sdtformatlock" xmlns:w16se="http://schemas.microsoft.com/office/word/2015/wordml/symex" xmlns:wpg="http://schemas.microsoft.com/office/word/2010/wordprocessingGroup" xmlns:wpi="http://schemas.microsoft.com/office/word/2010/wordprocessingInk" xmlns:wne="http://schemas.microsoft.com/office/word/2006/wordml" xmlns:wps="http://schemas.microsoft.com/office/word/2010/wordprocessingShape" mc:Ignorable="w14 w15 w16se w16cid w16 w16cex w16sdtdh w16sdtfl w16du wp14">
+  <w:endnote w:type="separator" w:id="-1">
+    <w:p>
+      <w:pPr>
+        <w:spacing w:after="0" w:line="240" w:lineRule="auto"/>
+      </w:pPr>
+      <w:r>
+        <w:separator/>
+      </w:r>
+    </w:p>
+  </w:endnote>
+  <w:endnote w:type="continuationSeparator" w:id="0">
+    <w:p>
+      <w:pPr>
+        <w:spacing w:after="0" w:line="240" w:lineRule="auto"/>
+      </w:pPr>
+      <w:r>
+        <w:continuationSeparator/>
+      </w:r>
+    </w:p>
+  </w:endnote>
+</w:endnotes>
+</file>
+
+<file path=word/footer1.xml><?xml version="1.0" encoding="utf-8"?>
+<w:ftr xmlns:wpc="http://schemas.microsoft.com/office/word/2010/wordprocessingCanvas" xmlns:cx="http://schemas.microsoft.com/office/drawing/2014/chartex" xmlns:cx1="http://schemas.microsoft.com/office/drawing/2015/9/8/chartex" xmlns:cx2="http://schemas.microsoft.com/office/drawing/2015/10/21/chartex" xmlns:cx3="http://schemas.microsoft.com/office/drawing/2016/5/9/chartex" xmlns:cx4="http://schemas.microsoft.com/office/drawing/2016/5/10/chartex" xmlns:cx5="http://schemas.microsoft.com/office/drawing/2016/5/11/chartex" xmlns:cx6="http://schemas.microsoft.com/office/drawing/2016/5/12/chartex" xmlns:cx7="http://schemas.microsoft.com/office/drawing/2016/5/13/chartex" xmlns:cx8="http://schemas.microsoft.com/office/drawing/2016/5/14/chartex" xmlns:mc="http://schemas.openxmlformats.org/markup-compatibility/2006" xmlns:aink="http://schemas.microsoft.com/office/drawing/2016/ink" xmlns:am3d="http://schemas.microsoft.com/office/drawing/2017/model3d" xmlns:o="urn:schemas-microsoft-com:office:office" xmlns:oel="http://schemas.microsoft.com/office/2019/extlst" xmlns:r="http://schemas.openxmlformats.org/officeDocument/2006/relationships" xmlns:m="http://schemas.openxmlformats.org/officeDocument/2006/math" xmlns:v="urn:schemas-microsoft-com:vml" xmlns:wp14="http://schemas.microsoft.com/office/word/2010/wordprocessingDrawing" xmlns:wp="http://schemas.openxmlformats.org/drawingml/2006/wordprocessingDrawing" xmlns:w10="urn:schemas-microsoft-com:office:word" xmlns:w="http://schemas.openxmlformats.org/wordprocessingml/2006/main" xmlns:w14="http://schemas.microsoft.com/office/word/2010/wordml" xmlns:w15="http://schemas.microsoft.com/office/word/2012/wordml" xmlns:w16cex="http://schemas.microsoft.com/office/word/2018/wordml/cex" xmlns:w16cid="http://schemas.microsoft.com/office/word/2016/wordml/cid" xmlns:w16="http://schemas.microsoft.com/office/word/2018/wordml" xmlns:w16du="http://schemas.microsoft.com/office/word/2023/wordml/word16du" xmlns:w16sdtdh="http://schemas.microsoft.com/office/word/2020/wordml/sdtdatahash" xmlns:w16sdtfl="http://schemas.microsoft.com/office/word/2024/wordml/sdtformatlock" xmlns:w16se="http://schemas.microsoft.com/office/word/2015/wordml/symex" xmlns:wpg="http://schemas.microsoft.com/office/word/2010/wordprocessingGroup" xmlns:wpi="http://schemas.microsoft.com/office/word/2010/wordprocessingInk" xmlns:wne="http://schemas.microsoft.com/office/word/2006/wordml" xmlns:wps="http://schemas.microsoft.com/office/word/2010/wordprocessingShape" mc:Ignorable="w14 w15 w16se w16cid w16 w16cex w16sdtdh w16sdtfl w16du wp14">
+  <w:p>
+    <w:pPr>
+      <w:pStyle w:val="Footer"/>
+    </w:pPr>
+  </w:p>
+</w:ftr>
+</file>
+
+<file path=word/footer2.xml><?xml version="1.0" encoding="utf-8"?>
+<w:ftr xmlns:wpc="http://schemas.microsoft.com/office/word/2010/wordprocessingCanvas" xmlns:cx="http://schemas.microsoft.com/office/drawing/2014/chartex" xmlns:cx1="http://schemas.microsoft.com/office/drawing/2015/9/8/chartex" xmlns:cx2="http://schemas.microsoft.com/office/drawing/2015/10/21/chartex" xmlns:cx3="http://schemas.microsoft.com/office/drawing/2016/5/9/chartex" xmlns:cx4="http://schemas.microsoft.com/office/drawing/2016/5/10/chartex" xmlns:cx5="http://schemas.microsoft.com/office/drawing/2016/5/11/chartex" xmlns:cx6="http://schemas.microsoft.com/office/drawing/2016/5/12/chartex" xmlns:cx7="http://schemas.microsoft.com/office/drawing/2016/5/13/chartex" xmlns:cx8="http://schemas.microsoft.com/office/drawing/2016/5/14/chartex" xmlns:mc="http://schemas.openxmlformats.org/markup-compatibility/2006" xmlns:aink="http://schemas.microsoft.com/office/drawing/2016/ink" xmlns:am3d="http://schemas.microsoft.com/office/drawing/2017/model3d" xmlns:o="urn:schemas-microsoft-com:office:office" xmlns:oel="http://schemas.microsoft.com/office/2019/extlst" xmlns:r="http://schemas.openxmlformats.org/officeDocument/2006/relationships" xmlns:m="http://schemas.openxmlformats.org/officeDocument/2006/math" xmlns:v="urn:schemas-microsoft-com:vml" xmlns:wp14="http://schemas.microsoft.com/office/word/2010/wordprocessingDrawing" xmlns:wp="http://schemas.openxmlformats.org/drawingml/2006/wordprocessingDrawing" xmlns:w10="urn:schemas-microsoft-com:office:word" xmlns:w="http://schemas.openxmlformats.org/wordprocessingml/2006/main" xmlns:w14="http://schemas.microsoft.com/office/word/2010/wordml" xmlns:w15="http://schemas.microsoft.com/office/word/2012/wordml" xmlns:w16cex="http://schemas.microsoft.com/office/word/2018/wordml/cex" xmlns:w16cid="http://schemas.microsoft.com/office/word/2016/wordml/cid" xmlns:w16="http://schemas.microsoft.com/office/word/2018/wordml" xmlns:w16du="http://schemas.microsoft.com/office/word/2023/wordml/word16du" xmlns:w16sdtdh="http://schemas.microsoft.com/office/word/2020/wordml/sdtdatahash" xmlns:w16sdtfl="http://schemas.microsoft.com/office/word/2024/wordml/sdtformatlock" xmlns:w16se="http://schemas.microsoft.com/office/word/2015/wordml/symex" xmlns:wpg="http://schemas.microsoft.com/office/word/2010/wordprocessingGroup" xmlns:wpi="http://schemas.microsoft.com/office/word/2010/wordprocessingInk" xmlns:wne="http://schemas.microsoft.com/office/word/2006/wordml" xmlns:wps="http://schemas.microsoft.com/office/word/2010/wordprocessingShape" mc:Ignorable="w14 w15 w16se w16cid w16 w16cex w16sdtdh w16sdtfl w16du wp14">
+  <w:p>
+    <w:pPr>
+      <w:pStyle w:val="Footer"/>
+    </w:pPr>
+  </w:p>
+</w:ftr>
+</file>
+
+<file path=word/footer3.xml><?xml version="1.0" encoding="utf-8"?>
+<w:ftr xmlns:wpc="http://schemas.microsoft.com/office/word/2010/wordprocessingCanvas" xmlns:cx="http://schemas.microsoft.com/office/drawing/2014/chartex" xmlns:cx1="http://schemas.microsoft.com/office/drawing/2015/9/8/chartex" xmlns:cx2="http://schemas.microsoft.com/office/drawing/2015/10/21/chartex" xmlns:cx3="http://schemas.microsoft.com/office/drawing/2016/5/9/chartex" xmlns:cx4="http://schemas.microsoft.com/office/drawing/2016/5/10/chartex" xmlns:cx5="http://schemas.microsoft.com/office/drawing/2016/5/11/chartex" xmlns:cx6="http://schemas.microsoft.com/office/drawing/2016/5/12/chartex" xmlns:cx7="http://schemas.microsoft.com/office/drawing/2016/5/13/chartex" xmlns:cx8="http://schemas.microsoft.com/office/drawing/2016/5/14/chartex" xmlns:mc="http://schemas.openxmlformats.org/markup-compatibility/2006" xmlns:aink="http://schemas.microsoft.com/office/drawing/2016/ink" xmlns:am3d="http://schemas.microsoft.com/office/drawing/2017/model3d" xmlns:o="urn:schemas-microsoft-com:office:office" xmlns:oel="http://schemas.microsoft.com/office/2019/extlst" xmlns:r="http://schemas.openxmlformats.org/officeDocument/2006/relationships" xmlns:m="http://schemas.openxmlformats.org/officeDocument/2006/math" xmlns:v="urn:schemas-microsoft-com:vml" xmlns:wp14="http://schemas.microsoft.com/office/word/2010/wordprocessingDrawing" xmlns:wp="http://schemas.openxmlformats.org/drawingml/2006/wordprocessingDrawing" xmlns:w10="urn:schemas-microsoft-com:office:word" xmlns:w="http://schemas.openxmlformats.org/wordprocessingml/2006/main" xmlns:w14="http://schemas.microsoft.com/office/word/2010/wordml" xmlns:w15="http://schemas.microsoft.com/office/word/2012/wordml" xmlns:w16cex="http://schemas.microsoft.com/office/word/2018/wordml/cex" xmlns:w16cid="http://schemas.microsoft.com/office/word/2016/wordml/cid" xmlns:w16="http://schemas.microsoft.com/office/word/2018/wordml" xmlns:w16du="http://schemas.microsoft.com/office/word/2023/wordml/word16du" xmlns:w16sdtdh="http://schemas.microsoft.com/office/word/2020/wordml/sdtdatahash" xmlns:w16sdtfl="http://schemas.microsoft.com/office/word/2024/wordml/sdtformatlock" xmlns:w16se="http://schemas.microsoft.com/office/word/2015/wordml/symex" xmlns:wpg="http://schemas.microsoft.com/office/word/2010/wordprocessingGroup" xmlns:wpi="http://schemas.microsoft.com/office/word/2010/wordprocessingInk" xmlns:wne="http://schemas.microsoft.com/office/word/2006/wordml" xmlns:wps="http://schemas.microsoft.com/office/word/2010/wordprocessingShape" mc:Ignorable="w14 w15 w16se w16cid w16 w16cex w16sdtdh w16sdtfl w16du wp14">
+  <w:p>
+    <w:pPr>
+      <w:pStyle w:val="Footer"/>
+    </w:pPr>
+  </w:p>
+</w:ftr>
+</file>
+
+<file path=word/footer4.xml><?xml version="1.0" encoding="utf-8"?>
+<w:ftr xmlns:wpc="http://schemas.microsoft.com/office/word/2010/wordprocessingCanvas" xmlns:cx="http://schemas.microsoft.com/office/drawing/2014/chartex" xmlns:cx1="http://schemas.microsoft.com/office/drawing/2015/9/8/chartex" xmlns:cx2="http://schemas.microsoft.com/office/drawing/2015/10/21/chartex" xmlns:cx3="http://schemas.microsoft.com/office/drawing/2016/5/9/chartex" xmlns:cx4="http://schemas.microsoft.com/office/drawing/2016/5/10/chartex" xmlns:cx5="http://schemas.microsoft.com/office/drawing/2016/5/11/chartex" xmlns:cx6="http://schemas.microsoft.com/office/drawing/2016/5/12/chartex" xmlns:cx7="http://schemas.microsoft.com/office/drawing/2016/5/13/chartex" xmlns:cx8="http://schemas.microsoft.com/office/drawing/2016/5/14/chartex" xmlns:mc="http://schemas.openxmlformats.org/markup-compatibility/2006" xmlns:aink="http://schemas.microsoft.com/office/drawing/2016/ink" xmlns:am3d="http://schemas.microsoft.com/office/drawing/2017/model3d" xmlns:o="urn:schemas-microsoft-com:office:office" xmlns:oel="http://schemas.microsoft.com/office/2019/extlst" xmlns:r="http://schemas.openxmlformats.org/officeDocument/2006/relationships" xmlns:m="http://schemas.openxmlformats.org/officeDocument/2006/math" xmlns:v="urn:schemas-microsoft-com:vml" xmlns:wp14="http://schemas.microsoft.com/office/word/2010/wordprocessingDrawing" xmlns:wp="http://schemas.openxmlformats.org/drawingml/2006/wordprocessingDrawing" xmlns:w10="urn:schemas-microsoft-com:office:word" xmlns:w="http://schemas.openxmlformats.org/wordprocessingml/2006/main" xmlns:w14="http://schemas.microsoft.com/office/word/2010/wordml" xmlns:w15="http://schemas.microsoft.com/office/word/2012/wordml" xmlns:w16cex="http://schemas.microsoft.com/office/word/2018/wordml/cex" xmlns:w16cid="http://schemas.microsoft.com/office/word/2016/wordml/cid" xmlns:w16="http://schemas.microsoft.com/office/word/2018/wordml" xmlns:w16du="http://schemas.microsoft.com/office/word/2023/wordml/word16du" xmlns:w16sdtdh="http://schemas.microsoft.com/office/word/2020/wordml/sdtdatahash" xmlns:w16sdtfl="http://schemas.microsoft.com/office/word/2024/wordml/sdtformatlock" xmlns:w16se="http://schemas.microsoft.com/office/word/2015/wordml/symex" xmlns:wpg="http://schemas.microsoft.com/office/word/2010/wordprocessingGroup" xmlns:wpi="http://schemas.microsoft.com/office/word/2010/wordprocessingInk" xmlns:wne="http://schemas.microsoft.com/office/word/2006/wordml" xmlns:wps="http://schemas.microsoft.com/office/word/2010/wordprocessingShape" mc:Ignorable="w14 w15 w16se w16cid w16 w16cex w16sdtdh w16sdtfl w16du wp14">
+  <w:sdt>
+    <w:sdtPr>
+      <w:id w:val="1765804668"/>
+      <w:docPartObj>
+        <w:docPartGallery w:val="Page Numbers (Bottom of Page)"/>
+        <w:docPartUnique/>
+      </w:docPartObj>
+    </w:sdtPr>
+    <w:sdtEndPr>
+      <w:rPr>
+        <w:noProof/>
+      </w:rPr>
+    </w:sdtEndPr>
+    <w:sdtContent>
+      <w:p>
+        <w:pPr>
+          <w:pStyle w:val="Footer"/>
+          <w:jc w:val="center"/>
+        </w:pPr>
+        <w:r>
+          <w:fldChar w:fldCharType="begin"/>
+        </w:r>
+        <w:r>
+          <w:instrText xml:space="preserve"> PAGE   \* MERGEFORMAT </w:instrText>
+        </w:r>
+        <w:r>
+          <w:fldChar w:fldCharType="separate"/>
+        </w:r>
+        <w:r>
+          <w:rPr>
+            <w:noProof/>
+          </w:rPr>
+          <w:t>2</w:t>
+        </w:r>
+        <w:r>
+          <w:rPr>
+            <w:noProof/>
+          </w:rPr>
+          <w:fldChar w:fldCharType="end"/>
+        </w:r>
+      </w:p>
+    </w:sdtContent>
+  </w:sdt>
+  <w:p>
+    <w:pPr>
+      <w:pStyle w:val="Footer"/>
+    </w:pPr>
+  </w:p>
+</w:ftr>
+</file>
+
+<file path=word/footer5.xml><?xml version="1.0" encoding="utf-8"?>
+<w:ftr xmlns:wpc="http://schemas.microsoft.com/office/word/2010/wordprocessingCanvas" xmlns:cx="http://schemas.microsoft.com/office/drawing/2014/chartex" xmlns:cx1="http://schemas.microsoft.com/office/drawing/2015/9/8/chartex" xmlns:cx2="http://schemas.microsoft.com/office/drawing/2015/10/21/chartex" xmlns:cx3="http://schemas.microsoft.com/office/drawing/2016/5/9/chartex" xmlns:cx4="http://schemas.microsoft.com/office/drawing/2016/5/10/chartex" xmlns:cx5="http://schemas.microsoft.com/office/drawing/2016/5/11/chartex" xmlns:cx6="http://schemas.microsoft.com/office/drawing/2016/5/12/chartex" xmlns:cx7="http://schemas.microsoft.com/office/drawing/2016/5/13/chartex" xmlns:cx8="http://schemas.microsoft.com/office/drawing/2016/5/14/chartex" xmlns:mc="http://schemas.openxmlformats.org/markup-compatibility/2006" xmlns:aink="http://schemas.microsoft.com/office/drawing/2016/ink" xmlns:am3d="http://schemas.microsoft.com/office/drawing/2017/model3d" xmlns:o="urn:schemas-microsoft-com:office:office" xmlns:oel="http://schemas.microsoft.com/office/2019/extlst" xmlns:r="http://schemas.openxmlformats.org/officeDocument/2006/relationships" xmlns:m="http://schemas.openxmlformats.org/officeDocument/2006/math" xmlns:v="urn:schemas-microsoft-com:vml" xmlns:wp14="http://schemas.microsoft.com/office/word/2010/wordprocessingDrawing" xmlns:wp="http://schemas.openxmlformats.org/drawingml/2006/wordprocessingDrawing" xmlns:w10="urn:schemas-microsoft-com:office:word" xmlns:w="http://schemas.openxmlformats.org/wordprocessingml/2006/main" xmlns:w14="http://schemas.microsoft.com/office/word/2010/wordml" xmlns:w15="http://schemas.microsoft.com/office/word/2012/wordml" xmlns:w16cex="http://schemas.microsoft.com/office/word/2018/wordml/cex" xmlns:w16cid="http://schemas.microsoft.com/office/word/2016/wordml/cid" xmlns:w16="http://schemas.microsoft.com/office/word/2018/wordml" xmlns:w16du="http://schemas.microsoft.com/office/word/2023/wordml/word16du" xmlns:w16sdtdh="http://schemas.microsoft.com/office/word/2020/wordml/sdtdatahash" xmlns:w16sdtfl="http://schemas.microsoft.com/office/word/2024/wordml/sdtformatlock" xmlns:w16se="http://schemas.microsoft.com/office/word/2015/wordml/symex" xmlns:wpg="http://schemas.microsoft.com/office/word/2010/wordprocessingGroup" xmlns:wpi="http://schemas.microsoft.com/office/word/2010/wordprocessingInk" xmlns:wne="http://schemas.microsoft.com/office/word/2006/wordml" xmlns:wps="http://schemas.microsoft.com/office/word/2010/wordprocessingShape" mc:Ignorable="w14 w15 w16se w16cid w16 w16cex w16sdtdh w16sdtfl w16du wp14">
+  <w:sdt>
+    <w:sdtPr>
+      <w:id w:val="268666648"/>
+      <w:docPartObj>
+        <w:docPartGallery w:val="Page Numbers (Bottom of Page)"/>
+        <w:docPartUnique/>
+      </w:docPartObj>
+    </w:sdtPr>
+    <w:sdtEndPr>
+      <w:rPr>
+        <w:noProof/>
+      </w:rPr>
+    </w:sdtEndPr>
+    <w:sdtContent>
+      <w:p>
+        <w:pPr>
+          <w:pStyle w:val="Footer"/>
+          <w:jc w:val="center"/>
+        </w:pPr>
+        <w:r>
+          <w:fldChar w:fldCharType="begin"/>
+        </w:r>
+        <w:r>
+          <w:instrText xml:space="preserve"> PAGE   \* MERGEFORMAT </w:instrText>
+        </w:r>
+        <w:r>
+          <w:fldChar w:fldCharType="separate"/>
+        </w:r>
+        <w:r>
+          <w:rPr>
+            <w:noProof/>
+          </w:rPr>
+          <w:t>2</w:t>
+        </w:r>
+        <w:r>
+          <w:rPr>
+            <w:noProof/>
+          </w:rPr>
+          <w:fldChar w:fldCharType="end"/>
+        </w:r>
+      </w:p>
+    </w:sdtContent>
+  </w:sdt>
+  <w:p>
+    <w:pPr>
+      <w:pStyle w:val="Footer"/>
+    </w:pPr>
+  </w:p>
+</w:ftr>
+</file>
+
+<file path=word/footer6.xml><?xml version="1.0" encoding="utf-8"?>
+<w:ftr xmlns:wpc="http://schemas.microsoft.com/office/word/2010/wordprocessingCanvas" xmlns:cx="http://schemas.microsoft.com/office/drawing/2014/chartex" xmlns:cx1="http://schemas.microsoft.com/office/drawing/2015/9/8/chartex" xmlns:cx2="http://schemas.microsoft.com/office/drawing/2015/10/21/chartex" xmlns:cx3="http://schemas.microsoft.com/office/drawing/2016/5/9/chartex" xmlns:cx4="http://schemas.microsoft.com/office/drawing/2016/5/10/chartex" xmlns:cx5="http://schemas.microsoft.com/office/drawing/2016/5/11/chartex" xmlns:cx6="http://schemas.microsoft.com/office/drawing/2016/5/12/chartex" xmlns:cx7="http://schemas.microsoft.com/office/drawing/2016/5/13/chartex" xmlns:cx8="http://schemas.microsoft.com/office/drawing/2016/5/14/chartex" xmlns:mc="http://schemas.openxmlformats.org/markup-compatibility/2006" xmlns:aink="http://schemas.microsoft.com/office/drawing/2016/ink" xmlns:am3d="http://schemas.microsoft.com/office/drawing/2017/model3d" xmlns:o="urn:schemas-microsoft-com:office:office" xmlns:oel="http://schemas.microsoft.com/office/2019/extlst" xmlns:r="http://schemas.openxmlformats.org/officeDocument/2006/relationships" xmlns:m="http://schemas.openxmlformats.org/officeDocument/2006/math" xmlns:v="urn:schemas-microsoft-com:vml" xmlns:wp14="http://schemas.microsoft.com/office/word/2010/wordprocessingDrawing" xmlns:wp="http://schemas.openxmlformats.org/drawingml/2006/wordprocessingDrawing" xmlns:w10="urn:schemas-microsoft-com:office:word" xmlns:w="http://schemas.openxmlformats.org/wordprocessingml/2006/main" xmlns:w14="http://schemas.microsoft.com/office/word/2010/wordml" xmlns:w15="http://schemas.microsoft.com/office/word/2012/wordml" xmlns:w16cex="http://schemas.microsoft.com/office/word/2018/wordml/cex" xmlns:w16cid="http://schemas.microsoft.com/office/word/2016/wordml/cid" xmlns:w16="http://schemas.microsoft.com/office/word/2018/wordml" xmlns:w16du="http://schemas.microsoft.com/office/word/2023/wordml/word16du" xmlns:w16sdtdh="http://schemas.microsoft.com/office/word/2020/wordml/sdtdatahash" xmlns:w16sdtfl="http://schemas.microsoft.com/office/word/2024/wordml/sdtformatlock" xmlns:w16se="http://schemas.microsoft.com/office/word/2015/wordml/symex" xmlns:wpg="http://schemas.microsoft.com/office/word/2010/wordprocessingGroup" xmlns:wpi="http://schemas.microsoft.com/office/word/2010/wordprocessingInk" xmlns:wne="http://schemas.microsoft.com/office/word/2006/wordml" xmlns:wps="http://schemas.microsoft.com/office/word/2010/wordprocessingShape" mc:Ignorable="w14 w15 w16se w16cid w16 w16cex w16sdtdh w16sdtfl w16du wp14">
+  <w:p>
+    <w:pPr>
+      <w:pStyle w:val="Footer"/>
+    </w:pPr>
+  </w:p>
+</w:ftr>
+</file>
+
+<file path=word/footnotes.xml><?xml version="1.0" encoding="utf-8"?>
+<w:footnotes xmlns:wpc="http://schemas.microsoft.com/office/word/2010/wordprocessingCanvas" xmlns:cx="http://schemas.microsoft.com/office/drawing/2014/chartex" xmlns:cx1="http://schemas.microsoft.com/office/drawing/2015/9/8/chartex" xmlns:cx2="http://schemas.microsoft.com/office/drawing/2015/10/21/chartex" xmlns:cx3="http://schemas.microsoft.com/office/drawing/2016/5/9/chartex" xmlns:cx4="http://schemas.microsoft.com/office/drawing/2016/5/10/chartex" xmlns:cx5="http://schemas.microsoft.com/office/drawing/2016/5/11/chartex" xmlns:cx6="http://schemas.microsoft.com/office/drawing/2016/5/12/chartex" xmlns:cx7="http://schemas.microsoft.com/office/drawing/2016/5/13/chartex" xmlns:cx8="http://schemas.microsoft.com/office/drawing/2016/5/14/chartex" xmlns:mc="http://schemas.openxmlformats.org/markup-compatibility/2006" xmlns:aink="http://schemas.microsoft.com/office/drawing/2016/ink" xmlns:am3d="http://schemas.microsoft.com/office/drawing/2017/model3d" xmlns:o="urn:schemas-microsoft-com:office:office" xmlns:oel="http://schemas.microsoft.com/office/2019/extlst" xmlns:r="http://schemas.openxmlformats.org/officeDocument/2006/relationships" xmlns:m="http://schemas.openxmlformats.org/officeDocument/2006/math" xmlns:v="urn:schemas-microsoft-com:vml" xmlns:wp14="http://schemas.microsoft.com/office/word/2010/wordprocessingDrawing" xmlns:wp="http://schemas.openxmlformats.org/drawingml/2006/wordprocessingDrawing" xmlns:w10="urn:schemas-microsoft-com:office:word" xmlns:w="http://schemas.openxmlformats.org/wordprocessingml/2006/main" xmlns:w14="http://schemas.microsoft.com/office/word/2010/wordml" xmlns:w15="http://schemas.microsoft.com/office/word/2012/wordml" xmlns:w16cex="http://schemas.microsoft.com/office/word/2018/wordml/cex" xmlns:w16cid="http://schemas.microsoft.com/office/word/2016/wordml/cid" xmlns:w16="http://schemas.microsoft.com/office/word/2018/wordml" xmlns:w16du="http://schemas.microsoft.com/office/word/2023/wordml/word16du" xmlns:w16sdtdh="http://schemas.microsoft.com/office/word/2020/wordml/sdtdatahash" xmlns:w16sdtfl="http://schemas.microsoft.com/office/word/2024/wordml/sdtformatlock" xmlns:w16se="http://schemas.microsoft.com/office/word/2015/wordml/symex" xmlns:wpg="http://schemas.microsoft.com/office/word/2010/wordprocessingGroup" xmlns:wpi="http://schemas.microsoft.com/office/word/2010/wordprocessingInk" xmlns:wne="http://schemas.microsoft.com/office/word/2006/wordml" xmlns:wps="http://schemas.microsoft.com/office/word/2010/wordprocessingShape" mc:Ignorable="w14 w15 w16se w16cid w16 w16cex w16sdtdh w16sdtfl w16du wp14">
+  <w:footnote w:type="separator" w:id="-1">
+    <w:p>
+      <w:pPr>
+        <w:spacing w:after="0" w:line="240" w:lineRule="auto"/>
+      </w:pPr>
+      <w:r>
+        <w:separator/>
+      </w:r>
+    </w:p>
+  </w:footnote>
+  <w:footnote w:type="continuationSeparator" w:id="0">
+    <w:p>
+      <w:pPr>
+        <w:spacing w:after="0" w:line="240" w:lineRule="auto"/>
+      </w:pPr>
+      <w:r>
+        <w:continuationSeparator/>
+      </w:r>
+    </w:p>
+  </w:footnote>
+</w:footnotes>
+</file>
+
+<file path=word/header1.xml><?xml version="1.0" encoding="utf-8"?>
+<w:hdr xmlns:wpc="http://schemas.microsoft.com/office/word/2010/wordprocessingCanvas" xmlns:cx="http://schemas.microsoft.com/office/drawing/2014/chartex" xmlns:cx1="http://schemas.microsoft.com/office/drawing/2015/9/8/chartex" xmlns:cx2="http://schemas.microsoft.com/office/drawing/2015/10/21/chartex" xmlns:cx3="http://schemas.microsoft.com/office/drawing/2016/5/9/chartex" xmlns:cx4="http://schemas.microsoft.com/office/drawing/2016/5/10/chartex" xmlns:cx5="http://schemas.microsoft.com/office/drawing/2016/5/11/chartex" xmlns:cx6="http://schemas.microsoft.com/office/drawing/2016/5/12/chartex" xmlns:cx7="http://schemas.microsoft.com/office/drawing/2016/5/13/chartex" xmlns:cx8="http://schemas.microsoft.com/office/drawing/2016/5/14/chartex" xmlns:mc="http://schemas.openxmlformats.org/markup-compatibility/2006" xmlns:aink="http://schemas.microsoft.com/office/drawing/2016/ink" xmlns:am3d="http://schemas.microsoft.com/office/drawing/2017/model3d" xmlns:o="urn:schemas-microsoft-com:office:office" xmlns:oel="http://schemas.microsoft.com/office/2019/extlst" xmlns:r="http://schemas.openxmlformats.org/officeDocument/2006/relationships" xmlns:m="http://schemas.openxmlformats.org/officeDocument/2006/math" xmlns:v="urn:schemas-microsoft-com:vml" xmlns:wp14="http://schemas.microsoft.com/office/word/2010/wordprocessingDrawing" xmlns:wp="http://schemas.openxmlformats.org/drawingml/2006/wordprocessingDrawing" xmlns:w10="urn:schemas-microsoft-com:office:word" xmlns:w="http://schemas.openxmlformats.org/wordprocessingml/2006/main" xmlns:w14="http://schemas.microsoft.com/office/word/2010/wordml" xmlns:w15="http://schemas.microsoft.com/office/word/2012/wordml" xmlns:w16cex="http://schemas.microsoft.com/office/word/2018/wordml/cex" xmlns:w16cid="http://schemas.microsoft.com/office/word/2016/wordml/cid" xmlns:w16="http://schemas.microsoft.com/office/word/2018/wordml" xmlns:w16du="http://schemas.microsoft.com/office/word/2023/wordml/word16du" xmlns:w16sdtdh="http://schemas.microsoft.com/office/word/2020/wordml/sdtdatahash" xmlns:w16sdtfl="http://schemas.microsoft.com/office/word/2024/wordml/sdtformatlock" xmlns:w16se="http://schemas.microsoft.com/office/word/2015/wordml/symex" xmlns:wpg="http://schemas.microsoft.com/office/word/2010/wordprocessingGroup" xmlns:wpi="http://schemas.microsoft.com/office/word/2010/wordprocessingInk" xmlns:wne="http://schemas.microsoft.com/office/word/2006/wordml" xmlns:wps="http://schemas.microsoft.com/office/word/2010/wordprocessingShape" mc:Ignorable="w14 w15 w16se w16cid w16 w16cex w16sdtdh w16sdtfl w16du wp14">
+  <w:p>
+    <w:pPr>
+      <w:pStyle w:val="Header"/>
+    </w:pPr>
+  </w:p>
+</w:hdr>
+</file>
+
+<file path=word/header2.xml><?xml version="1.0" encoding="utf-8"?>
+<w:hdr xmlns:wpc="http://schemas.microsoft.com/office/word/2010/wordprocessingCanvas" xmlns:cx="http://schemas.microsoft.com/office/drawing/2014/chartex" xmlns:cx1="http://schemas.microsoft.com/office/drawing/2015/9/8/chartex" xmlns:cx2="http://schemas.microsoft.com/office/drawing/2015/10/21/chartex" xmlns:cx3="http://schemas.microsoft.com/office/drawing/2016/5/9/chartex" xmlns:cx4="http://schemas.microsoft.com/office/drawing/2016/5/10/chartex" xmlns:cx5="http://schemas.microsoft.com/office/drawing/2016/5/11/chartex" xmlns:cx6="http://schemas.microsoft.com/office/drawing/2016/5/12/chartex" xmlns:cx7="http://schemas.microsoft.com/office/drawing/2016/5/13/chartex" xmlns:cx8="http://schemas.microsoft.com/office/drawing/2016/5/14/chartex" xmlns:mc="http://schemas.openxmlformats.org/markup-compatibility/2006" xmlns:aink="http://schemas.microsoft.com/office/drawing/2016/ink" xmlns:am3d="http://schemas.microsoft.com/office/drawing/2017/model3d" xmlns:o="urn:schemas-microsoft-com:office:office" xmlns:oel="http://schemas.microsoft.com/office/2019/extlst" xmlns:r="http://schemas.openxmlformats.org/officeDocument/2006/relationships" xmlns:m="http://schemas.openxmlformats.org/officeDocument/2006/math" xmlns:v="urn:schemas-microsoft-com:vml" xmlns:wp14="http://schemas.microsoft.com/office/word/2010/wordprocessingDrawing" xmlns:wp="http://schemas.openxmlformats.org/drawingml/2006/wordprocessingDrawing" xmlns:w10="urn:schemas-microsoft-com:office:word" xmlns:w="http://schemas.openxmlformats.org/wordprocessingml/2006/main" xmlns:w14="http://schemas.microsoft.com/office/word/2010/wordml" xmlns:w15="http://schemas.microsoft.com/office/word/2012/wordml" xmlns:w16cex="http://schemas.microsoft.com/office/word/2018/wordml/cex" xmlns:w16cid="http://schemas.microsoft.com/office/word/2016/wordml/cid" xmlns:w16="http://schemas.microsoft.com/office/word/2018/wordml" xmlns:w16du="http://schemas.microsoft.com/office/word/2023/wordml/word16du" xmlns:w16sdtdh="http://schemas.microsoft.com/office/word/2020/wordml/sdtdatahash" xmlns:w16sdtfl="http://schemas.microsoft.com/office/word/2024/wordml/sdtformatlock" xmlns:w16se="http://schemas.microsoft.com/office/word/2015/wordml/symex" xmlns:wpg="http://schemas.microsoft.com/office/word/2010/wordprocessingGroup" xmlns:wpi="http://schemas.microsoft.com/office/word/2010/wordprocessingInk" xmlns:wne="http://schemas.microsoft.com/office/word/2006/wordml" xmlns:wps="http://schemas.microsoft.com/office/word/2010/wordprocessingShape" mc:Ignorable="w14 w15 w16se w16cid w16 w16cex w16sdtdh w16sdtfl w16du wp14">
+  <w:p>
+    <w:pPr>
+      <w:pStyle w:val="Header"/>
+    </w:pPr>
+  </w:p>
+</w:hdr>
+</file>
+
+<file path=word/header3.xml><?xml version="1.0" encoding="utf-8"?>
+<w:hdr xmlns:wpc="http://schemas.microsoft.com/office/word/2010/wordprocessingCanvas" xmlns:cx="http://schemas.microsoft.com/office/drawing/2014/chartex" xmlns:cx1="http://schemas.microsoft.com/office/drawing/2015/9/8/chartex" xmlns:cx2="http://schemas.microsoft.com/office/drawing/2015/10/21/chartex" xmlns:cx3="http://schemas.microsoft.com/office/drawing/2016/5/9/chartex" xmlns:cx4="http://schemas.microsoft.com/office/drawing/2016/5/10/chartex" xmlns:cx5="http://schemas.microsoft.com/office/drawing/2016/5/11/chartex" xmlns:cx6="http://schemas.microsoft.com/office/drawing/2016/5/12/chartex" xmlns:cx7="http://schemas.microsoft.com/office/drawing/2016/5/13/chartex" xmlns:cx8="http://schemas.microsoft.com/office/drawing/2016/5/14/chartex" xmlns:mc="http://schemas.openxmlformats.org/markup-compatibility/2006" xmlns:aink="http://schemas.microsoft.com/office/drawing/2016/ink" xmlns:am3d="http://schemas.microsoft.com/office/drawing/2017/model3d" xmlns:o="urn:schemas-microsoft-com:office:office" xmlns:oel="http://schemas.microsoft.com/office/2019/extlst" xmlns:r="http://schemas.openxmlformats.org/officeDocument/2006/relationships" xmlns:m="http://schemas.openxmlformats.org/officeDocument/2006/math" xmlns:v="urn:schemas-microsoft-com:vml" xmlns:wp14="http://schemas.microsoft.com/office/word/2010/wordprocessingDrawing" xmlns:wp="http://schemas.openxmlformats.org/drawingml/2006/wordprocessingDrawing" xmlns:w10="urn:schemas-microsoft-com:office:word" xmlns:w="http://schemas.openxmlformats.org/wordprocessingml/2006/main" xmlns:w14="http://schemas.microsoft.com/office/word/2010/wordml" xmlns:w15="http://schemas.microsoft.com/office/word/2012/wordml" xmlns:w16cex="http://schemas.microsoft.com/office/word/2018/wordml/cex" xmlns:w16cid="http://schemas.microsoft.com/office/word/2016/wordml/cid" xmlns:w16="http://schemas.microsoft.com/office/word/2018/wordml" xmlns:w16du="http://schemas.microsoft.com/office/word/2023/wordml/word16du" xmlns:w16sdtdh="http://schemas.microsoft.com/office/word/2020/wordml/sdtdatahash" xmlns:w16sdtfl="http://schemas.microsoft.com/office/word/2024/wordml/sdtformatlock" xmlns:w16se="http://schemas.microsoft.com/office/word/2015/wordml/symex" xmlns:wpg="http://schemas.microsoft.com/office/word/2010/wordprocessingGroup" xmlns:wpi="http://schemas.microsoft.com/office/word/2010/wordprocessingInk" xmlns:wne="http://schemas.microsoft.com/office/word/2006/wordml" xmlns:wps="http://schemas.microsoft.com/office/word/2010/wordprocessingShape" mc:Ignorable="w14 w15 w16se w16cid w16 w16cex w16sdtdh w16sdtfl w16du wp14">
+  <w:p>
+    <w:pPr>
+      <w:pStyle w:val="Header"/>
+    </w:pPr>
+  </w:p>
+</w:hdr>
+</file>
+
+<file path=word/header4.xml><?xml version="1.0" encoding="utf-8"?>
+<w:hdr xmlns:wpc="http://schemas.microsoft.com/office/word/2010/wordprocessingCanvas" xmlns:cx="http://schemas.microsoft.com/office/drawing/2014/chartex" xmlns:cx1="http://schemas.microsoft.com/office/drawing/2015/9/8/chartex" xmlns:cx2="http://schemas.microsoft.com/office/drawing/2015/10/21/chartex" xmlns:cx3="http://schemas.microsoft.com/office/drawing/2016/5/9/chartex" xmlns:cx4="http://schemas.microsoft.com/office/drawing/2016/5/10/chartex" xmlns:cx5="http://schemas.microsoft.com/office/drawing/2016/5/11/chartex" xmlns:cx6="http://schemas.microsoft.com/office/drawing/2016/5/12/chartex" xmlns:cx7="http://schemas.microsoft.com/office/drawing/2016/5/13/chartex" xmlns:cx8="http://schemas.microsoft.com/office/drawing/2016/5/14/chartex" xmlns:mc="http://schemas.openxmlformats.org/markup-compatibility/2006" xmlns:aink="http://schemas.microsoft.com/office/drawing/2016/ink" xmlns:am3d="http://schemas.microsoft.com/office/drawing/2017/model3d" xmlns:o="urn:schemas-microsoft-com:office:office" xmlns:oel="http://schemas.microsoft.com/office/2019/extlst" xmlns:r="http://schemas.openxmlformats.org/officeDocument/2006/relationships" xmlns:m="http://schemas.openxmlformats.org/officeDocument/2006/math" xmlns:v="urn:schemas-microsoft-com:vml" xmlns:wp14="http://schemas.microsoft.com/office/word/2010/wordprocessingDrawing" xmlns:wp="http://schemas.openxmlformats.org/drawingml/2006/wordprocessingDrawing" xmlns:w10="urn:schemas-microsoft-com:office:word" xmlns:w="http://schemas.openxmlformats.org/wordprocessingml/2006/main" xmlns:w14="http://schemas.microsoft.com/office/word/2010/wordml" xmlns:w15="http://schemas.microsoft.com/office/word/2012/wordml" xmlns:w16cex="http://schemas.microsoft.com/office/word/2018/wordml/cex" xmlns:w16cid="http://schemas.microsoft.com/office/word/2016/wordml/cid" xmlns:w16="http://schemas.microsoft.com/office/word/2018/wordml" xmlns:w16du="http://schemas.microsoft.com/office/word/2023/wordml/word16du" xmlns:w16sdtdh="http://schemas.microsoft.com/office/word/2020/wordml/sdtdatahash" xmlns:w16sdtfl="http://schemas.microsoft.com/office/word/2024/wordml/sdtformatlock" xmlns:w16se="http://schemas.microsoft.com/office/word/2015/wordml/symex" xmlns:wpg="http://schemas.microsoft.com/office/word/2010/wordprocessingGroup" xmlns:wpi="http://schemas.microsoft.com/office/word/2010/wordprocessingInk" xmlns:wne="http://schemas.microsoft.com/office/word/2006/wordml" xmlns:wps="http://schemas.microsoft.com/office/word/2010/wordprocessingShape" mc:Ignorable="w14 w15 w16se w16cid w16 w16cex w16sdtdh w16sdtfl w16du wp14">
+  <w:p>
+    <w:pPr>
+      <w:pStyle w:val="Header"/>
+    </w:pPr>
+  </w:p>
+</w:hdr>
 </file>
 
 <file path=word/numbering.xml><?xml version="1.0" encoding="utf-8"?>
@@ -54254,6 +54470,50 @@
       <w14:ligatures w14:val="none"/>
     </w:rPr>
   </w:style>
+  <w:style w:type="paragraph" w:styleId="Header">
+    <w:name w:val="header"/>
+    <w:basedOn w:val="Normal"/>
+    <w:link w:val="HeaderChar"/>
+    <w:uiPriority w:val="99"/>
+    <w:unhideWhenUsed/>
+    <w:rsid w:val="00755F1B"/>
+    <w:pPr>
+      <w:tabs>
+        <w:tab w:val="center" w:pos="4513"/>
+        <w:tab w:val="right" w:pos="9026"/>
+      </w:tabs>
+      <w:spacing w:after="0" w:line="240" w:lineRule="auto"/>
+    </w:pPr>
+  </w:style>
+  <w:style w:type="character" w:customStyle="1" w:styleId="HeaderChar">
+    <w:name w:val="Header Char"/>
+    <w:basedOn w:val="DefaultParagraphFont"/>
+    <w:link w:val="Header"/>
+    <w:uiPriority w:val="99"/>
+    <w:rsid w:val="00755F1B"/>
+  </w:style>
+  <w:style w:type="paragraph" w:styleId="Footer">
+    <w:name w:val="footer"/>
+    <w:basedOn w:val="Normal"/>
+    <w:link w:val="FooterChar"/>
+    <w:uiPriority w:val="99"/>
+    <w:unhideWhenUsed/>
+    <w:rsid w:val="00755F1B"/>
+    <w:pPr>
+      <w:tabs>
+        <w:tab w:val="center" w:pos="4513"/>
+        <w:tab w:val="right" w:pos="9026"/>
+      </w:tabs>
+      <w:spacing w:after="0" w:line="240" w:lineRule="auto"/>
+    </w:pPr>
+  </w:style>
+  <w:style w:type="character" w:customStyle="1" w:styleId="FooterChar">
+    <w:name w:val="Footer Char"/>
+    <w:basedOn w:val="DefaultParagraphFont"/>
+    <w:link w:val="Footer"/>
+    <w:uiPriority w:val="99"/>
+    <w:rsid w:val="00755F1B"/>
+  </w:style>
 </w:styles>
 </file>
 

--- a/My Proposal Skripsi/V3-PROPOSAL-PAULINUS WENEHENUBUN_20210090.docx
+++ b/My Proposal Skripsi/V3-PROPOSAL-PAULINUS WENEHENUBUN_20210090.docx
@@ -9,8 +9,8 @@
         <w:rPr>
           <w:rFonts w:ascii="Times New Roman" w:hAnsi="Times New Roman" w:cs="Times New Roman"/>
           <w:b/>
-          <w:sz w:val="24"/>
-          <w:szCs w:val="24"/>
+          <w:sz w:val="28"/>
+          <w:szCs w:val="28"/>
           <w:lang w:val="id"/>
         </w:rPr>
       </w:pPr>
@@ -18,8 +18,8 @@
         <w:rPr>
           <w:rFonts w:ascii="Times New Roman" w:hAnsi="Times New Roman" w:cs="Times New Roman"/>
           <w:b/>
-          <w:sz w:val="24"/>
-          <w:szCs w:val="24"/>
+          <w:sz w:val="28"/>
+          <w:szCs w:val="28"/>
           <w:lang w:val="id"/>
         </w:rPr>
         <w:t>PROPOSAL</w:t>
@@ -32,8 +32,8 @@
         <w:rPr>
           <w:rFonts w:ascii="Times New Roman" w:hAnsi="Times New Roman" w:cs="Times New Roman"/>
           <w:b/>
-          <w:sz w:val="24"/>
-          <w:szCs w:val="24"/>
+          <w:sz w:val="28"/>
+          <w:szCs w:val="28"/>
           <w:lang w:val="id"/>
         </w:rPr>
       </w:pPr>
@@ -41,8 +41,8 @@
         <w:rPr>
           <w:rFonts w:ascii="Times New Roman" w:hAnsi="Times New Roman" w:cs="Times New Roman"/>
           <w:b/>
-          <w:sz w:val="24"/>
-          <w:szCs w:val="24"/>
+          <w:sz w:val="28"/>
+          <w:szCs w:val="28"/>
           <w:lang w:val="id"/>
         </w:rPr>
         <w:t xml:space="preserve">IMPLEMENTASI ALGORITMA </w:t>
@@ -52,8 +52,8 @@
           <w:rFonts w:ascii="Times New Roman" w:hAnsi="Times New Roman" w:cs="Times New Roman"/>
           <w:b/>
           <w:i/>
-          <w:sz w:val="24"/>
-          <w:szCs w:val="24"/>
+          <w:sz w:val="28"/>
+          <w:szCs w:val="28"/>
           <w:lang w:val="id"/>
         </w:rPr>
         <w:t xml:space="preserve">LINEAR </w:t>
@@ -65,8 +65,8 @@
           <w:rFonts w:ascii="Times New Roman" w:hAnsi="Times New Roman" w:cs="Times New Roman"/>
           <w:b/>
           <w:i/>
-          <w:sz w:val="24"/>
-          <w:szCs w:val="24"/>
+          <w:sz w:val="28"/>
+          <w:szCs w:val="28"/>
           <w:lang w:val="id"/>
         </w:rPr>
         <w:t>SEARCH</w:t>
@@ -77,8 +77,8 @@
           <w:rFonts w:ascii="Times New Roman" w:hAnsi="Times New Roman" w:cs="Times New Roman"/>
           <w:b/>
           <w:i/>
-          <w:sz w:val="24"/>
-          <w:szCs w:val="24"/>
+          <w:sz w:val="28"/>
+          <w:szCs w:val="28"/>
           <w:lang w:val="id"/>
         </w:rPr>
         <w:t xml:space="preserve"> </w:t>
@@ -88,8 +88,8 @@
         <w:rPr>
           <w:rFonts w:ascii="Times New Roman" w:hAnsi="Times New Roman" w:cs="Times New Roman"/>
           <w:b/>
-          <w:sz w:val="24"/>
-          <w:szCs w:val="24"/>
+          <w:sz w:val="28"/>
+          <w:szCs w:val="28"/>
           <w:lang w:val="id"/>
         </w:rPr>
         <w:t>PADA APLIKASI PENGELOLAHAN DATA ASET INVENTARIS KANTOR SATUAN PENDIDIKAN NONFORMAL / SANGGAR KEGIATAN BELAJAR TONDANO BERBASIS WEB</w:t>
@@ -450,6 +450,7 @@
     <w:p>
       <w:pPr>
         <w:spacing w:after="0" w:line="360" w:lineRule="auto"/>
+        <w:jc w:val="center"/>
         <w:rPr>
           <w:rFonts w:ascii="Times New Roman" w:hAnsi="Times New Roman" w:cs="Times New Roman"/>
           <w:b/>
@@ -457,6 +458,15 @@
           <w:szCs w:val="24"/>
         </w:rPr>
       </w:pPr>
+      <w:r>
+        <w:rPr>
+          <w:rFonts w:ascii="Times New Roman" w:hAnsi="Times New Roman" w:cs="Times New Roman"/>
+          <w:b/>
+          <w:sz w:val="24"/>
+          <w:szCs w:val="24"/>
+        </w:rPr>
+        <w:t>PROGRAM STUDI TEKNIK INFORMATIKA</w:t>
+      </w:r>
     </w:p>
     <w:p>
       <w:pPr>
@@ -476,7 +486,7 @@
           <w:sz w:val="24"/>
           <w:szCs w:val="24"/>
         </w:rPr>
-        <w:t>PROGRAM STUDI TEKNIK INFORMATIKA</w:t>
+        <w:t>FAKULTAS TEKNIK</w:t>
       </w:r>
     </w:p>
     <w:p>
@@ -497,7 +507,7 @@
           <w:sz w:val="24"/>
           <w:szCs w:val="24"/>
         </w:rPr>
-        <w:t>FAKULTAS TEKNIK</w:t>
+        <w:t>UNIVERSITAS NEGERI MANADO</w:t>
       </w:r>
     </w:p>
     <w:p>
@@ -510,34 +520,7 @@
           <w:sz w:val="24"/>
           <w:szCs w:val="24"/>
         </w:rPr>
-      </w:pPr>
-      <w:r>
-        <w:rPr>
-          <w:rFonts w:ascii="Times New Roman" w:hAnsi="Times New Roman" w:cs="Times New Roman"/>
-          <w:b/>
-          <w:sz w:val="24"/>
-          <w:szCs w:val="24"/>
-        </w:rPr>
-        <w:t>UNIVERSITAS NEGERI MANADO</w:t>
-      </w:r>
-    </w:p>
-    <w:p>
-      <w:pPr>
-        <w:spacing w:after="0" w:line="360" w:lineRule="auto"/>
-        <w:jc w:val="center"/>
-        <w:rPr>
-          <w:rFonts w:ascii="Times New Roman" w:hAnsi="Times New Roman" w:cs="Times New Roman"/>
-          <w:b/>
-          <w:sz w:val="24"/>
-          <w:szCs w:val="24"/>
-        </w:rPr>
         <w:sectPr>
-          <w:headerReference w:type="even" r:id="rId9"/>
-          <w:headerReference w:type="default" r:id="rId10"/>
-          <w:footerReference w:type="even" r:id="rId11"/>
-          <w:footerReference w:type="default" r:id="rId12"/>
-          <w:headerReference w:type="first" r:id="rId13"/>
-          <w:footerReference w:type="first" r:id="rId14"/>
           <w:pgSz w:w="11907" w:h="16840" w:code="9"/>
           <w:pgMar w:top="1701" w:right="1701" w:bottom="1701" w:left="2268" w:header="714" w:footer="0" w:gutter="0"/>
           <w:cols w:space="708"/>
@@ -560,7 +543,13 @@
     <w:sdt>
       <w:sdtPr>
         <w:rPr>
-          <w:rFonts w:ascii="Times New Roman" w:hAnsi="Times New Roman" w:cs="Times New Roman"/>
+          <w:rFonts w:ascii="Times New Roman" w:eastAsiaTheme="minorHAnsi" w:hAnsi="Times New Roman" w:cs="Times New Roman"/>
+          <w:color w:val="auto"/>
+          <w:kern w:val="2"/>
+          <w:sz w:val="22"/>
+          <w:szCs w:val="22"/>
+          <w:lang w:val="en-ID"/>
+          <w14:ligatures w14:val="standardContextual"/>
         </w:rPr>
         <w:id w:val="1067849181"/>
         <w:docPartObj>
@@ -570,26 +559,20 @@
       </w:sdtPr>
       <w:sdtEndPr>
         <w:rPr>
-          <w:rFonts w:eastAsiaTheme="minorHAnsi"/>
           <w:b/>
           <w:bCs/>
           <w:noProof/>
-          <w:color w:val="auto"/>
-          <w:kern w:val="2"/>
-          <w:sz w:val="22"/>
-          <w:szCs w:val="22"/>
-          <w:lang w:val="en-ID"/>
-          <w14:ligatures w14:val="standardContextual"/>
         </w:rPr>
       </w:sdtEndPr>
       <w:sdtContent>
         <w:p>
           <w:pPr>
             <w:pStyle w:val="TOCHeading"/>
+            <w:spacing w:line="360" w:lineRule="auto"/>
             <w:rPr>
               <w:rFonts w:ascii="Times New Roman" w:hAnsi="Times New Roman" w:cs="Times New Roman"/>
-              <w:sz w:val="24"/>
-              <w:szCs w:val="24"/>
+              <w:sz w:val="2"/>
+              <w:szCs w:val="2"/>
             </w:rPr>
           </w:pPr>
         </w:p>
@@ -599,6 +582,7 @@
             <w:tabs>
               <w:tab w:val="right" w:leader="dot" w:pos="7928"/>
             </w:tabs>
+            <w:spacing w:line="360" w:lineRule="auto"/>
             <w:rPr>
               <w:rFonts w:ascii="Times New Roman" w:eastAsiaTheme="minorEastAsia" w:hAnsi="Times New Roman" w:cs="Times New Roman"/>
               <w:b/>
@@ -715,6 +699,7 @@
             <w:tabs>
               <w:tab w:val="right" w:leader="dot" w:pos="7928"/>
             </w:tabs>
+            <w:spacing w:line="360" w:lineRule="auto"/>
             <w:rPr>
               <w:rFonts w:ascii="Times New Roman" w:eastAsiaTheme="minorEastAsia" w:hAnsi="Times New Roman" w:cs="Times New Roman"/>
               <w:b/>
@@ -813,6 +798,7 @@
             <w:tabs>
               <w:tab w:val="right" w:leader="dot" w:pos="7928"/>
             </w:tabs>
+            <w:spacing w:line="360" w:lineRule="auto"/>
             <w:rPr>
               <w:rFonts w:ascii="Times New Roman" w:eastAsiaTheme="minorEastAsia" w:hAnsi="Times New Roman" w:cs="Times New Roman"/>
               <w:b/>
@@ -911,6 +897,7 @@
             <w:tabs>
               <w:tab w:val="right" w:leader="dot" w:pos="7928"/>
             </w:tabs>
+            <w:spacing w:line="360" w:lineRule="auto"/>
             <w:rPr>
               <w:rFonts w:ascii="Times New Roman" w:eastAsiaTheme="minorEastAsia" w:hAnsi="Times New Roman" w:cs="Times New Roman"/>
               <w:b/>
@@ -1006,6 +993,7 @@
         <w:p>
           <w:pPr>
             <w:pStyle w:val="TOC2"/>
+            <w:spacing w:line="360" w:lineRule="auto"/>
             <w:rPr>
               <w:rFonts w:eastAsiaTheme="minorEastAsia"/>
               <w:noProof/>
@@ -1094,6 +1082,7 @@
         <w:p>
           <w:pPr>
             <w:pStyle w:val="TOC2"/>
+            <w:spacing w:line="360" w:lineRule="auto"/>
             <w:rPr>
               <w:rFonts w:eastAsiaTheme="minorEastAsia"/>
               <w:noProof/>
@@ -1182,6 +1171,7 @@
         <w:p>
           <w:pPr>
             <w:pStyle w:val="TOC2"/>
+            <w:spacing w:line="360" w:lineRule="auto"/>
             <w:rPr>
               <w:rFonts w:eastAsiaTheme="minorEastAsia"/>
               <w:noProof/>
@@ -1270,6 +1260,7 @@
         <w:p>
           <w:pPr>
             <w:pStyle w:val="TOC2"/>
+            <w:spacing w:line="360" w:lineRule="auto"/>
             <w:rPr>
               <w:rFonts w:eastAsiaTheme="minorEastAsia"/>
               <w:noProof/>
@@ -1358,6 +1349,7 @@
         <w:p>
           <w:pPr>
             <w:pStyle w:val="TOC2"/>
+            <w:spacing w:line="360" w:lineRule="auto"/>
             <w:rPr>
               <w:rFonts w:eastAsiaTheme="minorEastAsia"/>
               <w:noProof/>
@@ -1446,6 +1438,7 @@
         <w:p>
           <w:pPr>
             <w:pStyle w:val="TOC2"/>
+            <w:spacing w:line="360" w:lineRule="auto"/>
             <w:rPr>
               <w:rFonts w:eastAsiaTheme="minorEastAsia"/>
               <w:noProof/>
@@ -1537,6 +1530,7 @@
             <w:tabs>
               <w:tab w:val="right" w:leader="dot" w:pos="7928"/>
             </w:tabs>
+            <w:spacing w:line="360" w:lineRule="auto"/>
             <w:rPr>
               <w:rFonts w:ascii="Times New Roman" w:eastAsiaTheme="minorEastAsia" w:hAnsi="Times New Roman" w:cs="Times New Roman"/>
               <w:b/>
@@ -1632,6 +1626,7 @@
         <w:p>
           <w:pPr>
             <w:pStyle w:val="TOC2"/>
+            <w:spacing w:line="360" w:lineRule="auto"/>
             <w:rPr>
               <w:rFonts w:eastAsiaTheme="minorEastAsia"/>
               <w:noProof/>
@@ -1720,6 +1715,7 @@
         <w:p>
           <w:pPr>
             <w:pStyle w:val="TOC3"/>
+            <w:spacing w:line="360" w:lineRule="auto"/>
             <w:rPr>
               <w:noProof/>
             </w:rPr>
@@ -1802,6 +1798,7 @@
         <w:p>
           <w:pPr>
             <w:pStyle w:val="TOC3"/>
+            <w:spacing w:line="360" w:lineRule="auto"/>
             <w:rPr>
               <w:noProof/>
             </w:rPr>
@@ -1825,6 +1822,8 @@
               <w:rPr>
                 <w:rStyle w:val="Hyperlink"/>
                 <w:rFonts w:ascii="Times New Roman" w:hAnsi="Times New Roman" w:cs="Times New Roman"/>
+                <w:i/>
+                <w:iCs/>
                 <w:noProof/>
               </w:rPr>
               <w:t>Linear Search</w:t>
@@ -1882,6 +1881,7 @@
         <w:p>
           <w:pPr>
             <w:pStyle w:val="TOC3"/>
+            <w:spacing w:line="360" w:lineRule="auto"/>
             <w:rPr>
               <w:noProof/>
             </w:rPr>
@@ -1962,6 +1962,7 @@
         <w:p>
           <w:pPr>
             <w:pStyle w:val="TOC3"/>
+            <w:spacing w:line="360" w:lineRule="auto"/>
             <w:rPr>
               <w:noProof/>
             </w:rPr>
@@ -2042,6 +2043,7 @@
         <w:p>
           <w:pPr>
             <w:pStyle w:val="TOC3"/>
+            <w:spacing w:line="360" w:lineRule="auto"/>
             <w:rPr>
               <w:noProof/>
             </w:rPr>
@@ -2122,6 +2124,7 @@
         <w:p>
           <w:pPr>
             <w:pStyle w:val="TOC3"/>
+            <w:spacing w:line="360" w:lineRule="auto"/>
             <w:rPr>
               <w:noProof/>
             </w:rPr>
@@ -2202,6 +2205,7 @@
         <w:p>
           <w:pPr>
             <w:pStyle w:val="TOC2"/>
+            <w:spacing w:line="360" w:lineRule="auto"/>
             <w:rPr>
               <w:rFonts w:eastAsiaTheme="minorEastAsia"/>
               <w:noProof/>
@@ -2290,6 +2294,7 @@
         <w:p>
           <w:pPr>
             <w:pStyle w:val="TOC3"/>
+            <w:spacing w:line="360" w:lineRule="auto"/>
             <w:rPr>
               <w:noProof/>
             </w:rPr>
@@ -2313,6 +2318,8 @@
               <w:rPr>
                 <w:rStyle w:val="Hyperlink"/>
                 <w:rFonts w:ascii="Times New Roman" w:hAnsi="Times New Roman" w:cs="Times New Roman"/>
+                <w:i/>
+                <w:iCs/>
                 <w:noProof/>
               </w:rPr>
               <w:t>Web Browser</w:t>
@@ -2370,6 +2377,7 @@
         <w:p>
           <w:pPr>
             <w:pStyle w:val="TOC3"/>
+            <w:spacing w:line="360" w:lineRule="auto"/>
             <w:rPr>
               <w:noProof/>
             </w:rPr>
@@ -2450,6 +2458,7 @@
         <w:p>
           <w:pPr>
             <w:pStyle w:val="TOC3"/>
+            <w:spacing w:line="360" w:lineRule="auto"/>
             <w:rPr>
               <w:noProof/>
             </w:rPr>
@@ -2530,6 +2539,7 @@
         <w:p>
           <w:pPr>
             <w:pStyle w:val="TOC3"/>
+            <w:spacing w:line="360" w:lineRule="auto"/>
             <w:rPr>
               <w:noProof/>
             </w:rPr>
@@ -2553,9 +2563,19 @@
               <w:rPr>
                 <w:rStyle w:val="Hyperlink"/>
                 <w:rFonts w:ascii="Times New Roman" w:hAnsi="Times New Roman" w:cs="Times New Roman"/>
+                <w:i/>
+                <w:iCs/>
                 <w:noProof/>
               </w:rPr>
-              <w:t>Framework Laravel</w:t>
+              <w:t>Framework</w:t>
+            </w:r>
+            <w:r>
+              <w:rPr>
+                <w:rStyle w:val="Hyperlink"/>
+                <w:rFonts w:ascii="Times New Roman" w:hAnsi="Times New Roman" w:cs="Times New Roman"/>
+                <w:noProof/>
+              </w:rPr>
+              <w:t xml:space="preserve"> Laravel</w:t>
             </w:r>
             <w:r>
               <w:rPr>
@@ -2610,6 +2630,7 @@
         <w:p>
           <w:pPr>
             <w:pStyle w:val="TOC3"/>
+            <w:spacing w:line="360" w:lineRule="auto"/>
             <w:rPr>
               <w:noProof/>
             </w:rPr>
@@ -2690,6 +2711,7 @@
         <w:p>
           <w:pPr>
             <w:pStyle w:val="TOC2"/>
+            <w:spacing w:line="360" w:lineRule="auto"/>
             <w:rPr>
               <w:rFonts w:eastAsiaTheme="minorEastAsia"/>
               <w:noProof/>
@@ -2778,6 +2800,7 @@
         <w:p>
           <w:pPr>
             <w:pStyle w:val="TOC2"/>
+            <w:spacing w:line="360" w:lineRule="auto"/>
             <w:rPr>
               <w:rFonts w:eastAsiaTheme="minorEastAsia"/>
               <w:noProof/>
@@ -2869,6 +2892,7 @@
             <w:tabs>
               <w:tab w:val="right" w:leader="dot" w:pos="7928"/>
             </w:tabs>
+            <w:spacing w:line="360" w:lineRule="auto"/>
             <w:rPr>
               <w:rFonts w:ascii="Times New Roman" w:eastAsiaTheme="minorEastAsia" w:hAnsi="Times New Roman" w:cs="Times New Roman"/>
               <w:b/>
@@ -2964,6 +2988,7 @@
         <w:p>
           <w:pPr>
             <w:pStyle w:val="TOC2"/>
+            <w:spacing w:line="360" w:lineRule="auto"/>
             <w:rPr>
               <w:rFonts w:eastAsiaTheme="minorEastAsia"/>
               <w:noProof/>
@@ -3052,6 +3077,7 @@
         <w:p>
           <w:pPr>
             <w:pStyle w:val="TOC2"/>
+            <w:spacing w:line="360" w:lineRule="auto"/>
             <w:rPr>
               <w:rFonts w:eastAsiaTheme="minorEastAsia"/>
               <w:noProof/>
@@ -3140,6 +3166,7 @@
         <w:p>
           <w:pPr>
             <w:pStyle w:val="TOC2"/>
+            <w:spacing w:line="360" w:lineRule="auto"/>
             <w:rPr>
               <w:rFonts w:eastAsiaTheme="minorEastAsia"/>
               <w:noProof/>
@@ -3228,6 +3255,7 @@
         <w:p>
           <w:pPr>
             <w:pStyle w:val="TOC3"/>
+            <w:spacing w:line="360" w:lineRule="auto"/>
             <w:rPr>
               <w:noProof/>
             </w:rPr>
@@ -3308,6 +3336,7 @@
         <w:p>
           <w:pPr>
             <w:pStyle w:val="TOC3"/>
+            <w:spacing w:line="360" w:lineRule="auto"/>
             <w:rPr>
               <w:noProof/>
             </w:rPr>
@@ -3388,6 +3417,7 @@
         <w:p>
           <w:pPr>
             <w:pStyle w:val="TOC2"/>
+            <w:spacing w:line="360" w:lineRule="auto"/>
             <w:rPr>
               <w:rFonts w:eastAsiaTheme="minorEastAsia"/>
               <w:noProof/>
@@ -3476,6 +3506,7 @@
         <w:p>
           <w:pPr>
             <w:pStyle w:val="TOC3"/>
+            <w:spacing w:line="360" w:lineRule="auto"/>
             <w:rPr>
               <w:noProof/>
             </w:rPr>
@@ -3566,6 +3597,7 @@
         <w:p>
           <w:pPr>
             <w:pStyle w:val="TOC3"/>
+            <w:spacing w:line="360" w:lineRule="auto"/>
             <w:rPr>
               <w:noProof/>
             </w:rPr>
@@ -3646,6 +3678,7 @@
         <w:p>
           <w:pPr>
             <w:pStyle w:val="TOC3"/>
+            <w:spacing w:line="360" w:lineRule="auto"/>
             <w:rPr>
               <w:noProof/>
             </w:rPr>
@@ -3747,6 +3780,7 @@
             <w:tabs>
               <w:tab w:val="right" w:leader="dot" w:pos="7928"/>
             </w:tabs>
+            <w:spacing w:line="360" w:lineRule="auto"/>
             <w:rPr>
               <w:rFonts w:ascii="Times New Roman" w:eastAsiaTheme="minorEastAsia" w:hAnsi="Times New Roman" w:cs="Times New Roman"/>
               <w:b/>
@@ -3841,6 +3875,7 @@
         </w:p>
         <w:p>
           <w:pPr>
+            <w:spacing w:line="360" w:lineRule="auto"/>
             <w:rPr>
               <w:rFonts w:ascii="Times New Roman" w:hAnsi="Times New Roman" w:cs="Times New Roman"/>
             </w:rPr>
@@ -3859,6 +3894,7 @@
     </w:sdt>
     <w:p>
       <w:pPr>
+        <w:spacing w:line="360" w:lineRule="auto"/>
         <w:rPr>
           <w:rFonts w:ascii="Times New Roman" w:hAnsi="Times New Roman" w:cs="Times New Roman"/>
         </w:rPr>
@@ -3866,6 +3902,7 @@
     </w:p>
     <w:p>
       <w:pPr>
+        <w:spacing w:line="360" w:lineRule="auto"/>
         <w:rPr>
           <w:rFonts w:ascii="Times New Roman" w:hAnsi="Times New Roman" w:cs="Times New Roman"/>
           <w:b/>
@@ -3886,6 +3923,7 @@
     <w:p>
       <w:pPr>
         <w:pStyle w:val="Heading1"/>
+        <w:spacing w:line="480" w:lineRule="auto"/>
       </w:pPr>
       <w:bookmarkStart w:id="3" w:name="_Toc208450364"/>
       <w:r>
@@ -3900,90 +3938,81 @@
         <w:tabs>
           <w:tab w:val="right" w:leader="dot" w:pos="7928"/>
         </w:tabs>
+        <w:spacing w:line="360" w:lineRule="auto"/>
         <w:rPr>
           <w:noProof/>
         </w:rPr>
       </w:pPr>
-      <w:r>
-        <w:fldChar w:fldCharType="begin"/>
-      </w:r>
-      <w:r>
-        <w:instrText xml:space="preserve"> TOC \h \z \c "Gambar 2." </w:instrText>
-      </w:r>
-      <w:r>
-        <w:fldChar w:fldCharType="separate"/>
-      </w:r>
-      <w:hyperlink w:anchor="_Toc208454032" w:history="1">
-        <w:r>
-          <w:rPr>
-            <w:rStyle w:val="Hyperlink"/>
-            <w:rFonts w:cs="Times New Roman"/>
-            <w:b/>
-            <w:bCs/>
-            <w:noProof/>
-          </w:rPr>
-          <w:t>Gambar 2. 1</w:t>
-        </w:r>
-        <w:r>
-          <w:rPr>
-            <w:rStyle w:val="Hyperlink"/>
-            <w:rFonts w:cs="Times New Roman"/>
-            <w:noProof/>
-          </w:rPr>
-          <w:t xml:space="preserve"> Metode RAD (Rapid Application Development)</w:t>
-        </w:r>
-        <w:r>
-          <w:rPr>
-            <w:noProof/>
-            <w:webHidden/>
-          </w:rPr>
-          <w:tab/>
-        </w:r>
-        <w:r>
-          <w:rPr>
-            <w:noProof/>
-            <w:webHidden/>
-          </w:rPr>
-          <w:fldChar w:fldCharType="begin"/>
-        </w:r>
-        <w:r>
-          <w:rPr>
-            <w:noProof/>
-            <w:webHidden/>
-          </w:rPr>
-          <w:instrText xml:space="preserve"> PAGEREF _Toc208454032 \h </w:instrText>
-        </w:r>
-        <w:r>
-          <w:rPr>
-            <w:noProof/>
-            <w:webHidden/>
-          </w:rPr>
-        </w:r>
-        <w:r>
-          <w:rPr>
-            <w:noProof/>
-            <w:webHidden/>
-          </w:rPr>
-          <w:fldChar w:fldCharType="separate"/>
-        </w:r>
-        <w:r>
-          <w:rPr>
-            <w:noProof/>
-            <w:webHidden/>
-          </w:rPr>
-          <w:t>9</w:t>
-        </w:r>
-        <w:r>
-          <w:rPr>
-            <w:noProof/>
-            <w:webHidden/>
-          </w:rPr>
-          <w:fldChar w:fldCharType="end"/>
-        </w:r>
-      </w:hyperlink>
-      <w:r>
-        <w:fldChar w:fldCharType="end"/>
-      </w:r>
+      <w:fldSimple w:instr=" TOC \h \z \c &quot;Gambar 2.&quot; ">
+        <w:hyperlink w:anchor="_Toc209124813" w:history="1">
+          <w:r>
+            <w:rPr>
+              <w:rStyle w:val="Hyperlink"/>
+              <w:rFonts w:cs="Times New Roman"/>
+              <w:b/>
+              <w:bCs/>
+              <w:noProof/>
+            </w:rPr>
+            <w:t>Gambar 2. 1</w:t>
+          </w:r>
+          <w:r>
+            <w:rPr>
+              <w:rStyle w:val="Hyperlink"/>
+              <w:rFonts w:cs="Times New Roman"/>
+              <w:noProof/>
+            </w:rPr>
+            <w:t xml:space="preserve"> Metode RAD</w:t>
+          </w:r>
+          <w:r>
+            <w:rPr>
+              <w:noProof/>
+              <w:webHidden/>
+            </w:rPr>
+            <w:tab/>
+          </w:r>
+          <w:r>
+            <w:rPr>
+              <w:noProof/>
+              <w:webHidden/>
+            </w:rPr>
+            <w:fldChar w:fldCharType="begin"/>
+          </w:r>
+          <w:r>
+            <w:rPr>
+              <w:noProof/>
+              <w:webHidden/>
+            </w:rPr>
+            <w:instrText xml:space="preserve"> PAGEREF _Toc209124813 \h </w:instrText>
+          </w:r>
+          <w:r>
+            <w:rPr>
+              <w:noProof/>
+              <w:webHidden/>
+            </w:rPr>
+          </w:r>
+          <w:r>
+            <w:rPr>
+              <w:noProof/>
+              <w:webHidden/>
+            </w:rPr>
+            <w:fldChar w:fldCharType="separate"/>
+          </w:r>
+          <w:r>
+            <w:rPr>
+              <w:noProof/>
+              <w:webHidden/>
+            </w:rPr>
+            <w:t>9</w:t>
+          </w:r>
+          <w:r>
+            <w:rPr>
+              <w:noProof/>
+              <w:webHidden/>
+            </w:rPr>
+            <w:fldChar w:fldCharType="end"/>
+          </w:r>
+        </w:hyperlink>
+      </w:fldSimple>
       <w:r>
         <w:fldChar w:fldCharType="begin"/>
       </w:r>
@@ -4087,6 +4116,7 @@
     </w:p>
     <w:p>
       <w:pPr>
+        <w:spacing w:line="360" w:lineRule="auto"/>
         <w:rPr>
           <w:rFonts w:ascii="Times New Roman" w:hAnsi="Times New Roman" w:cs="Times New Roman"/>
           <w:b/>
@@ -4107,6 +4137,7 @@
     <w:p>
       <w:pPr>
         <w:pStyle w:val="Heading1"/>
+        <w:spacing w:before="240"/>
       </w:pPr>
       <w:bookmarkStart w:id="4" w:name="_Toc208450365"/>
       <w:r>
@@ -4121,87 +4152,78 @@
         <w:tabs>
           <w:tab w:val="right" w:leader="dot" w:pos="7928"/>
         </w:tabs>
+        <w:spacing w:before="240" w:line="360" w:lineRule="auto"/>
       </w:pPr>
-      <w:r>
-        <w:fldChar w:fldCharType="begin"/>
-      </w:r>
-      <w:r>
-        <w:instrText xml:space="preserve"> TOC \h \z \c "Tabel 2." </w:instrText>
-      </w:r>
-      <w:r>
-        <w:fldChar w:fldCharType="separate"/>
-      </w:r>
-      <w:hyperlink w:anchor="_Toc208454007" w:history="1">
-        <w:r>
-          <w:rPr>
-            <w:rStyle w:val="Hyperlink"/>
-            <w:rFonts w:cs="Times New Roman"/>
-            <w:b/>
-            <w:bCs/>
-            <w:noProof/>
-          </w:rPr>
-          <w:t>Tabel 2. 1</w:t>
-        </w:r>
-        <w:r>
-          <w:rPr>
-            <w:rStyle w:val="Hyperlink"/>
-            <w:rFonts w:cs="Times New Roman"/>
-            <w:noProof/>
-          </w:rPr>
-          <w:t xml:space="preserve"> Penelitian Relevan</w:t>
-        </w:r>
-        <w:r>
-          <w:rPr>
-            <w:noProof/>
-            <w:webHidden/>
-          </w:rPr>
-          <w:tab/>
-        </w:r>
-        <w:r>
-          <w:rPr>
-            <w:noProof/>
-            <w:webHidden/>
-          </w:rPr>
-          <w:fldChar w:fldCharType="begin"/>
-        </w:r>
-        <w:r>
-          <w:rPr>
-            <w:noProof/>
-            <w:webHidden/>
-          </w:rPr>
-          <w:instrText xml:space="preserve"> PAGEREF _Toc208454007 \h </w:instrText>
-        </w:r>
-        <w:r>
-          <w:rPr>
-            <w:noProof/>
-            <w:webHidden/>
-          </w:rPr>
-        </w:r>
-        <w:r>
-          <w:rPr>
-            <w:noProof/>
-            <w:webHidden/>
-          </w:rPr>
-          <w:fldChar w:fldCharType="separate"/>
-        </w:r>
-        <w:r>
-          <w:rPr>
-            <w:noProof/>
-            <w:webHidden/>
-          </w:rPr>
-          <w:t>11</w:t>
-        </w:r>
-        <w:r>
-          <w:rPr>
-            <w:noProof/>
-            <w:webHidden/>
-          </w:rPr>
-          <w:fldChar w:fldCharType="end"/>
-        </w:r>
-      </w:hyperlink>
-      <w:r>
-        <w:fldChar w:fldCharType="end"/>
-      </w:r>
+      <w:fldSimple w:instr=" TOC \h \z \c &quot;Tabel 2.&quot; ">
+        <w:hyperlink w:anchor="_Toc208454007" w:history="1">
+          <w:r>
+            <w:rPr>
+              <w:rStyle w:val="Hyperlink"/>
+              <w:rFonts w:cs="Times New Roman"/>
+              <w:b/>
+              <w:bCs/>
+              <w:noProof/>
+            </w:rPr>
+            <w:t>Tabel 2. 1</w:t>
+          </w:r>
+          <w:r>
+            <w:rPr>
+              <w:rStyle w:val="Hyperlink"/>
+              <w:rFonts w:cs="Times New Roman"/>
+              <w:noProof/>
+            </w:rPr>
+            <w:t xml:space="preserve"> Penelitian Relevan</w:t>
+          </w:r>
+          <w:r>
+            <w:rPr>
+              <w:noProof/>
+              <w:webHidden/>
+            </w:rPr>
+            <w:tab/>
+          </w:r>
+          <w:r>
+            <w:rPr>
+              <w:noProof/>
+              <w:webHidden/>
+            </w:rPr>
+            <w:fldChar w:fldCharType="begin"/>
+          </w:r>
+          <w:r>
+            <w:rPr>
+              <w:noProof/>
+              <w:webHidden/>
+            </w:rPr>
+            <w:instrText xml:space="preserve"> PAGEREF _Toc208454007 \h </w:instrText>
+          </w:r>
+          <w:r>
+            <w:rPr>
+              <w:noProof/>
+              <w:webHidden/>
+            </w:rPr>
+          </w:r>
+          <w:r>
+            <w:rPr>
+              <w:noProof/>
+              <w:webHidden/>
+            </w:rPr>
+            <w:fldChar w:fldCharType="separate"/>
+          </w:r>
+          <w:r>
+            <w:rPr>
+              <w:noProof/>
+              <w:webHidden/>
+            </w:rPr>
+            <w:t>11</w:t>
+          </w:r>
+          <w:r>
+            <w:rPr>
+              <w:noProof/>
+              <w:webHidden/>
+            </w:rPr>
+            <w:fldChar w:fldCharType="end"/>
+          </w:r>
+        </w:hyperlink>
+      </w:fldSimple>
     </w:p>
     <w:p>
       <w:pPr>
@@ -4209,6 +4231,7 @@
         <w:tabs>
           <w:tab w:val="right" w:leader="dot" w:pos="7928"/>
         </w:tabs>
+        <w:spacing w:line="360" w:lineRule="auto"/>
         <w:rPr>
           <w:rFonts w:asciiTheme="minorHAnsi" w:eastAsiaTheme="minorEastAsia" w:hAnsiTheme="minorHAnsi"/>
           <w:noProof/>
@@ -4295,18 +4318,34 @@
       </w:hyperlink>
     </w:p>
     <w:p>
+      <w:pPr>
+        <w:spacing w:line="360" w:lineRule="auto"/>
+      </w:pPr>
       <w:r>
         <w:fldChar w:fldCharType="end"/>
       </w:r>
     </w:p>
-    <w:p/>
-    <w:p/>
-    <w:p/>
     <w:p>
       <w:pPr>
+        <w:spacing w:line="360" w:lineRule="auto"/>
+      </w:pPr>
+    </w:p>
+    <w:p>
+      <w:pPr>
+        <w:spacing w:line="360" w:lineRule="auto"/>
+      </w:pPr>
+    </w:p>
+    <w:p>
+      <w:pPr>
+        <w:spacing w:line="360" w:lineRule="auto"/>
+      </w:pPr>
+    </w:p>
+    <w:p>
+      <w:pPr>
+        <w:spacing w:line="360" w:lineRule="auto"/>
         <w:sectPr>
-          <w:footerReference w:type="default" r:id="rId15"/>
-          <w:footerReference w:type="first" r:id="rId16"/>
+          <w:footerReference w:type="default" r:id="rId9"/>
+          <w:footerReference w:type="first" r:id="rId10"/>
           <w:pgSz w:w="11907" w:h="16840" w:code="9"/>
           <w:pgMar w:top="1701" w:right="1701" w:bottom="1701" w:left="2268" w:header="714" w:footer="0" w:gutter="0"/>
           <w:pgNumType w:fmt="lowerRoman" w:start="1"/>
@@ -5957,7 +5996,27 @@
           <w:sz w:val="24"/>
           <w:szCs w:val="24"/>
         </w:rPr>
-        <w:t xml:space="preserve"> linear search </w:t>
+        <w:t xml:space="preserve"> </w:t>
+      </w:r>
+      <w:r>
+        <w:rPr>
+          <w:rFonts w:ascii="Times New Roman" w:hAnsi="Times New Roman" w:cs="Times New Roman"/>
+          <w:bCs/>
+          <w:i/>
+          <w:iCs/>
+          <w:sz w:val="24"/>
+          <w:szCs w:val="24"/>
+        </w:rPr>
+        <w:t>linear search</w:t>
+      </w:r>
+      <w:r>
+        <w:rPr>
+          <w:rFonts w:ascii="Times New Roman" w:hAnsi="Times New Roman" w:cs="Times New Roman"/>
+          <w:bCs/>
+          <w:sz w:val="24"/>
+          <w:szCs w:val="24"/>
+        </w:rPr>
+        <w:t xml:space="preserve"> </w:t>
       </w:r>
       <w:proofErr w:type="spellStart"/>
       <w:r>
@@ -10786,7 +10845,27 @@
           <w:sz w:val="24"/>
           <w:szCs w:val="24"/>
         </w:rPr>
-        <w:t xml:space="preserve"> Linear Search Pada </w:t>
+        <w:t xml:space="preserve"> </w:t>
+      </w:r>
+      <w:r>
+        <w:rPr>
+          <w:rFonts w:ascii="Times New Roman" w:hAnsi="Times New Roman" w:cs="Times New Roman"/>
+          <w:bCs/>
+          <w:i/>
+          <w:iCs/>
+          <w:sz w:val="24"/>
+          <w:szCs w:val="24"/>
+        </w:rPr>
+        <w:t>Linear Search</w:t>
+      </w:r>
+      <w:r>
+        <w:rPr>
+          <w:rFonts w:ascii="Times New Roman" w:hAnsi="Times New Roman" w:cs="Times New Roman"/>
+          <w:bCs/>
+          <w:sz w:val="24"/>
+          <w:szCs w:val="24"/>
+        </w:rPr>
+        <w:t xml:space="preserve"> Pada </w:t>
       </w:r>
       <w:proofErr w:type="spellStart"/>
       <w:r>
@@ -15071,6 +15150,7 @@
         <w:pStyle w:val="ListParagraph"/>
         <w:spacing w:after="0" w:line="360" w:lineRule="auto"/>
         <w:ind w:left="1080" w:firstLine="360"/>
+        <w:jc w:val="both"/>
         <w:rPr>
           <w:rFonts w:ascii="Times New Roman" w:hAnsi="Times New Roman" w:cs="Times New Roman"/>
           <w:bCs/>
@@ -16330,18 +16410,43 @@
     </w:p>
     <w:p>
       <w:pPr>
-        <w:pStyle w:val="ListParagraph"/>
         <w:spacing w:after="0" w:line="360" w:lineRule="auto"/>
-        <w:ind w:firstLine="414"/>
         <w:jc w:val="both"/>
         <w:rPr>
           <w:rFonts w:ascii="Times New Roman" w:hAnsi="Times New Roman" w:cs="Times New Roman"/>
           <w:bCs/>
           <w:sz w:val="24"/>
           <w:szCs w:val="24"/>
-          <w:lang w:val="id"/>
         </w:rPr>
       </w:pPr>
+    </w:p>
+    <w:p>
+      <w:pPr>
+        <w:spacing w:after="0" w:line="360" w:lineRule="auto"/>
+        <w:jc w:val="both"/>
+        <w:rPr>
+          <w:rFonts w:ascii="Times New Roman" w:hAnsi="Times New Roman" w:cs="Times New Roman"/>
+          <w:bCs/>
+          <w:sz w:val="24"/>
+          <w:szCs w:val="24"/>
+        </w:rPr>
+      </w:pPr>
+    </w:p>
+    <w:p>
+      <w:pPr>
+        <w:pStyle w:val="SB21n"/>
+      </w:pPr>
+      <w:bookmarkStart w:id="17" w:name="_Toc208450378"/>
+      <w:proofErr w:type="spellStart"/>
+      <w:r>
+        <w:lastRenderedPageBreak/>
+        <w:t>Inventaris</w:t>
+      </w:r>
+      <w:bookmarkEnd w:id="17"/>
+      <w:proofErr w:type="spellEnd"/>
+      <w:r>
+        <w:t xml:space="preserve"> </w:t>
+      </w:r>
     </w:p>
     <w:p>
       <w:pPr>
@@ -16354,9 +16459,1019 @@
           <w:bCs/>
           <w:sz w:val="24"/>
           <w:szCs w:val="24"/>
-          <w:lang w:val="id"/>
         </w:rPr>
       </w:pPr>
+      <w:proofErr w:type="spellStart"/>
+      <w:r>
+        <w:rPr>
+          <w:rFonts w:ascii="Times New Roman" w:hAnsi="Times New Roman" w:cs="Times New Roman"/>
+          <w:bCs/>
+          <w:sz w:val="24"/>
+          <w:szCs w:val="24"/>
+        </w:rPr>
+        <w:t>Inventaris</w:t>
+      </w:r>
+      <w:proofErr w:type="spellEnd"/>
+      <w:r>
+        <w:rPr>
+          <w:rFonts w:ascii="Times New Roman" w:hAnsi="Times New Roman" w:cs="Times New Roman"/>
+          <w:bCs/>
+          <w:sz w:val="24"/>
+          <w:szCs w:val="24"/>
+        </w:rPr>
+        <w:t xml:space="preserve"> </w:t>
+      </w:r>
+      <w:proofErr w:type="spellStart"/>
+      <w:r>
+        <w:rPr>
+          <w:rFonts w:ascii="Times New Roman" w:hAnsi="Times New Roman" w:cs="Times New Roman"/>
+          <w:bCs/>
+          <w:sz w:val="24"/>
+          <w:szCs w:val="24"/>
+        </w:rPr>
+        <w:t>merupakan</w:t>
+      </w:r>
+      <w:proofErr w:type="spellEnd"/>
+      <w:r>
+        <w:rPr>
+          <w:rFonts w:ascii="Times New Roman" w:hAnsi="Times New Roman" w:cs="Times New Roman"/>
+          <w:bCs/>
+          <w:sz w:val="24"/>
+          <w:szCs w:val="24"/>
+        </w:rPr>
+        <w:t xml:space="preserve"> </w:t>
+      </w:r>
+      <w:proofErr w:type="spellStart"/>
+      <w:r>
+        <w:rPr>
+          <w:rFonts w:ascii="Times New Roman" w:hAnsi="Times New Roman" w:cs="Times New Roman"/>
+          <w:bCs/>
+          <w:sz w:val="24"/>
+          <w:szCs w:val="24"/>
+        </w:rPr>
+        <w:t>barang</w:t>
+      </w:r>
+      <w:proofErr w:type="spellEnd"/>
+      <w:r>
+        <w:rPr>
+          <w:rFonts w:ascii="Times New Roman" w:hAnsi="Times New Roman" w:cs="Times New Roman"/>
+          <w:bCs/>
+          <w:sz w:val="24"/>
+          <w:szCs w:val="24"/>
+        </w:rPr>
+        <w:t xml:space="preserve"> </w:t>
+      </w:r>
+      <w:proofErr w:type="spellStart"/>
+      <w:r>
+        <w:rPr>
+          <w:rFonts w:ascii="Times New Roman" w:hAnsi="Times New Roman" w:cs="Times New Roman"/>
+          <w:bCs/>
+          <w:sz w:val="24"/>
+          <w:szCs w:val="24"/>
+        </w:rPr>
+        <w:t>atau</w:t>
+      </w:r>
+      <w:proofErr w:type="spellEnd"/>
+      <w:r>
+        <w:rPr>
+          <w:rFonts w:ascii="Times New Roman" w:hAnsi="Times New Roman" w:cs="Times New Roman"/>
+          <w:bCs/>
+          <w:sz w:val="24"/>
+          <w:szCs w:val="24"/>
+        </w:rPr>
+        <w:t xml:space="preserve"> material yang </w:t>
+      </w:r>
+      <w:proofErr w:type="spellStart"/>
+      <w:r>
+        <w:rPr>
+          <w:rFonts w:ascii="Times New Roman" w:hAnsi="Times New Roman" w:cs="Times New Roman"/>
+          <w:bCs/>
+          <w:sz w:val="24"/>
+          <w:szCs w:val="24"/>
+        </w:rPr>
+        <w:t>dimiliki</w:t>
+      </w:r>
+      <w:proofErr w:type="spellEnd"/>
+      <w:r>
+        <w:rPr>
+          <w:rFonts w:ascii="Times New Roman" w:hAnsi="Times New Roman" w:cs="Times New Roman"/>
+          <w:bCs/>
+          <w:sz w:val="24"/>
+          <w:szCs w:val="24"/>
+        </w:rPr>
+        <w:t xml:space="preserve"> dan </w:t>
+      </w:r>
+      <w:proofErr w:type="spellStart"/>
+      <w:r>
+        <w:rPr>
+          <w:rFonts w:ascii="Times New Roman" w:hAnsi="Times New Roman" w:cs="Times New Roman"/>
+          <w:bCs/>
+          <w:sz w:val="24"/>
+          <w:szCs w:val="24"/>
+        </w:rPr>
+        <w:t>digunakan</w:t>
+      </w:r>
+      <w:proofErr w:type="spellEnd"/>
+      <w:r>
+        <w:rPr>
+          <w:rFonts w:ascii="Times New Roman" w:hAnsi="Times New Roman" w:cs="Times New Roman"/>
+          <w:bCs/>
+          <w:sz w:val="24"/>
+          <w:szCs w:val="24"/>
+        </w:rPr>
+        <w:t xml:space="preserve"> oleh </w:t>
+      </w:r>
+      <w:proofErr w:type="spellStart"/>
+      <w:r>
+        <w:rPr>
+          <w:rFonts w:ascii="Times New Roman" w:hAnsi="Times New Roman" w:cs="Times New Roman"/>
+          <w:bCs/>
+          <w:sz w:val="24"/>
+          <w:szCs w:val="24"/>
+        </w:rPr>
+        <w:t>suatu</w:t>
+      </w:r>
+      <w:proofErr w:type="spellEnd"/>
+      <w:r>
+        <w:rPr>
+          <w:rFonts w:ascii="Times New Roman" w:hAnsi="Times New Roman" w:cs="Times New Roman"/>
+          <w:bCs/>
+          <w:sz w:val="24"/>
+          <w:szCs w:val="24"/>
+        </w:rPr>
+        <w:t xml:space="preserve"> </w:t>
+      </w:r>
+      <w:proofErr w:type="spellStart"/>
+      <w:r>
+        <w:rPr>
+          <w:rFonts w:ascii="Times New Roman" w:hAnsi="Times New Roman" w:cs="Times New Roman"/>
+          <w:bCs/>
+          <w:sz w:val="24"/>
+          <w:szCs w:val="24"/>
+        </w:rPr>
+        <w:t>organisasi</w:t>
+      </w:r>
+      <w:proofErr w:type="spellEnd"/>
+      <w:r>
+        <w:rPr>
+          <w:rFonts w:ascii="Times New Roman" w:hAnsi="Times New Roman" w:cs="Times New Roman"/>
+          <w:bCs/>
+          <w:sz w:val="24"/>
+          <w:szCs w:val="24"/>
+        </w:rPr>
+        <w:t xml:space="preserve">, </w:t>
+      </w:r>
+      <w:proofErr w:type="spellStart"/>
+      <w:r>
+        <w:rPr>
+          <w:rFonts w:ascii="Times New Roman" w:hAnsi="Times New Roman" w:cs="Times New Roman"/>
+          <w:bCs/>
+          <w:sz w:val="24"/>
+          <w:szCs w:val="24"/>
+        </w:rPr>
+        <w:t>perusahaan</w:t>
+      </w:r>
+      <w:proofErr w:type="spellEnd"/>
+      <w:r>
+        <w:rPr>
+          <w:rFonts w:ascii="Times New Roman" w:hAnsi="Times New Roman" w:cs="Times New Roman"/>
+          <w:bCs/>
+          <w:sz w:val="24"/>
+          <w:szCs w:val="24"/>
+        </w:rPr>
+        <w:t xml:space="preserve">, dan </w:t>
+      </w:r>
+      <w:proofErr w:type="spellStart"/>
+      <w:r>
+        <w:rPr>
+          <w:rFonts w:ascii="Times New Roman" w:hAnsi="Times New Roman" w:cs="Times New Roman"/>
+          <w:bCs/>
+          <w:sz w:val="24"/>
+          <w:szCs w:val="24"/>
+        </w:rPr>
+        <w:t>bahkan</w:t>
+      </w:r>
+      <w:proofErr w:type="spellEnd"/>
+      <w:r>
+        <w:rPr>
+          <w:rFonts w:ascii="Times New Roman" w:hAnsi="Times New Roman" w:cs="Times New Roman"/>
+          <w:bCs/>
+          <w:sz w:val="24"/>
+          <w:szCs w:val="24"/>
+        </w:rPr>
+        <w:t xml:space="preserve"> </w:t>
+      </w:r>
+      <w:proofErr w:type="spellStart"/>
+      <w:r>
+        <w:rPr>
+          <w:rFonts w:ascii="Times New Roman" w:hAnsi="Times New Roman" w:cs="Times New Roman"/>
+          <w:bCs/>
+          <w:sz w:val="24"/>
+          <w:szCs w:val="24"/>
+        </w:rPr>
+        <w:t>instansi</w:t>
+      </w:r>
+      <w:proofErr w:type="spellEnd"/>
+      <w:r>
+        <w:rPr>
+          <w:rFonts w:ascii="Times New Roman" w:hAnsi="Times New Roman" w:cs="Times New Roman"/>
+          <w:bCs/>
+          <w:sz w:val="24"/>
+          <w:szCs w:val="24"/>
+        </w:rPr>
+        <w:t xml:space="preserve"> </w:t>
+      </w:r>
+      <w:proofErr w:type="spellStart"/>
+      <w:r>
+        <w:rPr>
+          <w:rFonts w:ascii="Times New Roman" w:hAnsi="Times New Roman" w:cs="Times New Roman"/>
+          <w:bCs/>
+          <w:sz w:val="24"/>
+          <w:szCs w:val="24"/>
+        </w:rPr>
+        <w:t>dalam</w:t>
+      </w:r>
+      <w:proofErr w:type="spellEnd"/>
+      <w:r>
+        <w:rPr>
+          <w:rFonts w:ascii="Times New Roman" w:hAnsi="Times New Roman" w:cs="Times New Roman"/>
+          <w:bCs/>
+          <w:sz w:val="24"/>
+          <w:szCs w:val="24"/>
+        </w:rPr>
+        <w:t xml:space="preserve"> </w:t>
+      </w:r>
+      <w:proofErr w:type="spellStart"/>
+      <w:r>
+        <w:rPr>
+          <w:rFonts w:ascii="Times New Roman" w:hAnsi="Times New Roman" w:cs="Times New Roman"/>
+          <w:bCs/>
+          <w:sz w:val="24"/>
+          <w:szCs w:val="24"/>
+        </w:rPr>
+        <w:t>menjalankan</w:t>
+      </w:r>
+      <w:proofErr w:type="spellEnd"/>
+      <w:r>
+        <w:rPr>
+          <w:rFonts w:ascii="Times New Roman" w:hAnsi="Times New Roman" w:cs="Times New Roman"/>
+          <w:bCs/>
+          <w:sz w:val="24"/>
+          <w:szCs w:val="24"/>
+        </w:rPr>
+        <w:t xml:space="preserve"> </w:t>
+      </w:r>
+      <w:proofErr w:type="spellStart"/>
+      <w:r>
+        <w:rPr>
+          <w:rFonts w:ascii="Times New Roman" w:hAnsi="Times New Roman" w:cs="Times New Roman"/>
+          <w:bCs/>
+          <w:sz w:val="24"/>
+          <w:szCs w:val="24"/>
+        </w:rPr>
+        <w:t>aktivitas</w:t>
+      </w:r>
+      <w:proofErr w:type="spellEnd"/>
+      <w:r>
+        <w:rPr>
+          <w:rFonts w:ascii="Times New Roman" w:hAnsi="Times New Roman" w:cs="Times New Roman"/>
+          <w:bCs/>
+          <w:sz w:val="24"/>
+          <w:szCs w:val="24"/>
+        </w:rPr>
+        <w:t xml:space="preserve"> </w:t>
+      </w:r>
+      <w:proofErr w:type="spellStart"/>
+      <w:r>
+        <w:rPr>
+          <w:rFonts w:ascii="Times New Roman" w:hAnsi="Times New Roman" w:cs="Times New Roman"/>
+          <w:bCs/>
+          <w:sz w:val="24"/>
+          <w:szCs w:val="24"/>
+        </w:rPr>
+        <w:t>operasionalnya</w:t>
+      </w:r>
+      <w:proofErr w:type="spellEnd"/>
+      <w:r>
+        <w:rPr>
+          <w:rFonts w:ascii="Times New Roman" w:hAnsi="Times New Roman" w:cs="Times New Roman"/>
+          <w:bCs/>
+          <w:sz w:val="24"/>
+          <w:szCs w:val="24"/>
+        </w:rPr>
+        <w:t xml:space="preserve">. </w:t>
+      </w:r>
+      <w:proofErr w:type="spellStart"/>
+      <w:r>
+        <w:rPr>
+          <w:rFonts w:ascii="Times New Roman" w:hAnsi="Times New Roman" w:cs="Times New Roman"/>
+          <w:bCs/>
+          <w:sz w:val="24"/>
+          <w:szCs w:val="24"/>
+        </w:rPr>
+        <w:t>Inventoris</w:t>
+      </w:r>
+      <w:proofErr w:type="spellEnd"/>
+      <w:r>
+        <w:rPr>
+          <w:rFonts w:ascii="Times New Roman" w:hAnsi="Times New Roman" w:cs="Times New Roman"/>
+          <w:bCs/>
+          <w:sz w:val="24"/>
+          <w:szCs w:val="24"/>
+        </w:rPr>
+        <w:t xml:space="preserve"> </w:t>
+      </w:r>
+      <w:proofErr w:type="spellStart"/>
+      <w:r>
+        <w:rPr>
+          <w:rFonts w:ascii="Times New Roman" w:hAnsi="Times New Roman" w:cs="Times New Roman"/>
+          <w:bCs/>
+          <w:sz w:val="24"/>
+          <w:szCs w:val="24"/>
+        </w:rPr>
+        <w:t>berperan</w:t>
+      </w:r>
+      <w:proofErr w:type="spellEnd"/>
+      <w:r>
+        <w:rPr>
+          <w:rFonts w:ascii="Times New Roman" w:hAnsi="Times New Roman" w:cs="Times New Roman"/>
+          <w:bCs/>
+          <w:sz w:val="24"/>
+          <w:szCs w:val="24"/>
+        </w:rPr>
+        <w:t xml:space="preserve"> </w:t>
+      </w:r>
+      <w:proofErr w:type="spellStart"/>
+      <w:r>
+        <w:rPr>
+          <w:rFonts w:ascii="Times New Roman" w:hAnsi="Times New Roman" w:cs="Times New Roman"/>
+          <w:bCs/>
+          <w:sz w:val="24"/>
+          <w:szCs w:val="24"/>
+        </w:rPr>
+        <w:t>penting</w:t>
+      </w:r>
+      <w:proofErr w:type="spellEnd"/>
+      <w:r>
+        <w:rPr>
+          <w:rFonts w:ascii="Times New Roman" w:hAnsi="Times New Roman" w:cs="Times New Roman"/>
+          <w:bCs/>
+          <w:sz w:val="24"/>
+          <w:szCs w:val="24"/>
+        </w:rPr>
+        <w:t xml:space="preserve"> </w:t>
+      </w:r>
+      <w:proofErr w:type="spellStart"/>
+      <w:r>
+        <w:rPr>
+          <w:rFonts w:ascii="Times New Roman" w:hAnsi="Times New Roman" w:cs="Times New Roman"/>
+          <w:bCs/>
+          <w:sz w:val="24"/>
+          <w:szCs w:val="24"/>
+        </w:rPr>
+        <w:t>dalam</w:t>
+      </w:r>
+      <w:proofErr w:type="spellEnd"/>
+      <w:r>
+        <w:rPr>
+          <w:rFonts w:ascii="Times New Roman" w:hAnsi="Times New Roman" w:cs="Times New Roman"/>
+          <w:bCs/>
+          <w:sz w:val="24"/>
+          <w:szCs w:val="24"/>
+        </w:rPr>
+        <w:t xml:space="preserve"> </w:t>
+      </w:r>
+      <w:proofErr w:type="spellStart"/>
+      <w:r>
+        <w:rPr>
+          <w:rFonts w:ascii="Times New Roman" w:hAnsi="Times New Roman" w:cs="Times New Roman"/>
+          <w:bCs/>
+          <w:sz w:val="24"/>
+          <w:szCs w:val="24"/>
+        </w:rPr>
+        <w:t>mendukung</w:t>
+      </w:r>
+      <w:proofErr w:type="spellEnd"/>
+      <w:r>
+        <w:rPr>
+          <w:rFonts w:ascii="Times New Roman" w:hAnsi="Times New Roman" w:cs="Times New Roman"/>
+          <w:bCs/>
+          <w:sz w:val="24"/>
+          <w:szCs w:val="24"/>
+        </w:rPr>
+        <w:t xml:space="preserve"> </w:t>
+      </w:r>
+      <w:proofErr w:type="spellStart"/>
+      <w:r>
+        <w:rPr>
+          <w:rFonts w:ascii="Times New Roman" w:hAnsi="Times New Roman" w:cs="Times New Roman"/>
+          <w:bCs/>
+          <w:sz w:val="24"/>
+          <w:szCs w:val="24"/>
+        </w:rPr>
+        <w:t>kelancaran</w:t>
+      </w:r>
+      <w:proofErr w:type="spellEnd"/>
+      <w:r>
+        <w:rPr>
+          <w:rFonts w:ascii="Times New Roman" w:hAnsi="Times New Roman" w:cs="Times New Roman"/>
+          <w:bCs/>
+          <w:sz w:val="24"/>
+          <w:szCs w:val="24"/>
+        </w:rPr>
+        <w:t xml:space="preserve"> </w:t>
+      </w:r>
+      <w:proofErr w:type="spellStart"/>
+      <w:r>
+        <w:rPr>
+          <w:rFonts w:ascii="Times New Roman" w:hAnsi="Times New Roman" w:cs="Times New Roman"/>
+          <w:bCs/>
+          <w:sz w:val="24"/>
+          <w:szCs w:val="24"/>
+        </w:rPr>
+        <w:t>perusahaan</w:t>
+      </w:r>
+      <w:proofErr w:type="spellEnd"/>
+      <w:r>
+        <w:rPr>
+          <w:rFonts w:ascii="Times New Roman" w:hAnsi="Times New Roman" w:cs="Times New Roman"/>
+          <w:bCs/>
+          <w:sz w:val="24"/>
+          <w:szCs w:val="24"/>
+        </w:rPr>
+        <w:t xml:space="preserve"> </w:t>
+      </w:r>
+      <w:proofErr w:type="spellStart"/>
+      <w:r>
+        <w:rPr>
+          <w:rFonts w:ascii="Times New Roman" w:hAnsi="Times New Roman" w:cs="Times New Roman"/>
+          <w:bCs/>
+          <w:sz w:val="24"/>
+          <w:szCs w:val="24"/>
+        </w:rPr>
+        <w:t>atau</w:t>
+      </w:r>
+      <w:proofErr w:type="spellEnd"/>
+      <w:r>
+        <w:rPr>
+          <w:rFonts w:ascii="Times New Roman" w:hAnsi="Times New Roman" w:cs="Times New Roman"/>
+          <w:bCs/>
+          <w:sz w:val="24"/>
+          <w:szCs w:val="24"/>
+        </w:rPr>
+        <w:t xml:space="preserve"> </w:t>
+      </w:r>
+      <w:proofErr w:type="spellStart"/>
+      <w:r>
+        <w:rPr>
+          <w:rFonts w:ascii="Times New Roman" w:hAnsi="Times New Roman" w:cs="Times New Roman"/>
+          <w:bCs/>
+          <w:sz w:val="24"/>
+          <w:szCs w:val="24"/>
+        </w:rPr>
+        <w:t>instansi</w:t>
+      </w:r>
+      <w:proofErr w:type="spellEnd"/>
+      <w:r>
+        <w:rPr>
+          <w:rFonts w:ascii="Times New Roman" w:hAnsi="Times New Roman" w:cs="Times New Roman"/>
+          <w:bCs/>
+          <w:sz w:val="24"/>
+          <w:szCs w:val="24"/>
+        </w:rPr>
+        <w:t xml:space="preserve">, </w:t>
+      </w:r>
+      <w:proofErr w:type="spellStart"/>
+      <w:r>
+        <w:rPr>
+          <w:rFonts w:ascii="Times New Roman" w:hAnsi="Times New Roman" w:cs="Times New Roman"/>
+          <w:bCs/>
+          <w:sz w:val="24"/>
+          <w:szCs w:val="24"/>
+        </w:rPr>
+        <w:t>terutama</w:t>
+      </w:r>
+      <w:proofErr w:type="spellEnd"/>
+      <w:r>
+        <w:rPr>
+          <w:rFonts w:ascii="Times New Roman" w:hAnsi="Times New Roman" w:cs="Times New Roman"/>
+          <w:bCs/>
+          <w:sz w:val="24"/>
+          <w:szCs w:val="24"/>
+        </w:rPr>
+        <w:t xml:space="preserve"> </w:t>
+      </w:r>
+      <w:proofErr w:type="spellStart"/>
+      <w:r>
+        <w:rPr>
+          <w:rFonts w:ascii="Times New Roman" w:hAnsi="Times New Roman" w:cs="Times New Roman"/>
+          <w:bCs/>
+          <w:sz w:val="24"/>
+          <w:szCs w:val="24"/>
+        </w:rPr>
+        <w:t>untuk</w:t>
+      </w:r>
+      <w:proofErr w:type="spellEnd"/>
+      <w:r>
+        <w:rPr>
+          <w:rFonts w:ascii="Times New Roman" w:hAnsi="Times New Roman" w:cs="Times New Roman"/>
+          <w:bCs/>
+          <w:sz w:val="24"/>
+          <w:szCs w:val="24"/>
+        </w:rPr>
+        <w:t xml:space="preserve"> </w:t>
+      </w:r>
+      <w:proofErr w:type="spellStart"/>
+      <w:r>
+        <w:rPr>
+          <w:rFonts w:ascii="Times New Roman" w:hAnsi="Times New Roman" w:cs="Times New Roman"/>
+          <w:bCs/>
+          <w:sz w:val="24"/>
+          <w:szCs w:val="24"/>
+        </w:rPr>
+        <w:t>memenuhi</w:t>
+      </w:r>
+      <w:proofErr w:type="spellEnd"/>
+      <w:r>
+        <w:rPr>
+          <w:rFonts w:ascii="Times New Roman" w:hAnsi="Times New Roman" w:cs="Times New Roman"/>
+          <w:bCs/>
+          <w:sz w:val="24"/>
+          <w:szCs w:val="24"/>
+        </w:rPr>
+        <w:t xml:space="preserve"> </w:t>
+      </w:r>
+      <w:proofErr w:type="spellStart"/>
+      <w:r>
+        <w:rPr>
+          <w:rFonts w:ascii="Times New Roman" w:hAnsi="Times New Roman" w:cs="Times New Roman"/>
+          <w:bCs/>
+          <w:sz w:val="24"/>
+          <w:szCs w:val="24"/>
+        </w:rPr>
+        <w:t>permintaan</w:t>
+      </w:r>
+      <w:proofErr w:type="spellEnd"/>
+      <w:r>
+        <w:rPr>
+          <w:rFonts w:ascii="Times New Roman" w:hAnsi="Times New Roman" w:cs="Times New Roman"/>
+          <w:bCs/>
+          <w:sz w:val="24"/>
+          <w:szCs w:val="24"/>
+        </w:rPr>
+        <w:t xml:space="preserve"> </w:t>
+      </w:r>
+      <w:proofErr w:type="spellStart"/>
+      <w:r>
+        <w:rPr>
+          <w:rFonts w:ascii="Times New Roman" w:hAnsi="Times New Roman" w:cs="Times New Roman"/>
+          <w:bCs/>
+          <w:sz w:val="24"/>
+          <w:szCs w:val="24"/>
+        </w:rPr>
+        <w:t>pelanggan</w:t>
+      </w:r>
+      <w:proofErr w:type="spellEnd"/>
+      <w:r>
+        <w:rPr>
+          <w:rFonts w:ascii="Times New Roman" w:hAnsi="Times New Roman" w:cs="Times New Roman"/>
+          <w:bCs/>
+          <w:sz w:val="24"/>
+          <w:szCs w:val="24"/>
+        </w:rPr>
+        <w:t xml:space="preserve"> yang </w:t>
+      </w:r>
+      <w:proofErr w:type="spellStart"/>
+      <w:r>
+        <w:rPr>
+          <w:rFonts w:ascii="Times New Roman" w:hAnsi="Times New Roman" w:cs="Times New Roman"/>
+          <w:bCs/>
+          <w:sz w:val="24"/>
+          <w:szCs w:val="24"/>
+        </w:rPr>
+        <w:t>sering</w:t>
+      </w:r>
+      <w:proofErr w:type="spellEnd"/>
+      <w:r>
+        <w:rPr>
+          <w:rFonts w:ascii="Times New Roman" w:hAnsi="Times New Roman" w:cs="Times New Roman"/>
+          <w:bCs/>
+          <w:sz w:val="24"/>
+          <w:szCs w:val="24"/>
+        </w:rPr>
+        <w:t xml:space="preserve"> kali </w:t>
+      </w:r>
+      <w:proofErr w:type="spellStart"/>
+      <w:r>
+        <w:rPr>
+          <w:rFonts w:ascii="Times New Roman" w:hAnsi="Times New Roman" w:cs="Times New Roman"/>
+          <w:bCs/>
+          <w:sz w:val="24"/>
+          <w:szCs w:val="24"/>
+        </w:rPr>
+        <w:t>sulit</w:t>
+      </w:r>
+      <w:proofErr w:type="spellEnd"/>
+      <w:r>
+        <w:rPr>
+          <w:rFonts w:ascii="Times New Roman" w:hAnsi="Times New Roman" w:cs="Times New Roman"/>
+          <w:bCs/>
+          <w:sz w:val="24"/>
+          <w:szCs w:val="24"/>
+        </w:rPr>
+        <w:t xml:space="preserve"> </w:t>
+      </w:r>
+      <w:proofErr w:type="spellStart"/>
+      <w:r>
+        <w:rPr>
+          <w:rFonts w:ascii="Times New Roman" w:hAnsi="Times New Roman" w:cs="Times New Roman"/>
+          <w:bCs/>
+          <w:sz w:val="24"/>
+          <w:szCs w:val="24"/>
+        </w:rPr>
+        <w:t>diprediksi</w:t>
+      </w:r>
+      <w:proofErr w:type="spellEnd"/>
+      <w:r>
+        <w:rPr>
+          <w:rFonts w:ascii="Times New Roman" w:hAnsi="Times New Roman" w:cs="Times New Roman"/>
+          <w:bCs/>
+          <w:sz w:val="24"/>
+          <w:szCs w:val="24"/>
+        </w:rPr>
+        <w:t xml:space="preserve">. Oleh </w:t>
+      </w:r>
+      <w:proofErr w:type="spellStart"/>
+      <w:r>
+        <w:rPr>
+          <w:rFonts w:ascii="Times New Roman" w:hAnsi="Times New Roman" w:cs="Times New Roman"/>
+          <w:bCs/>
+          <w:sz w:val="24"/>
+          <w:szCs w:val="24"/>
+        </w:rPr>
+        <w:t>karena</w:t>
+      </w:r>
+      <w:proofErr w:type="spellEnd"/>
+      <w:r>
+        <w:rPr>
+          <w:rFonts w:ascii="Times New Roman" w:hAnsi="Times New Roman" w:cs="Times New Roman"/>
+          <w:bCs/>
+          <w:sz w:val="24"/>
+          <w:szCs w:val="24"/>
+        </w:rPr>
+        <w:t xml:space="preserve"> </w:t>
+      </w:r>
+      <w:proofErr w:type="spellStart"/>
+      <w:r>
+        <w:rPr>
+          <w:rFonts w:ascii="Times New Roman" w:hAnsi="Times New Roman" w:cs="Times New Roman"/>
+          <w:bCs/>
+          <w:sz w:val="24"/>
+          <w:szCs w:val="24"/>
+        </w:rPr>
+        <w:t>itu</w:t>
+      </w:r>
+      <w:proofErr w:type="spellEnd"/>
+      <w:r>
+        <w:rPr>
+          <w:rFonts w:ascii="Times New Roman" w:hAnsi="Times New Roman" w:cs="Times New Roman"/>
+          <w:bCs/>
+          <w:sz w:val="24"/>
+          <w:szCs w:val="24"/>
+        </w:rPr>
+        <w:t xml:space="preserve">, </w:t>
+      </w:r>
+      <w:proofErr w:type="spellStart"/>
+      <w:r>
+        <w:rPr>
+          <w:rFonts w:ascii="Times New Roman" w:hAnsi="Times New Roman" w:cs="Times New Roman"/>
+          <w:bCs/>
+          <w:sz w:val="24"/>
+          <w:szCs w:val="24"/>
+        </w:rPr>
+        <w:t>penting</w:t>
+      </w:r>
+      <w:proofErr w:type="spellEnd"/>
+      <w:r>
+        <w:rPr>
+          <w:rFonts w:ascii="Times New Roman" w:hAnsi="Times New Roman" w:cs="Times New Roman"/>
+          <w:bCs/>
+          <w:sz w:val="24"/>
+          <w:szCs w:val="24"/>
+        </w:rPr>
+        <w:t xml:space="preserve"> </w:t>
+      </w:r>
+      <w:proofErr w:type="spellStart"/>
+      <w:r>
+        <w:rPr>
+          <w:rFonts w:ascii="Times New Roman" w:hAnsi="Times New Roman" w:cs="Times New Roman"/>
+          <w:bCs/>
+          <w:sz w:val="24"/>
+          <w:szCs w:val="24"/>
+        </w:rPr>
+        <w:t>bagi</w:t>
+      </w:r>
+      <w:proofErr w:type="spellEnd"/>
+      <w:r>
+        <w:rPr>
+          <w:rFonts w:ascii="Times New Roman" w:hAnsi="Times New Roman" w:cs="Times New Roman"/>
+          <w:bCs/>
+          <w:sz w:val="24"/>
+          <w:szCs w:val="24"/>
+        </w:rPr>
+        <w:t xml:space="preserve"> </w:t>
+      </w:r>
+      <w:proofErr w:type="spellStart"/>
+      <w:r>
+        <w:rPr>
+          <w:rFonts w:ascii="Times New Roman" w:hAnsi="Times New Roman" w:cs="Times New Roman"/>
+          <w:bCs/>
+          <w:sz w:val="24"/>
+          <w:szCs w:val="24"/>
+        </w:rPr>
+        <w:t>perusahaan</w:t>
+      </w:r>
+      <w:proofErr w:type="spellEnd"/>
+      <w:r>
+        <w:rPr>
+          <w:rFonts w:ascii="Times New Roman" w:hAnsi="Times New Roman" w:cs="Times New Roman"/>
+          <w:bCs/>
+          <w:sz w:val="24"/>
+          <w:szCs w:val="24"/>
+        </w:rPr>
+        <w:t xml:space="preserve"> </w:t>
+      </w:r>
+      <w:proofErr w:type="spellStart"/>
+      <w:r>
+        <w:rPr>
+          <w:rFonts w:ascii="Times New Roman" w:hAnsi="Times New Roman" w:cs="Times New Roman"/>
+          <w:bCs/>
+          <w:sz w:val="24"/>
+          <w:szCs w:val="24"/>
+        </w:rPr>
+        <w:t>atau</w:t>
+      </w:r>
+      <w:proofErr w:type="spellEnd"/>
+      <w:r>
+        <w:rPr>
+          <w:rFonts w:ascii="Times New Roman" w:hAnsi="Times New Roman" w:cs="Times New Roman"/>
+          <w:bCs/>
+          <w:sz w:val="24"/>
+          <w:szCs w:val="24"/>
+        </w:rPr>
+        <w:t xml:space="preserve"> </w:t>
+      </w:r>
+      <w:proofErr w:type="spellStart"/>
+      <w:r>
+        <w:rPr>
+          <w:rFonts w:ascii="Times New Roman" w:hAnsi="Times New Roman" w:cs="Times New Roman"/>
+          <w:bCs/>
+          <w:sz w:val="24"/>
+          <w:szCs w:val="24"/>
+        </w:rPr>
+        <w:t>instansi</w:t>
+      </w:r>
+      <w:proofErr w:type="spellEnd"/>
+      <w:r>
+        <w:rPr>
+          <w:rFonts w:ascii="Times New Roman" w:hAnsi="Times New Roman" w:cs="Times New Roman"/>
+          <w:bCs/>
+          <w:sz w:val="24"/>
+          <w:szCs w:val="24"/>
+        </w:rPr>
+        <w:t xml:space="preserve"> </w:t>
+      </w:r>
+      <w:proofErr w:type="spellStart"/>
+      <w:r>
+        <w:rPr>
+          <w:rFonts w:ascii="Times New Roman" w:hAnsi="Times New Roman" w:cs="Times New Roman"/>
+          <w:bCs/>
+          <w:sz w:val="24"/>
+          <w:szCs w:val="24"/>
+        </w:rPr>
+        <w:t>untuk</w:t>
+      </w:r>
+      <w:proofErr w:type="spellEnd"/>
+      <w:r>
+        <w:rPr>
+          <w:rFonts w:ascii="Times New Roman" w:hAnsi="Times New Roman" w:cs="Times New Roman"/>
+          <w:bCs/>
+          <w:sz w:val="24"/>
+          <w:szCs w:val="24"/>
+        </w:rPr>
+        <w:t xml:space="preserve"> </w:t>
+      </w:r>
+      <w:proofErr w:type="spellStart"/>
+      <w:r>
+        <w:rPr>
+          <w:rFonts w:ascii="Times New Roman" w:hAnsi="Times New Roman" w:cs="Times New Roman"/>
+          <w:bCs/>
+          <w:sz w:val="24"/>
+          <w:szCs w:val="24"/>
+        </w:rPr>
+        <w:t>menjaga</w:t>
+      </w:r>
+      <w:proofErr w:type="spellEnd"/>
+      <w:r>
+        <w:rPr>
+          <w:rFonts w:ascii="Times New Roman" w:hAnsi="Times New Roman" w:cs="Times New Roman"/>
+          <w:bCs/>
+          <w:sz w:val="24"/>
+          <w:szCs w:val="24"/>
+        </w:rPr>
+        <w:t xml:space="preserve"> </w:t>
+      </w:r>
+      <w:proofErr w:type="spellStart"/>
+      <w:r>
+        <w:rPr>
+          <w:rFonts w:ascii="Times New Roman" w:hAnsi="Times New Roman" w:cs="Times New Roman"/>
+          <w:bCs/>
+          <w:sz w:val="24"/>
+          <w:szCs w:val="24"/>
+        </w:rPr>
+        <w:t>ketersediaan</w:t>
+      </w:r>
+      <w:proofErr w:type="spellEnd"/>
+      <w:r>
+        <w:rPr>
+          <w:rFonts w:ascii="Times New Roman" w:hAnsi="Times New Roman" w:cs="Times New Roman"/>
+          <w:bCs/>
+          <w:sz w:val="24"/>
+          <w:szCs w:val="24"/>
+        </w:rPr>
+        <w:t xml:space="preserve"> </w:t>
+      </w:r>
+      <w:proofErr w:type="spellStart"/>
+      <w:r>
+        <w:rPr>
+          <w:rFonts w:ascii="Times New Roman" w:hAnsi="Times New Roman" w:cs="Times New Roman"/>
+          <w:bCs/>
+          <w:sz w:val="24"/>
+          <w:szCs w:val="24"/>
+        </w:rPr>
+        <w:t>stok</w:t>
+      </w:r>
+      <w:proofErr w:type="spellEnd"/>
+      <w:r>
+        <w:rPr>
+          <w:rFonts w:ascii="Times New Roman" w:hAnsi="Times New Roman" w:cs="Times New Roman"/>
+          <w:bCs/>
+          <w:sz w:val="24"/>
+          <w:szCs w:val="24"/>
+        </w:rPr>
+        <w:t xml:space="preserve"> </w:t>
+      </w:r>
+      <w:proofErr w:type="spellStart"/>
+      <w:r>
+        <w:rPr>
+          <w:rFonts w:ascii="Times New Roman" w:hAnsi="Times New Roman" w:cs="Times New Roman"/>
+          <w:bCs/>
+          <w:sz w:val="24"/>
+          <w:szCs w:val="24"/>
+        </w:rPr>
+        <w:t>inventaris</w:t>
+      </w:r>
+      <w:proofErr w:type="spellEnd"/>
+      <w:r>
+        <w:rPr>
+          <w:rFonts w:ascii="Times New Roman" w:hAnsi="Times New Roman" w:cs="Times New Roman"/>
+          <w:bCs/>
+          <w:sz w:val="24"/>
+          <w:szCs w:val="24"/>
+        </w:rPr>
+        <w:t xml:space="preserve"> guna </w:t>
+      </w:r>
+      <w:proofErr w:type="spellStart"/>
+      <w:r>
+        <w:rPr>
+          <w:rFonts w:ascii="Times New Roman" w:hAnsi="Times New Roman" w:cs="Times New Roman"/>
+          <w:bCs/>
+          <w:sz w:val="24"/>
+          <w:szCs w:val="24"/>
+        </w:rPr>
+        <w:t>menunjang</w:t>
+      </w:r>
+      <w:proofErr w:type="spellEnd"/>
+      <w:r>
+        <w:rPr>
+          <w:rFonts w:ascii="Times New Roman" w:hAnsi="Times New Roman" w:cs="Times New Roman"/>
+          <w:bCs/>
+          <w:sz w:val="24"/>
+          <w:szCs w:val="24"/>
+        </w:rPr>
+        <w:t xml:space="preserve"> proses </w:t>
+      </w:r>
+      <w:proofErr w:type="spellStart"/>
+      <w:r>
+        <w:rPr>
+          <w:rFonts w:ascii="Times New Roman" w:hAnsi="Times New Roman" w:cs="Times New Roman"/>
+          <w:bCs/>
+          <w:sz w:val="24"/>
+          <w:szCs w:val="24"/>
+        </w:rPr>
+        <w:t>oprasionalnya</w:t>
+      </w:r>
+      <w:proofErr w:type="spellEnd"/>
+      <w:r>
+        <w:rPr>
+          <w:rFonts w:ascii="Times New Roman" w:hAnsi="Times New Roman" w:cs="Times New Roman"/>
+          <w:bCs/>
+          <w:sz w:val="24"/>
+          <w:szCs w:val="24"/>
+        </w:rPr>
+        <w:t xml:space="preserve"> </w:t>
+      </w:r>
+      <w:r>
+        <w:rPr>
+          <w:rFonts w:ascii="Times New Roman" w:hAnsi="Times New Roman" w:cs="Times New Roman"/>
+          <w:bCs/>
+          <w:sz w:val="24"/>
+          <w:szCs w:val="24"/>
+        </w:rPr>
+        <w:fldChar w:fldCharType="begin" w:fldLock="1"/>
+      </w:r>
+      <w:r>
+        <w:rPr>
+          <w:rFonts w:ascii="Times New Roman" w:hAnsi="Times New Roman" w:cs="Times New Roman"/>
+          <w:bCs/>
+          <w:sz w:val="24"/>
+          <w:szCs w:val="24"/>
+        </w:rPr>
+        <w:instrText>ADDIN CSL_CITATION {"citationItems":[{"id":"ITEM-1","itemData":{"DOI":"10.32736/sisfokom.v9i1.674","ISSN":"2301-7988","abstract":"Abstrak--- PT. PLN (persero) WS2JB (Wilayah Sumatera Selatan, Jambi dan Bengkulu) cabang Palembang rayon rivai merupakan salah satu cabang PT. PLN yang berlokasi di Sumatera Selatan. Pada saat ini di dalam pengolahan data inventaris masih sering mengalami banyak kendala seperti sering terjadi kesulitan dalam penyajian laporan data barang inventaris. Hal ini menyebabkan laporan inventaris menjadi tidak efisien karena dalam pengolahan data masih dilakukan secara manual, di mana tidak didukung dengan sistem informasi yang menunjang dalam pembuatan laporan data barang inventaris. Adapun metode yang digunakan dalam penelitian ini menggunakan metode waterfall yang memiliki beberapa tahapan yaitu: Analisis, Desain, Pengodean dan Pengujian. Penelitian ini akan menghasilkan suatu sistem informasi inventaris pada PT. PLN (persero) WS2JB cabang Palembang rayon rivai. Sistem informasi yang dihasilkan akan mengelola data barang inventaris secara lebih efisien serta menyajikan laporan data barang invetaris yang lebih teratur.\r \r Kata Kunci : Sistem Informasi, Inventaris, waterfall","author":[{"dropping-particle":"","family":"Huda","given":"Nurul","non-dropping-particle":"","parse-names":false,"suffix":""},{"dropping-particle":"","family":"Amalia","given":"Rahayu","non-dropping-particle":"","parse-names":false,"suffix":""}],"container-title":"Jurnal Sisfokom (Sistem Informasi dan Komputer)","id":"ITEM-1","issue":"1","issued":{"date-parts":[["2020"]]},"page":"13-19","title":"Implementasi Sistem Informasi Inventaris Barang pada PT.PLN (Persero) Palembang","type":"article-journal","volume":"9"},"uris":["http://www.mendeley.com/documents/?uuid=3a39fe25-c689-47e3-98b2-e9fb4f004ef6"]}],"mendeley":{"formattedCitation":"(Huda and Amalia 2020)","plainTextFormattedCitation":"(Huda and Amalia 2020)","previouslyFormattedCitation":"(Huda and Amalia 2020)"},"properties":{"noteIndex":0},"schema":"https://github.com/citation-style-language/schema/raw/master/csl-citation.json"}</w:instrText>
+      </w:r>
+      <w:r>
+        <w:rPr>
+          <w:rFonts w:ascii="Times New Roman" w:hAnsi="Times New Roman" w:cs="Times New Roman"/>
+          <w:bCs/>
+          <w:sz w:val="24"/>
+          <w:szCs w:val="24"/>
+        </w:rPr>
+        <w:fldChar w:fldCharType="separate"/>
+      </w:r>
+      <w:r>
+        <w:rPr>
+          <w:rFonts w:ascii="Times New Roman" w:hAnsi="Times New Roman" w:cs="Times New Roman"/>
+          <w:bCs/>
+          <w:noProof/>
+          <w:sz w:val="24"/>
+          <w:szCs w:val="24"/>
+        </w:rPr>
+        <w:t>(Huda and Amalia 2020)</w:t>
+      </w:r>
+      <w:r>
+        <w:rPr>
+          <w:rFonts w:ascii="Times New Roman" w:hAnsi="Times New Roman" w:cs="Times New Roman"/>
+          <w:bCs/>
+          <w:sz w:val="24"/>
+          <w:szCs w:val="24"/>
+        </w:rPr>
+        <w:fldChar w:fldCharType="end"/>
+      </w:r>
+      <w:r>
+        <w:rPr>
+          <w:rFonts w:ascii="Times New Roman" w:hAnsi="Times New Roman" w:cs="Times New Roman"/>
+          <w:bCs/>
+          <w:sz w:val="24"/>
+          <w:szCs w:val="24"/>
+        </w:rPr>
+        <w:t>.</w:t>
+      </w:r>
+    </w:p>
+    <w:p>
+      <w:pPr>
+        <w:pStyle w:val="SB21n"/>
+      </w:pPr>
+      <w:bookmarkStart w:id="18" w:name="_Toc208450379"/>
+      <w:proofErr w:type="spellStart"/>
+      <w:r>
+        <w:t>Satuan</w:t>
+      </w:r>
+      <w:proofErr w:type="spellEnd"/>
+      <w:r>
+        <w:t xml:space="preserve"> Pendidikan Non-Formal </w:t>
+      </w:r>
+      <w:proofErr w:type="spellStart"/>
+      <w:r>
+        <w:t>Sanggar</w:t>
+      </w:r>
+      <w:proofErr w:type="spellEnd"/>
+      <w:r>
+        <w:t xml:space="preserve"> </w:t>
+      </w:r>
+      <w:proofErr w:type="spellStart"/>
+      <w:r>
+        <w:t>Kegiatan</w:t>
+      </w:r>
+      <w:proofErr w:type="spellEnd"/>
+      <w:r>
+        <w:t xml:space="preserve"> </w:t>
+      </w:r>
+      <w:proofErr w:type="spellStart"/>
+      <w:r>
+        <w:t>Belajar</w:t>
+      </w:r>
+      <w:bookmarkEnd w:id="18"/>
+      <w:proofErr w:type="spellEnd"/>
     </w:p>
     <w:p>
       <w:pPr>
@@ -16372,6 +17487,77 @@
           <w:lang w:val="id"/>
         </w:rPr>
       </w:pPr>
+      <w:r>
+        <w:rPr>
+          <w:rFonts w:ascii="Times New Roman" w:hAnsi="Times New Roman" w:cs="Times New Roman"/>
+          <w:bCs/>
+          <w:sz w:val="24"/>
+          <w:szCs w:val="24"/>
+          <w:lang w:val="id"/>
+        </w:rPr>
+        <w:t xml:space="preserve">Undang-Undang Nomor 20 Tahun 2003 tentang Sistem Pendidikan Nasional (UU Sisdiknas) Pasal 1 menjelaskan bahwa Pendidikan Nonformal (PNF) merupakan jalur pendidikan di luar pendidikan formal yang pelaksanaannya dapat dilakukan secara terstruktur dan berjenjang. Dalam Pasal 26 disebutkan bahwa PNF dilaksanakan melalui satuan pendidikan nonformal (SPNF), seperti lembaga kursus, lembaga pelatihan, kelompok belajar, Pusat Kegiatan Belajar Masyarakat (PKBM), majelis taklim, serta satuan pendidikan serupa lainnya. Sejak diterbitkannya Permendikbud Nomor 4 Tahun 2016 tentang perubahan fungsi Sanggar Kegiatan Belajar (SKB) menjadi SPNF sejenis, maka SKB telah resmi bertransformasi menjadi satuan pendidikan. Satuan pendidikan sendiri merupakan kelompok layanan pendidikan yang menyelenggarakan kegiatan pendidikan pada setiap jenjang dan jenis pendidikan </w:t>
+      </w:r>
+      <w:r>
+        <w:rPr>
+          <w:rFonts w:ascii="Times New Roman" w:hAnsi="Times New Roman" w:cs="Times New Roman"/>
+          <w:bCs/>
+          <w:sz w:val="24"/>
+          <w:szCs w:val="24"/>
+          <w:lang w:val="id"/>
+        </w:rPr>
+        <w:fldChar w:fldCharType="begin" w:fldLock="1"/>
+      </w:r>
+      <w:r>
+        <w:rPr>
+          <w:rFonts w:ascii="Times New Roman" w:hAnsi="Times New Roman" w:cs="Times New Roman"/>
+          <w:bCs/>
+          <w:sz w:val="24"/>
+          <w:szCs w:val="24"/>
+          <w:lang w:val="id"/>
+        </w:rPr>
+        <w:instrText>ADDIN CSL_CITATION {"citationItems":[{"id":"ITEM-1","itemData":{"abstract":"Penjaminan penyelenggaraan pendidikan yang berkualitas telah ditetapkan Standar Nasional Pendidikan, salah satunya melalui standar pengelolaan. Untuk memenuhi standar pengelolaan, dibutuhkan manajemen yang baik di satuan pendidikan. Pendidikan nonformal merupakan jalur pendidikan yang dapat dilaksanakan secara terstruktur dan berjenjang, yang diselenggarakan di satuan pendidikan nonformal, seperti Sanggar Kegiatan Belajar dan Pusat Kegiatan Belajar Masyarakat. Penelitian ini bertujuan untuk mengetahui efektivitas penerapan fungsi-fungsi manajemen melalui pelatihan dalam memenuhi standar pengelolaan SPNF dan mendeskripsikan hasil penerapan fungsi-fungsi manajemen dalam memenuhi standar pengelolaan. Penelitian ini termasuk jenis penelitian kuantitatif yang dilaksanakan terhadap 30 orang pengelola pada 30 satuan pendidikan nonformal di Kabupaten Deli Serdang Provinsi Sumatera Utara. Penentuan partisipan penelitian dengan menggunakan sampel bertujuan, sesuai dengan kriteria yang ditentukan. Metode penelitian yang digunakan adalah metode eksperimen semu (quasi experiment design) dengan tes awal dan tes akhir. Perlakuan dilaksanakan selama selama dua bulan dengan 15 kali pertemuan atau 60 jam pelatihan, Instrumen penelitian menggunakan tes dan dokumen evaluasi diri berupa tes sebanyak 20 butir soal pilihan ganda. Signifikansi program diuji dengan t-test berkorelasi. Hasil penelitian menunjukkan bahwa nilai t hitung &gt; t tabel , artinya terdapat perbedaan yang signifikan nilai yang diperoleh SPNF sebelum dengan sesudah mengikuti pembelajaran pada taraf signifikansi 5%. Terdapat kenaikan nilai rata-rata tes awal dan tes akhir sebesar 59,6% dengan daya serap klasikal 75% atau baik. Sedangkan analisis dokumen menunjukkan hasil pemenuhan dokumen rata-rata 69,5 termasuk dalam kategori sangat baik.","author":[{"dropping-particle":"","family":"Ivo","given":"Yani.","non-dropping-particle":"","parse-names":false,"suffix":""}],"container-title":"Jurnal Ilmiah PTK PNF","id":"ITEM-1","issue":"2620-5254","issued":{"date-parts":[["2020"]]},"page":"175-188","title":"PENGELOLAAN SATUAN PENDIDIKAN NONFORMAL Ivo Yani email : ivo.yani@kemdikbud.go.id Pamong Belajar Balai Pengembangan Anak Usia Dini dan Pendidikan Masyarakat Sumatera Utara","type":"article-journal","volume":"15"},"uris":["http://www.mendeley.com/documents/?uuid=80e0e589-d9b8-4fce-8d4c-7e34559419b7"]}],"mendeley":{"formattedCitation":"(Ivo 2020)","plainTextFormattedCitation":"(Ivo 2020)","previouslyFormattedCitation":"(Ivo 2020)"},"properties":{"noteIndex":0},"schema":"https://github.com/citation-style-language/schema/raw/master/csl-citation.json"}</w:instrText>
+      </w:r>
+      <w:r>
+        <w:rPr>
+          <w:rFonts w:ascii="Times New Roman" w:hAnsi="Times New Roman" w:cs="Times New Roman"/>
+          <w:bCs/>
+          <w:sz w:val="24"/>
+          <w:szCs w:val="24"/>
+          <w:lang w:val="id"/>
+        </w:rPr>
+        <w:fldChar w:fldCharType="separate"/>
+      </w:r>
+      <w:r>
+        <w:rPr>
+          <w:rFonts w:ascii="Times New Roman" w:hAnsi="Times New Roman" w:cs="Times New Roman"/>
+          <w:bCs/>
+          <w:noProof/>
+          <w:sz w:val="24"/>
+          <w:szCs w:val="24"/>
+          <w:lang w:val="id"/>
+        </w:rPr>
+        <w:t>(Ivo 2020)</w:t>
+      </w:r>
+      <w:r>
+        <w:rPr>
+          <w:rFonts w:ascii="Times New Roman" w:hAnsi="Times New Roman" w:cs="Times New Roman"/>
+          <w:bCs/>
+          <w:sz w:val="24"/>
+          <w:szCs w:val="24"/>
+          <w:lang w:val="id"/>
+        </w:rPr>
+        <w:fldChar w:fldCharType="end"/>
+      </w:r>
+      <w:r>
+        <w:rPr>
+          <w:rFonts w:ascii="Times New Roman" w:hAnsi="Times New Roman" w:cs="Times New Roman"/>
+          <w:bCs/>
+          <w:sz w:val="24"/>
+          <w:szCs w:val="24"/>
+          <w:lang w:val="id"/>
+        </w:rPr>
+        <w:t>.</w:t>
+      </w:r>
     </w:p>
     <w:p>
       <w:pPr>
@@ -16384,9 +17570,100 @@
           <w:bCs/>
           <w:sz w:val="24"/>
           <w:szCs w:val="24"/>
+        </w:rPr>
+      </w:pPr>
+      <w:r>
+        <w:rPr>
+          <w:rFonts w:ascii="Times New Roman" w:hAnsi="Times New Roman" w:cs="Times New Roman"/>
+          <w:bCs/>
+          <w:sz w:val="24"/>
+          <w:szCs w:val="24"/>
           <w:lang w:val="id"/>
         </w:rPr>
+        <w:t xml:space="preserve">Satuan Pendidikan Nonformal Sanggar Kegiatan Belajar (SPNF SKB) merupakan lembaga pendidikan nonformal yang menyelenggarakan berbagai program pendidikan seperti pendidikan kesetaraan, pelatihan keterampilan dan keahlian, pendidikan keaksaraan, pendidikan anak usia dini, kecakapan hidup, pendidikan kepemudaan, pemberdayaan perempuan, dan program lainnya. Lembaga ini dapat menjadi alternatif bagi masyarakat yang ingin mengganti, menambah, atau melengkapi pendidikan mereka. Salah satu program unggulan yang dilaksanakan oleh SPNF SKB adalah pendidikan kesetaraan, yang mencakup Kejar Paket A, Paket B, dan Paket C. Program ini ditujukan bagi masyarakat yang tidak dapat menyelesaikan </w:t>
+      </w:r>
+      <w:r>
+        <w:rPr>
+          <w:rFonts w:ascii="Times New Roman" w:hAnsi="Times New Roman" w:cs="Times New Roman"/>
+          <w:bCs/>
+          <w:sz w:val="24"/>
+          <w:szCs w:val="24"/>
+          <w:lang w:val="id"/>
+        </w:rPr>
+        <w:lastRenderedPageBreak/>
+        <w:t xml:space="preserve">pendidikan formal karena berbagai alasan, sebagai bentuk pengganti pendidikan formal tersebut </w:t>
+      </w:r>
+      <w:r>
+        <w:rPr>
+          <w:rFonts w:ascii="Times New Roman" w:hAnsi="Times New Roman" w:cs="Times New Roman"/>
+          <w:bCs/>
+          <w:sz w:val="24"/>
+          <w:szCs w:val="24"/>
+          <w:lang w:val="id"/>
+        </w:rPr>
+        <w:fldChar w:fldCharType="begin" w:fldLock="1"/>
+      </w:r>
+      <w:r>
+        <w:rPr>
+          <w:rFonts w:ascii="Times New Roman" w:hAnsi="Times New Roman" w:cs="Times New Roman"/>
+          <w:bCs/>
+          <w:sz w:val="24"/>
+          <w:szCs w:val="24"/>
+          <w:lang w:val="id"/>
+        </w:rPr>
+        <w:instrText>ADDIN CSL_CITATION {"citationItems":[{"id":"ITEM-1","itemData":{"ISSN":"2721-7310","abstract":"Program pendidikan kesetaraan sangat penting untuk pencapaian pembelajaran pendidikan dasar serta memenuhi kebutuhan pendidikan dan memastikan bahwa semua anggota masyarakat memiliki akses yang sama terhadap layanan pendidikan. Tujuan penelitian ini untuk mendeskripsikan penyelenggaraan program pendidikan kesetaraan pada Satuan Pendidikan Non Formal SKB Kota Palembang. Penelitian ini menggunakan jenis penelitian deskriptif dengan pendekatan kualitatif. Hasil penelitian yang diperoleh yaitu; 1) perencanaan pembelajaran telah dilakukan dengan baik, bentuk perencanaan berupa analisis karakteristik warga belajar, menghitung alokasi waktu efektif, analisis materi pembelajaran, merancang penilaian, mengembangkan silabus, dan mengembangkan RPP 2) pelaksanaan pembelajaran juga telah dilakukan dengan baik berdasarkan dengan rencana yang telah tertuang dalam RPP 3) evaluasi pembelajaran juga telah dilakukan dengan baik yaitu dilakukan perencanaan evaluasi, pelaksanaan evaluasi, monitoring pelaksanaan, pengolahan data hasil evaluasi, pelaporan hasil evaluasi dan penggunaan hasil evaluasi pembelajaran. Pelaksanaan pembelajaran pendidikan kesetaraan di SPNF SKB Kota Palembang sudah berjalan dengan baik, hal tersebut terlihat dari semua aktivitas yang telah dilakukan mulai dari perencanaan, pelaksanaan dan evaluasi pembelajaran.","author":[{"dropping-particle":"","family":"Syaputra","given":"Ricky","non-dropping-particle":"","parse-names":false,"suffix":""},{"dropping-particle":"","family":"Shomedran","given":"","non-dropping-particle":"","parse-names":false,"suffix":""}],"container-title":"AKSARA: Jurnal Ilmu Pedidikan Nonformal","id":"ITEM-1","issue":"1","issued":{"date-parts":[["2023"]]},"page":"17-34","title":"Penyelenggaraan Program Pendidikan Kesetaraan Pada Satuan Pendidikan Non Formal SKB Kota Palembang","type":"article-journal","volume":"09"},"uris":["http://www.mendeley.com/documents/?uuid=36c6393c-0c82-41f2-b657-18b13fb418b1"]}],"mendeley":{"formattedCitation":"(Syaputra and Shomedran 2023)","plainTextFormattedCitation":"(Syaputra and Shomedran 2023)","previouslyFormattedCitation":"(Syaputra and Shomedran 2023)"},"properties":{"noteIndex":0},"schema":"https://github.com/citation-style-language/schema/raw/master/csl-citation.json"}</w:instrText>
+      </w:r>
+      <w:r>
+        <w:rPr>
+          <w:rFonts w:ascii="Times New Roman" w:hAnsi="Times New Roman" w:cs="Times New Roman"/>
+          <w:bCs/>
+          <w:sz w:val="24"/>
+          <w:szCs w:val="24"/>
+          <w:lang w:val="id"/>
+        </w:rPr>
+        <w:fldChar w:fldCharType="separate"/>
+      </w:r>
+      <w:r>
+        <w:rPr>
+          <w:rFonts w:ascii="Times New Roman" w:hAnsi="Times New Roman" w:cs="Times New Roman"/>
+          <w:bCs/>
+          <w:noProof/>
+          <w:sz w:val="24"/>
+          <w:szCs w:val="24"/>
+          <w:lang w:val="id"/>
+        </w:rPr>
+        <w:t>(Syaputra and Shomedran 2023)</w:t>
+      </w:r>
+      <w:r>
+        <w:rPr>
+          <w:rFonts w:ascii="Times New Roman" w:hAnsi="Times New Roman" w:cs="Times New Roman"/>
+          <w:bCs/>
+          <w:sz w:val="24"/>
+          <w:szCs w:val="24"/>
+          <w:lang w:val="id"/>
+        </w:rPr>
+        <w:fldChar w:fldCharType="end"/>
+      </w:r>
+      <w:r>
+        <w:rPr>
+          <w:rFonts w:ascii="Times New Roman" w:hAnsi="Times New Roman" w:cs="Times New Roman"/>
+          <w:bCs/>
+          <w:sz w:val="24"/>
+          <w:szCs w:val="24"/>
+          <w:lang w:val="id"/>
+        </w:rPr>
+        <w:t>.</w:t>
+      </w:r>
+    </w:p>
+    <w:p>
+      <w:pPr>
+        <w:pStyle w:val="SB21n"/>
       </w:pPr>
+      <w:bookmarkStart w:id="19" w:name="_Toc208450380"/>
+      <w:r>
+        <w:t>Website</w:t>
+      </w:r>
+      <w:bookmarkEnd w:id="19"/>
     </w:p>
     <w:p>
       <w:pPr>
@@ -16401,1251 +17678,6 @@
           <w:szCs w:val="24"/>
         </w:rPr>
       </w:pPr>
-    </w:p>
-    <w:p>
-      <w:pPr>
-        <w:pStyle w:val="SB21n"/>
-      </w:pPr>
-      <w:bookmarkStart w:id="17" w:name="_Toc208450378"/>
-      <w:proofErr w:type="spellStart"/>
-      <w:r>
-        <w:t>Inventaris</w:t>
-      </w:r>
-      <w:bookmarkEnd w:id="17"/>
-      <w:proofErr w:type="spellEnd"/>
-      <w:r>
-        <w:t xml:space="preserve"> </w:t>
-      </w:r>
-    </w:p>
-    <w:p>
-      <w:pPr>
-        <w:pStyle w:val="ListParagraph"/>
-        <w:spacing w:after="0" w:line="360" w:lineRule="auto"/>
-        <w:ind w:firstLine="414"/>
-        <w:jc w:val="both"/>
-        <w:rPr>
-          <w:rFonts w:ascii="Times New Roman" w:hAnsi="Times New Roman" w:cs="Times New Roman"/>
-          <w:bCs/>
-          <w:sz w:val="24"/>
-          <w:szCs w:val="24"/>
-        </w:rPr>
-      </w:pPr>
-      <w:proofErr w:type="spellStart"/>
-      <w:r>
-        <w:rPr>
-          <w:rFonts w:ascii="Times New Roman" w:hAnsi="Times New Roman" w:cs="Times New Roman"/>
-          <w:bCs/>
-          <w:sz w:val="24"/>
-          <w:szCs w:val="24"/>
-        </w:rPr>
-        <w:t>Inventaris</w:t>
-      </w:r>
-      <w:proofErr w:type="spellEnd"/>
-      <w:r>
-        <w:rPr>
-          <w:rFonts w:ascii="Times New Roman" w:hAnsi="Times New Roman" w:cs="Times New Roman"/>
-          <w:bCs/>
-          <w:sz w:val="24"/>
-          <w:szCs w:val="24"/>
-        </w:rPr>
-        <w:t xml:space="preserve"> </w:t>
-      </w:r>
-      <w:proofErr w:type="spellStart"/>
-      <w:r>
-        <w:rPr>
-          <w:rFonts w:ascii="Times New Roman" w:hAnsi="Times New Roman" w:cs="Times New Roman"/>
-          <w:bCs/>
-          <w:sz w:val="24"/>
-          <w:szCs w:val="24"/>
-        </w:rPr>
-        <w:t>merupakan</w:t>
-      </w:r>
-      <w:proofErr w:type="spellEnd"/>
-      <w:r>
-        <w:rPr>
-          <w:rFonts w:ascii="Times New Roman" w:hAnsi="Times New Roman" w:cs="Times New Roman"/>
-          <w:bCs/>
-          <w:sz w:val="24"/>
-          <w:szCs w:val="24"/>
-        </w:rPr>
-        <w:t xml:space="preserve"> </w:t>
-      </w:r>
-      <w:proofErr w:type="spellStart"/>
-      <w:r>
-        <w:rPr>
-          <w:rFonts w:ascii="Times New Roman" w:hAnsi="Times New Roman" w:cs="Times New Roman"/>
-          <w:bCs/>
-          <w:sz w:val="24"/>
-          <w:szCs w:val="24"/>
-        </w:rPr>
-        <w:t>barang</w:t>
-      </w:r>
-      <w:proofErr w:type="spellEnd"/>
-      <w:r>
-        <w:rPr>
-          <w:rFonts w:ascii="Times New Roman" w:hAnsi="Times New Roman" w:cs="Times New Roman"/>
-          <w:bCs/>
-          <w:sz w:val="24"/>
-          <w:szCs w:val="24"/>
-        </w:rPr>
-        <w:t xml:space="preserve"> </w:t>
-      </w:r>
-      <w:proofErr w:type="spellStart"/>
-      <w:r>
-        <w:rPr>
-          <w:rFonts w:ascii="Times New Roman" w:hAnsi="Times New Roman" w:cs="Times New Roman"/>
-          <w:bCs/>
-          <w:sz w:val="24"/>
-          <w:szCs w:val="24"/>
-        </w:rPr>
-        <w:t>atau</w:t>
-      </w:r>
-      <w:proofErr w:type="spellEnd"/>
-      <w:r>
-        <w:rPr>
-          <w:rFonts w:ascii="Times New Roman" w:hAnsi="Times New Roman" w:cs="Times New Roman"/>
-          <w:bCs/>
-          <w:sz w:val="24"/>
-          <w:szCs w:val="24"/>
-        </w:rPr>
-        <w:t xml:space="preserve"> material yang </w:t>
-      </w:r>
-      <w:proofErr w:type="spellStart"/>
-      <w:r>
-        <w:rPr>
-          <w:rFonts w:ascii="Times New Roman" w:hAnsi="Times New Roman" w:cs="Times New Roman"/>
-          <w:bCs/>
-          <w:sz w:val="24"/>
-          <w:szCs w:val="24"/>
-        </w:rPr>
-        <w:t>dimiliki</w:t>
-      </w:r>
-      <w:proofErr w:type="spellEnd"/>
-      <w:r>
-        <w:rPr>
-          <w:rFonts w:ascii="Times New Roman" w:hAnsi="Times New Roman" w:cs="Times New Roman"/>
-          <w:bCs/>
-          <w:sz w:val="24"/>
-          <w:szCs w:val="24"/>
-        </w:rPr>
-        <w:t xml:space="preserve"> dan </w:t>
-      </w:r>
-      <w:proofErr w:type="spellStart"/>
-      <w:r>
-        <w:rPr>
-          <w:rFonts w:ascii="Times New Roman" w:hAnsi="Times New Roman" w:cs="Times New Roman"/>
-          <w:bCs/>
-          <w:sz w:val="24"/>
-          <w:szCs w:val="24"/>
-        </w:rPr>
-        <w:t>digunakan</w:t>
-      </w:r>
-      <w:proofErr w:type="spellEnd"/>
-      <w:r>
-        <w:rPr>
-          <w:rFonts w:ascii="Times New Roman" w:hAnsi="Times New Roman" w:cs="Times New Roman"/>
-          <w:bCs/>
-          <w:sz w:val="24"/>
-          <w:szCs w:val="24"/>
-        </w:rPr>
-        <w:t xml:space="preserve"> oleh </w:t>
-      </w:r>
-      <w:proofErr w:type="spellStart"/>
-      <w:r>
-        <w:rPr>
-          <w:rFonts w:ascii="Times New Roman" w:hAnsi="Times New Roman" w:cs="Times New Roman"/>
-          <w:bCs/>
-          <w:sz w:val="24"/>
-          <w:szCs w:val="24"/>
-        </w:rPr>
-        <w:t>suatu</w:t>
-      </w:r>
-      <w:proofErr w:type="spellEnd"/>
-      <w:r>
-        <w:rPr>
-          <w:rFonts w:ascii="Times New Roman" w:hAnsi="Times New Roman" w:cs="Times New Roman"/>
-          <w:bCs/>
-          <w:sz w:val="24"/>
-          <w:szCs w:val="24"/>
-        </w:rPr>
-        <w:t xml:space="preserve"> </w:t>
-      </w:r>
-      <w:proofErr w:type="spellStart"/>
-      <w:r>
-        <w:rPr>
-          <w:rFonts w:ascii="Times New Roman" w:hAnsi="Times New Roman" w:cs="Times New Roman"/>
-          <w:bCs/>
-          <w:sz w:val="24"/>
-          <w:szCs w:val="24"/>
-        </w:rPr>
-        <w:t>organisasi</w:t>
-      </w:r>
-      <w:proofErr w:type="spellEnd"/>
-      <w:r>
-        <w:rPr>
-          <w:rFonts w:ascii="Times New Roman" w:hAnsi="Times New Roman" w:cs="Times New Roman"/>
-          <w:bCs/>
-          <w:sz w:val="24"/>
-          <w:szCs w:val="24"/>
-        </w:rPr>
-        <w:t xml:space="preserve">, </w:t>
-      </w:r>
-      <w:proofErr w:type="spellStart"/>
-      <w:r>
-        <w:rPr>
-          <w:rFonts w:ascii="Times New Roman" w:hAnsi="Times New Roman" w:cs="Times New Roman"/>
-          <w:bCs/>
-          <w:sz w:val="24"/>
-          <w:szCs w:val="24"/>
-        </w:rPr>
-        <w:t>perusahaan</w:t>
-      </w:r>
-      <w:proofErr w:type="spellEnd"/>
-      <w:r>
-        <w:rPr>
-          <w:rFonts w:ascii="Times New Roman" w:hAnsi="Times New Roman" w:cs="Times New Roman"/>
-          <w:bCs/>
-          <w:sz w:val="24"/>
-          <w:szCs w:val="24"/>
-        </w:rPr>
-        <w:t xml:space="preserve">, dan </w:t>
-      </w:r>
-      <w:proofErr w:type="spellStart"/>
-      <w:r>
-        <w:rPr>
-          <w:rFonts w:ascii="Times New Roman" w:hAnsi="Times New Roman" w:cs="Times New Roman"/>
-          <w:bCs/>
-          <w:sz w:val="24"/>
-          <w:szCs w:val="24"/>
-        </w:rPr>
-        <w:t>bahkan</w:t>
-      </w:r>
-      <w:proofErr w:type="spellEnd"/>
-      <w:r>
-        <w:rPr>
-          <w:rFonts w:ascii="Times New Roman" w:hAnsi="Times New Roman" w:cs="Times New Roman"/>
-          <w:bCs/>
-          <w:sz w:val="24"/>
-          <w:szCs w:val="24"/>
-        </w:rPr>
-        <w:t xml:space="preserve"> </w:t>
-      </w:r>
-      <w:proofErr w:type="spellStart"/>
-      <w:r>
-        <w:rPr>
-          <w:rFonts w:ascii="Times New Roman" w:hAnsi="Times New Roman" w:cs="Times New Roman"/>
-          <w:bCs/>
-          <w:sz w:val="24"/>
-          <w:szCs w:val="24"/>
-        </w:rPr>
-        <w:t>instansi</w:t>
-      </w:r>
-      <w:proofErr w:type="spellEnd"/>
-      <w:r>
-        <w:rPr>
-          <w:rFonts w:ascii="Times New Roman" w:hAnsi="Times New Roman" w:cs="Times New Roman"/>
-          <w:bCs/>
-          <w:sz w:val="24"/>
-          <w:szCs w:val="24"/>
-        </w:rPr>
-        <w:t xml:space="preserve"> </w:t>
-      </w:r>
-      <w:proofErr w:type="spellStart"/>
-      <w:r>
-        <w:rPr>
-          <w:rFonts w:ascii="Times New Roman" w:hAnsi="Times New Roman" w:cs="Times New Roman"/>
-          <w:bCs/>
-          <w:sz w:val="24"/>
-          <w:szCs w:val="24"/>
-        </w:rPr>
-        <w:t>dalam</w:t>
-      </w:r>
-      <w:proofErr w:type="spellEnd"/>
-      <w:r>
-        <w:rPr>
-          <w:rFonts w:ascii="Times New Roman" w:hAnsi="Times New Roman" w:cs="Times New Roman"/>
-          <w:bCs/>
-          <w:sz w:val="24"/>
-          <w:szCs w:val="24"/>
-        </w:rPr>
-        <w:t xml:space="preserve"> </w:t>
-      </w:r>
-      <w:proofErr w:type="spellStart"/>
-      <w:r>
-        <w:rPr>
-          <w:rFonts w:ascii="Times New Roman" w:hAnsi="Times New Roman" w:cs="Times New Roman"/>
-          <w:bCs/>
-          <w:sz w:val="24"/>
-          <w:szCs w:val="24"/>
-        </w:rPr>
-        <w:t>menjalankan</w:t>
-      </w:r>
-      <w:proofErr w:type="spellEnd"/>
-      <w:r>
-        <w:rPr>
-          <w:rFonts w:ascii="Times New Roman" w:hAnsi="Times New Roman" w:cs="Times New Roman"/>
-          <w:bCs/>
-          <w:sz w:val="24"/>
-          <w:szCs w:val="24"/>
-        </w:rPr>
-        <w:t xml:space="preserve"> </w:t>
-      </w:r>
-      <w:proofErr w:type="spellStart"/>
-      <w:r>
-        <w:rPr>
-          <w:rFonts w:ascii="Times New Roman" w:hAnsi="Times New Roman" w:cs="Times New Roman"/>
-          <w:bCs/>
-          <w:sz w:val="24"/>
-          <w:szCs w:val="24"/>
-        </w:rPr>
-        <w:t>aktivitas</w:t>
-      </w:r>
-      <w:proofErr w:type="spellEnd"/>
-      <w:r>
-        <w:rPr>
-          <w:rFonts w:ascii="Times New Roman" w:hAnsi="Times New Roman" w:cs="Times New Roman"/>
-          <w:bCs/>
-          <w:sz w:val="24"/>
-          <w:szCs w:val="24"/>
-        </w:rPr>
-        <w:t xml:space="preserve"> </w:t>
-      </w:r>
-      <w:proofErr w:type="spellStart"/>
-      <w:r>
-        <w:rPr>
-          <w:rFonts w:ascii="Times New Roman" w:hAnsi="Times New Roman" w:cs="Times New Roman"/>
-          <w:bCs/>
-          <w:sz w:val="24"/>
-          <w:szCs w:val="24"/>
-        </w:rPr>
-        <w:t>operasionalnya</w:t>
-      </w:r>
-      <w:proofErr w:type="spellEnd"/>
-      <w:r>
-        <w:rPr>
-          <w:rFonts w:ascii="Times New Roman" w:hAnsi="Times New Roman" w:cs="Times New Roman"/>
-          <w:bCs/>
-          <w:sz w:val="24"/>
-          <w:szCs w:val="24"/>
-        </w:rPr>
-        <w:t xml:space="preserve">. </w:t>
-      </w:r>
-      <w:proofErr w:type="spellStart"/>
-      <w:r>
-        <w:rPr>
-          <w:rFonts w:ascii="Times New Roman" w:hAnsi="Times New Roman" w:cs="Times New Roman"/>
-          <w:bCs/>
-          <w:sz w:val="24"/>
-          <w:szCs w:val="24"/>
-        </w:rPr>
-        <w:t>Inventoris</w:t>
-      </w:r>
-      <w:proofErr w:type="spellEnd"/>
-      <w:r>
-        <w:rPr>
-          <w:rFonts w:ascii="Times New Roman" w:hAnsi="Times New Roman" w:cs="Times New Roman"/>
-          <w:bCs/>
-          <w:sz w:val="24"/>
-          <w:szCs w:val="24"/>
-        </w:rPr>
-        <w:t xml:space="preserve"> </w:t>
-      </w:r>
-      <w:proofErr w:type="spellStart"/>
-      <w:r>
-        <w:rPr>
-          <w:rFonts w:ascii="Times New Roman" w:hAnsi="Times New Roman" w:cs="Times New Roman"/>
-          <w:bCs/>
-          <w:sz w:val="24"/>
-          <w:szCs w:val="24"/>
-        </w:rPr>
-        <w:t>berperan</w:t>
-      </w:r>
-      <w:proofErr w:type="spellEnd"/>
-      <w:r>
-        <w:rPr>
-          <w:rFonts w:ascii="Times New Roman" w:hAnsi="Times New Roman" w:cs="Times New Roman"/>
-          <w:bCs/>
-          <w:sz w:val="24"/>
-          <w:szCs w:val="24"/>
-        </w:rPr>
-        <w:t xml:space="preserve"> </w:t>
-      </w:r>
-      <w:proofErr w:type="spellStart"/>
-      <w:r>
-        <w:rPr>
-          <w:rFonts w:ascii="Times New Roman" w:hAnsi="Times New Roman" w:cs="Times New Roman"/>
-          <w:bCs/>
-          <w:sz w:val="24"/>
-          <w:szCs w:val="24"/>
-        </w:rPr>
-        <w:t>penting</w:t>
-      </w:r>
-      <w:proofErr w:type="spellEnd"/>
-      <w:r>
-        <w:rPr>
-          <w:rFonts w:ascii="Times New Roman" w:hAnsi="Times New Roman" w:cs="Times New Roman"/>
-          <w:bCs/>
-          <w:sz w:val="24"/>
-          <w:szCs w:val="24"/>
-        </w:rPr>
-        <w:t xml:space="preserve"> </w:t>
-      </w:r>
-      <w:proofErr w:type="spellStart"/>
-      <w:r>
-        <w:rPr>
-          <w:rFonts w:ascii="Times New Roman" w:hAnsi="Times New Roman" w:cs="Times New Roman"/>
-          <w:bCs/>
-          <w:sz w:val="24"/>
-          <w:szCs w:val="24"/>
-        </w:rPr>
-        <w:t>dalam</w:t>
-      </w:r>
-      <w:proofErr w:type="spellEnd"/>
-      <w:r>
-        <w:rPr>
-          <w:rFonts w:ascii="Times New Roman" w:hAnsi="Times New Roman" w:cs="Times New Roman"/>
-          <w:bCs/>
-          <w:sz w:val="24"/>
-          <w:szCs w:val="24"/>
-        </w:rPr>
-        <w:t xml:space="preserve"> </w:t>
-      </w:r>
-      <w:proofErr w:type="spellStart"/>
-      <w:r>
-        <w:rPr>
-          <w:rFonts w:ascii="Times New Roman" w:hAnsi="Times New Roman" w:cs="Times New Roman"/>
-          <w:bCs/>
-          <w:sz w:val="24"/>
-          <w:szCs w:val="24"/>
-        </w:rPr>
-        <w:t>mendukung</w:t>
-      </w:r>
-      <w:proofErr w:type="spellEnd"/>
-      <w:r>
-        <w:rPr>
-          <w:rFonts w:ascii="Times New Roman" w:hAnsi="Times New Roman" w:cs="Times New Roman"/>
-          <w:bCs/>
-          <w:sz w:val="24"/>
-          <w:szCs w:val="24"/>
-        </w:rPr>
-        <w:t xml:space="preserve"> </w:t>
-      </w:r>
-      <w:proofErr w:type="spellStart"/>
-      <w:r>
-        <w:rPr>
-          <w:rFonts w:ascii="Times New Roman" w:hAnsi="Times New Roman" w:cs="Times New Roman"/>
-          <w:bCs/>
-          <w:sz w:val="24"/>
-          <w:szCs w:val="24"/>
-        </w:rPr>
-        <w:t>kelancaran</w:t>
-      </w:r>
-      <w:proofErr w:type="spellEnd"/>
-      <w:r>
-        <w:rPr>
-          <w:rFonts w:ascii="Times New Roman" w:hAnsi="Times New Roman" w:cs="Times New Roman"/>
-          <w:bCs/>
-          <w:sz w:val="24"/>
-          <w:szCs w:val="24"/>
-        </w:rPr>
-        <w:t xml:space="preserve"> </w:t>
-      </w:r>
-      <w:proofErr w:type="spellStart"/>
-      <w:r>
-        <w:rPr>
-          <w:rFonts w:ascii="Times New Roman" w:hAnsi="Times New Roman" w:cs="Times New Roman"/>
-          <w:bCs/>
-          <w:sz w:val="24"/>
-          <w:szCs w:val="24"/>
-        </w:rPr>
-        <w:t>perusahaan</w:t>
-      </w:r>
-      <w:proofErr w:type="spellEnd"/>
-      <w:r>
-        <w:rPr>
-          <w:rFonts w:ascii="Times New Roman" w:hAnsi="Times New Roman" w:cs="Times New Roman"/>
-          <w:bCs/>
-          <w:sz w:val="24"/>
-          <w:szCs w:val="24"/>
-        </w:rPr>
-        <w:t xml:space="preserve"> </w:t>
-      </w:r>
-      <w:proofErr w:type="spellStart"/>
-      <w:r>
-        <w:rPr>
-          <w:rFonts w:ascii="Times New Roman" w:hAnsi="Times New Roman" w:cs="Times New Roman"/>
-          <w:bCs/>
-          <w:sz w:val="24"/>
-          <w:szCs w:val="24"/>
-        </w:rPr>
-        <w:t>atau</w:t>
-      </w:r>
-      <w:proofErr w:type="spellEnd"/>
-      <w:r>
-        <w:rPr>
-          <w:rFonts w:ascii="Times New Roman" w:hAnsi="Times New Roman" w:cs="Times New Roman"/>
-          <w:bCs/>
-          <w:sz w:val="24"/>
-          <w:szCs w:val="24"/>
-        </w:rPr>
-        <w:t xml:space="preserve"> </w:t>
-      </w:r>
-      <w:proofErr w:type="spellStart"/>
-      <w:r>
-        <w:rPr>
-          <w:rFonts w:ascii="Times New Roman" w:hAnsi="Times New Roman" w:cs="Times New Roman"/>
-          <w:bCs/>
-          <w:sz w:val="24"/>
-          <w:szCs w:val="24"/>
-        </w:rPr>
-        <w:t>instansi</w:t>
-      </w:r>
-      <w:proofErr w:type="spellEnd"/>
-      <w:r>
-        <w:rPr>
-          <w:rFonts w:ascii="Times New Roman" w:hAnsi="Times New Roman" w:cs="Times New Roman"/>
-          <w:bCs/>
-          <w:sz w:val="24"/>
-          <w:szCs w:val="24"/>
-        </w:rPr>
-        <w:t xml:space="preserve">, </w:t>
-      </w:r>
-      <w:proofErr w:type="spellStart"/>
-      <w:r>
-        <w:rPr>
-          <w:rFonts w:ascii="Times New Roman" w:hAnsi="Times New Roman" w:cs="Times New Roman"/>
-          <w:bCs/>
-          <w:sz w:val="24"/>
-          <w:szCs w:val="24"/>
-        </w:rPr>
-        <w:t>terutama</w:t>
-      </w:r>
-      <w:proofErr w:type="spellEnd"/>
-      <w:r>
-        <w:rPr>
-          <w:rFonts w:ascii="Times New Roman" w:hAnsi="Times New Roman" w:cs="Times New Roman"/>
-          <w:bCs/>
-          <w:sz w:val="24"/>
-          <w:szCs w:val="24"/>
-        </w:rPr>
-        <w:t xml:space="preserve"> </w:t>
-      </w:r>
-      <w:proofErr w:type="spellStart"/>
-      <w:r>
-        <w:rPr>
-          <w:rFonts w:ascii="Times New Roman" w:hAnsi="Times New Roman" w:cs="Times New Roman"/>
-          <w:bCs/>
-          <w:sz w:val="24"/>
-          <w:szCs w:val="24"/>
-        </w:rPr>
-        <w:t>untuk</w:t>
-      </w:r>
-      <w:proofErr w:type="spellEnd"/>
-      <w:r>
-        <w:rPr>
-          <w:rFonts w:ascii="Times New Roman" w:hAnsi="Times New Roman" w:cs="Times New Roman"/>
-          <w:bCs/>
-          <w:sz w:val="24"/>
-          <w:szCs w:val="24"/>
-        </w:rPr>
-        <w:t xml:space="preserve"> </w:t>
-      </w:r>
-      <w:proofErr w:type="spellStart"/>
-      <w:r>
-        <w:rPr>
-          <w:rFonts w:ascii="Times New Roman" w:hAnsi="Times New Roman" w:cs="Times New Roman"/>
-          <w:bCs/>
-          <w:sz w:val="24"/>
-          <w:szCs w:val="24"/>
-        </w:rPr>
-        <w:t>memenuhi</w:t>
-      </w:r>
-      <w:proofErr w:type="spellEnd"/>
-      <w:r>
-        <w:rPr>
-          <w:rFonts w:ascii="Times New Roman" w:hAnsi="Times New Roman" w:cs="Times New Roman"/>
-          <w:bCs/>
-          <w:sz w:val="24"/>
-          <w:szCs w:val="24"/>
-        </w:rPr>
-        <w:t xml:space="preserve"> </w:t>
-      </w:r>
-      <w:proofErr w:type="spellStart"/>
-      <w:r>
-        <w:rPr>
-          <w:rFonts w:ascii="Times New Roman" w:hAnsi="Times New Roman" w:cs="Times New Roman"/>
-          <w:bCs/>
-          <w:sz w:val="24"/>
-          <w:szCs w:val="24"/>
-        </w:rPr>
-        <w:t>permintaan</w:t>
-      </w:r>
-      <w:proofErr w:type="spellEnd"/>
-      <w:r>
-        <w:rPr>
-          <w:rFonts w:ascii="Times New Roman" w:hAnsi="Times New Roman" w:cs="Times New Roman"/>
-          <w:bCs/>
-          <w:sz w:val="24"/>
-          <w:szCs w:val="24"/>
-        </w:rPr>
-        <w:t xml:space="preserve"> </w:t>
-      </w:r>
-      <w:proofErr w:type="spellStart"/>
-      <w:r>
-        <w:rPr>
-          <w:rFonts w:ascii="Times New Roman" w:hAnsi="Times New Roman" w:cs="Times New Roman"/>
-          <w:bCs/>
-          <w:sz w:val="24"/>
-          <w:szCs w:val="24"/>
-        </w:rPr>
-        <w:t>pelanggan</w:t>
-      </w:r>
-      <w:proofErr w:type="spellEnd"/>
-      <w:r>
-        <w:rPr>
-          <w:rFonts w:ascii="Times New Roman" w:hAnsi="Times New Roman" w:cs="Times New Roman"/>
-          <w:bCs/>
-          <w:sz w:val="24"/>
-          <w:szCs w:val="24"/>
-        </w:rPr>
-        <w:t xml:space="preserve"> yang </w:t>
-      </w:r>
-      <w:proofErr w:type="spellStart"/>
-      <w:r>
-        <w:rPr>
-          <w:rFonts w:ascii="Times New Roman" w:hAnsi="Times New Roman" w:cs="Times New Roman"/>
-          <w:bCs/>
-          <w:sz w:val="24"/>
-          <w:szCs w:val="24"/>
-        </w:rPr>
-        <w:t>sering</w:t>
-      </w:r>
-      <w:proofErr w:type="spellEnd"/>
-      <w:r>
-        <w:rPr>
-          <w:rFonts w:ascii="Times New Roman" w:hAnsi="Times New Roman" w:cs="Times New Roman"/>
-          <w:bCs/>
-          <w:sz w:val="24"/>
-          <w:szCs w:val="24"/>
-        </w:rPr>
-        <w:t xml:space="preserve"> kali </w:t>
-      </w:r>
-      <w:proofErr w:type="spellStart"/>
-      <w:r>
-        <w:rPr>
-          <w:rFonts w:ascii="Times New Roman" w:hAnsi="Times New Roman" w:cs="Times New Roman"/>
-          <w:bCs/>
-          <w:sz w:val="24"/>
-          <w:szCs w:val="24"/>
-        </w:rPr>
-        <w:t>sulit</w:t>
-      </w:r>
-      <w:proofErr w:type="spellEnd"/>
-      <w:r>
-        <w:rPr>
-          <w:rFonts w:ascii="Times New Roman" w:hAnsi="Times New Roman" w:cs="Times New Roman"/>
-          <w:bCs/>
-          <w:sz w:val="24"/>
-          <w:szCs w:val="24"/>
-        </w:rPr>
-        <w:t xml:space="preserve"> </w:t>
-      </w:r>
-      <w:proofErr w:type="spellStart"/>
-      <w:r>
-        <w:rPr>
-          <w:rFonts w:ascii="Times New Roman" w:hAnsi="Times New Roman" w:cs="Times New Roman"/>
-          <w:bCs/>
-          <w:sz w:val="24"/>
-          <w:szCs w:val="24"/>
-        </w:rPr>
-        <w:t>diprediksi</w:t>
-      </w:r>
-      <w:proofErr w:type="spellEnd"/>
-      <w:r>
-        <w:rPr>
-          <w:rFonts w:ascii="Times New Roman" w:hAnsi="Times New Roman" w:cs="Times New Roman"/>
-          <w:bCs/>
-          <w:sz w:val="24"/>
-          <w:szCs w:val="24"/>
-        </w:rPr>
-        <w:t xml:space="preserve">. Oleh </w:t>
-      </w:r>
-      <w:proofErr w:type="spellStart"/>
-      <w:r>
-        <w:rPr>
-          <w:rFonts w:ascii="Times New Roman" w:hAnsi="Times New Roman" w:cs="Times New Roman"/>
-          <w:bCs/>
-          <w:sz w:val="24"/>
-          <w:szCs w:val="24"/>
-        </w:rPr>
-        <w:t>karena</w:t>
-      </w:r>
-      <w:proofErr w:type="spellEnd"/>
-      <w:r>
-        <w:rPr>
-          <w:rFonts w:ascii="Times New Roman" w:hAnsi="Times New Roman" w:cs="Times New Roman"/>
-          <w:bCs/>
-          <w:sz w:val="24"/>
-          <w:szCs w:val="24"/>
-        </w:rPr>
-        <w:t xml:space="preserve"> </w:t>
-      </w:r>
-      <w:proofErr w:type="spellStart"/>
-      <w:r>
-        <w:rPr>
-          <w:rFonts w:ascii="Times New Roman" w:hAnsi="Times New Roman" w:cs="Times New Roman"/>
-          <w:bCs/>
-          <w:sz w:val="24"/>
-          <w:szCs w:val="24"/>
-        </w:rPr>
-        <w:t>itu</w:t>
-      </w:r>
-      <w:proofErr w:type="spellEnd"/>
-      <w:r>
-        <w:rPr>
-          <w:rFonts w:ascii="Times New Roman" w:hAnsi="Times New Roman" w:cs="Times New Roman"/>
-          <w:bCs/>
-          <w:sz w:val="24"/>
-          <w:szCs w:val="24"/>
-        </w:rPr>
-        <w:t xml:space="preserve">, </w:t>
-      </w:r>
-      <w:proofErr w:type="spellStart"/>
-      <w:r>
-        <w:rPr>
-          <w:rFonts w:ascii="Times New Roman" w:hAnsi="Times New Roman" w:cs="Times New Roman"/>
-          <w:bCs/>
-          <w:sz w:val="24"/>
-          <w:szCs w:val="24"/>
-        </w:rPr>
-        <w:t>penting</w:t>
-      </w:r>
-      <w:proofErr w:type="spellEnd"/>
-      <w:r>
-        <w:rPr>
-          <w:rFonts w:ascii="Times New Roman" w:hAnsi="Times New Roman" w:cs="Times New Roman"/>
-          <w:bCs/>
-          <w:sz w:val="24"/>
-          <w:szCs w:val="24"/>
-        </w:rPr>
-        <w:t xml:space="preserve"> </w:t>
-      </w:r>
-      <w:proofErr w:type="spellStart"/>
-      <w:r>
-        <w:rPr>
-          <w:rFonts w:ascii="Times New Roman" w:hAnsi="Times New Roman" w:cs="Times New Roman"/>
-          <w:bCs/>
-          <w:sz w:val="24"/>
-          <w:szCs w:val="24"/>
-        </w:rPr>
-        <w:t>bagi</w:t>
-      </w:r>
-      <w:proofErr w:type="spellEnd"/>
-      <w:r>
-        <w:rPr>
-          <w:rFonts w:ascii="Times New Roman" w:hAnsi="Times New Roman" w:cs="Times New Roman"/>
-          <w:bCs/>
-          <w:sz w:val="24"/>
-          <w:szCs w:val="24"/>
-        </w:rPr>
-        <w:t xml:space="preserve"> </w:t>
-      </w:r>
-      <w:proofErr w:type="spellStart"/>
-      <w:r>
-        <w:rPr>
-          <w:rFonts w:ascii="Times New Roman" w:hAnsi="Times New Roman" w:cs="Times New Roman"/>
-          <w:bCs/>
-          <w:sz w:val="24"/>
-          <w:szCs w:val="24"/>
-        </w:rPr>
-        <w:t>perusahaan</w:t>
-      </w:r>
-      <w:proofErr w:type="spellEnd"/>
-      <w:r>
-        <w:rPr>
-          <w:rFonts w:ascii="Times New Roman" w:hAnsi="Times New Roman" w:cs="Times New Roman"/>
-          <w:bCs/>
-          <w:sz w:val="24"/>
-          <w:szCs w:val="24"/>
-        </w:rPr>
-        <w:t xml:space="preserve"> </w:t>
-      </w:r>
-      <w:proofErr w:type="spellStart"/>
-      <w:r>
-        <w:rPr>
-          <w:rFonts w:ascii="Times New Roman" w:hAnsi="Times New Roman" w:cs="Times New Roman"/>
-          <w:bCs/>
-          <w:sz w:val="24"/>
-          <w:szCs w:val="24"/>
-        </w:rPr>
-        <w:t>atau</w:t>
-      </w:r>
-      <w:proofErr w:type="spellEnd"/>
-      <w:r>
-        <w:rPr>
-          <w:rFonts w:ascii="Times New Roman" w:hAnsi="Times New Roman" w:cs="Times New Roman"/>
-          <w:bCs/>
-          <w:sz w:val="24"/>
-          <w:szCs w:val="24"/>
-        </w:rPr>
-        <w:t xml:space="preserve"> </w:t>
-      </w:r>
-      <w:proofErr w:type="spellStart"/>
-      <w:r>
-        <w:rPr>
-          <w:rFonts w:ascii="Times New Roman" w:hAnsi="Times New Roman" w:cs="Times New Roman"/>
-          <w:bCs/>
-          <w:sz w:val="24"/>
-          <w:szCs w:val="24"/>
-        </w:rPr>
-        <w:t>instansi</w:t>
-      </w:r>
-      <w:proofErr w:type="spellEnd"/>
-      <w:r>
-        <w:rPr>
-          <w:rFonts w:ascii="Times New Roman" w:hAnsi="Times New Roman" w:cs="Times New Roman"/>
-          <w:bCs/>
-          <w:sz w:val="24"/>
-          <w:szCs w:val="24"/>
-        </w:rPr>
-        <w:t xml:space="preserve"> </w:t>
-      </w:r>
-      <w:proofErr w:type="spellStart"/>
-      <w:r>
-        <w:rPr>
-          <w:rFonts w:ascii="Times New Roman" w:hAnsi="Times New Roman" w:cs="Times New Roman"/>
-          <w:bCs/>
-          <w:sz w:val="24"/>
-          <w:szCs w:val="24"/>
-        </w:rPr>
-        <w:t>untuk</w:t>
-      </w:r>
-      <w:proofErr w:type="spellEnd"/>
-      <w:r>
-        <w:rPr>
-          <w:rFonts w:ascii="Times New Roman" w:hAnsi="Times New Roman" w:cs="Times New Roman"/>
-          <w:bCs/>
-          <w:sz w:val="24"/>
-          <w:szCs w:val="24"/>
-        </w:rPr>
-        <w:t xml:space="preserve"> </w:t>
-      </w:r>
-      <w:proofErr w:type="spellStart"/>
-      <w:r>
-        <w:rPr>
-          <w:rFonts w:ascii="Times New Roman" w:hAnsi="Times New Roman" w:cs="Times New Roman"/>
-          <w:bCs/>
-          <w:sz w:val="24"/>
-          <w:szCs w:val="24"/>
-        </w:rPr>
-        <w:t>menjaga</w:t>
-      </w:r>
-      <w:proofErr w:type="spellEnd"/>
-      <w:r>
-        <w:rPr>
-          <w:rFonts w:ascii="Times New Roman" w:hAnsi="Times New Roman" w:cs="Times New Roman"/>
-          <w:bCs/>
-          <w:sz w:val="24"/>
-          <w:szCs w:val="24"/>
-        </w:rPr>
-        <w:t xml:space="preserve"> </w:t>
-      </w:r>
-      <w:proofErr w:type="spellStart"/>
-      <w:r>
-        <w:rPr>
-          <w:rFonts w:ascii="Times New Roman" w:hAnsi="Times New Roman" w:cs="Times New Roman"/>
-          <w:bCs/>
-          <w:sz w:val="24"/>
-          <w:szCs w:val="24"/>
-        </w:rPr>
-        <w:t>ketersediaan</w:t>
-      </w:r>
-      <w:proofErr w:type="spellEnd"/>
-      <w:r>
-        <w:rPr>
-          <w:rFonts w:ascii="Times New Roman" w:hAnsi="Times New Roman" w:cs="Times New Roman"/>
-          <w:bCs/>
-          <w:sz w:val="24"/>
-          <w:szCs w:val="24"/>
-        </w:rPr>
-        <w:t xml:space="preserve"> </w:t>
-      </w:r>
-      <w:proofErr w:type="spellStart"/>
-      <w:r>
-        <w:rPr>
-          <w:rFonts w:ascii="Times New Roman" w:hAnsi="Times New Roman" w:cs="Times New Roman"/>
-          <w:bCs/>
-          <w:sz w:val="24"/>
-          <w:szCs w:val="24"/>
-        </w:rPr>
-        <w:t>stok</w:t>
-      </w:r>
-      <w:proofErr w:type="spellEnd"/>
-      <w:r>
-        <w:rPr>
-          <w:rFonts w:ascii="Times New Roman" w:hAnsi="Times New Roman" w:cs="Times New Roman"/>
-          <w:bCs/>
-          <w:sz w:val="24"/>
-          <w:szCs w:val="24"/>
-        </w:rPr>
-        <w:t xml:space="preserve"> </w:t>
-      </w:r>
-      <w:proofErr w:type="spellStart"/>
-      <w:r>
-        <w:rPr>
-          <w:rFonts w:ascii="Times New Roman" w:hAnsi="Times New Roman" w:cs="Times New Roman"/>
-          <w:bCs/>
-          <w:sz w:val="24"/>
-          <w:szCs w:val="24"/>
-        </w:rPr>
-        <w:t>inventaris</w:t>
-      </w:r>
-      <w:proofErr w:type="spellEnd"/>
-      <w:r>
-        <w:rPr>
-          <w:rFonts w:ascii="Times New Roman" w:hAnsi="Times New Roman" w:cs="Times New Roman"/>
-          <w:bCs/>
-          <w:sz w:val="24"/>
-          <w:szCs w:val="24"/>
-        </w:rPr>
-        <w:t xml:space="preserve"> guna </w:t>
-      </w:r>
-      <w:proofErr w:type="spellStart"/>
-      <w:r>
-        <w:rPr>
-          <w:rFonts w:ascii="Times New Roman" w:hAnsi="Times New Roman" w:cs="Times New Roman"/>
-          <w:bCs/>
-          <w:sz w:val="24"/>
-          <w:szCs w:val="24"/>
-        </w:rPr>
-        <w:t>menunjang</w:t>
-      </w:r>
-      <w:proofErr w:type="spellEnd"/>
-      <w:r>
-        <w:rPr>
-          <w:rFonts w:ascii="Times New Roman" w:hAnsi="Times New Roman" w:cs="Times New Roman"/>
-          <w:bCs/>
-          <w:sz w:val="24"/>
-          <w:szCs w:val="24"/>
-        </w:rPr>
-        <w:t xml:space="preserve"> proses </w:t>
-      </w:r>
-      <w:proofErr w:type="spellStart"/>
-      <w:r>
-        <w:rPr>
-          <w:rFonts w:ascii="Times New Roman" w:hAnsi="Times New Roman" w:cs="Times New Roman"/>
-          <w:bCs/>
-          <w:sz w:val="24"/>
-          <w:szCs w:val="24"/>
-        </w:rPr>
-        <w:t>oprasionalnya</w:t>
-      </w:r>
-      <w:proofErr w:type="spellEnd"/>
-      <w:r>
-        <w:rPr>
-          <w:rFonts w:ascii="Times New Roman" w:hAnsi="Times New Roman" w:cs="Times New Roman"/>
-          <w:bCs/>
-          <w:sz w:val="24"/>
-          <w:szCs w:val="24"/>
-        </w:rPr>
-        <w:t xml:space="preserve"> </w:t>
-      </w:r>
-      <w:r>
-        <w:rPr>
-          <w:rFonts w:ascii="Times New Roman" w:hAnsi="Times New Roman" w:cs="Times New Roman"/>
-          <w:bCs/>
-          <w:sz w:val="24"/>
-          <w:szCs w:val="24"/>
-        </w:rPr>
-        <w:fldChar w:fldCharType="begin" w:fldLock="1"/>
-      </w:r>
-      <w:r>
-        <w:rPr>
-          <w:rFonts w:ascii="Times New Roman" w:hAnsi="Times New Roman" w:cs="Times New Roman"/>
-          <w:bCs/>
-          <w:sz w:val="24"/>
-          <w:szCs w:val="24"/>
-        </w:rPr>
-        <w:instrText>ADDIN CSL_CITATION {"citationItems":[{"id":"ITEM-1","itemData":{"DOI":"10.32736/sisfokom.v9i1.674","ISSN":"2301-7988","abstract":"Abstrak--- PT. PLN (persero) WS2JB (Wilayah Sumatera Selatan, Jambi dan Bengkulu) cabang Palembang rayon rivai merupakan salah satu cabang PT. PLN yang berlokasi di Sumatera Selatan. Pada saat ini di dalam pengolahan data inventaris masih sering mengalami banyak kendala seperti sering terjadi kesulitan dalam penyajian laporan data barang inventaris. Hal ini menyebabkan laporan inventaris menjadi tidak efisien karena dalam pengolahan data masih dilakukan secara manual, di mana tidak didukung dengan sistem informasi yang menunjang dalam pembuatan laporan data barang inventaris. Adapun metode yang digunakan dalam penelitian ini menggunakan metode waterfall yang memiliki beberapa tahapan yaitu: Analisis, Desain, Pengodean dan Pengujian. Penelitian ini akan menghasilkan suatu sistem informasi inventaris pada PT. PLN (persero) WS2JB cabang Palembang rayon rivai. Sistem informasi yang dihasilkan akan mengelola data barang inventaris secara lebih efisien serta menyajikan laporan data barang invetaris yang lebih teratur.\r \r Kata Kunci : Sistem Informasi, Inventaris, waterfall","author":[{"dropping-particle":"","family":"Huda","given":"Nurul","non-dropping-particle":"","parse-names":false,"suffix":""},{"dropping-particle":"","family":"Amalia","given":"Rahayu","non-dropping-particle":"","parse-names":false,"suffix":""}],"container-title":"Jurnal Sisfokom (Sistem Informasi dan Komputer)","id":"ITEM-1","issue":"1","issued":{"date-parts":[["2020"]]},"page":"13-19","title":"Implementasi Sistem Informasi Inventaris Barang pada PT.PLN (Persero) Palembang","type":"article-journal","volume":"9"},"uris":["http://www.mendeley.com/documents/?uuid=3a39fe25-c689-47e3-98b2-e9fb4f004ef6"]}],"mendeley":{"formattedCitation":"(Huda and Amalia 2020)","plainTextFormattedCitation":"(Huda and Amalia 2020)","previouslyFormattedCitation":"(Huda and Amalia 2020)"},"properties":{"noteIndex":0},"schema":"https://github.com/citation-style-language/schema/raw/master/csl-citation.json"}</w:instrText>
-      </w:r>
-      <w:r>
-        <w:rPr>
-          <w:rFonts w:ascii="Times New Roman" w:hAnsi="Times New Roman" w:cs="Times New Roman"/>
-          <w:bCs/>
-          <w:sz w:val="24"/>
-          <w:szCs w:val="24"/>
-        </w:rPr>
-        <w:fldChar w:fldCharType="separate"/>
-      </w:r>
-      <w:r>
-        <w:rPr>
-          <w:rFonts w:ascii="Times New Roman" w:hAnsi="Times New Roman" w:cs="Times New Roman"/>
-          <w:bCs/>
-          <w:noProof/>
-          <w:sz w:val="24"/>
-          <w:szCs w:val="24"/>
-        </w:rPr>
-        <w:t>(Huda and Amalia 2020)</w:t>
-      </w:r>
-      <w:r>
-        <w:rPr>
-          <w:rFonts w:ascii="Times New Roman" w:hAnsi="Times New Roman" w:cs="Times New Roman"/>
-          <w:bCs/>
-          <w:sz w:val="24"/>
-          <w:szCs w:val="24"/>
-        </w:rPr>
-        <w:fldChar w:fldCharType="end"/>
-      </w:r>
-      <w:r>
-        <w:rPr>
-          <w:rFonts w:ascii="Times New Roman" w:hAnsi="Times New Roman" w:cs="Times New Roman"/>
-          <w:bCs/>
-          <w:sz w:val="24"/>
-          <w:szCs w:val="24"/>
-        </w:rPr>
-        <w:t>.</w:t>
-      </w:r>
-    </w:p>
-    <w:p>
-      <w:pPr>
-        <w:pStyle w:val="SB21n"/>
-      </w:pPr>
-      <w:bookmarkStart w:id="18" w:name="_Toc208450379"/>
-      <w:proofErr w:type="spellStart"/>
-      <w:r>
-        <w:t>Satuan</w:t>
-      </w:r>
-      <w:proofErr w:type="spellEnd"/>
-      <w:r>
-        <w:t xml:space="preserve"> Pendidikan Non-Formal </w:t>
-      </w:r>
-      <w:proofErr w:type="spellStart"/>
-      <w:r>
-        <w:t>Sanggar</w:t>
-      </w:r>
-      <w:proofErr w:type="spellEnd"/>
-      <w:r>
-        <w:t xml:space="preserve"> </w:t>
-      </w:r>
-      <w:proofErr w:type="spellStart"/>
-      <w:r>
-        <w:t>Kegiatan</w:t>
-      </w:r>
-      <w:proofErr w:type="spellEnd"/>
-      <w:r>
-        <w:t xml:space="preserve"> </w:t>
-      </w:r>
-      <w:proofErr w:type="spellStart"/>
-      <w:r>
-        <w:t>Belajar</w:t>
-      </w:r>
-      <w:bookmarkEnd w:id="18"/>
-      <w:proofErr w:type="spellEnd"/>
-    </w:p>
-    <w:p>
-      <w:pPr>
-        <w:pStyle w:val="ListParagraph"/>
-        <w:spacing w:after="0" w:line="360" w:lineRule="auto"/>
-        <w:ind w:firstLine="414"/>
-        <w:jc w:val="both"/>
-        <w:rPr>
-          <w:rFonts w:ascii="Times New Roman" w:hAnsi="Times New Roman" w:cs="Times New Roman"/>
-          <w:bCs/>
-          <w:sz w:val="24"/>
-          <w:szCs w:val="24"/>
-          <w:lang w:val="id"/>
-        </w:rPr>
-      </w:pPr>
-      <w:r>
-        <w:rPr>
-          <w:rFonts w:ascii="Times New Roman" w:hAnsi="Times New Roman" w:cs="Times New Roman"/>
-          <w:bCs/>
-          <w:sz w:val="24"/>
-          <w:szCs w:val="24"/>
-          <w:lang w:val="id"/>
-        </w:rPr>
-        <w:t xml:space="preserve">Undang-Undang Nomor 20 Tahun 2003 tentang Sistem Pendidikan Nasional (UU Sisdiknas) Pasal 1 menjelaskan bahwa Pendidikan Nonformal (PNF) merupakan jalur pendidikan di luar pendidikan formal yang pelaksanaannya dapat dilakukan secara terstruktur dan berjenjang. Dalam Pasal 26 disebutkan bahwa PNF dilaksanakan melalui satuan pendidikan nonformal (SPNF), seperti lembaga kursus, lembaga pelatihan, kelompok belajar, Pusat Kegiatan Belajar Masyarakat (PKBM), majelis taklim, serta satuan pendidikan serupa lainnya. Sejak diterbitkannya Permendikbud Nomor 4 Tahun 2016 tentang perubahan fungsi Sanggar Kegiatan Belajar (SKB) menjadi SPNF sejenis, maka SKB telah resmi bertransformasi menjadi satuan pendidikan. Satuan pendidikan sendiri merupakan kelompok layanan pendidikan yang menyelenggarakan kegiatan pendidikan pada setiap jenjang dan jenis pendidikan </w:t>
-      </w:r>
-      <w:r>
-        <w:rPr>
-          <w:rFonts w:ascii="Times New Roman" w:hAnsi="Times New Roman" w:cs="Times New Roman"/>
-          <w:bCs/>
-          <w:sz w:val="24"/>
-          <w:szCs w:val="24"/>
-          <w:lang w:val="id"/>
-        </w:rPr>
-        <w:fldChar w:fldCharType="begin" w:fldLock="1"/>
-      </w:r>
-      <w:r>
-        <w:rPr>
-          <w:rFonts w:ascii="Times New Roman" w:hAnsi="Times New Roman" w:cs="Times New Roman"/>
-          <w:bCs/>
-          <w:sz w:val="24"/>
-          <w:szCs w:val="24"/>
-          <w:lang w:val="id"/>
-        </w:rPr>
-        <w:instrText>ADDIN CSL_CITATION {"citationItems":[{"id":"ITEM-1","itemData":{"abstract":"Penjaminan penyelenggaraan pendidikan yang berkualitas telah ditetapkan Standar Nasional Pendidikan, salah satunya melalui standar pengelolaan. Untuk memenuhi standar pengelolaan, dibutuhkan manajemen yang baik di satuan pendidikan. Pendidikan nonformal merupakan jalur pendidikan yang dapat dilaksanakan secara terstruktur dan berjenjang, yang diselenggarakan di satuan pendidikan nonformal, seperti Sanggar Kegiatan Belajar dan Pusat Kegiatan Belajar Masyarakat. Penelitian ini bertujuan untuk mengetahui efektivitas penerapan fungsi-fungsi manajemen melalui pelatihan dalam memenuhi standar pengelolaan SPNF dan mendeskripsikan hasil penerapan fungsi-fungsi manajemen dalam memenuhi standar pengelolaan. Penelitian ini termasuk jenis penelitian kuantitatif yang dilaksanakan terhadap 30 orang pengelola pada 30 satuan pendidikan nonformal di Kabupaten Deli Serdang Provinsi Sumatera Utara. Penentuan partisipan penelitian dengan menggunakan sampel bertujuan, sesuai dengan kriteria yang ditentukan. Metode penelitian yang digunakan adalah metode eksperimen semu (quasi experiment design) dengan tes awal dan tes akhir. Perlakuan dilaksanakan selama selama dua bulan dengan 15 kali pertemuan atau 60 jam pelatihan, Instrumen penelitian menggunakan tes dan dokumen evaluasi diri berupa tes sebanyak 20 butir soal pilihan ganda. Signifikansi program diuji dengan t-test berkorelasi. Hasil penelitian menunjukkan bahwa nilai t hitung &gt; t tabel , artinya terdapat perbedaan yang signifikan nilai yang diperoleh SPNF sebelum dengan sesudah mengikuti pembelajaran pada taraf signifikansi 5%. Terdapat kenaikan nilai rata-rata tes awal dan tes akhir sebesar 59,6% dengan daya serap klasikal 75% atau baik. Sedangkan analisis dokumen menunjukkan hasil pemenuhan dokumen rata-rata 69,5 termasuk dalam kategori sangat baik.","author":[{"dropping-particle":"","family":"Ivo","given":"Yani.","non-dropping-particle":"","parse-names":false,"suffix":""}],"container-title":"Jurnal Ilmiah PTK PNF","id":"ITEM-1","issue":"2620-5254","issued":{"date-parts":[["2020"]]},"page":"175-188","title":"PENGELOLAAN SATUAN PENDIDIKAN NONFORMAL Ivo Yani email : ivo.yani@kemdikbud.go.id Pamong Belajar Balai Pengembangan Anak Usia Dini dan Pendidikan Masyarakat Sumatera Utara","type":"article-journal","volume":"15"},"uris":["http://www.mendeley.com/documents/?uuid=80e0e589-d9b8-4fce-8d4c-7e34559419b7"]}],"mendeley":{"formattedCitation":"(Ivo 2020)","plainTextFormattedCitation":"(Ivo 2020)","previouslyFormattedCitation":"(Ivo 2020)"},"properties":{"noteIndex":0},"schema":"https://github.com/citation-style-language/schema/raw/master/csl-citation.json"}</w:instrText>
-      </w:r>
-      <w:r>
-        <w:rPr>
-          <w:rFonts w:ascii="Times New Roman" w:hAnsi="Times New Roman" w:cs="Times New Roman"/>
-          <w:bCs/>
-          <w:sz w:val="24"/>
-          <w:szCs w:val="24"/>
-          <w:lang w:val="id"/>
-        </w:rPr>
-        <w:fldChar w:fldCharType="separate"/>
-      </w:r>
-      <w:r>
-        <w:rPr>
-          <w:rFonts w:ascii="Times New Roman" w:hAnsi="Times New Roman" w:cs="Times New Roman"/>
-          <w:bCs/>
-          <w:noProof/>
-          <w:sz w:val="24"/>
-          <w:szCs w:val="24"/>
-          <w:lang w:val="id"/>
-        </w:rPr>
-        <w:t>(Ivo 2020)</w:t>
-      </w:r>
-      <w:r>
-        <w:rPr>
-          <w:rFonts w:ascii="Times New Roman" w:hAnsi="Times New Roman" w:cs="Times New Roman"/>
-          <w:bCs/>
-          <w:sz w:val="24"/>
-          <w:szCs w:val="24"/>
-          <w:lang w:val="id"/>
-        </w:rPr>
-        <w:fldChar w:fldCharType="end"/>
-      </w:r>
-      <w:r>
-        <w:rPr>
-          <w:rFonts w:ascii="Times New Roman" w:hAnsi="Times New Roman" w:cs="Times New Roman"/>
-          <w:bCs/>
-          <w:sz w:val="24"/>
-          <w:szCs w:val="24"/>
-          <w:lang w:val="id"/>
-        </w:rPr>
-        <w:t>.</w:t>
-      </w:r>
-    </w:p>
-    <w:p>
-      <w:pPr>
-        <w:pStyle w:val="ListParagraph"/>
-        <w:spacing w:after="0" w:line="360" w:lineRule="auto"/>
-        <w:ind w:firstLine="414"/>
-        <w:jc w:val="both"/>
-        <w:rPr>
-          <w:rFonts w:ascii="Times New Roman" w:hAnsi="Times New Roman" w:cs="Times New Roman"/>
-          <w:bCs/>
-          <w:sz w:val="24"/>
-          <w:szCs w:val="24"/>
-        </w:rPr>
-      </w:pPr>
-      <w:r>
-        <w:rPr>
-          <w:rFonts w:ascii="Times New Roman" w:hAnsi="Times New Roman" w:cs="Times New Roman"/>
-          <w:bCs/>
-          <w:sz w:val="24"/>
-          <w:szCs w:val="24"/>
-          <w:lang w:val="id"/>
-        </w:rPr>
-        <w:t xml:space="preserve">Satuan Pendidikan Nonformal Sanggar Kegiatan Belajar (SPNF SKB) merupakan lembaga pendidikan nonformal yang menyelenggarakan berbagai program pendidikan seperti pendidikan kesetaraan, pelatihan keterampilan dan keahlian, pendidikan keaksaraan, pendidikan anak usia dini, kecakapan hidup, pendidikan kepemudaan, pemberdayaan perempuan, dan program lainnya. Lembaga ini dapat menjadi alternatif bagi masyarakat yang ingin mengganti, menambah, atau melengkapi pendidikan mereka. Salah satu program unggulan yang dilaksanakan oleh SPNF SKB adalah pendidikan kesetaraan, yang mencakup Kejar Paket A, Paket B, dan Paket </w:t>
-      </w:r>
-      <w:r>
-        <w:rPr>
-          <w:rFonts w:ascii="Times New Roman" w:hAnsi="Times New Roman" w:cs="Times New Roman"/>
-          <w:bCs/>
-          <w:sz w:val="24"/>
-          <w:szCs w:val="24"/>
-          <w:lang w:val="id"/>
-        </w:rPr>
-        <w:lastRenderedPageBreak/>
-        <w:t xml:space="preserve">C. Program ini ditujukan bagi masyarakat yang tidak dapat menyelesaikan pendidikan formal karena berbagai alasan, sebagai bentuk pengganti pendidikan formal tersebut </w:t>
-      </w:r>
-      <w:r>
-        <w:rPr>
-          <w:rFonts w:ascii="Times New Roman" w:hAnsi="Times New Roman" w:cs="Times New Roman"/>
-          <w:bCs/>
-          <w:sz w:val="24"/>
-          <w:szCs w:val="24"/>
-          <w:lang w:val="id"/>
-        </w:rPr>
-        <w:fldChar w:fldCharType="begin" w:fldLock="1"/>
-      </w:r>
-      <w:r>
-        <w:rPr>
-          <w:rFonts w:ascii="Times New Roman" w:hAnsi="Times New Roman" w:cs="Times New Roman"/>
-          <w:bCs/>
-          <w:sz w:val="24"/>
-          <w:szCs w:val="24"/>
-          <w:lang w:val="id"/>
-        </w:rPr>
-        <w:instrText>ADDIN CSL_CITATION {"citationItems":[{"id":"ITEM-1","itemData":{"ISSN":"2721-7310","abstract":"Program pendidikan kesetaraan sangat penting untuk pencapaian pembelajaran pendidikan dasar serta memenuhi kebutuhan pendidikan dan memastikan bahwa semua anggota masyarakat memiliki akses yang sama terhadap layanan pendidikan. Tujuan penelitian ini untuk mendeskripsikan penyelenggaraan program pendidikan kesetaraan pada Satuan Pendidikan Non Formal SKB Kota Palembang. Penelitian ini menggunakan jenis penelitian deskriptif dengan pendekatan kualitatif. Hasil penelitian yang diperoleh yaitu; 1) perencanaan pembelajaran telah dilakukan dengan baik, bentuk perencanaan berupa analisis karakteristik warga belajar, menghitung alokasi waktu efektif, analisis materi pembelajaran, merancang penilaian, mengembangkan silabus, dan mengembangkan RPP 2) pelaksanaan pembelajaran juga telah dilakukan dengan baik berdasarkan dengan rencana yang telah tertuang dalam RPP 3) evaluasi pembelajaran juga telah dilakukan dengan baik yaitu dilakukan perencanaan evaluasi, pelaksanaan evaluasi, monitoring pelaksanaan, pengolahan data hasil evaluasi, pelaporan hasil evaluasi dan penggunaan hasil evaluasi pembelajaran. Pelaksanaan pembelajaran pendidikan kesetaraan di SPNF SKB Kota Palembang sudah berjalan dengan baik, hal tersebut terlihat dari semua aktivitas yang telah dilakukan mulai dari perencanaan, pelaksanaan dan evaluasi pembelajaran.","author":[{"dropping-particle":"","family":"Syaputra","given":"Ricky","non-dropping-particle":"","parse-names":false,"suffix":""},{"dropping-particle":"","family":"Shomedran","given":"","non-dropping-particle":"","parse-names":false,"suffix":""}],"container-title":"AKSARA: Jurnal Ilmu Pedidikan Nonformal","id":"ITEM-1","issue":"1","issued":{"date-parts":[["2023"]]},"page":"17-34","title":"Penyelenggaraan Program Pendidikan Kesetaraan Pada Satuan Pendidikan Non Formal SKB Kota Palembang","type":"article-journal","volume":"09"},"uris":["http://www.mendeley.com/documents/?uuid=36c6393c-0c82-41f2-b657-18b13fb418b1"]}],"mendeley":{"formattedCitation":"(Syaputra and Shomedran 2023)","plainTextFormattedCitation":"(Syaputra and Shomedran 2023)","previouslyFormattedCitation":"(Syaputra and Shomedran 2023)"},"properties":{"noteIndex":0},"schema":"https://github.com/citation-style-language/schema/raw/master/csl-citation.json"}</w:instrText>
-      </w:r>
-      <w:r>
-        <w:rPr>
-          <w:rFonts w:ascii="Times New Roman" w:hAnsi="Times New Roman" w:cs="Times New Roman"/>
-          <w:bCs/>
-          <w:sz w:val="24"/>
-          <w:szCs w:val="24"/>
-          <w:lang w:val="id"/>
-        </w:rPr>
-        <w:fldChar w:fldCharType="separate"/>
-      </w:r>
-      <w:r>
-        <w:rPr>
-          <w:rFonts w:ascii="Times New Roman" w:hAnsi="Times New Roman" w:cs="Times New Roman"/>
-          <w:bCs/>
-          <w:noProof/>
-          <w:sz w:val="24"/>
-          <w:szCs w:val="24"/>
-          <w:lang w:val="id"/>
-        </w:rPr>
-        <w:t>(Syaputra and Shomedran 2023)</w:t>
-      </w:r>
-      <w:r>
-        <w:rPr>
-          <w:rFonts w:ascii="Times New Roman" w:hAnsi="Times New Roman" w:cs="Times New Roman"/>
-          <w:bCs/>
-          <w:sz w:val="24"/>
-          <w:szCs w:val="24"/>
-          <w:lang w:val="id"/>
-        </w:rPr>
-        <w:fldChar w:fldCharType="end"/>
-      </w:r>
-      <w:r>
-        <w:rPr>
-          <w:rFonts w:ascii="Times New Roman" w:hAnsi="Times New Roman" w:cs="Times New Roman"/>
-          <w:bCs/>
-          <w:sz w:val="24"/>
-          <w:szCs w:val="24"/>
-          <w:lang w:val="id"/>
-        </w:rPr>
-        <w:t>.</w:t>
-      </w:r>
-    </w:p>
-    <w:p>
-      <w:pPr>
-        <w:pStyle w:val="SB21n"/>
-      </w:pPr>
-      <w:bookmarkStart w:id="19" w:name="_Toc208450380"/>
-      <w:r>
-        <w:t>Website</w:t>
-      </w:r>
-      <w:bookmarkEnd w:id="19"/>
-    </w:p>
-    <w:p>
-      <w:pPr>
-        <w:pStyle w:val="ListParagraph"/>
-        <w:spacing w:after="0" w:line="360" w:lineRule="auto"/>
-        <w:ind w:firstLine="414"/>
-        <w:rPr>
-          <w:rFonts w:ascii="Times New Roman" w:hAnsi="Times New Roman" w:cs="Times New Roman"/>
-          <w:bCs/>
-          <w:sz w:val="24"/>
-          <w:szCs w:val="24"/>
-        </w:rPr>
-      </w:pPr>
       <w:r>
         <w:rPr>
           <w:rFonts w:ascii="Times New Roman" w:hAnsi="Times New Roman" w:cs="Times New Roman"/>
@@ -18254,6 +18286,7 @@
     <w:p>
       <w:pPr>
         <w:pStyle w:val="SB21"/>
+        <w:spacing w:before="240"/>
       </w:pPr>
       <w:bookmarkStart w:id="20" w:name="_Toc208450381"/>
       <w:proofErr w:type="spellStart"/>
@@ -18462,7 +18495,7 @@
           <w:szCs w:val="24"/>
           <w:lang w:val="id"/>
         </w:rPr>
-        <w:instrText>ADDIN CSL_CITATION {"citationItems":[{"id":"ITEM-1","itemData":{"author":[{"dropping-particle":"","family":"Asahan","given":"Universitas","non-dropping-particle":"","parse-names":false,"suffix":""}],"id":"ITEM-1","issued":{"date-parts":[["2025"]]},"page":"2068-2073","title":"PERANCANGAN SISTEM INFORMASI PENYEWAAN MOBIL BERBASIS WEB DESIGN OF WEB-BASED CAR RENTAL INFORMATION SYSTEM","type":"article-journal"},"uris":["http://www.mendeley.com/documents/?uuid=acd73262-7c23-4a65-8377-a6278aca7a83"]}],"mendeley":{"formattedCitation":"(Asahan 2025)","plainTextFormattedCitation":"(Asahan 2025)","previouslyFormattedCitation":"(Asahan 2025)"},"properties":{"noteIndex":0},"schema":"https://github.com/citation-style-language/schema/raw/master/csl-citation.json"}</w:instrText>
+        <w:instrText>ADDIN CSL_CITATION {"citationItems":[{"id":"ITEM-1","itemData":{"author":[{"dropping-particle":"","family":"Asahan","given":"Universitas","non-dropping-particle":"","parse-names":false,"suffix":""}],"id":"ITEM-1","issued":{"date-parts":[["2025"]]},"page":"2068-2073","title":"PERANCANGAN SISTEM INFORMASI PENYEWAAN MOBIL BERBASIS","type":"article-journal"},"uris":["http://www.mendeley.com/documents/?uuid=acd73262-7c23-4a65-8377-a6278aca7a83"]}],"mendeley":{"formattedCitation":"(Asahan 2025)","plainTextFormattedCitation":"(Asahan 2025)","previouslyFormattedCitation":"(Asahan 2025)"},"properties":{"noteIndex":0},"schema":"https://github.com/citation-style-language/schema/raw/master/csl-citation.json"}</w:instrText>
       </w:r>
       <w:r>
         <w:rPr>
@@ -18513,54 +18546,11 @@
     </w:p>
     <w:p>
       <w:pPr>
-        <w:pStyle w:val="ListParagraph"/>
-        <w:spacing w:after="0" w:line="360" w:lineRule="auto"/>
-        <w:ind w:firstLine="414"/>
-        <w:jc w:val="both"/>
-        <w:rPr>
-          <w:rFonts w:ascii="Times New Roman" w:hAnsi="Times New Roman" w:cs="Times New Roman"/>
-          <w:bCs/>
-          <w:sz w:val="24"/>
-          <w:szCs w:val="24"/>
-          <w:lang w:val="id"/>
-        </w:rPr>
-      </w:pPr>
-    </w:p>
-    <w:p>
-      <w:pPr>
-        <w:pStyle w:val="ListParagraph"/>
-        <w:spacing w:after="0" w:line="360" w:lineRule="auto"/>
-        <w:ind w:firstLine="414"/>
-        <w:jc w:val="both"/>
-        <w:rPr>
-          <w:rFonts w:ascii="Times New Roman" w:hAnsi="Times New Roman" w:cs="Times New Roman"/>
-          <w:bCs/>
-          <w:sz w:val="24"/>
-          <w:szCs w:val="24"/>
-          <w:lang w:val="id"/>
-        </w:rPr>
-      </w:pPr>
-    </w:p>
-    <w:p>
-      <w:pPr>
-        <w:pStyle w:val="ListParagraph"/>
-        <w:spacing w:after="0" w:line="360" w:lineRule="auto"/>
-        <w:ind w:firstLine="414"/>
-        <w:jc w:val="both"/>
-        <w:rPr>
-          <w:rFonts w:ascii="Times New Roman" w:hAnsi="Times New Roman" w:cs="Times New Roman"/>
-          <w:bCs/>
-          <w:sz w:val="24"/>
-          <w:szCs w:val="24"/>
-        </w:rPr>
-      </w:pPr>
-    </w:p>
-    <w:p>
-      <w:pPr>
         <w:pStyle w:val="SB22n"/>
       </w:pPr>
       <w:bookmarkStart w:id="23" w:name="_Toc208450384"/>
       <w:r>
+        <w:lastRenderedPageBreak/>
         <w:t>PHP</w:t>
       </w:r>
       <w:bookmarkEnd w:id="23"/>
@@ -18671,7 +18661,63 @@
           <w:szCs w:val="24"/>
           <w:lang w:val="id"/>
         </w:rPr>
-        <w:t xml:space="preserve">Laravel merupakan salah satu framework PHP yang dirancang untuk memudahkan pengembangan aplikasi web dengan cara yang cepat, efisien, dan elegan. Framework ini menyediakan berbagai fitur bawaan yang mendukung proses pembangunan web modern. Sementara itu, PHP tetap menjadi bahasa pemrograman yang sangat dinamis, ditandai dengan pembaruan versi yang terus dilakukan untuk meningkatkan performa dan keamanan. Laravel pun selalu mengikuti perkembangan tersebut dengan rutin merilis pembaruan dan mengadopsi teknologi terbaru </w:t>
+        <w:t xml:space="preserve">Laravel merupakan salah satu </w:t>
+      </w:r>
+      <w:r>
+        <w:rPr>
+          <w:rFonts w:ascii="Times New Roman" w:hAnsi="Times New Roman" w:cs="Times New Roman"/>
+          <w:bCs/>
+          <w:i/>
+          <w:iCs/>
+          <w:sz w:val="24"/>
+          <w:szCs w:val="24"/>
+          <w:lang w:val="id"/>
+        </w:rPr>
+        <w:t>F</w:t>
+      </w:r>
+      <w:r>
+        <w:rPr>
+          <w:rFonts w:ascii="Times New Roman" w:hAnsi="Times New Roman" w:cs="Times New Roman"/>
+          <w:bCs/>
+          <w:i/>
+          <w:iCs/>
+          <w:sz w:val="24"/>
+          <w:szCs w:val="24"/>
+          <w:lang w:val="id"/>
+        </w:rPr>
+        <w:t>ramework</w:t>
+      </w:r>
+      <w:r>
+        <w:rPr>
+          <w:rFonts w:ascii="Times New Roman" w:hAnsi="Times New Roman" w:cs="Times New Roman"/>
+          <w:bCs/>
+          <w:sz w:val="24"/>
+          <w:szCs w:val="24"/>
+          <w:lang w:val="id"/>
+        </w:rPr>
+        <w:t xml:space="preserve"> PHP yang dirancang untuk memudahkan pengembangan aplikasi web dengan cara yang cepat, efisien, dan elegan. </w:t>
+      </w:r>
+      <w:r>
+        <w:rPr>
+          <w:rFonts w:ascii="Times New Roman" w:hAnsi="Times New Roman" w:cs="Times New Roman"/>
+          <w:bCs/>
+          <w:i/>
+          <w:iCs/>
+          <w:sz w:val="24"/>
+          <w:szCs w:val="24"/>
+          <w:lang w:val="id"/>
+        </w:rPr>
+        <w:t>Framework</w:t>
+      </w:r>
+      <w:r>
+        <w:rPr>
+          <w:rFonts w:ascii="Times New Roman" w:hAnsi="Times New Roman" w:cs="Times New Roman"/>
+          <w:bCs/>
+          <w:sz w:val="24"/>
+          <w:szCs w:val="24"/>
+          <w:lang w:val="id"/>
+        </w:rPr>
+        <w:t xml:space="preserve"> ini menyediakan berbagai fitur bawaan yang mendukung proses pembangunan web modern. Sementara itu, PHP tetap menjadi bahasa pemrograman yang sangat dinamis, ditandai dengan pembaruan versi yang terus dilakukan untuk meningkatkan performa dan keamanan. Laravel pun selalu mengikuti perkembangan tersebut dengan rutin merilis pembaruan dan mengadopsi teknologi terbaru </w:t>
       </w:r>
       <w:r>
         <w:rPr>
@@ -18756,16 +18802,60 @@
           <w:szCs w:val="24"/>
           <w:lang w:val="id"/>
         </w:rPr>
-        <w:t xml:space="preserve">MySQL merupakan perangkat lunak sistem manajemen basis data (DBMS) berbasis SQL yang mendukung penggunaan multithread dan multiuser, serta telah digunakan dalam sekitar 6 juta instalasi di seluruh dunia </w:t>
-      </w:r>
-      <w:r>
-        <w:rPr>
-          <w:rFonts w:ascii="Times New Roman" w:hAnsi="Times New Roman" w:cs="Times New Roman"/>
-          <w:bCs/>
+        <w:t xml:space="preserve">MySQL merupakan perangkat lunak sistem manajemen basis data (DBMS) berbasis SQL yang mendukung penggunaan </w:t>
+      </w:r>
+      <w:r>
+        <w:rPr>
+          <w:rFonts w:ascii="Times New Roman" w:hAnsi="Times New Roman" w:cs="Times New Roman"/>
+          <w:bCs/>
+          <w:i/>
+          <w:iCs/>
           <w:sz w:val="24"/>
           <w:szCs w:val="24"/>
           <w:lang w:val="id"/>
         </w:rPr>
+        <w:t>multithread</w:t>
+      </w:r>
+      <w:r>
+        <w:rPr>
+          <w:rFonts w:ascii="Times New Roman" w:hAnsi="Times New Roman" w:cs="Times New Roman"/>
+          <w:bCs/>
+          <w:sz w:val="24"/>
+          <w:szCs w:val="24"/>
+          <w:lang w:val="id"/>
+        </w:rPr>
+        <w:t xml:space="preserve"> dan </w:t>
+      </w:r>
+      <w:r>
+        <w:rPr>
+          <w:rFonts w:ascii="Times New Roman" w:hAnsi="Times New Roman" w:cs="Times New Roman"/>
+          <w:bCs/>
+          <w:i/>
+          <w:iCs/>
+          <w:sz w:val="24"/>
+          <w:szCs w:val="24"/>
+          <w:lang w:val="id"/>
+        </w:rPr>
+        <w:t>multiuser</w:t>
+      </w:r>
+      <w:r>
+        <w:rPr>
+          <w:rFonts w:ascii="Times New Roman" w:hAnsi="Times New Roman" w:cs="Times New Roman"/>
+          <w:bCs/>
+          <w:sz w:val="24"/>
+          <w:szCs w:val="24"/>
+          <w:lang w:val="id"/>
+        </w:rPr>
+        <w:t xml:space="preserve">, serta telah digunakan dalam sekitar 6 juta instalasi di seluruh dunia </w:t>
+      </w:r>
+      <w:r>
+        <w:rPr>
+          <w:rFonts w:ascii="Times New Roman" w:hAnsi="Times New Roman" w:cs="Times New Roman"/>
+          <w:bCs/>
+          <w:sz w:val="24"/>
+          <w:szCs w:val="24"/>
+          <w:lang w:val="id"/>
+        </w:rPr>
         <w:fldChar w:fldCharType="begin" w:fldLock="1"/>
       </w:r>
       <w:r>
@@ -18776,7 +18866,7 @@
           <w:szCs w:val="24"/>
           <w:lang w:val="id"/>
         </w:rPr>
-        <w:instrText>ADDIN CSL_CITATION {"citationItems":[{"id":"ITEM-1","itemData":{"author":[{"dropping-particle":"","family":"Annisa Rinjani","given":"Sirojul Munir","non-dropping-particle":"","parse-names":false,"suffix":""}],"id":"ITEM-1","issue":"1","issued":{"date-parts":[["2020"]]},"page":"20-28","title":"PERANCANGAN SISTEM PENGELOLA INVENTARIS BERBASIS WEB MENGGUNAKAN FRAMEWORK MVC","type":"article-journal","volume":"6"},"uris":["http://www.mendeley.com/documents/?uuid=e7099abd-fcb0-45a4-850e-345b025f56ad"]}],"mendeley":{"formattedCitation":"(Annisa Rinjani 2020)","plainTextFormattedCitation":"(Annisa Rinjani 2020)","previouslyFormattedCitation":"(Annisa Rinjani 2020)"},"properties":{"noteIndex":0},"schema":"https://github.com/citation-style-language/schema/raw/master/csl-citation.json"}</w:instrText>
+        <w:instrText>ADDIN CSL_CITATION {"citationItems":[{"id":"ITEM-1","itemData":{"author":[{"dropping-particle":"","family":"Annisa Rinjani","given":"Sirojul Munir","non-dropping-particle":"","parse-names":false,"suffix":""}],"id":"ITEM-1","issue":"1","issued":{"date-parts":[["2022"]]},"page":"20-28","title":"PERANCANGAN SISTEM PENGELOLA INVENTARIS BERBASIS WEB MENGGUNAKAN FRAMEWORK MVC","type":"article-journal","volume":"8"},"uris":["http://www.mendeley.com/documents/?uuid=e7099abd-fcb0-45a4-850e-345b025f56ad"]}],"mendeley":{"formattedCitation":"(Annisa Rinjani 2022)","plainTextFormattedCitation":"(Annisa Rinjani 2022)","previouslyFormattedCitation":"(Annisa Rinjani 2022)"},"properties":{"noteIndex":0},"schema":"https://github.com/citation-style-language/schema/raw/master/csl-citation.json"}</w:instrText>
       </w:r>
       <w:r>
         <w:rPr>
@@ -18797,7 +18887,7 @@
           <w:szCs w:val="24"/>
           <w:lang w:val="id"/>
         </w:rPr>
-        <w:t>(Annisa Rinjani 2020)</w:t>
+        <w:t>(Annisa Rinjani 2022)</w:t>
       </w:r>
       <w:r>
         <w:rPr>
@@ -18913,6 +19003,7 @@
       </w:pPr>
       <w:bookmarkStart w:id="26" w:name="_Toc208450387"/>
       <w:r>
+        <w:lastRenderedPageBreak/>
         <w:t xml:space="preserve">Metode </w:t>
       </w:r>
       <w:proofErr w:type="spellStart"/>
@@ -18946,76 +19037,23 @@
       </w:pPr>
       <w:r>
         <w:rPr>
-          <w:rFonts w:ascii="Times New Roman" w:hAnsi="Times New Roman" w:cs="Times New Roman"/>
-          <w:bCs/>
-          <w:sz w:val="24"/>
-          <w:szCs w:val="24"/>
-          <w:lang w:val="id"/>
-        </w:rPr>
-        <w:t xml:space="preserve">Metode pengembangan sistem yang digunakan dalam merancang aplikasi ini adalah </w:t>
-      </w:r>
-      <w:r>
-        <w:rPr>
-          <w:rFonts w:ascii="Times New Roman" w:hAnsi="Times New Roman" w:cs="Times New Roman"/>
-          <w:bCs/>
-          <w:i/>
-          <w:sz w:val="24"/>
-          <w:szCs w:val="24"/>
-          <w:lang w:val="id"/>
-        </w:rPr>
-        <w:t xml:space="preserve">Rapid Application Development </w:t>
-      </w:r>
-      <w:r>
-        <w:rPr>
-          <w:rFonts w:ascii="Times New Roman" w:hAnsi="Times New Roman" w:cs="Times New Roman"/>
-          <w:bCs/>
-          <w:sz w:val="24"/>
-          <w:szCs w:val="24"/>
-          <w:lang w:val="id"/>
-        </w:rPr>
-        <w:t>(RAD). Metode RAD dipilih karena menawarkan proses pengembangan yang menekankan pada kecepatan dan efisiensi dalam perancangan aplikasi dan berfokus pada kebutuhan user (Priyo Perdana Adati, Parabelem T. D. Rompas, and Olivia Kembuan 2023).</w:t>
-      </w:r>
-    </w:p>
-    <w:p>
-      <w:pPr>
-        <w:pStyle w:val="ListParagraph"/>
-        <w:spacing w:after="0" w:line="360" w:lineRule="auto"/>
-        <w:ind w:left="360" w:firstLine="360"/>
-        <w:jc w:val="both"/>
-        <w:rPr>
-          <w:rFonts w:ascii="Times New Roman" w:hAnsi="Times New Roman" w:cs="Times New Roman"/>
-          <w:bCs/>
-          <w:sz w:val="24"/>
-          <w:szCs w:val="24"/>
-          <w:lang w:val="id"/>
-        </w:rPr>
-      </w:pPr>
-      <w:r>
-        <w:rPr>
           <w:noProof/>
         </w:rPr>
         <mc:AlternateContent>
           <mc:Choice Requires="wps">
             <w:drawing>
-              <wp:anchor distT="0" distB="0" distL="114300" distR="114300" simplePos="0" relativeHeight="251664384" behindDoc="0" locked="0" layoutInCell="1" allowOverlap="1" wp14:anchorId="6C8F83F1" wp14:editId="00867D60">
+              <wp:anchor distT="0" distB="0" distL="114300" distR="114300" simplePos="0" relativeHeight="251664384" behindDoc="1" locked="0" layoutInCell="1" allowOverlap="1" wp14:anchorId="37B7382D" wp14:editId="06F17E05">
                 <wp:simplePos x="0" y="0"/>
                 <wp:positionH relativeFrom="column">
-                  <wp:posOffset>621030</wp:posOffset>
+                  <wp:posOffset>377987</wp:posOffset>
                 </wp:positionH>
                 <wp:positionV relativeFrom="paragraph">
-                  <wp:posOffset>2322830</wp:posOffset>
+                  <wp:posOffset>3430994</wp:posOffset>
                 </wp:positionV>
                 <wp:extent cx="4416425" cy="635"/>
-                <wp:effectExtent l="0" t="0" r="0" b="0"/>
-                <wp:wrapThrough wrapText="bothSides">
-                  <wp:wrapPolygon edited="0">
-                    <wp:start x="0" y="0"/>
-                    <wp:lineTo x="0" y="21600"/>
-                    <wp:lineTo x="21600" y="21600"/>
-                    <wp:lineTo x="21600" y="0"/>
-                  </wp:wrapPolygon>
-                </wp:wrapThrough>
-                <wp:docPr id="1344358998" name="Text Box 1"/>
+                <wp:effectExtent l="0" t="0" r="3175" b="0"/>
+                <wp:wrapTopAndBottom/>
+                <wp:docPr id="2070868570" name="Text Box 1"/>
                 <wp:cNvGraphicFramePr/>
                 <a:graphic xmlns:a="http://schemas.openxmlformats.org/drawingml/2006/main">
                   <a:graphicData uri="http://schemas.microsoft.com/office/word/2010/wordprocessingShape">
@@ -19052,13 +19090,10 @@
                                 <w:szCs w:val="22"/>
                               </w:rPr>
                             </w:pPr>
-                            <w:bookmarkStart w:id="27" w:name="_Toc208452564"/>
-                            <w:bookmarkStart w:id="28" w:name="_Toc208454032"/>
+                            <w:bookmarkStart w:id="27" w:name="_Toc209124813"/>
                             <w:r>
                               <w:rPr>
                                 <w:rFonts w:ascii="Times New Roman" w:hAnsi="Times New Roman" w:cs="Times New Roman"/>
-                                <w:b/>
-                                <w:bCs/>
                                 <w:i w:val="0"/>
                                 <w:iCs w:val="0"/>
                                 <w:color w:val="auto"/>
@@ -19070,8 +19105,6 @@
                             <w:r>
                               <w:rPr>
                                 <w:rFonts w:ascii="Times New Roman" w:hAnsi="Times New Roman" w:cs="Times New Roman"/>
-                                <w:b/>
-                                <w:bCs/>
                                 <w:i w:val="0"/>
                                 <w:iCs w:val="0"/>
                                 <w:color w:val="auto"/>
@@ -19083,8 +19116,6 @@
                             <w:r>
                               <w:rPr>
                                 <w:rFonts w:ascii="Times New Roman" w:hAnsi="Times New Roman" w:cs="Times New Roman"/>
-                                <w:b/>
-                                <w:bCs/>
                                 <w:i w:val="0"/>
                                 <w:iCs w:val="0"/>
                                 <w:color w:val="auto"/>
@@ -19096,8 +19127,6 @@
                             <w:r>
                               <w:rPr>
                                 <w:rFonts w:ascii="Times New Roman" w:hAnsi="Times New Roman" w:cs="Times New Roman"/>
-                                <w:b/>
-                                <w:bCs/>
                                 <w:i w:val="0"/>
                                 <w:iCs w:val="0"/>
                                 <w:color w:val="auto"/>
@@ -19109,8 +19138,6 @@
                             <w:r>
                               <w:rPr>
                                 <w:rFonts w:ascii="Times New Roman" w:hAnsi="Times New Roman" w:cs="Times New Roman"/>
-                                <w:b/>
-                                <w:bCs/>
                                 <w:i w:val="0"/>
                                 <w:iCs w:val="0"/>
                                 <w:noProof/>
@@ -19123,8 +19150,6 @@
                             <w:r>
                               <w:rPr>
                                 <w:rFonts w:ascii="Times New Roman" w:hAnsi="Times New Roman" w:cs="Times New Roman"/>
-                                <w:b/>
-                                <w:bCs/>
                                 <w:i w:val="0"/>
                                 <w:iCs w:val="0"/>
                                 <w:color w:val="auto"/>
@@ -19142,10 +19167,9 @@
                                 <w:sz w:val="22"/>
                                 <w:szCs w:val="22"/>
                               </w:rPr>
-                              <w:t xml:space="preserve"> Metode RAD (Rapid Application Development)</w:t>
+                              <w:t xml:space="preserve"> Metode RAD</w:t>
                             </w:r>
                             <w:bookmarkEnd w:id="27"/>
-                            <w:bookmarkEnd w:id="28"/>
                           </w:p>
                         </w:txbxContent>
                       </wps:txbx>
@@ -19163,11 +19187,11 @@
           </mc:Choice>
           <mc:Fallback>
             <w:pict>
-              <v:shapetype w14:anchorId="6C8F83F1" id="_x0000_t202" coordsize="21600,21600" o:spt="202" path="m,l,21600r21600,l21600,xe">
+              <v:shapetype w14:anchorId="37B7382D" id="_x0000_t202" coordsize="21600,21600" o:spt="202" path="m,l,21600r21600,l21600,xe">
                 <v:stroke joinstyle="miter"/>
                 <v:path gradientshapeok="t" o:connecttype="rect"/>
               </v:shapetype>
-              <v:shape id="Text Box 1" o:spid="_x0000_s1026" type="#_x0000_t202" style="position:absolute;left:0;text-align:left;margin-left:48.9pt;margin-top:182.9pt;width:347.75pt;height:.05pt;z-index:251664384;visibility:visible;mso-wrap-style:square;mso-wrap-distance-left:9pt;mso-wrap-distance-top:0;mso-wrap-distance-right:9pt;mso-wrap-distance-bottom:0;mso-position-horizontal:absolute;mso-position-horizontal-relative:text;mso-position-vertical:absolute;mso-position-vertical-relative:text;v-text-anchor:top" o:gfxdata="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" stroked="f">
+              <v:shape id="Text Box 1" o:spid="_x0000_s1026" type="#_x0000_t202" style="position:absolute;left:0;text-align:left;margin-left:29.75pt;margin-top:270.15pt;width:347.75pt;height:.05pt;z-index:-251652096;visibility:visible;mso-wrap-style:square;mso-wrap-distance-left:9pt;mso-wrap-distance-top:0;mso-wrap-distance-right:9pt;mso-wrap-distance-bottom:0;mso-position-horizontal:absolute;mso-position-horizontal-relative:text;mso-position-vertical:absolute;mso-position-vertical-relative:text;v-text-anchor:top" o:gfxdata="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" stroked="f">
                 <v:textbox style="mso-fit-shape-to-text:t" inset="0,0,0,0">
                   <w:txbxContent>
                     <w:p>
@@ -19184,13 +19208,10 @@
                           <w:szCs w:val="22"/>
                         </w:rPr>
                       </w:pPr>
-                      <w:bookmarkStart w:id="29" w:name="_Toc208452564"/>
-                      <w:bookmarkStart w:id="30" w:name="_Toc208454032"/>
+                      <w:bookmarkStart w:id="28" w:name="_Toc209124813"/>
                       <w:r>
                         <w:rPr>
                           <w:rFonts w:ascii="Times New Roman" w:hAnsi="Times New Roman" w:cs="Times New Roman"/>
-                          <w:b/>
-                          <w:bCs/>
                           <w:i w:val="0"/>
                           <w:iCs w:val="0"/>
                           <w:color w:val="auto"/>
@@ -19202,8 +19223,6 @@
                       <w:r>
                         <w:rPr>
                           <w:rFonts w:ascii="Times New Roman" w:hAnsi="Times New Roman" w:cs="Times New Roman"/>
-                          <w:b/>
-                          <w:bCs/>
                           <w:i w:val="0"/>
                           <w:iCs w:val="0"/>
                           <w:color w:val="auto"/>
@@ -19215,8 +19234,6 @@
                       <w:r>
                         <w:rPr>
                           <w:rFonts w:ascii="Times New Roman" w:hAnsi="Times New Roman" w:cs="Times New Roman"/>
-                          <w:b/>
-                          <w:bCs/>
                           <w:i w:val="0"/>
                           <w:iCs w:val="0"/>
                           <w:color w:val="auto"/>
@@ -19228,8 +19245,6 @@
                       <w:r>
                         <w:rPr>
                           <w:rFonts w:ascii="Times New Roman" w:hAnsi="Times New Roman" w:cs="Times New Roman"/>
-                          <w:b/>
-                          <w:bCs/>
                           <w:i w:val="0"/>
                           <w:iCs w:val="0"/>
                           <w:color w:val="auto"/>
@@ -19241,8 +19256,6 @@
                       <w:r>
                         <w:rPr>
                           <w:rFonts w:ascii="Times New Roman" w:hAnsi="Times New Roman" w:cs="Times New Roman"/>
-                          <w:b/>
-                          <w:bCs/>
                           <w:i w:val="0"/>
                           <w:iCs w:val="0"/>
                           <w:noProof/>
@@ -19255,8 +19268,6 @@
                       <w:r>
                         <w:rPr>
                           <w:rFonts w:ascii="Times New Roman" w:hAnsi="Times New Roman" w:cs="Times New Roman"/>
-                          <w:b/>
-                          <w:bCs/>
                           <w:i w:val="0"/>
                           <w:iCs w:val="0"/>
                           <w:color w:val="auto"/>
@@ -19274,14 +19285,13 @@
                           <w:sz w:val="22"/>
                           <w:szCs w:val="22"/>
                         </w:rPr>
-                        <w:t xml:space="preserve"> Metode RAD (Rapid Application Development)</w:t>
+                        <w:t xml:space="preserve"> Metode RAD</w:t>
                       </w:r>
-                      <w:bookmarkEnd w:id="29"/>
-                      <w:bookmarkEnd w:id="30"/>
+                      <w:bookmarkEnd w:id="28"/>
                     </w:p>
                   </w:txbxContent>
                 </v:textbox>
-                <w10:wrap type="through"/>
+                <w10:wrap type="topAndBottom"/>
               </v:shape>
             </w:pict>
           </mc:Fallback>
@@ -19293,25 +19303,17 @@
           <w:noProof/>
         </w:rPr>
         <w:drawing>
-          <wp:anchor distT="0" distB="0" distL="0" distR="0" simplePos="0" relativeHeight="251659264" behindDoc="1" locked="0" layoutInCell="1" allowOverlap="1" wp14:anchorId="67CA60A5" wp14:editId="7BCF4A8F">
+          <wp:anchor distT="0" distB="0" distL="0" distR="0" simplePos="0" relativeHeight="251659264" behindDoc="1" locked="0" layoutInCell="1" allowOverlap="1" wp14:anchorId="67CA60A5" wp14:editId="1E8DFBB8">
             <wp:simplePos x="0" y="0"/>
             <wp:positionH relativeFrom="margin">
-              <wp:align>right</wp:align>
+              <wp:posOffset>377825</wp:posOffset>
             </wp:positionH>
             <wp:positionV relativeFrom="paragraph">
-              <wp:posOffset>317775</wp:posOffset>
+              <wp:posOffset>1421130</wp:posOffset>
             </wp:positionV>
             <wp:extent cx="4416425" cy="1948180"/>
             <wp:effectExtent l="0" t="0" r="3175" b="0"/>
-            <wp:wrapThrough wrapText="bothSides">
-              <wp:wrapPolygon edited="0">
-                <wp:start x="0" y="0"/>
-                <wp:lineTo x="0" y="21332"/>
-                <wp:lineTo x="21522" y="21332"/>
-                <wp:lineTo x="21522" y="0"/>
-                <wp:lineTo x="0" y="0"/>
-              </wp:wrapPolygon>
-            </wp:wrapThrough>
+            <wp:wrapTopAndBottom/>
             <wp:docPr id="2" name="Image 2"/>
             <wp:cNvGraphicFramePr>
               <a:graphicFrameLocks xmlns:a="http://schemas.openxmlformats.org/drawingml/2006/main"/>
@@ -19324,7 +19326,7 @@
                     <pic:cNvPicPr/>
                   </pic:nvPicPr>
                   <pic:blipFill>
-                    <a:blip r:embed="rId17" cstate="print"/>
+                    <a:blip r:embed="rId11" cstate="print"/>
                     <a:stretch>
                       <a:fillRect/>
                     </a:stretch>
@@ -19344,6 +19346,59 @@
           </wp:anchor>
         </w:drawing>
       </w:r>
+      <w:r>
+        <w:rPr>
+          <w:rFonts w:ascii="Times New Roman" w:hAnsi="Times New Roman" w:cs="Times New Roman"/>
+          <w:bCs/>
+          <w:sz w:val="24"/>
+          <w:szCs w:val="24"/>
+          <w:lang w:val="id"/>
+        </w:rPr>
+        <w:t xml:space="preserve">Metode pengembangan sistem yang digunakan dalam merancang aplikasi ini adalah </w:t>
+      </w:r>
+      <w:r>
+        <w:rPr>
+          <w:rFonts w:ascii="Times New Roman" w:hAnsi="Times New Roman" w:cs="Times New Roman"/>
+          <w:bCs/>
+          <w:i/>
+          <w:sz w:val="24"/>
+          <w:szCs w:val="24"/>
+          <w:lang w:val="id"/>
+        </w:rPr>
+        <w:t xml:space="preserve">Rapid Application Development </w:t>
+      </w:r>
+      <w:r>
+        <w:rPr>
+          <w:rFonts w:ascii="Times New Roman" w:hAnsi="Times New Roman" w:cs="Times New Roman"/>
+          <w:bCs/>
+          <w:sz w:val="24"/>
+          <w:szCs w:val="24"/>
+          <w:lang w:val="id"/>
+        </w:rPr>
+        <w:t xml:space="preserve">(RAD). Metode RAD dipilih karena menawarkan proses pengembangan yang menekankan pada kecepatan dan efisiensi dalam perancangan aplikasi dan berfokus pada kebutuhan </w:t>
+      </w:r>
+      <w:r>
+        <w:rPr>
+          <w:rFonts w:ascii="Times New Roman" w:hAnsi="Times New Roman" w:cs="Times New Roman"/>
+          <w:bCs/>
+          <w:i/>
+          <w:iCs/>
+          <w:sz w:val="24"/>
+          <w:szCs w:val="24"/>
+          <w:lang w:val="id"/>
+        </w:rPr>
+        <w:t>user</w:t>
+      </w:r>
+      <w:r>
+        <w:rPr>
+          <w:rFonts w:ascii="Times New Roman" w:hAnsi="Times New Roman" w:cs="Times New Roman"/>
+          <w:bCs/>
+          <w:sz w:val="24"/>
+          <w:szCs w:val="24"/>
+          <w:lang w:val="id"/>
+        </w:rPr>
+        <w:t xml:space="preserve"> (Priyo Perdana Adati, Parabelem T. D. Rompas, and Olivia Kembuan 2023).</w:t>
+      </w:r>
     </w:p>
     <w:p>
       <w:pPr>
@@ -19387,7 +19442,7 @@
           <w:szCs w:val="24"/>
           <w:lang w:val="id"/>
         </w:rPr>
-        <w:instrText>ADDIN CSL_CITATION {"citationItems":[{"id":"ITEM-1","itemData":{"author":[{"dropping-particle":"","family":"Rad","given":"Menggunakan Metode","non-dropping-particle":"","parse-names":false,"suffix":""}],"id":"ITEM-1","issued":{"date-parts":[["2024"]]},"page":"31-43","title":"Pemetaan Zonasi Pertanian Di Kota Tomohon Berbasis Web","type":"article-journal"},"uris":["http://www.mendeley.com/documents/?uuid=248304f5-e3ee-4592-911a-5aa617d50b8b"]}],"mendeley":{"formattedCitation":"(Rad 2024)","plainTextFormattedCitation":"(Rad 2024)","previouslyFormattedCitation":"(Rad 2024)"},"properties":{"noteIndex":0},"schema":"https://github.com/citation-style-language/schema/raw/master/csl-citation.json"}</w:instrText>
+        <w:instrText>ADDIN CSL_CITATION {"citationItems":[{"id":"ITEM-1","itemData":{"author":[{"dropping-particle":"","family":"Indra H. A. Moonik, Parabelem T. D Rompas","given":"Vivi Peggie Rantung","non-dropping-particle":"","parse-names":false,"suffix":""}],"id":"ITEM-1","issued":{"date-parts":[["2024"]]},"page":"31-43","title":"Pemetaan Zonasi Pertanian Di Kota Tomohon Berbasis Web Menggunakan Metode RAD","type":"article-journal"},"uris":["http://www.mendeley.com/documents/?uuid=248304f5-e3ee-4592-911a-5aa617d50b8b"]}],"mendeley":{"formattedCitation":"(Indra H. A. Moonik, Parabelem T. D Rompas 2024)","plainTextFormattedCitation":"(Indra H. A. Moonik, Parabelem T. D Rompas 2024)","previouslyFormattedCitation":"(Indra H. A. Moonik, Parabelem T. D Rompas 2024)"},"properties":{"noteIndex":0},"schema":"https://github.com/citation-style-language/schema/raw/master/csl-citation.json"}</w:instrText>
       </w:r>
       <w:r>
         <w:rPr>
@@ -19408,7 +19463,7 @@
           <w:szCs w:val="24"/>
           <w:lang w:val="id"/>
         </w:rPr>
-        <w:t>(Rad 2024)</w:t>
+        <w:t>(Indra H. A. Moonik, Parabelem T. D Rompas 2024)</w:t>
       </w:r>
       <w:r>
         <w:rPr>
@@ -19493,11 +19548,35 @@
         <w:rPr>
           <w:rFonts w:ascii="Times New Roman" w:hAnsi="Times New Roman" w:cs="Times New Roman"/>
           <w:b/>
+          <w:i/>
+          <w:iCs/>
           <w:sz w:val="24"/>
           <w:szCs w:val="24"/>
           <w:lang w:val="id"/>
         </w:rPr>
-        <w:t>RAD Design Workshop (Workshop Desain RAD)</w:t>
+        <w:t>RAD</w:t>
+      </w:r>
+      <w:r>
+        <w:rPr>
+          <w:rFonts w:ascii="Times New Roman" w:hAnsi="Times New Roman" w:cs="Times New Roman"/>
+          <w:b/>
+          <w:sz w:val="24"/>
+          <w:szCs w:val="24"/>
+          <w:lang w:val="id"/>
+        </w:rPr>
+        <w:t xml:space="preserve"> </w:t>
+      </w:r>
+      <w:r>
+        <w:rPr>
+          <w:rFonts w:ascii="Times New Roman" w:hAnsi="Times New Roman" w:cs="Times New Roman"/>
+          <w:b/>
+          <w:i/>
+          <w:iCs/>
+          <w:sz w:val="24"/>
+          <w:szCs w:val="24"/>
+          <w:lang w:val="id"/>
+        </w:rPr>
+        <w:t>Design Workshop (Workshop Desain RAD)</w:t>
       </w:r>
     </w:p>
     <w:p>
@@ -19522,19 +19601,89 @@
           <w:szCs w:val="24"/>
           <w:lang w:val="id"/>
         </w:rPr>
-        <w:t xml:space="preserve">Tahap ini merupakan fase perancangan dan penyempurnaan yang berlangsung layaknya sebuah workshop. Dalam proses ini, analis dan programmer  bekerja  sama  untuk  membangun  serta  menyajikan representasi visual dari desain dan alur kerja sistem kepada pengguna. </w:t>
-      </w:r>
-      <w:r>
-        <w:rPr>
-          <w:rFonts w:ascii="Times New Roman" w:hAnsi="Times New Roman" w:cs="Times New Roman"/>
-          <w:bCs/>
+        <w:t xml:space="preserve">Tahap ini merupakan fase perancangan dan penyempurnaan yang berlangsung layaknya sebuah </w:t>
+      </w:r>
+      <w:r>
+        <w:rPr>
+          <w:rFonts w:ascii="Times New Roman" w:hAnsi="Times New Roman" w:cs="Times New Roman"/>
+          <w:bCs/>
+          <w:i/>
+          <w:iCs/>
           <w:sz w:val="24"/>
           <w:szCs w:val="24"/>
           <w:lang w:val="id"/>
         </w:rPr>
-        <w:lastRenderedPageBreak/>
-        <w:t>Selama sesi workshop, pengguna memberikan tanggapan terhadap prototipe yang ada, sementara analis melakukan penyesuaian pada modul-modul yang dirancang berdasarkan masukan tersebut.</w:t>
-      </w:r>
+        <w:t>workshop</w:t>
+      </w:r>
+      <w:r>
+        <w:rPr>
+          <w:rFonts w:ascii="Times New Roman" w:hAnsi="Times New Roman" w:cs="Times New Roman"/>
+          <w:bCs/>
+          <w:sz w:val="24"/>
+          <w:szCs w:val="24"/>
+          <w:lang w:val="id"/>
+        </w:rPr>
+        <w:t xml:space="preserve">. Dalam proses ini, analis dan programmer  bekerja  sama  untuk  membangun  serta  menyajikan representasi visual dari desain dan alur kerja sistem kepada pengguna. Selama sesi </w:t>
+      </w:r>
+      <w:r>
+        <w:rPr>
+          <w:rFonts w:ascii="Times New Roman" w:hAnsi="Times New Roman" w:cs="Times New Roman"/>
+          <w:bCs/>
+          <w:i/>
+          <w:iCs/>
+          <w:sz w:val="24"/>
+          <w:szCs w:val="24"/>
+          <w:lang w:val="id"/>
+        </w:rPr>
+        <w:t>workshop</w:t>
+      </w:r>
+      <w:r>
+        <w:rPr>
+          <w:rFonts w:ascii="Times New Roman" w:hAnsi="Times New Roman" w:cs="Times New Roman"/>
+          <w:bCs/>
+          <w:sz w:val="24"/>
+          <w:szCs w:val="24"/>
+          <w:lang w:val="id"/>
+        </w:rPr>
+        <w:t xml:space="preserve">, pengguna memberikan tanggapan terhadap </w:t>
+      </w:r>
+      <w:r>
+        <w:rPr>
+          <w:rFonts w:ascii="Times New Roman" w:hAnsi="Times New Roman" w:cs="Times New Roman"/>
+          <w:bCs/>
+          <w:i/>
+          <w:iCs/>
+          <w:sz w:val="24"/>
+          <w:szCs w:val="24"/>
+          <w:lang w:val="id"/>
+        </w:rPr>
+        <w:t>prototipe</w:t>
+      </w:r>
+      <w:r>
+        <w:rPr>
+          <w:rFonts w:ascii="Times New Roman" w:hAnsi="Times New Roman" w:cs="Times New Roman"/>
+          <w:bCs/>
+          <w:sz w:val="24"/>
+          <w:szCs w:val="24"/>
+          <w:lang w:val="id"/>
+        </w:rPr>
+        <w:t xml:space="preserve"> yang ada, sementara analis melakukan penyesuaian pada modul-modul yang dirancang berdasarkan masukan tersebut.</w:t>
+      </w:r>
+    </w:p>
+    <w:p>
+      <w:pPr>
+        <w:pStyle w:val="ListParagraph"/>
+        <w:spacing w:line="360" w:lineRule="auto"/>
+        <w:ind w:left="1080" w:firstLine="360"/>
+        <w:jc w:val="both"/>
+        <w:rPr>
+          <w:rFonts w:ascii="Times New Roman" w:hAnsi="Times New Roman" w:cs="Times New Roman"/>
+          <w:bCs/>
+          <w:sz w:val="24"/>
+          <w:szCs w:val="24"/>
+          <w:lang w:val="id"/>
+        </w:rPr>
+      </w:pPr>
     </w:p>
     <w:p>
       <w:pPr>
@@ -19560,6 +19709,7 @@
           <w:szCs w:val="24"/>
           <w:lang w:val="id"/>
         </w:rPr>
+        <w:lastRenderedPageBreak/>
         <w:t>Implementation (Implementasi)</w:t>
       </w:r>
     </w:p>
@@ -19798,11 +19948,25 @@
     </w:p>
     <w:p>
       <w:pPr>
+        <w:spacing w:line="360" w:lineRule="auto"/>
+        <w:jc w:val="both"/>
+        <w:rPr>
+          <w:rFonts w:ascii="Times New Roman" w:hAnsi="Times New Roman" w:cs="Times New Roman"/>
+          <w:bCs/>
+          <w:sz w:val="24"/>
+          <w:szCs w:val="24"/>
+          <w:lang w:val="id"/>
+        </w:rPr>
+      </w:pPr>
+    </w:p>
+    <w:p>
+      <w:pPr>
         <w:pStyle w:val="SB21"/>
       </w:pPr>
-      <w:bookmarkStart w:id="31" w:name="_Toc208450388"/>
-      <w:proofErr w:type="spellStart"/>
-      <w:r>
+      <w:bookmarkStart w:id="29" w:name="_Toc208450388"/>
+      <w:proofErr w:type="spellStart"/>
+      <w:r>
+        <w:lastRenderedPageBreak/>
         <w:t>Penelitian</w:t>
       </w:r>
       <w:proofErr w:type="spellEnd"/>
@@ -19813,7 +19977,7 @@
       <w:r>
         <w:t>Relevan</w:t>
       </w:r>
-      <w:bookmarkEnd w:id="31"/>
+      <w:bookmarkEnd w:id="29"/>
       <w:proofErr w:type="spellEnd"/>
     </w:p>
     <w:p>
@@ -20450,6 +20614,7 @@
       <w:pPr>
         <w:pStyle w:val="Caption"/>
         <w:keepNext/>
+        <w:spacing w:line="360" w:lineRule="auto"/>
         <w:jc w:val="center"/>
         <w:rPr>
           <w:rFonts w:ascii="Times New Roman" w:hAnsi="Times New Roman" w:cs="Times New Roman"/>
@@ -20460,8 +20625,8 @@
           <w:szCs w:val="22"/>
         </w:rPr>
       </w:pPr>
-      <w:bookmarkStart w:id="32" w:name="_Toc208453563"/>
-      <w:bookmarkStart w:id="33" w:name="_Toc208454007"/>
+      <w:bookmarkStart w:id="30" w:name="_Toc208453563"/>
+      <w:bookmarkStart w:id="31" w:name="_Toc208454007"/>
       <w:r>
         <w:rPr>
           <w:rFonts w:ascii="Times New Roman" w:hAnsi="Times New Roman" w:cs="Times New Roman"/>
@@ -20588,8 +20753,8 @@
         </w:rPr>
         <w:t>Relevan</w:t>
       </w:r>
-      <w:bookmarkEnd w:id="32"/>
-      <w:bookmarkEnd w:id="33"/>
+      <w:bookmarkEnd w:id="30"/>
+      <w:bookmarkEnd w:id="31"/>
       <w:proofErr w:type="spellEnd"/>
     </w:p>
     <w:tbl>
@@ -27754,7 +27919,7 @@
         </w:rPr>
         <w:t xml:space="preserve"> </w:t>
       </w:r>
-      <w:bookmarkStart w:id="34" w:name="_Hlk199267373"/>
+      <w:bookmarkStart w:id="32" w:name="_Hlk199267373"/>
       <w:proofErr w:type="spellStart"/>
       <w:r>
         <w:rPr>
@@ -27915,7 +28080,7 @@
         </w:rPr>
         <w:t xml:space="preserve"> di </w:t>
       </w:r>
-      <w:bookmarkEnd w:id="34"/>
+      <w:bookmarkEnd w:id="32"/>
       <w:proofErr w:type="spellStart"/>
       <w:r>
         <w:rPr>
@@ -27936,7 +28101,7 @@
         </w:rPr>
         <w:t xml:space="preserve"> Dinas Kesehatan Daerah Tomohon. </w:t>
       </w:r>
-      <w:bookmarkStart w:id="35" w:name="_Hlk199267460"/>
+      <w:bookmarkStart w:id="33" w:name="_Hlk199267460"/>
       <w:r>
         <w:rPr>
           <w:rFonts w:ascii="Times New Roman" w:hAnsi="Times New Roman" w:cs="Times New Roman"/>
@@ -28137,7 +28302,7 @@
         </w:rPr>
         <w:t>(XP)</w:t>
       </w:r>
-      <w:bookmarkEnd w:id="35"/>
+      <w:bookmarkEnd w:id="33"/>
       <w:r>
         <w:rPr>
           <w:rFonts w:ascii="Times New Roman" w:hAnsi="Times New Roman" w:cs="Times New Roman"/>
@@ -28149,7 +28314,7 @@
         </w:rPr>
         <w:t xml:space="preserve">, </w:t>
       </w:r>
-      <w:bookmarkStart w:id="36" w:name="_Hlk199267523"/>
+      <w:bookmarkStart w:id="34" w:name="_Hlk199267523"/>
       <w:proofErr w:type="spellStart"/>
       <w:r>
         <w:rPr>
@@ -28601,7 +28766,7 @@
         </w:rPr>
         <w:t xml:space="preserve"> dua orang.</w:t>
       </w:r>
-      <w:bookmarkEnd w:id="36"/>
+      <w:bookmarkEnd w:id="34"/>
     </w:p>
     <w:p>
       <w:pPr>
@@ -30122,7 +30287,7 @@
           <w:szCs w:val="24"/>
         </w:rPr>
       </w:pPr>
-      <w:bookmarkStart w:id="37" w:name="_Hlk199268653"/>
+      <w:bookmarkStart w:id="35" w:name="_Hlk199268653"/>
       <w:r>
         <w:rPr>
           <w:rFonts w:ascii="Times New Roman" w:hAnsi="Times New Roman" w:cs="Times New Roman"/>
@@ -30392,7 +30557,7 @@
         </w:rPr>
         <w:t xml:space="preserve"> di </w:t>
       </w:r>
-      <w:bookmarkEnd w:id="37"/>
+      <w:bookmarkEnd w:id="35"/>
       <w:r>
         <w:rPr>
           <w:rFonts w:ascii="Times New Roman" w:hAnsi="Times New Roman" w:cs="Times New Roman"/>
@@ -31874,7 +32039,7 @@
         </w:rPr>
         <w:t xml:space="preserve">. </w:t>
       </w:r>
-      <w:bookmarkStart w:id="38" w:name="_Hlk199273841"/>
+      <w:bookmarkStart w:id="36" w:name="_Hlk199273841"/>
       <w:proofErr w:type="spellStart"/>
       <w:r>
         <w:rPr>
@@ -31955,7 +32120,7 @@
         </w:rPr>
         <w:t xml:space="preserve"> </w:t>
       </w:r>
-      <w:bookmarkEnd w:id="38"/>
+      <w:bookmarkEnd w:id="36"/>
       <w:proofErr w:type="spellStart"/>
       <w:r>
         <w:rPr>
@@ -34291,7 +34456,7 @@
           <w:sz w:val="24"/>
           <w:szCs w:val="24"/>
         </w:rPr>
-        <w:instrText>ADDIN CSL_CITATION {"citationItems":[{"id":"ITEM-1","itemData":{"author":[{"dropping-particle":"","family":"Ahmad Ashifuddin Aqham, Edy Siswanto","given":"Dendy Kurniawan","non-dropping-particle":"","parse-names":false,"suffix":""}],"id":"ITEM-1","issue":"1","issued":{"date-parts":[["2023"]]},"page":"201-208","title":"METODE ENTERPRISE ARCHITECTURE PLANNING DALAM SISTEM INFORMASI PENGELOLAAN DATA","type":"article-journal","volume":"14"},"uris":["http://www.mendeley.com/documents/?uuid=6b8945bd-53de-4e16-9eb5-7d340e6d23d3"]}],"mendeley":{"formattedCitation":"(Ahmad Ashifuddin Aqham, Edy Siswanto 2023)","plainTextFormattedCitation":"(Ahmad Ashifuddin Aqham, Edy Siswanto 2023)","previouslyFormattedCitation":"(Ahmad Ashifuddin Aqham, Edy Siswanto 2023)"},"properties":{"noteIndex":0},"schema":"https://github.com/citation-style-language/schema/raw/master/csl-citation.json"}</w:instrText>
+        <w:instrText>ADDIN CSL_CITATION {"citationItems":[{"id":"ITEM-1","itemData":{"author":[{"dropping-particle":"","family":"Ahmad Ashifuddin Aqham, Edy Siswanto","given":"Dendy Kurniawan","non-dropping-particle":"","parse-names":false,"suffix":""}],"id":"ITEM-1","issue":"1","issued":{"date-parts":[["2023"]]},"page":"201-208","title":"METODE ENTERPRISE ARCHITECTURE PLANNING DALAM SISTEM INFORMASI PENGELOLAAN DATA INVENTARIS","type":"article-journal","volume":"14"},"uris":["http://www.mendeley.com/documents/?uuid=6b8945bd-53de-4e16-9eb5-7d340e6d23d3"]}],"mendeley":{"formattedCitation":"(Ahmad Ashifuddin Aqham, Edy Siswanto 2023)","plainTextFormattedCitation":"(Ahmad Ashifuddin Aqham, Edy Siswanto 2023)","previouslyFormattedCitation":"(Ahmad Ashifuddin Aqham, Edy Siswanto 2023)"},"properties":{"noteIndex":0},"schema":"https://github.com/citation-style-language/schema/raw/master/csl-citation.json"}</w:instrText>
       </w:r>
       <w:r>
         <w:rPr>
@@ -38209,7 +38374,16 @@
           <w:sz w:val="24"/>
           <w:szCs w:val="24"/>
         </w:rPr>
-        <w:t xml:space="preserve">” oleh </w:t>
+        <w:t>”</w:t>
+      </w:r>
+      <w:r>
+        <w:rPr>
+          <w:rFonts w:ascii="Times New Roman" w:hAnsi="Times New Roman" w:cs="Times New Roman"/>
+          <w:bCs/>
+          <w:sz w:val="24"/>
+          <w:szCs w:val="24"/>
+        </w:rPr>
+        <w:t xml:space="preserve"> oleh </w:t>
       </w:r>
       <w:r>
         <w:rPr>
@@ -40740,7 +40914,7 @@
       <w:pPr>
         <w:pStyle w:val="Heading1"/>
       </w:pPr>
-      <w:bookmarkStart w:id="39" w:name="_Toc208450389"/>
+      <w:bookmarkStart w:id="37" w:name="_Toc208450389"/>
       <w:r>
         <w:lastRenderedPageBreak/>
         <w:t>BAB III</w:t>
@@ -40751,13 +40925,13 @@
       <w:r>
         <w:t>METODOLOGI PENELITIAN</w:t>
       </w:r>
-      <w:bookmarkEnd w:id="39"/>
+      <w:bookmarkEnd w:id="37"/>
     </w:p>
     <w:p>
       <w:pPr>
         <w:pStyle w:val="SB3n"/>
       </w:pPr>
-      <w:bookmarkStart w:id="40" w:name="_Toc208450390"/>
+      <w:bookmarkStart w:id="38" w:name="_Toc208450390"/>
       <w:proofErr w:type="spellStart"/>
       <w:r>
         <w:t>Tahapan</w:t>
@@ -40770,7 +40944,7 @@
       <w:r>
         <w:t>Penelitian</w:t>
       </w:r>
-      <w:bookmarkEnd w:id="40"/>
+      <w:bookmarkEnd w:id="38"/>
       <w:proofErr w:type="spellEnd"/>
     </w:p>
     <w:p>
@@ -40817,7 +40991,7 @@
                     </pic:cNvPicPr>
                   </pic:nvPicPr>
                   <pic:blipFill>
-                    <a:blip r:embed="rId18">
+                    <a:blip r:embed="rId12">
                       <a:extLst>
                         <a:ext uri="{28A0092B-C50C-407E-A947-70E740481C1C}">
                           <a14:useLocalDpi xmlns:a14="http://schemas.microsoft.com/office/drawing/2010/main" val="0"/>
@@ -41391,6 +41565,7 @@
     <w:p>
       <w:pPr>
         <w:pStyle w:val="Caption"/>
+        <w:spacing w:line="360" w:lineRule="auto"/>
         <w:jc w:val="center"/>
         <w:rPr>
           <w:rFonts w:ascii="Times New Roman" w:hAnsi="Times New Roman" w:cs="Times New Roman"/>
@@ -41401,8 +41576,8 @@
           <w:szCs w:val="22"/>
         </w:rPr>
       </w:pPr>
-      <w:bookmarkStart w:id="41" w:name="_Toc208452573"/>
-      <w:bookmarkStart w:id="42" w:name="_Toc208452671"/>
+      <w:bookmarkStart w:id="39" w:name="_Toc208452573"/>
+      <w:bookmarkStart w:id="40" w:name="_Toc208452671"/>
       <w:r>
         <w:rPr>
           <w:rFonts w:ascii="Times New Roman" w:hAnsi="Times New Roman" w:cs="Times New Roman"/>
@@ -41505,9 +41680,76 @@
         </w:rPr>
         <w:t>Penelitian</w:t>
       </w:r>
-      <w:bookmarkEnd w:id="41"/>
-      <w:bookmarkEnd w:id="42"/>
-      <w:proofErr w:type="spellEnd"/>
+      <w:bookmarkEnd w:id="39"/>
+      <w:bookmarkEnd w:id="40"/>
+      <w:proofErr w:type="spellEnd"/>
+      <w:r>
+        <w:rPr>
+          <w:rFonts w:ascii="Times New Roman" w:hAnsi="Times New Roman" w:cs="Times New Roman"/>
+          <w:i w:val="0"/>
+          <w:iCs w:val="0"/>
+          <w:color w:val="auto"/>
+          <w:sz w:val="22"/>
+          <w:szCs w:val="22"/>
+        </w:rPr>
+        <w:br/>
+      </w:r>
+      <w:r>
+        <w:rPr>
+          <w:rFonts w:ascii="Times New Roman" w:hAnsi="Times New Roman" w:cs="Times New Roman"/>
+          <w:i w:val="0"/>
+          <w:iCs w:val="0"/>
+          <w:color w:val="auto"/>
+          <w:sz w:val="22"/>
+          <w:szCs w:val="22"/>
+        </w:rPr>
+        <w:fldChar w:fldCharType="begin" w:fldLock="1"/>
+      </w:r>
+      <w:r>
+        <w:rPr>
+          <w:rFonts w:ascii="Times New Roman" w:hAnsi="Times New Roman" w:cs="Times New Roman"/>
+          <w:i w:val="0"/>
+          <w:iCs w:val="0"/>
+          <w:color w:val="auto"/>
+          <w:sz w:val="22"/>
+          <w:szCs w:val="22"/>
+        </w:rPr>
+        <w:instrText>ADDIN CSL_CITATION {"citationItems":[{"id":"ITEM-1","itemData":{"author":[{"dropping-particle":"","family":"Mokodongan","given":"Witha Radifa","non-dropping-particle":"","parse-names":false,"suffix":""},{"dropping-particle":"","family":"Salaki","given":"Deiby","non-dropping-particle":"","parse-names":false,"suffix":""},{"dropping-particle":"","family":"Alfonsius","given":"Eric","non-dropping-particle":"","parse-names":false,"suffix":""}],"id":"ITEM-1","issue":"1","issued":{"date-parts":[["2025"]]},"page":"36-49","title":"Pengembangan SILAPOR Berbasis Website dengan Metode RAD untuk Meningkatkan Responsivitas Pelayanan Warga di Desa Tanamon","type":"article-journal","volume":"3"},"uris":["http://www.mendeley.com/documents/?uuid=c206c5f5-6f3b-4386-aa94-595d78682dfd"]}],"mendeley":{"formattedCitation":"(Mokodongan, Salaki, and Alfonsius 2025)","plainTextFormattedCitation":"(Mokodongan, Salaki, and Alfonsius 2025)","previouslyFormattedCitation":"(Mokodongan, Salaki, and Alfonsius 2025)"},"properties":{"noteIndex":0},"schema":"https://github.com/citation-style-language/schema/raw/master/csl-citation.json"}</w:instrText>
+      </w:r>
+      <w:r>
+        <w:rPr>
+          <w:rFonts w:ascii="Times New Roman" w:hAnsi="Times New Roman" w:cs="Times New Roman"/>
+          <w:i w:val="0"/>
+          <w:iCs w:val="0"/>
+          <w:color w:val="auto"/>
+          <w:sz w:val="22"/>
+          <w:szCs w:val="22"/>
+        </w:rPr>
+        <w:fldChar w:fldCharType="separate"/>
+      </w:r>
+      <w:r>
+        <w:rPr>
+          <w:rFonts w:ascii="Times New Roman" w:hAnsi="Times New Roman" w:cs="Times New Roman"/>
+          <w:i w:val="0"/>
+          <w:iCs w:val="0"/>
+          <w:noProof/>
+          <w:color w:val="auto"/>
+          <w:sz w:val="22"/>
+          <w:szCs w:val="22"/>
+        </w:rPr>
+        <w:t>(Mokodongan, Salaki, and Alfonsius 2025)</w:t>
+      </w:r>
+      <w:r>
+        <w:rPr>
+          <w:rFonts w:ascii="Times New Roman" w:hAnsi="Times New Roman" w:cs="Times New Roman"/>
+          <w:i w:val="0"/>
+          <w:iCs w:val="0"/>
+          <w:color w:val="auto"/>
+          <w:sz w:val="22"/>
+          <w:szCs w:val="22"/>
+        </w:rPr>
+        <w:fldChar w:fldCharType="end"/>
+      </w:r>
     </w:p>
     <w:p>
       <w:pPr>
@@ -44300,13 +44542,26 @@
           <w:sz w:val="24"/>
           <w:szCs w:val="24"/>
         </w:rPr>
-        <w:t xml:space="preserve"> UML (Unified </w:t>
-      </w:r>
-      <w:proofErr w:type="spellStart"/>
-      <w:r>
-        <w:rPr>
-          <w:rFonts w:ascii="Times New Roman" w:hAnsi="Times New Roman" w:cs="Times New Roman"/>
-          <w:bCs/>
+        <w:t xml:space="preserve"> UML </w:t>
+      </w:r>
+      <w:r>
+        <w:rPr>
+          <w:rFonts w:ascii="Times New Roman" w:hAnsi="Times New Roman" w:cs="Times New Roman"/>
+          <w:bCs/>
+          <w:i/>
+          <w:iCs/>
+          <w:sz w:val="24"/>
+          <w:szCs w:val="24"/>
+        </w:rPr>
+        <w:t xml:space="preserve">(Unified </w:t>
+      </w:r>
+      <w:proofErr w:type="spellStart"/>
+      <w:r>
+        <w:rPr>
+          <w:rFonts w:ascii="Times New Roman" w:hAnsi="Times New Roman" w:cs="Times New Roman"/>
+          <w:bCs/>
+          <w:i/>
+          <w:iCs/>
           <w:sz w:val="24"/>
           <w:szCs w:val="24"/>
         </w:rPr>
@@ -44317,10 +44572,21 @@
         <w:rPr>
           <w:rFonts w:ascii="Times New Roman" w:hAnsi="Times New Roman" w:cs="Times New Roman"/>
           <w:bCs/>
-          <w:sz w:val="24"/>
-          <w:szCs w:val="24"/>
-        </w:rPr>
-        <w:t xml:space="preserve"> Language) yang </w:t>
+          <w:i/>
+          <w:iCs/>
+          <w:sz w:val="24"/>
+          <w:szCs w:val="24"/>
+        </w:rPr>
+        <w:t xml:space="preserve"> Language)</w:t>
+      </w:r>
+      <w:r>
+        <w:rPr>
+          <w:rFonts w:ascii="Times New Roman" w:hAnsi="Times New Roman" w:cs="Times New Roman"/>
+          <w:bCs/>
+          <w:sz w:val="24"/>
+          <w:szCs w:val="24"/>
+        </w:rPr>
+        <w:t xml:space="preserve"> yang </w:t>
       </w:r>
       <w:proofErr w:type="spellStart"/>
       <w:r>
@@ -45414,7 +45680,7 @@
           <w:ilvl w:val="0"/>
           <w:numId w:val="18"/>
         </w:numPr>
-        <w:spacing w:after="0" w:line="360" w:lineRule="auto"/>
+        <w:spacing w:line="360" w:lineRule="auto"/>
         <w:rPr>
           <w:rFonts w:ascii="Times New Roman" w:hAnsi="Times New Roman" w:cs="Times New Roman"/>
           <w:b/>
@@ -46125,7 +46391,7 @@
       <w:pPr>
         <w:pStyle w:val="SB3n"/>
       </w:pPr>
-      <w:bookmarkStart w:id="43" w:name="_Toc208450391"/>
+      <w:bookmarkStart w:id="41" w:name="_Toc208450391"/>
       <w:r>
         <w:lastRenderedPageBreak/>
         <w:t xml:space="preserve">Tabel dan </w:t>
@@ -46137,13 +46403,14 @@
       <w:r>
         <w:t>Penelitian</w:t>
       </w:r>
-      <w:bookmarkEnd w:id="43"/>
+      <w:bookmarkEnd w:id="41"/>
       <w:proofErr w:type="spellEnd"/>
     </w:p>
     <w:p>
       <w:pPr>
         <w:pStyle w:val="Caption"/>
         <w:keepNext/>
+        <w:spacing w:line="360" w:lineRule="auto"/>
         <w:jc w:val="center"/>
         <w:rPr>
           <w:rFonts w:ascii="Times New Roman" w:hAnsi="Times New Roman" w:cs="Times New Roman"/>
@@ -46154,7 +46421,7 @@
           <w:szCs w:val="22"/>
         </w:rPr>
       </w:pPr>
-      <w:bookmarkStart w:id="44" w:name="_Toc208453980"/>
+      <w:bookmarkStart w:id="42" w:name="_Toc208453980"/>
       <w:r>
         <w:rPr>
           <w:rFonts w:ascii="Times New Roman" w:hAnsi="Times New Roman" w:cs="Times New Roman"/>
@@ -46257,7 +46524,7 @@
         </w:rPr>
         <w:t>Penelitian</w:t>
       </w:r>
-      <w:bookmarkEnd w:id="44"/>
+      <w:bookmarkEnd w:id="42"/>
       <w:proofErr w:type="spellEnd"/>
     </w:p>
     <w:tbl>
@@ -50324,27 +50591,38 @@
     </w:p>
     <w:p>
       <w:pPr>
+        <w:spacing w:after="0" w:line="360" w:lineRule="auto"/>
+        <w:rPr>
+          <w:rFonts w:ascii="Times New Roman" w:hAnsi="Times New Roman" w:cs="Times New Roman"/>
+          <w:b/>
+          <w:sz w:val="24"/>
+          <w:szCs w:val="24"/>
+        </w:rPr>
+      </w:pPr>
+    </w:p>
+    <w:p>
+      <w:pPr>
         <w:pStyle w:val="SB3n"/>
       </w:pPr>
-      <w:bookmarkStart w:id="45" w:name="_Toc208450392"/>
-      <w:r>
+      <w:bookmarkStart w:id="43" w:name="_Toc208450392"/>
+      <w:r>
+        <w:lastRenderedPageBreak/>
         <w:t xml:space="preserve">Alat dan Bahan </w:t>
       </w:r>
       <w:proofErr w:type="spellStart"/>
       <w:r>
         <w:t>Penelitian</w:t>
       </w:r>
-      <w:bookmarkEnd w:id="45"/>
+      <w:bookmarkEnd w:id="43"/>
       <w:proofErr w:type="spellEnd"/>
     </w:p>
     <w:p>
       <w:pPr>
         <w:pStyle w:val="SB33n"/>
       </w:pPr>
-      <w:bookmarkStart w:id="46" w:name="_Toc208450393"/>
-      <w:proofErr w:type="spellStart"/>
-      <w:r>
-        <w:lastRenderedPageBreak/>
+      <w:bookmarkStart w:id="44" w:name="_Toc208450393"/>
+      <w:proofErr w:type="spellStart"/>
+      <w:r>
         <w:t>Perangkat</w:t>
       </w:r>
       <w:proofErr w:type="spellEnd"/>
@@ -50355,7 +50633,7 @@
       <w:r>
         <w:t>digunakan</w:t>
       </w:r>
-      <w:bookmarkEnd w:id="46"/>
+      <w:bookmarkEnd w:id="44"/>
       <w:proofErr w:type="spellEnd"/>
     </w:p>
     <w:p>
@@ -50513,7 +50791,7 @@
       <w:pPr>
         <w:pStyle w:val="SB33n"/>
       </w:pPr>
-      <w:bookmarkStart w:id="47" w:name="_Toc208450394"/>
+      <w:bookmarkStart w:id="45" w:name="_Toc208450394"/>
       <w:proofErr w:type="spellStart"/>
       <w:r>
         <w:t>Perangkat</w:t>
@@ -50534,7 +50812,7 @@
       <w:r>
         <w:t>digunakan</w:t>
       </w:r>
-      <w:bookmarkEnd w:id="47"/>
+      <w:bookmarkEnd w:id="45"/>
       <w:proofErr w:type="spellEnd"/>
     </w:p>
     <w:p>
@@ -50679,7 +50957,7 @@
       <w:pPr>
         <w:pStyle w:val="SB3n"/>
       </w:pPr>
-      <w:bookmarkStart w:id="48" w:name="_Toc208450395"/>
+      <w:bookmarkStart w:id="46" w:name="_Toc208450395"/>
       <w:r>
         <w:t xml:space="preserve">Teknik </w:t>
       </w:r>
@@ -50691,13 +50969,13 @@
       <w:r>
         <w:t xml:space="preserve"> Data</w:t>
       </w:r>
-      <w:bookmarkEnd w:id="48"/>
+      <w:bookmarkEnd w:id="46"/>
     </w:p>
     <w:p>
       <w:pPr>
         <w:pStyle w:val="SB34n"/>
       </w:pPr>
-      <w:bookmarkStart w:id="49" w:name="_Toc208450396"/>
+      <w:bookmarkStart w:id="47" w:name="_Toc208450396"/>
       <w:r>
         <w:t xml:space="preserve">Studi </w:t>
       </w:r>
@@ -50715,6 +50993,924 @@
           <w:iCs/>
         </w:rPr>
         <w:t>(Literature)</w:t>
+      </w:r>
+      <w:bookmarkEnd w:id="47"/>
+    </w:p>
+    <w:p>
+      <w:pPr>
+        <w:pStyle w:val="ListParagraph"/>
+        <w:spacing w:after="0" w:line="360" w:lineRule="auto"/>
+        <w:ind w:firstLine="414"/>
+        <w:jc w:val="both"/>
+        <w:rPr>
+          <w:rFonts w:ascii="Times New Roman" w:hAnsi="Times New Roman" w:cs="Times New Roman"/>
+          <w:bCs/>
+          <w:sz w:val="24"/>
+          <w:szCs w:val="24"/>
+        </w:rPr>
+      </w:pPr>
+      <w:proofErr w:type="spellStart"/>
+      <w:r>
+        <w:rPr>
+          <w:rFonts w:ascii="Times New Roman" w:hAnsi="Times New Roman" w:cs="Times New Roman"/>
+          <w:bCs/>
+          <w:sz w:val="24"/>
+          <w:szCs w:val="24"/>
+        </w:rPr>
+        <w:t>Mengumpulkan</w:t>
+      </w:r>
+      <w:proofErr w:type="spellEnd"/>
+      <w:r>
+        <w:rPr>
+          <w:rFonts w:ascii="Times New Roman" w:hAnsi="Times New Roman" w:cs="Times New Roman"/>
+          <w:bCs/>
+          <w:sz w:val="24"/>
+          <w:szCs w:val="24"/>
+        </w:rPr>
+        <w:t xml:space="preserve"> </w:t>
+      </w:r>
+      <w:proofErr w:type="spellStart"/>
+      <w:r>
+        <w:rPr>
+          <w:rFonts w:ascii="Times New Roman" w:hAnsi="Times New Roman" w:cs="Times New Roman"/>
+          <w:bCs/>
+          <w:sz w:val="24"/>
+          <w:szCs w:val="24"/>
+        </w:rPr>
+        <w:t>berbagai</w:t>
+      </w:r>
+      <w:proofErr w:type="spellEnd"/>
+      <w:r>
+        <w:rPr>
+          <w:rFonts w:ascii="Times New Roman" w:hAnsi="Times New Roman" w:cs="Times New Roman"/>
+          <w:bCs/>
+          <w:sz w:val="24"/>
+          <w:szCs w:val="24"/>
+        </w:rPr>
+        <w:t xml:space="preserve"> </w:t>
+      </w:r>
+      <w:proofErr w:type="spellStart"/>
+      <w:r>
+        <w:rPr>
+          <w:rFonts w:ascii="Times New Roman" w:hAnsi="Times New Roman" w:cs="Times New Roman"/>
+          <w:bCs/>
+          <w:sz w:val="24"/>
+          <w:szCs w:val="24"/>
+        </w:rPr>
+        <w:t>teori</w:t>
+      </w:r>
+      <w:proofErr w:type="spellEnd"/>
+      <w:r>
+        <w:rPr>
+          <w:rFonts w:ascii="Times New Roman" w:hAnsi="Times New Roman" w:cs="Times New Roman"/>
+          <w:bCs/>
+          <w:sz w:val="24"/>
+          <w:szCs w:val="24"/>
+        </w:rPr>
+        <w:t xml:space="preserve"> yang </w:t>
+      </w:r>
+      <w:proofErr w:type="spellStart"/>
+      <w:r>
+        <w:rPr>
+          <w:rFonts w:ascii="Times New Roman" w:hAnsi="Times New Roman" w:cs="Times New Roman"/>
+          <w:bCs/>
+          <w:sz w:val="24"/>
+          <w:szCs w:val="24"/>
+        </w:rPr>
+        <w:t>diperoleh</w:t>
+      </w:r>
+      <w:proofErr w:type="spellEnd"/>
+      <w:r>
+        <w:rPr>
+          <w:rFonts w:ascii="Times New Roman" w:hAnsi="Times New Roman" w:cs="Times New Roman"/>
+          <w:bCs/>
+          <w:sz w:val="24"/>
+          <w:szCs w:val="24"/>
+        </w:rPr>
+        <w:t xml:space="preserve"> </w:t>
+      </w:r>
+      <w:proofErr w:type="spellStart"/>
+      <w:r>
+        <w:rPr>
+          <w:rFonts w:ascii="Times New Roman" w:hAnsi="Times New Roman" w:cs="Times New Roman"/>
+          <w:bCs/>
+          <w:sz w:val="24"/>
+          <w:szCs w:val="24"/>
+        </w:rPr>
+        <w:t>dari</w:t>
+      </w:r>
+      <w:proofErr w:type="spellEnd"/>
+      <w:r>
+        <w:rPr>
+          <w:rFonts w:ascii="Times New Roman" w:hAnsi="Times New Roman" w:cs="Times New Roman"/>
+          <w:bCs/>
+          <w:sz w:val="24"/>
+          <w:szCs w:val="24"/>
+        </w:rPr>
+        <w:t xml:space="preserve"> </w:t>
+      </w:r>
+      <w:proofErr w:type="spellStart"/>
+      <w:r>
+        <w:rPr>
+          <w:rFonts w:ascii="Times New Roman" w:hAnsi="Times New Roman" w:cs="Times New Roman"/>
+          <w:bCs/>
+          <w:sz w:val="24"/>
+          <w:szCs w:val="24"/>
+        </w:rPr>
+        <w:t>jurnal-jurnal</w:t>
+      </w:r>
+      <w:proofErr w:type="spellEnd"/>
+      <w:r>
+        <w:rPr>
+          <w:rFonts w:ascii="Times New Roman" w:hAnsi="Times New Roman" w:cs="Times New Roman"/>
+          <w:bCs/>
+          <w:sz w:val="24"/>
+          <w:szCs w:val="24"/>
+        </w:rPr>
+        <w:t xml:space="preserve"> </w:t>
+      </w:r>
+      <w:proofErr w:type="spellStart"/>
+      <w:r>
+        <w:rPr>
+          <w:rFonts w:ascii="Times New Roman" w:hAnsi="Times New Roman" w:cs="Times New Roman"/>
+          <w:bCs/>
+          <w:sz w:val="24"/>
+          <w:szCs w:val="24"/>
+        </w:rPr>
+        <w:t>sebagai</w:t>
+      </w:r>
+      <w:proofErr w:type="spellEnd"/>
+      <w:r>
+        <w:rPr>
+          <w:rFonts w:ascii="Times New Roman" w:hAnsi="Times New Roman" w:cs="Times New Roman"/>
+          <w:bCs/>
+          <w:sz w:val="24"/>
+          <w:szCs w:val="24"/>
+        </w:rPr>
+        <w:t xml:space="preserve"> </w:t>
+      </w:r>
+      <w:proofErr w:type="spellStart"/>
+      <w:r>
+        <w:rPr>
+          <w:rFonts w:ascii="Times New Roman" w:hAnsi="Times New Roman" w:cs="Times New Roman"/>
+          <w:bCs/>
+          <w:sz w:val="24"/>
+          <w:szCs w:val="24"/>
+        </w:rPr>
+        <w:t>landasan</w:t>
+      </w:r>
+      <w:proofErr w:type="spellEnd"/>
+      <w:r>
+        <w:rPr>
+          <w:rFonts w:ascii="Times New Roman" w:hAnsi="Times New Roman" w:cs="Times New Roman"/>
+          <w:bCs/>
+          <w:sz w:val="24"/>
+          <w:szCs w:val="24"/>
+        </w:rPr>
+        <w:t xml:space="preserve"> </w:t>
+      </w:r>
+      <w:proofErr w:type="spellStart"/>
+      <w:r>
+        <w:rPr>
+          <w:rFonts w:ascii="Times New Roman" w:hAnsi="Times New Roman" w:cs="Times New Roman"/>
+          <w:bCs/>
+          <w:sz w:val="24"/>
+          <w:szCs w:val="24"/>
+        </w:rPr>
+        <w:t>untuk</w:t>
+      </w:r>
+      <w:proofErr w:type="spellEnd"/>
+      <w:r>
+        <w:rPr>
+          <w:rFonts w:ascii="Times New Roman" w:hAnsi="Times New Roman" w:cs="Times New Roman"/>
+          <w:bCs/>
+          <w:sz w:val="24"/>
+          <w:szCs w:val="24"/>
+        </w:rPr>
+        <w:t xml:space="preserve"> </w:t>
+      </w:r>
+      <w:proofErr w:type="spellStart"/>
+      <w:r>
+        <w:rPr>
+          <w:rFonts w:ascii="Times New Roman" w:hAnsi="Times New Roman" w:cs="Times New Roman"/>
+          <w:bCs/>
+          <w:sz w:val="24"/>
+          <w:szCs w:val="24"/>
+        </w:rPr>
+        <w:t>mendukung</w:t>
+      </w:r>
+      <w:proofErr w:type="spellEnd"/>
+      <w:r>
+        <w:rPr>
+          <w:rFonts w:ascii="Times New Roman" w:hAnsi="Times New Roman" w:cs="Times New Roman"/>
+          <w:bCs/>
+          <w:sz w:val="24"/>
+          <w:szCs w:val="24"/>
+        </w:rPr>
+        <w:t xml:space="preserve"> </w:t>
+      </w:r>
+      <w:proofErr w:type="spellStart"/>
+      <w:r>
+        <w:rPr>
+          <w:rFonts w:ascii="Times New Roman" w:hAnsi="Times New Roman" w:cs="Times New Roman"/>
+          <w:bCs/>
+          <w:sz w:val="24"/>
+          <w:szCs w:val="24"/>
+        </w:rPr>
+        <w:t>pelaksanaan</w:t>
+      </w:r>
+      <w:proofErr w:type="spellEnd"/>
+      <w:r>
+        <w:rPr>
+          <w:rFonts w:ascii="Times New Roman" w:hAnsi="Times New Roman" w:cs="Times New Roman"/>
+          <w:bCs/>
+          <w:sz w:val="24"/>
+          <w:szCs w:val="24"/>
+        </w:rPr>
+        <w:t xml:space="preserve"> </w:t>
+      </w:r>
+      <w:proofErr w:type="spellStart"/>
+      <w:r>
+        <w:rPr>
+          <w:rFonts w:ascii="Times New Roman" w:hAnsi="Times New Roman" w:cs="Times New Roman"/>
+          <w:bCs/>
+          <w:sz w:val="24"/>
+          <w:szCs w:val="24"/>
+        </w:rPr>
+        <w:t>penelitian</w:t>
+      </w:r>
+      <w:proofErr w:type="spellEnd"/>
+      <w:r>
+        <w:rPr>
+          <w:rFonts w:ascii="Times New Roman" w:hAnsi="Times New Roman" w:cs="Times New Roman"/>
+          <w:bCs/>
+          <w:sz w:val="24"/>
+          <w:szCs w:val="24"/>
+        </w:rPr>
+        <w:t xml:space="preserve"> </w:t>
+      </w:r>
+      <w:proofErr w:type="spellStart"/>
+      <w:r>
+        <w:rPr>
+          <w:rFonts w:ascii="Times New Roman" w:hAnsi="Times New Roman" w:cs="Times New Roman"/>
+          <w:bCs/>
+          <w:sz w:val="24"/>
+          <w:szCs w:val="24"/>
+        </w:rPr>
+        <w:t>ini</w:t>
+      </w:r>
+      <w:proofErr w:type="spellEnd"/>
+      <w:r>
+        <w:rPr>
+          <w:rFonts w:ascii="Times New Roman" w:hAnsi="Times New Roman" w:cs="Times New Roman"/>
+          <w:bCs/>
+          <w:sz w:val="24"/>
+          <w:szCs w:val="24"/>
+        </w:rPr>
+        <w:t>.</w:t>
+      </w:r>
+    </w:p>
+    <w:p>
+      <w:pPr>
+        <w:pStyle w:val="SB34n"/>
+      </w:pPr>
+      <w:bookmarkStart w:id="48" w:name="_Toc208450397"/>
+      <w:proofErr w:type="spellStart"/>
+      <w:r>
+        <w:t>Pengamatan</w:t>
+      </w:r>
+      <w:proofErr w:type="spellEnd"/>
+      <w:r>
+        <w:t xml:space="preserve"> (</w:t>
+      </w:r>
+      <w:proofErr w:type="spellStart"/>
+      <w:r>
+        <w:t>Observasi</w:t>
+      </w:r>
+      <w:proofErr w:type="spellEnd"/>
+      <w:r>
+        <w:t>)</w:t>
+      </w:r>
+      <w:bookmarkEnd w:id="48"/>
+    </w:p>
+    <w:p>
+      <w:pPr>
+        <w:pStyle w:val="ListParagraph"/>
+        <w:spacing w:after="0" w:line="360" w:lineRule="auto"/>
+        <w:ind w:firstLine="414"/>
+        <w:jc w:val="both"/>
+        <w:rPr>
+          <w:rFonts w:ascii="Times New Roman" w:hAnsi="Times New Roman" w:cs="Times New Roman"/>
+          <w:bCs/>
+          <w:i/>
+          <w:iCs/>
+          <w:sz w:val="24"/>
+          <w:szCs w:val="24"/>
+        </w:rPr>
+      </w:pPr>
+      <w:proofErr w:type="spellStart"/>
+      <w:r>
+        <w:rPr>
+          <w:rFonts w:ascii="Times New Roman" w:hAnsi="Times New Roman" w:cs="Times New Roman"/>
+          <w:bCs/>
+          <w:sz w:val="24"/>
+          <w:szCs w:val="24"/>
+        </w:rPr>
+        <w:t>Observasi</w:t>
+      </w:r>
+      <w:proofErr w:type="spellEnd"/>
+      <w:r>
+        <w:rPr>
+          <w:rFonts w:ascii="Times New Roman" w:hAnsi="Times New Roman" w:cs="Times New Roman"/>
+          <w:bCs/>
+          <w:sz w:val="24"/>
+          <w:szCs w:val="24"/>
+        </w:rPr>
+        <w:t xml:space="preserve"> </w:t>
+      </w:r>
+      <w:proofErr w:type="spellStart"/>
+      <w:r>
+        <w:rPr>
+          <w:rFonts w:ascii="Times New Roman" w:hAnsi="Times New Roman" w:cs="Times New Roman"/>
+          <w:bCs/>
+          <w:sz w:val="24"/>
+          <w:szCs w:val="24"/>
+        </w:rPr>
+        <w:t>merupakan</w:t>
+      </w:r>
+      <w:proofErr w:type="spellEnd"/>
+      <w:r>
+        <w:rPr>
+          <w:rFonts w:ascii="Times New Roman" w:hAnsi="Times New Roman" w:cs="Times New Roman"/>
+          <w:bCs/>
+          <w:sz w:val="24"/>
+          <w:szCs w:val="24"/>
+        </w:rPr>
+        <w:t xml:space="preserve"> </w:t>
+      </w:r>
+      <w:proofErr w:type="spellStart"/>
+      <w:r>
+        <w:rPr>
+          <w:rFonts w:ascii="Times New Roman" w:hAnsi="Times New Roman" w:cs="Times New Roman"/>
+          <w:bCs/>
+          <w:sz w:val="24"/>
+          <w:szCs w:val="24"/>
+        </w:rPr>
+        <w:t>metode</w:t>
+      </w:r>
+      <w:proofErr w:type="spellEnd"/>
+      <w:r>
+        <w:rPr>
+          <w:rFonts w:ascii="Times New Roman" w:hAnsi="Times New Roman" w:cs="Times New Roman"/>
+          <w:bCs/>
+          <w:sz w:val="24"/>
+          <w:szCs w:val="24"/>
+        </w:rPr>
+        <w:t xml:space="preserve"> </w:t>
+      </w:r>
+      <w:proofErr w:type="spellStart"/>
+      <w:r>
+        <w:rPr>
+          <w:rFonts w:ascii="Times New Roman" w:hAnsi="Times New Roman" w:cs="Times New Roman"/>
+          <w:bCs/>
+          <w:sz w:val="24"/>
+          <w:szCs w:val="24"/>
+        </w:rPr>
+        <w:t>penelitian</w:t>
+      </w:r>
+      <w:proofErr w:type="spellEnd"/>
+      <w:r>
+        <w:rPr>
+          <w:rFonts w:ascii="Times New Roman" w:hAnsi="Times New Roman" w:cs="Times New Roman"/>
+          <w:bCs/>
+          <w:sz w:val="24"/>
+          <w:szCs w:val="24"/>
+        </w:rPr>
+        <w:t xml:space="preserve"> yang </w:t>
+      </w:r>
+      <w:proofErr w:type="spellStart"/>
+      <w:r>
+        <w:rPr>
+          <w:rFonts w:ascii="Times New Roman" w:hAnsi="Times New Roman" w:cs="Times New Roman"/>
+          <w:bCs/>
+          <w:sz w:val="24"/>
+          <w:szCs w:val="24"/>
+        </w:rPr>
+        <w:t>dilakukan</w:t>
+      </w:r>
+      <w:proofErr w:type="spellEnd"/>
+      <w:r>
+        <w:rPr>
+          <w:rFonts w:ascii="Times New Roman" w:hAnsi="Times New Roman" w:cs="Times New Roman"/>
+          <w:bCs/>
+          <w:sz w:val="24"/>
+          <w:szCs w:val="24"/>
+        </w:rPr>
+        <w:t xml:space="preserve"> </w:t>
+      </w:r>
+      <w:proofErr w:type="spellStart"/>
+      <w:r>
+        <w:rPr>
+          <w:rFonts w:ascii="Times New Roman" w:hAnsi="Times New Roman" w:cs="Times New Roman"/>
+          <w:bCs/>
+          <w:sz w:val="24"/>
+          <w:szCs w:val="24"/>
+        </w:rPr>
+        <w:t>secara</w:t>
+      </w:r>
+      <w:proofErr w:type="spellEnd"/>
+      <w:r>
+        <w:rPr>
+          <w:rFonts w:ascii="Times New Roman" w:hAnsi="Times New Roman" w:cs="Times New Roman"/>
+          <w:bCs/>
+          <w:sz w:val="24"/>
+          <w:szCs w:val="24"/>
+        </w:rPr>
+        <w:t xml:space="preserve"> </w:t>
+      </w:r>
+      <w:proofErr w:type="spellStart"/>
+      <w:r>
+        <w:rPr>
+          <w:rFonts w:ascii="Times New Roman" w:hAnsi="Times New Roman" w:cs="Times New Roman"/>
+          <w:bCs/>
+          <w:sz w:val="24"/>
+          <w:szCs w:val="24"/>
+        </w:rPr>
+        <w:t>langsung</w:t>
+      </w:r>
+      <w:proofErr w:type="spellEnd"/>
+      <w:r>
+        <w:rPr>
+          <w:rFonts w:ascii="Times New Roman" w:hAnsi="Times New Roman" w:cs="Times New Roman"/>
+          <w:bCs/>
+          <w:sz w:val="24"/>
+          <w:szCs w:val="24"/>
+        </w:rPr>
+        <w:t xml:space="preserve"> di </w:t>
+      </w:r>
+      <w:proofErr w:type="spellStart"/>
+      <w:r>
+        <w:rPr>
+          <w:rFonts w:ascii="Times New Roman" w:hAnsi="Times New Roman" w:cs="Times New Roman"/>
+          <w:bCs/>
+          <w:sz w:val="24"/>
+          <w:szCs w:val="24"/>
+        </w:rPr>
+        <w:t>lokasi</w:t>
+      </w:r>
+      <w:proofErr w:type="spellEnd"/>
+      <w:r>
+        <w:rPr>
+          <w:rFonts w:ascii="Times New Roman" w:hAnsi="Times New Roman" w:cs="Times New Roman"/>
+          <w:bCs/>
+          <w:sz w:val="24"/>
+          <w:szCs w:val="24"/>
+        </w:rPr>
+        <w:t xml:space="preserve"> </w:t>
+      </w:r>
+      <w:proofErr w:type="spellStart"/>
+      <w:r>
+        <w:rPr>
+          <w:rFonts w:ascii="Times New Roman" w:hAnsi="Times New Roman" w:cs="Times New Roman"/>
+          <w:bCs/>
+          <w:sz w:val="24"/>
+          <w:szCs w:val="24"/>
+        </w:rPr>
+        <w:t>penelitian</w:t>
+      </w:r>
+      <w:proofErr w:type="spellEnd"/>
+      <w:r>
+        <w:rPr>
+          <w:rFonts w:ascii="Times New Roman" w:hAnsi="Times New Roman" w:cs="Times New Roman"/>
+          <w:bCs/>
+          <w:sz w:val="24"/>
+          <w:szCs w:val="24"/>
+        </w:rPr>
+        <w:t xml:space="preserve"> </w:t>
+      </w:r>
+      <w:proofErr w:type="spellStart"/>
+      <w:r>
+        <w:rPr>
+          <w:rFonts w:ascii="Times New Roman" w:hAnsi="Times New Roman" w:cs="Times New Roman"/>
+          <w:bCs/>
+          <w:sz w:val="24"/>
+          <w:szCs w:val="24"/>
+        </w:rPr>
+        <w:t>untuk</w:t>
+      </w:r>
+      <w:proofErr w:type="spellEnd"/>
+      <w:r>
+        <w:rPr>
+          <w:rFonts w:ascii="Times New Roman" w:hAnsi="Times New Roman" w:cs="Times New Roman"/>
+          <w:bCs/>
+          <w:sz w:val="24"/>
+          <w:szCs w:val="24"/>
+        </w:rPr>
+        <w:t xml:space="preserve"> </w:t>
+      </w:r>
+      <w:proofErr w:type="spellStart"/>
+      <w:r>
+        <w:rPr>
+          <w:rFonts w:ascii="Times New Roman" w:hAnsi="Times New Roman" w:cs="Times New Roman"/>
+          <w:bCs/>
+          <w:sz w:val="24"/>
+          <w:szCs w:val="24"/>
+        </w:rPr>
+        <w:t>memperoleh</w:t>
+      </w:r>
+      <w:proofErr w:type="spellEnd"/>
+      <w:r>
+        <w:rPr>
+          <w:rFonts w:ascii="Times New Roman" w:hAnsi="Times New Roman" w:cs="Times New Roman"/>
+          <w:bCs/>
+          <w:sz w:val="24"/>
+          <w:szCs w:val="24"/>
+        </w:rPr>
+        <w:t xml:space="preserve"> </w:t>
+      </w:r>
+      <w:proofErr w:type="spellStart"/>
+      <w:r>
+        <w:rPr>
+          <w:rFonts w:ascii="Times New Roman" w:hAnsi="Times New Roman" w:cs="Times New Roman"/>
+          <w:bCs/>
+          <w:sz w:val="24"/>
+          <w:szCs w:val="24"/>
+        </w:rPr>
+        <w:t>pemahaman</w:t>
+      </w:r>
+      <w:proofErr w:type="spellEnd"/>
+      <w:r>
+        <w:rPr>
+          <w:rFonts w:ascii="Times New Roman" w:hAnsi="Times New Roman" w:cs="Times New Roman"/>
+          <w:bCs/>
+          <w:sz w:val="24"/>
+          <w:szCs w:val="24"/>
+        </w:rPr>
+        <w:t xml:space="preserve"> </w:t>
+      </w:r>
+      <w:proofErr w:type="spellStart"/>
+      <w:r>
+        <w:rPr>
+          <w:rFonts w:ascii="Times New Roman" w:hAnsi="Times New Roman" w:cs="Times New Roman"/>
+          <w:bCs/>
+          <w:sz w:val="24"/>
+          <w:szCs w:val="24"/>
+        </w:rPr>
+        <w:t>nyata</w:t>
+      </w:r>
+      <w:proofErr w:type="spellEnd"/>
+      <w:r>
+        <w:rPr>
+          <w:rFonts w:ascii="Times New Roman" w:hAnsi="Times New Roman" w:cs="Times New Roman"/>
+          <w:bCs/>
+          <w:sz w:val="24"/>
+          <w:szCs w:val="24"/>
+        </w:rPr>
+        <w:t xml:space="preserve"> </w:t>
+      </w:r>
+      <w:proofErr w:type="spellStart"/>
+      <w:r>
+        <w:rPr>
+          <w:rFonts w:ascii="Times New Roman" w:hAnsi="Times New Roman" w:cs="Times New Roman"/>
+          <w:bCs/>
+          <w:sz w:val="24"/>
+          <w:szCs w:val="24"/>
+        </w:rPr>
+        <w:t>tentang</w:t>
+      </w:r>
+      <w:proofErr w:type="spellEnd"/>
+      <w:r>
+        <w:rPr>
+          <w:rFonts w:ascii="Times New Roman" w:hAnsi="Times New Roman" w:cs="Times New Roman"/>
+          <w:bCs/>
+          <w:sz w:val="24"/>
+          <w:szCs w:val="24"/>
+        </w:rPr>
+        <w:t xml:space="preserve"> </w:t>
+      </w:r>
+      <w:proofErr w:type="spellStart"/>
+      <w:r>
+        <w:rPr>
+          <w:rFonts w:ascii="Times New Roman" w:hAnsi="Times New Roman" w:cs="Times New Roman"/>
+          <w:bCs/>
+          <w:sz w:val="24"/>
+          <w:szCs w:val="24"/>
+        </w:rPr>
+        <w:t>kebutuhan</w:t>
+      </w:r>
+      <w:proofErr w:type="spellEnd"/>
+      <w:r>
+        <w:rPr>
+          <w:rFonts w:ascii="Times New Roman" w:hAnsi="Times New Roman" w:cs="Times New Roman"/>
+          <w:bCs/>
+          <w:sz w:val="24"/>
+          <w:szCs w:val="24"/>
+        </w:rPr>
+        <w:t xml:space="preserve"> </w:t>
+      </w:r>
+      <w:proofErr w:type="spellStart"/>
+      <w:r>
+        <w:rPr>
+          <w:rFonts w:ascii="Times New Roman" w:hAnsi="Times New Roman" w:cs="Times New Roman"/>
+          <w:bCs/>
+          <w:sz w:val="24"/>
+          <w:szCs w:val="24"/>
+        </w:rPr>
+        <w:t>mengenai</w:t>
+      </w:r>
+      <w:proofErr w:type="spellEnd"/>
+      <w:r>
+        <w:rPr>
+          <w:rFonts w:ascii="Times New Roman" w:hAnsi="Times New Roman" w:cs="Times New Roman"/>
+          <w:bCs/>
+          <w:sz w:val="24"/>
+          <w:szCs w:val="24"/>
+        </w:rPr>
+        <w:t xml:space="preserve"> </w:t>
+      </w:r>
+      <w:proofErr w:type="spellStart"/>
+      <w:r>
+        <w:rPr>
+          <w:rFonts w:ascii="Times New Roman" w:hAnsi="Times New Roman" w:cs="Times New Roman"/>
+          <w:bCs/>
+          <w:sz w:val="24"/>
+          <w:szCs w:val="24"/>
+        </w:rPr>
+        <w:t>sistem</w:t>
+      </w:r>
+      <w:proofErr w:type="spellEnd"/>
+      <w:r>
+        <w:rPr>
+          <w:rFonts w:ascii="Times New Roman" w:hAnsi="Times New Roman" w:cs="Times New Roman"/>
+          <w:bCs/>
+          <w:sz w:val="24"/>
+          <w:szCs w:val="24"/>
+        </w:rPr>
+        <w:t xml:space="preserve"> yang </w:t>
+      </w:r>
+      <w:proofErr w:type="spellStart"/>
+      <w:r>
+        <w:rPr>
+          <w:rFonts w:ascii="Times New Roman" w:hAnsi="Times New Roman" w:cs="Times New Roman"/>
+          <w:bCs/>
+          <w:sz w:val="24"/>
+          <w:szCs w:val="24"/>
+        </w:rPr>
+        <w:t>akan</w:t>
+      </w:r>
+      <w:proofErr w:type="spellEnd"/>
+      <w:r>
+        <w:rPr>
+          <w:rFonts w:ascii="Times New Roman" w:hAnsi="Times New Roman" w:cs="Times New Roman"/>
+          <w:bCs/>
+          <w:sz w:val="24"/>
+          <w:szCs w:val="24"/>
+        </w:rPr>
+        <w:t xml:space="preserve"> </w:t>
+      </w:r>
+      <w:proofErr w:type="spellStart"/>
+      <w:r>
+        <w:rPr>
+          <w:rFonts w:ascii="Times New Roman" w:hAnsi="Times New Roman" w:cs="Times New Roman"/>
+          <w:bCs/>
+          <w:sz w:val="24"/>
+          <w:szCs w:val="24"/>
+        </w:rPr>
+        <w:t>dikembangkan</w:t>
+      </w:r>
+      <w:proofErr w:type="spellEnd"/>
+      <w:r>
+        <w:rPr>
+          <w:rFonts w:ascii="Times New Roman" w:hAnsi="Times New Roman" w:cs="Times New Roman"/>
+          <w:bCs/>
+          <w:sz w:val="24"/>
+          <w:szCs w:val="24"/>
+        </w:rPr>
+        <w:t xml:space="preserve">. Dalam </w:t>
+      </w:r>
+      <w:proofErr w:type="spellStart"/>
+      <w:r>
+        <w:rPr>
+          <w:rFonts w:ascii="Times New Roman" w:hAnsi="Times New Roman" w:cs="Times New Roman"/>
+          <w:bCs/>
+          <w:sz w:val="24"/>
+          <w:szCs w:val="24"/>
+        </w:rPr>
+        <w:t>penelitian</w:t>
+      </w:r>
+      <w:proofErr w:type="spellEnd"/>
+      <w:r>
+        <w:rPr>
+          <w:rFonts w:ascii="Times New Roman" w:hAnsi="Times New Roman" w:cs="Times New Roman"/>
+          <w:bCs/>
+          <w:sz w:val="24"/>
+          <w:szCs w:val="24"/>
+        </w:rPr>
+        <w:t xml:space="preserve"> </w:t>
+      </w:r>
+      <w:proofErr w:type="spellStart"/>
+      <w:r>
+        <w:rPr>
+          <w:rFonts w:ascii="Times New Roman" w:hAnsi="Times New Roman" w:cs="Times New Roman"/>
+          <w:bCs/>
+          <w:sz w:val="24"/>
+          <w:szCs w:val="24"/>
+        </w:rPr>
+        <w:t>ini</w:t>
+      </w:r>
+      <w:proofErr w:type="spellEnd"/>
+      <w:r>
+        <w:rPr>
+          <w:rFonts w:ascii="Times New Roman" w:hAnsi="Times New Roman" w:cs="Times New Roman"/>
+          <w:bCs/>
+          <w:sz w:val="24"/>
+          <w:szCs w:val="24"/>
+        </w:rPr>
+        <w:t xml:space="preserve">, </w:t>
+      </w:r>
+      <w:proofErr w:type="spellStart"/>
+      <w:r>
+        <w:rPr>
+          <w:rFonts w:ascii="Times New Roman" w:hAnsi="Times New Roman" w:cs="Times New Roman"/>
+          <w:bCs/>
+          <w:sz w:val="24"/>
+          <w:szCs w:val="24"/>
+        </w:rPr>
+        <w:t>observasi</w:t>
+      </w:r>
+      <w:proofErr w:type="spellEnd"/>
+      <w:r>
+        <w:rPr>
+          <w:rFonts w:ascii="Times New Roman" w:hAnsi="Times New Roman" w:cs="Times New Roman"/>
+          <w:bCs/>
+          <w:sz w:val="24"/>
+          <w:szCs w:val="24"/>
+        </w:rPr>
+        <w:t xml:space="preserve"> </w:t>
+      </w:r>
+      <w:proofErr w:type="spellStart"/>
+      <w:r>
+        <w:rPr>
+          <w:rFonts w:ascii="Times New Roman" w:hAnsi="Times New Roman" w:cs="Times New Roman"/>
+          <w:bCs/>
+          <w:sz w:val="24"/>
+          <w:szCs w:val="24"/>
+        </w:rPr>
+        <w:t>dilaksanakan</w:t>
+      </w:r>
+      <w:proofErr w:type="spellEnd"/>
+      <w:r>
+        <w:rPr>
+          <w:rFonts w:ascii="Times New Roman" w:hAnsi="Times New Roman" w:cs="Times New Roman"/>
+          <w:bCs/>
+          <w:sz w:val="24"/>
+          <w:szCs w:val="24"/>
+        </w:rPr>
+        <w:t xml:space="preserve"> di </w:t>
+      </w:r>
+      <w:proofErr w:type="spellStart"/>
+      <w:r>
+        <w:rPr>
+          <w:rFonts w:ascii="Times New Roman" w:hAnsi="Times New Roman" w:cs="Times New Roman"/>
+          <w:bCs/>
+          <w:sz w:val="24"/>
+          <w:szCs w:val="24"/>
+        </w:rPr>
+        <w:t>kantor</w:t>
+      </w:r>
+      <w:proofErr w:type="spellEnd"/>
+      <w:r>
+        <w:rPr>
+          <w:rFonts w:ascii="Times New Roman" w:hAnsi="Times New Roman" w:cs="Times New Roman"/>
+          <w:bCs/>
+          <w:sz w:val="24"/>
+          <w:szCs w:val="24"/>
+        </w:rPr>
+        <w:t xml:space="preserve"> </w:t>
+      </w:r>
+      <w:proofErr w:type="spellStart"/>
+      <w:r>
+        <w:rPr>
+          <w:rFonts w:ascii="Times New Roman" w:hAnsi="Times New Roman" w:cs="Times New Roman"/>
+          <w:bCs/>
+          <w:sz w:val="24"/>
+          <w:szCs w:val="24"/>
+        </w:rPr>
+        <w:t>Satuan</w:t>
+      </w:r>
+      <w:proofErr w:type="spellEnd"/>
+      <w:r>
+        <w:rPr>
+          <w:rFonts w:ascii="Times New Roman" w:hAnsi="Times New Roman" w:cs="Times New Roman"/>
+          <w:bCs/>
+          <w:sz w:val="24"/>
+          <w:szCs w:val="24"/>
+        </w:rPr>
+        <w:t xml:space="preserve"> Pendidikan Non-Formal </w:t>
+      </w:r>
+      <w:proofErr w:type="spellStart"/>
+      <w:r>
+        <w:rPr>
+          <w:rFonts w:ascii="Times New Roman" w:hAnsi="Times New Roman" w:cs="Times New Roman"/>
+          <w:bCs/>
+          <w:sz w:val="24"/>
+          <w:szCs w:val="24"/>
+        </w:rPr>
+        <w:t>Sanggar</w:t>
+      </w:r>
+      <w:proofErr w:type="spellEnd"/>
+      <w:r>
+        <w:rPr>
+          <w:rFonts w:ascii="Times New Roman" w:hAnsi="Times New Roman" w:cs="Times New Roman"/>
+          <w:bCs/>
+          <w:sz w:val="24"/>
+          <w:szCs w:val="24"/>
+        </w:rPr>
+        <w:t xml:space="preserve"> </w:t>
+      </w:r>
+      <w:proofErr w:type="spellStart"/>
+      <w:r>
+        <w:rPr>
+          <w:rFonts w:ascii="Times New Roman" w:hAnsi="Times New Roman" w:cs="Times New Roman"/>
+          <w:bCs/>
+          <w:sz w:val="24"/>
+          <w:szCs w:val="24"/>
+        </w:rPr>
+        <w:t>Kegiatan</w:t>
+      </w:r>
+      <w:proofErr w:type="spellEnd"/>
+      <w:r>
+        <w:rPr>
+          <w:rFonts w:ascii="Times New Roman" w:hAnsi="Times New Roman" w:cs="Times New Roman"/>
+          <w:bCs/>
+          <w:sz w:val="24"/>
+          <w:szCs w:val="24"/>
+        </w:rPr>
+        <w:t xml:space="preserve"> </w:t>
+      </w:r>
+      <w:proofErr w:type="spellStart"/>
+      <w:r>
+        <w:rPr>
+          <w:rFonts w:ascii="Times New Roman" w:hAnsi="Times New Roman" w:cs="Times New Roman"/>
+          <w:bCs/>
+          <w:sz w:val="24"/>
+          <w:szCs w:val="24"/>
+        </w:rPr>
+        <w:t>Belajar</w:t>
+      </w:r>
+      <w:proofErr w:type="spellEnd"/>
+      <w:r>
+        <w:rPr>
+          <w:rFonts w:ascii="Times New Roman" w:hAnsi="Times New Roman" w:cs="Times New Roman"/>
+          <w:bCs/>
+          <w:sz w:val="24"/>
+          <w:szCs w:val="24"/>
+        </w:rPr>
+        <w:t xml:space="preserve"> </w:t>
+      </w:r>
+      <w:proofErr w:type="spellStart"/>
+      <w:r>
+        <w:rPr>
+          <w:rFonts w:ascii="Times New Roman" w:hAnsi="Times New Roman" w:cs="Times New Roman"/>
+          <w:bCs/>
+          <w:sz w:val="24"/>
+          <w:szCs w:val="24"/>
+        </w:rPr>
+        <w:t>Tondano</w:t>
+      </w:r>
+      <w:proofErr w:type="spellEnd"/>
+      <w:r>
+        <w:rPr>
+          <w:rFonts w:ascii="Times New Roman" w:hAnsi="Times New Roman" w:cs="Times New Roman"/>
+          <w:bCs/>
+          <w:sz w:val="24"/>
+          <w:szCs w:val="24"/>
+        </w:rPr>
+        <w:t>.</w:t>
+      </w:r>
+    </w:p>
+    <w:p>
+      <w:pPr>
+        <w:pStyle w:val="SB34n"/>
+      </w:pPr>
+      <w:bookmarkStart w:id="49" w:name="_Toc208450398"/>
+      <w:proofErr w:type="spellStart"/>
+      <w:r>
+        <w:t>Wawancara</w:t>
+      </w:r>
+      <w:proofErr w:type="spellEnd"/>
+      <w:r>
+        <w:t xml:space="preserve"> (</w:t>
+      </w:r>
+      <w:r>
+        <w:rPr>
+          <w:i/>
+          <w:iCs/>
+        </w:rPr>
+        <w:t>Interview</w:t>
+      </w:r>
+      <w:r>
+        <w:t>)</w:t>
       </w:r>
       <w:bookmarkEnd w:id="49"/>
     </w:p>
@@ -50739,924 +51935,6 @@
           <w:sz w:val="24"/>
           <w:szCs w:val="24"/>
         </w:rPr>
-        <w:t>Mengumpulkan</w:t>
-      </w:r>
-      <w:proofErr w:type="spellEnd"/>
-      <w:r>
-        <w:rPr>
-          <w:rFonts w:ascii="Times New Roman" w:hAnsi="Times New Roman" w:cs="Times New Roman"/>
-          <w:bCs/>
-          <w:sz w:val="24"/>
-          <w:szCs w:val="24"/>
-        </w:rPr>
-        <w:t xml:space="preserve"> </w:t>
-      </w:r>
-      <w:proofErr w:type="spellStart"/>
-      <w:r>
-        <w:rPr>
-          <w:rFonts w:ascii="Times New Roman" w:hAnsi="Times New Roman" w:cs="Times New Roman"/>
-          <w:bCs/>
-          <w:sz w:val="24"/>
-          <w:szCs w:val="24"/>
-        </w:rPr>
-        <w:t>berbagai</w:t>
-      </w:r>
-      <w:proofErr w:type="spellEnd"/>
-      <w:r>
-        <w:rPr>
-          <w:rFonts w:ascii="Times New Roman" w:hAnsi="Times New Roman" w:cs="Times New Roman"/>
-          <w:bCs/>
-          <w:sz w:val="24"/>
-          <w:szCs w:val="24"/>
-        </w:rPr>
-        <w:t xml:space="preserve"> </w:t>
-      </w:r>
-      <w:proofErr w:type="spellStart"/>
-      <w:r>
-        <w:rPr>
-          <w:rFonts w:ascii="Times New Roman" w:hAnsi="Times New Roman" w:cs="Times New Roman"/>
-          <w:bCs/>
-          <w:sz w:val="24"/>
-          <w:szCs w:val="24"/>
-        </w:rPr>
-        <w:t>teori</w:t>
-      </w:r>
-      <w:proofErr w:type="spellEnd"/>
-      <w:r>
-        <w:rPr>
-          <w:rFonts w:ascii="Times New Roman" w:hAnsi="Times New Roman" w:cs="Times New Roman"/>
-          <w:bCs/>
-          <w:sz w:val="24"/>
-          <w:szCs w:val="24"/>
-        </w:rPr>
-        <w:t xml:space="preserve"> yang </w:t>
-      </w:r>
-      <w:proofErr w:type="spellStart"/>
-      <w:r>
-        <w:rPr>
-          <w:rFonts w:ascii="Times New Roman" w:hAnsi="Times New Roman" w:cs="Times New Roman"/>
-          <w:bCs/>
-          <w:sz w:val="24"/>
-          <w:szCs w:val="24"/>
-        </w:rPr>
-        <w:t>diperoleh</w:t>
-      </w:r>
-      <w:proofErr w:type="spellEnd"/>
-      <w:r>
-        <w:rPr>
-          <w:rFonts w:ascii="Times New Roman" w:hAnsi="Times New Roman" w:cs="Times New Roman"/>
-          <w:bCs/>
-          <w:sz w:val="24"/>
-          <w:szCs w:val="24"/>
-        </w:rPr>
-        <w:t xml:space="preserve"> </w:t>
-      </w:r>
-      <w:proofErr w:type="spellStart"/>
-      <w:r>
-        <w:rPr>
-          <w:rFonts w:ascii="Times New Roman" w:hAnsi="Times New Roman" w:cs="Times New Roman"/>
-          <w:bCs/>
-          <w:sz w:val="24"/>
-          <w:szCs w:val="24"/>
-        </w:rPr>
-        <w:t>dari</w:t>
-      </w:r>
-      <w:proofErr w:type="spellEnd"/>
-      <w:r>
-        <w:rPr>
-          <w:rFonts w:ascii="Times New Roman" w:hAnsi="Times New Roman" w:cs="Times New Roman"/>
-          <w:bCs/>
-          <w:sz w:val="24"/>
-          <w:szCs w:val="24"/>
-        </w:rPr>
-        <w:t xml:space="preserve"> </w:t>
-      </w:r>
-      <w:proofErr w:type="spellStart"/>
-      <w:r>
-        <w:rPr>
-          <w:rFonts w:ascii="Times New Roman" w:hAnsi="Times New Roman" w:cs="Times New Roman"/>
-          <w:bCs/>
-          <w:sz w:val="24"/>
-          <w:szCs w:val="24"/>
-        </w:rPr>
-        <w:t>jurnal-jurnal</w:t>
-      </w:r>
-      <w:proofErr w:type="spellEnd"/>
-      <w:r>
-        <w:rPr>
-          <w:rFonts w:ascii="Times New Roman" w:hAnsi="Times New Roman" w:cs="Times New Roman"/>
-          <w:bCs/>
-          <w:sz w:val="24"/>
-          <w:szCs w:val="24"/>
-        </w:rPr>
-        <w:t xml:space="preserve"> </w:t>
-      </w:r>
-      <w:proofErr w:type="spellStart"/>
-      <w:r>
-        <w:rPr>
-          <w:rFonts w:ascii="Times New Roman" w:hAnsi="Times New Roman" w:cs="Times New Roman"/>
-          <w:bCs/>
-          <w:sz w:val="24"/>
-          <w:szCs w:val="24"/>
-        </w:rPr>
-        <w:t>sebagai</w:t>
-      </w:r>
-      <w:proofErr w:type="spellEnd"/>
-      <w:r>
-        <w:rPr>
-          <w:rFonts w:ascii="Times New Roman" w:hAnsi="Times New Roman" w:cs="Times New Roman"/>
-          <w:bCs/>
-          <w:sz w:val="24"/>
-          <w:szCs w:val="24"/>
-        </w:rPr>
-        <w:t xml:space="preserve"> </w:t>
-      </w:r>
-      <w:proofErr w:type="spellStart"/>
-      <w:r>
-        <w:rPr>
-          <w:rFonts w:ascii="Times New Roman" w:hAnsi="Times New Roman" w:cs="Times New Roman"/>
-          <w:bCs/>
-          <w:sz w:val="24"/>
-          <w:szCs w:val="24"/>
-        </w:rPr>
-        <w:t>landasan</w:t>
-      </w:r>
-      <w:proofErr w:type="spellEnd"/>
-      <w:r>
-        <w:rPr>
-          <w:rFonts w:ascii="Times New Roman" w:hAnsi="Times New Roman" w:cs="Times New Roman"/>
-          <w:bCs/>
-          <w:sz w:val="24"/>
-          <w:szCs w:val="24"/>
-        </w:rPr>
-        <w:t xml:space="preserve"> </w:t>
-      </w:r>
-      <w:proofErr w:type="spellStart"/>
-      <w:r>
-        <w:rPr>
-          <w:rFonts w:ascii="Times New Roman" w:hAnsi="Times New Roman" w:cs="Times New Roman"/>
-          <w:bCs/>
-          <w:sz w:val="24"/>
-          <w:szCs w:val="24"/>
-        </w:rPr>
-        <w:t>untuk</w:t>
-      </w:r>
-      <w:proofErr w:type="spellEnd"/>
-      <w:r>
-        <w:rPr>
-          <w:rFonts w:ascii="Times New Roman" w:hAnsi="Times New Roman" w:cs="Times New Roman"/>
-          <w:bCs/>
-          <w:sz w:val="24"/>
-          <w:szCs w:val="24"/>
-        </w:rPr>
-        <w:t xml:space="preserve"> </w:t>
-      </w:r>
-      <w:proofErr w:type="spellStart"/>
-      <w:r>
-        <w:rPr>
-          <w:rFonts w:ascii="Times New Roman" w:hAnsi="Times New Roman" w:cs="Times New Roman"/>
-          <w:bCs/>
-          <w:sz w:val="24"/>
-          <w:szCs w:val="24"/>
-        </w:rPr>
-        <w:t>mendukung</w:t>
-      </w:r>
-      <w:proofErr w:type="spellEnd"/>
-      <w:r>
-        <w:rPr>
-          <w:rFonts w:ascii="Times New Roman" w:hAnsi="Times New Roman" w:cs="Times New Roman"/>
-          <w:bCs/>
-          <w:sz w:val="24"/>
-          <w:szCs w:val="24"/>
-        </w:rPr>
-        <w:t xml:space="preserve"> </w:t>
-      </w:r>
-      <w:proofErr w:type="spellStart"/>
-      <w:r>
-        <w:rPr>
-          <w:rFonts w:ascii="Times New Roman" w:hAnsi="Times New Roman" w:cs="Times New Roman"/>
-          <w:bCs/>
-          <w:sz w:val="24"/>
-          <w:szCs w:val="24"/>
-        </w:rPr>
-        <w:t>pelaksanaan</w:t>
-      </w:r>
-      <w:proofErr w:type="spellEnd"/>
-      <w:r>
-        <w:rPr>
-          <w:rFonts w:ascii="Times New Roman" w:hAnsi="Times New Roman" w:cs="Times New Roman"/>
-          <w:bCs/>
-          <w:sz w:val="24"/>
-          <w:szCs w:val="24"/>
-        </w:rPr>
-        <w:t xml:space="preserve"> </w:t>
-      </w:r>
-      <w:proofErr w:type="spellStart"/>
-      <w:r>
-        <w:rPr>
-          <w:rFonts w:ascii="Times New Roman" w:hAnsi="Times New Roman" w:cs="Times New Roman"/>
-          <w:bCs/>
-          <w:sz w:val="24"/>
-          <w:szCs w:val="24"/>
-        </w:rPr>
-        <w:t>penelitian</w:t>
-      </w:r>
-      <w:proofErr w:type="spellEnd"/>
-      <w:r>
-        <w:rPr>
-          <w:rFonts w:ascii="Times New Roman" w:hAnsi="Times New Roman" w:cs="Times New Roman"/>
-          <w:bCs/>
-          <w:sz w:val="24"/>
-          <w:szCs w:val="24"/>
-        </w:rPr>
-        <w:t xml:space="preserve"> </w:t>
-      </w:r>
-      <w:proofErr w:type="spellStart"/>
-      <w:r>
-        <w:rPr>
-          <w:rFonts w:ascii="Times New Roman" w:hAnsi="Times New Roman" w:cs="Times New Roman"/>
-          <w:bCs/>
-          <w:sz w:val="24"/>
-          <w:szCs w:val="24"/>
-        </w:rPr>
-        <w:t>ini</w:t>
-      </w:r>
-      <w:proofErr w:type="spellEnd"/>
-      <w:r>
-        <w:rPr>
-          <w:rFonts w:ascii="Times New Roman" w:hAnsi="Times New Roman" w:cs="Times New Roman"/>
-          <w:bCs/>
-          <w:sz w:val="24"/>
-          <w:szCs w:val="24"/>
-        </w:rPr>
-        <w:t>.</w:t>
-      </w:r>
-    </w:p>
-    <w:p>
-      <w:pPr>
-        <w:pStyle w:val="SB34n"/>
-      </w:pPr>
-      <w:bookmarkStart w:id="50" w:name="_Toc208450397"/>
-      <w:proofErr w:type="spellStart"/>
-      <w:r>
-        <w:t>Pengamatan</w:t>
-      </w:r>
-      <w:proofErr w:type="spellEnd"/>
-      <w:r>
-        <w:t xml:space="preserve"> (</w:t>
-      </w:r>
-      <w:proofErr w:type="spellStart"/>
-      <w:r>
-        <w:t>Observasi</w:t>
-      </w:r>
-      <w:proofErr w:type="spellEnd"/>
-      <w:r>
-        <w:t>)</w:t>
-      </w:r>
-      <w:bookmarkEnd w:id="50"/>
-    </w:p>
-    <w:p>
-      <w:pPr>
-        <w:pStyle w:val="ListParagraph"/>
-        <w:spacing w:after="0" w:line="360" w:lineRule="auto"/>
-        <w:ind w:firstLine="414"/>
-        <w:jc w:val="both"/>
-        <w:rPr>
-          <w:rFonts w:ascii="Times New Roman" w:hAnsi="Times New Roman" w:cs="Times New Roman"/>
-          <w:bCs/>
-          <w:i/>
-          <w:iCs/>
-          <w:sz w:val="24"/>
-          <w:szCs w:val="24"/>
-        </w:rPr>
-      </w:pPr>
-      <w:proofErr w:type="spellStart"/>
-      <w:r>
-        <w:rPr>
-          <w:rFonts w:ascii="Times New Roman" w:hAnsi="Times New Roman" w:cs="Times New Roman"/>
-          <w:bCs/>
-          <w:sz w:val="24"/>
-          <w:szCs w:val="24"/>
-        </w:rPr>
-        <w:t>Observasi</w:t>
-      </w:r>
-      <w:proofErr w:type="spellEnd"/>
-      <w:r>
-        <w:rPr>
-          <w:rFonts w:ascii="Times New Roman" w:hAnsi="Times New Roman" w:cs="Times New Roman"/>
-          <w:bCs/>
-          <w:sz w:val="24"/>
-          <w:szCs w:val="24"/>
-        </w:rPr>
-        <w:t xml:space="preserve"> </w:t>
-      </w:r>
-      <w:proofErr w:type="spellStart"/>
-      <w:r>
-        <w:rPr>
-          <w:rFonts w:ascii="Times New Roman" w:hAnsi="Times New Roman" w:cs="Times New Roman"/>
-          <w:bCs/>
-          <w:sz w:val="24"/>
-          <w:szCs w:val="24"/>
-        </w:rPr>
-        <w:t>merupakan</w:t>
-      </w:r>
-      <w:proofErr w:type="spellEnd"/>
-      <w:r>
-        <w:rPr>
-          <w:rFonts w:ascii="Times New Roman" w:hAnsi="Times New Roman" w:cs="Times New Roman"/>
-          <w:bCs/>
-          <w:sz w:val="24"/>
-          <w:szCs w:val="24"/>
-        </w:rPr>
-        <w:t xml:space="preserve"> </w:t>
-      </w:r>
-      <w:proofErr w:type="spellStart"/>
-      <w:r>
-        <w:rPr>
-          <w:rFonts w:ascii="Times New Roman" w:hAnsi="Times New Roman" w:cs="Times New Roman"/>
-          <w:bCs/>
-          <w:sz w:val="24"/>
-          <w:szCs w:val="24"/>
-        </w:rPr>
-        <w:t>metode</w:t>
-      </w:r>
-      <w:proofErr w:type="spellEnd"/>
-      <w:r>
-        <w:rPr>
-          <w:rFonts w:ascii="Times New Roman" w:hAnsi="Times New Roman" w:cs="Times New Roman"/>
-          <w:bCs/>
-          <w:sz w:val="24"/>
-          <w:szCs w:val="24"/>
-        </w:rPr>
-        <w:t xml:space="preserve"> </w:t>
-      </w:r>
-      <w:proofErr w:type="spellStart"/>
-      <w:r>
-        <w:rPr>
-          <w:rFonts w:ascii="Times New Roman" w:hAnsi="Times New Roman" w:cs="Times New Roman"/>
-          <w:bCs/>
-          <w:sz w:val="24"/>
-          <w:szCs w:val="24"/>
-        </w:rPr>
-        <w:t>penelitian</w:t>
-      </w:r>
-      <w:proofErr w:type="spellEnd"/>
-      <w:r>
-        <w:rPr>
-          <w:rFonts w:ascii="Times New Roman" w:hAnsi="Times New Roman" w:cs="Times New Roman"/>
-          <w:bCs/>
-          <w:sz w:val="24"/>
-          <w:szCs w:val="24"/>
-        </w:rPr>
-        <w:t xml:space="preserve"> yang </w:t>
-      </w:r>
-      <w:proofErr w:type="spellStart"/>
-      <w:r>
-        <w:rPr>
-          <w:rFonts w:ascii="Times New Roman" w:hAnsi="Times New Roman" w:cs="Times New Roman"/>
-          <w:bCs/>
-          <w:sz w:val="24"/>
-          <w:szCs w:val="24"/>
-        </w:rPr>
-        <w:t>dilakukan</w:t>
-      </w:r>
-      <w:proofErr w:type="spellEnd"/>
-      <w:r>
-        <w:rPr>
-          <w:rFonts w:ascii="Times New Roman" w:hAnsi="Times New Roman" w:cs="Times New Roman"/>
-          <w:bCs/>
-          <w:sz w:val="24"/>
-          <w:szCs w:val="24"/>
-        </w:rPr>
-        <w:t xml:space="preserve"> </w:t>
-      </w:r>
-      <w:proofErr w:type="spellStart"/>
-      <w:r>
-        <w:rPr>
-          <w:rFonts w:ascii="Times New Roman" w:hAnsi="Times New Roman" w:cs="Times New Roman"/>
-          <w:bCs/>
-          <w:sz w:val="24"/>
-          <w:szCs w:val="24"/>
-        </w:rPr>
-        <w:t>secara</w:t>
-      </w:r>
-      <w:proofErr w:type="spellEnd"/>
-      <w:r>
-        <w:rPr>
-          <w:rFonts w:ascii="Times New Roman" w:hAnsi="Times New Roman" w:cs="Times New Roman"/>
-          <w:bCs/>
-          <w:sz w:val="24"/>
-          <w:szCs w:val="24"/>
-        </w:rPr>
-        <w:t xml:space="preserve"> </w:t>
-      </w:r>
-      <w:proofErr w:type="spellStart"/>
-      <w:r>
-        <w:rPr>
-          <w:rFonts w:ascii="Times New Roman" w:hAnsi="Times New Roman" w:cs="Times New Roman"/>
-          <w:bCs/>
-          <w:sz w:val="24"/>
-          <w:szCs w:val="24"/>
-        </w:rPr>
-        <w:t>langsung</w:t>
-      </w:r>
-      <w:proofErr w:type="spellEnd"/>
-      <w:r>
-        <w:rPr>
-          <w:rFonts w:ascii="Times New Roman" w:hAnsi="Times New Roman" w:cs="Times New Roman"/>
-          <w:bCs/>
-          <w:sz w:val="24"/>
-          <w:szCs w:val="24"/>
-        </w:rPr>
-        <w:t xml:space="preserve"> di </w:t>
-      </w:r>
-      <w:proofErr w:type="spellStart"/>
-      <w:r>
-        <w:rPr>
-          <w:rFonts w:ascii="Times New Roman" w:hAnsi="Times New Roman" w:cs="Times New Roman"/>
-          <w:bCs/>
-          <w:sz w:val="24"/>
-          <w:szCs w:val="24"/>
-        </w:rPr>
-        <w:t>lokasi</w:t>
-      </w:r>
-      <w:proofErr w:type="spellEnd"/>
-      <w:r>
-        <w:rPr>
-          <w:rFonts w:ascii="Times New Roman" w:hAnsi="Times New Roman" w:cs="Times New Roman"/>
-          <w:bCs/>
-          <w:sz w:val="24"/>
-          <w:szCs w:val="24"/>
-        </w:rPr>
-        <w:t xml:space="preserve"> </w:t>
-      </w:r>
-      <w:proofErr w:type="spellStart"/>
-      <w:r>
-        <w:rPr>
-          <w:rFonts w:ascii="Times New Roman" w:hAnsi="Times New Roman" w:cs="Times New Roman"/>
-          <w:bCs/>
-          <w:sz w:val="24"/>
-          <w:szCs w:val="24"/>
-        </w:rPr>
-        <w:t>penelitian</w:t>
-      </w:r>
-      <w:proofErr w:type="spellEnd"/>
-      <w:r>
-        <w:rPr>
-          <w:rFonts w:ascii="Times New Roman" w:hAnsi="Times New Roman" w:cs="Times New Roman"/>
-          <w:bCs/>
-          <w:sz w:val="24"/>
-          <w:szCs w:val="24"/>
-        </w:rPr>
-        <w:t xml:space="preserve"> </w:t>
-      </w:r>
-      <w:proofErr w:type="spellStart"/>
-      <w:r>
-        <w:rPr>
-          <w:rFonts w:ascii="Times New Roman" w:hAnsi="Times New Roman" w:cs="Times New Roman"/>
-          <w:bCs/>
-          <w:sz w:val="24"/>
-          <w:szCs w:val="24"/>
-        </w:rPr>
-        <w:t>untuk</w:t>
-      </w:r>
-      <w:proofErr w:type="spellEnd"/>
-      <w:r>
-        <w:rPr>
-          <w:rFonts w:ascii="Times New Roman" w:hAnsi="Times New Roman" w:cs="Times New Roman"/>
-          <w:bCs/>
-          <w:sz w:val="24"/>
-          <w:szCs w:val="24"/>
-        </w:rPr>
-        <w:t xml:space="preserve"> </w:t>
-      </w:r>
-      <w:proofErr w:type="spellStart"/>
-      <w:r>
-        <w:rPr>
-          <w:rFonts w:ascii="Times New Roman" w:hAnsi="Times New Roman" w:cs="Times New Roman"/>
-          <w:bCs/>
-          <w:sz w:val="24"/>
-          <w:szCs w:val="24"/>
-        </w:rPr>
-        <w:t>memperoleh</w:t>
-      </w:r>
-      <w:proofErr w:type="spellEnd"/>
-      <w:r>
-        <w:rPr>
-          <w:rFonts w:ascii="Times New Roman" w:hAnsi="Times New Roman" w:cs="Times New Roman"/>
-          <w:bCs/>
-          <w:sz w:val="24"/>
-          <w:szCs w:val="24"/>
-        </w:rPr>
-        <w:t xml:space="preserve"> </w:t>
-      </w:r>
-      <w:proofErr w:type="spellStart"/>
-      <w:r>
-        <w:rPr>
-          <w:rFonts w:ascii="Times New Roman" w:hAnsi="Times New Roman" w:cs="Times New Roman"/>
-          <w:bCs/>
-          <w:sz w:val="24"/>
-          <w:szCs w:val="24"/>
-        </w:rPr>
-        <w:t>pemahaman</w:t>
-      </w:r>
-      <w:proofErr w:type="spellEnd"/>
-      <w:r>
-        <w:rPr>
-          <w:rFonts w:ascii="Times New Roman" w:hAnsi="Times New Roman" w:cs="Times New Roman"/>
-          <w:bCs/>
-          <w:sz w:val="24"/>
-          <w:szCs w:val="24"/>
-        </w:rPr>
-        <w:t xml:space="preserve"> </w:t>
-      </w:r>
-      <w:proofErr w:type="spellStart"/>
-      <w:r>
-        <w:rPr>
-          <w:rFonts w:ascii="Times New Roman" w:hAnsi="Times New Roman" w:cs="Times New Roman"/>
-          <w:bCs/>
-          <w:sz w:val="24"/>
-          <w:szCs w:val="24"/>
-        </w:rPr>
-        <w:t>nyata</w:t>
-      </w:r>
-      <w:proofErr w:type="spellEnd"/>
-      <w:r>
-        <w:rPr>
-          <w:rFonts w:ascii="Times New Roman" w:hAnsi="Times New Roman" w:cs="Times New Roman"/>
-          <w:bCs/>
-          <w:sz w:val="24"/>
-          <w:szCs w:val="24"/>
-        </w:rPr>
-        <w:t xml:space="preserve"> </w:t>
-      </w:r>
-      <w:proofErr w:type="spellStart"/>
-      <w:r>
-        <w:rPr>
-          <w:rFonts w:ascii="Times New Roman" w:hAnsi="Times New Roman" w:cs="Times New Roman"/>
-          <w:bCs/>
-          <w:sz w:val="24"/>
-          <w:szCs w:val="24"/>
-        </w:rPr>
-        <w:t>tentang</w:t>
-      </w:r>
-      <w:proofErr w:type="spellEnd"/>
-      <w:r>
-        <w:rPr>
-          <w:rFonts w:ascii="Times New Roman" w:hAnsi="Times New Roman" w:cs="Times New Roman"/>
-          <w:bCs/>
-          <w:sz w:val="24"/>
-          <w:szCs w:val="24"/>
-        </w:rPr>
-        <w:t xml:space="preserve"> </w:t>
-      </w:r>
-      <w:proofErr w:type="spellStart"/>
-      <w:r>
-        <w:rPr>
-          <w:rFonts w:ascii="Times New Roman" w:hAnsi="Times New Roman" w:cs="Times New Roman"/>
-          <w:bCs/>
-          <w:sz w:val="24"/>
-          <w:szCs w:val="24"/>
-        </w:rPr>
-        <w:t>kebutuhan</w:t>
-      </w:r>
-      <w:proofErr w:type="spellEnd"/>
-      <w:r>
-        <w:rPr>
-          <w:rFonts w:ascii="Times New Roman" w:hAnsi="Times New Roman" w:cs="Times New Roman"/>
-          <w:bCs/>
-          <w:sz w:val="24"/>
-          <w:szCs w:val="24"/>
-        </w:rPr>
-        <w:t xml:space="preserve"> </w:t>
-      </w:r>
-      <w:proofErr w:type="spellStart"/>
-      <w:r>
-        <w:rPr>
-          <w:rFonts w:ascii="Times New Roman" w:hAnsi="Times New Roman" w:cs="Times New Roman"/>
-          <w:bCs/>
-          <w:sz w:val="24"/>
-          <w:szCs w:val="24"/>
-        </w:rPr>
-        <w:t>mengenai</w:t>
-      </w:r>
-      <w:proofErr w:type="spellEnd"/>
-      <w:r>
-        <w:rPr>
-          <w:rFonts w:ascii="Times New Roman" w:hAnsi="Times New Roman" w:cs="Times New Roman"/>
-          <w:bCs/>
-          <w:sz w:val="24"/>
-          <w:szCs w:val="24"/>
-        </w:rPr>
-        <w:t xml:space="preserve"> </w:t>
-      </w:r>
-      <w:proofErr w:type="spellStart"/>
-      <w:r>
-        <w:rPr>
-          <w:rFonts w:ascii="Times New Roman" w:hAnsi="Times New Roman" w:cs="Times New Roman"/>
-          <w:bCs/>
-          <w:sz w:val="24"/>
-          <w:szCs w:val="24"/>
-        </w:rPr>
-        <w:t>sistem</w:t>
-      </w:r>
-      <w:proofErr w:type="spellEnd"/>
-      <w:r>
-        <w:rPr>
-          <w:rFonts w:ascii="Times New Roman" w:hAnsi="Times New Roman" w:cs="Times New Roman"/>
-          <w:bCs/>
-          <w:sz w:val="24"/>
-          <w:szCs w:val="24"/>
-        </w:rPr>
-        <w:t xml:space="preserve"> yang </w:t>
-      </w:r>
-      <w:proofErr w:type="spellStart"/>
-      <w:r>
-        <w:rPr>
-          <w:rFonts w:ascii="Times New Roman" w:hAnsi="Times New Roman" w:cs="Times New Roman"/>
-          <w:bCs/>
-          <w:sz w:val="24"/>
-          <w:szCs w:val="24"/>
-        </w:rPr>
-        <w:t>akan</w:t>
-      </w:r>
-      <w:proofErr w:type="spellEnd"/>
-      <w:r>
-        <w:rPr>
-          <w:rFonts w:ascii="Times New Roman" w:hAnsi="Times New Roman" w:cs="Times New Roman"/>
-          <w:bCs/>
-          <w:sz w:val="24"/>
-          <w:szCs w:val="24"/>
-        </w:rPr>
-        <w:t xml:space="preserve"> </w:t>
-      </w:r>
-      <w:proofErr w:type="spellStart"/>
-      <w:r>
-        <w:rPr>
-          <w:rFonts w:ascii="Times New Roman" w:hAnsi="Times New Roman" w:cs="Times New Roman"/>
-          <w:bCs/>
-          <w:sz w:val="24"/>
-          <w:szCs w:val="24"/>
-        </w:rPr>
-        <w:t>dikembangkan</w:t>
-      </w:r>
-      <w:proofErr w:type="spellEnd"/>
-      <w:r>
-        <w:rPr>
-          <w:rFonts w:ascii="Times New Roman" w:hAnsi="Times New Roman" w:cs="Times New Roman"/>
-          <w:bCs/>
-          <w:sz w:val="24"/>
-          <w:szCs w:val="24"/>
-        </w:rPr>
-        <w:t xml:space="preserve">. Dalam </w:t>
-      </w:r>
-      <w:proofErr w:type="spellStart"/>
-      <w:r>
-        <w:rPr>
-          <w:rFonts w:ascii="Times New Roman" w:hAnsi="Times New Roman" w:cs="Times New Roman"/>
-          <w:bCs/>
-          <w:sz w:val="24"/>
-          <w:szCs w:val="24"/>
-        </w:rPr>
-        <w:t>penelitian</w:t>
-      </w:r>
-      <w:proofErr w:type="spellEnd"/>
-      <w:r>
-        <w:rPr>
-          <w:rFonts w:ascii="Times New Roman" w:hAnsi="Times New Roman" w:cs="Times New Roman"/>
-          <w:bCs/>
-          <w:sz w:val="24"/>
-          <w:szCs w:val="24"/>
-        </w:rPr>
-        <w:t xml:space="preserve"> </w:t>
-      </w:r>
-      <w:proofErr w:type="spellStart"/>
-      <w:r>
-        <w:rPr>
-          <w:rFonts w:ascii="Times New Roman" w:hAnsi="Times New Roman" w:cs="Times New Roman"/>
-          <w:bCs/>
-          <w:sz w:val="24"/>
-          <w:szCs w:val="24"/>
-        </w:rPr>
-        <w:t>ini</w:t>
-      </w:r>
-      <w:proofErr w:type="spellEnd"/>
-      <w:r>
-        <w:rPr>
-          <w:rFonts w:ascii="Times New Roman" w:hAnsi="Times New Roman" w:cs="Times New Roman"/>
-          <w:bCs/>
-          <w:sz w:val="24"/>
-          <w:szCs w:val="24"/>
-        </w:rPr>
-        <w:t xml:space="preserve">, </w:t>
-      </w:r>
-      <w:proofErr w:type="spellStart"/>
-      <w:r>
-        <w:rPr>
-          <w:rFonts w:ascii="Times New Roman" w:hAnsi="Times New Roman" w:cs="Times New Roman"/>
-          <w:bCs/>
-          <w:sz w:val="24"/>
-          <w:szCs w:val="24"/>
-        </w:rPr>
-        <w:t>observasi</w:t>
-      </w:r>
-      <w:proofErr w:type="spellEnd"/>
-      <w:r>
-        <w:rPr>
-          <w:rFonts w:ascii="Times New Roman" w:hAnsi="Times New Roman" w:cs="Times New Roman"/>
-          <w:bCs/>
-          <w:sz w:val="24"/>
-          <w:szCs w:val="24"/>
-        </w:rPr>
-        <w:t xml:space="preserve"> </w:t>
-      </w:r>
-      <w:proofErr w:type="spellStart"/>
-      <w:r>
-        <w:rPr>
-          <w:rFonts w:ascii="Times New Roman" w:hAnsi="Times New Roman" w:cs="Times New Roman"/>
-          <w:bCs/>
-          <w:sz w:val="24"/>
-          <w:szCs w:val="24"/>
-        </w:rPr>
-        <w:t>dilaksanakan</w:t>
-      </w:r>
-      <w:proofErr w:type="spellEnd"/>
-      <w:r>
-        <w:rPr>
-          <w:rFonts w:ascii="Times New Roman" w:hAnsi="Times New Roman" w:cs="Times New Roman"/>
-          <w:bCs/>
-          <w:sz w:val="24"/>
-          <w:szCs w:val="24"/>
-        </w:rPr>
-        <w:t xml:space="preserve"> di </w:t>
-      </w:r>
-      <w:proofErr w:type="spellStart"/>
-      <w:r>
-        <w:rPr>
-          <w:rFonts w:ascii="Times New Roman" w:hAnsi="Times New Roman" w:cs="Times New Roman"/>
-          <w:bCs/>
-          <w:sz w:val="24"/>
-          <w:szCs w:val="24"/>
-        </w:rPr>
-        <w:t>kantor</w:t>
-      </w:r>
-      <w:proofErr w:type="spellEnd"/>
-      <w:r>
-        <w:rPr>
-          <w:rFonts w:ascii="Times New Roman" w:hAnsi="Times New Roman" w:cs="Times New Roman"/>
-          <w:bCs/>
-          <w:sz w:val="24"/>
-          <w:szCs w:val="24"/>
-        </w:rPr>
-        <w:t xml:space="preserve"> </w:t>
-      </w:r>
-      <w:proofErr w:type="spellStart"/>
-      <w:r>
-        <w:rPr>
-          <w:rFonts w:ascii="Times New Roman" w:hAnsi="Times New Roman" w:cs="Times New Roman"/>
-          <w:bCs/>
-          <w:sz w:val="24"/>
-          <w:szCs w:val="24"/>
-        </w:rPr>
-        <w:t>Satuan</w:t>
-      </w:r>
-      <w:proofErr w:type="spellEnd"/>
-      <w:r>
-        <w:rPr>
-          <w:rFonts w:ascii="Times New Roman" w:hAnsi="Times New Roman" w:cs="Times New Roman"/>
-          <w:bCs/>
-          <w:sz w:val="24"/>
-          <w:szCs w:val="24"/>
-        </w:rPr>
-        <w:t xml:space="preserve"> Pendidikan Non-Formal </w:t>
-      </w:r>
-      <w:proofErr w:type="spellStart"/>
-      <w:r>
-        <w:rPr>
-          <w:rFonts w:ascii="Times New Roman" w:hAnsi="Times New Roman" w:cs="Times New Roman"/>
-          <w:bCs/>
-          <w:sz w:val="24"/>
-          <w:szCs w:val="24"/>
-        </w:rPr>
-        <w:t>Sanggar</w:t>
-      </w:r>
-      <w:proofErr w:type="spellEnd"/>
-      <w:r>
-        <w:rPr>
-          <w:rFonts w:ascii="Times New Roman" w:hAnsi="Times New Roman" w:cs="Times New Roman"/>
-          <w:bCs/>
-          <w:sz w:val="24"/>
-          <w:szCs w:val="24"/>
-        </w:rPr>
-        <w:t xml:space="preserve"> </w:t>
-      </w:r>
-      <w:proofErr w:type="spellStart"/>
-      <w:r>
-        <w:rPr>
-          <w:rFonts w:ascii="Times New Roman" w:hAnsi="Times New Roman" w:cs="Times New Roman"/>
-          <w:bCs/>
-          <w:sz w:val="24"/>
-          <w:szCs w:val="24"/>
-        </w:rPr>
-        <w:t>Kegiatan</w:t>
-      </w:r>
-      <w:proofErr w:type="spellEnd"/>
-      <w:r>
-        <w:rPr>
-          <w:rFonts w:ascii="Times New Roman" w:hAnsi="Times New Roman" w:cs="Times New Roman"/>
-          <w:bCs/>
-          <w:sz w:val="24"/>
-          <w:szCs w:val="24"/>
-        </w:rPr>
-        <w:t xml:space="preserve"> </w:t>
-      </w:r>
-      <w:proofErr w:type="spellStart"/>
-      <w:r>
-        <w:rPr>
-          <w:rFonts w:ascii="Times New Roman" w:hAnsi="Times New Roman" w:cs="Times New Roman"/>
-          <w:bCs/>
-          <w:sz w:val="24"/>
-          <w:szCs w:val="24"/>
-        </w:rPr>
-        <w:t>Belajar</w:t>
-      </w:r>
-      <w:proofErr w:type="spellEnd"/>
-      <w:r>
-        <w:rPr>
-          <w:rFonts w:ascii="Times New Roman" w:hAnsi="Times New Roman" w:cs="Times New Roman"/>
-          <w:bCs/>
-          <w:sz w:val="24"/>
-          <w:szCs w:val="24"/>
-        </w:rPr>
-        <w:t xml:space="preserve"> </w:t>
-      </w:r>
-      <w:proofErr w:type="spellStart"/>
-      <w:r>
-        <w:rPr>
-          <w:rFonts w:ascii="Times New Roman" w:hAnsi="Times New Roman" w:cs="Times New Roman"/>
-          <w:bCs/>
-          <w:sz w:val="24"/>
-          <w:szCs w:val="24"/>
-        </w:rPr>
-        <w:t>Tondano</w:t>
-      </w:r>
-      <w:proofErr w:type="spellEnd"/>
-      <w:r>
-        <w:rPr>
-          <w:rFonts w:ascii="Times New Roman" w:hAnsi="Times New Roman" w:cs="Times New Roman"/>
-          <w:bCs/>
-          <w:sz w:val="24"/>
-          <w:szCs w:val="24"/>
-        </w:rPr>
-        <w:t>.</w:t>
-      </w:r>
-    </w:p>
-    <w:p>
-      <w:pPr>
-        <w:pStyle w:val="SB34n"/>
-      </w:pPr>
-      <w:bookmarkStart w:id="51" w:name="_Toc208450398"/>
-      <w:proofErr w:type="spellStart"/>
-      <w:r>
-        <w:t>Wawancara</w:t>
-      </w:r>
-      <w:proofErr w:type="spellEnd"/>
-      <w:r>
-        <w:t xml:space="preserve"> (</w:t>
-      </w:r>
-      <w:r>
-        <w:rPr>
-          <w:i/>
-          <w:iCs/>
-        </w:rPr>
-        <w:t>Interview</w:t>
-      </w:r>
-      <w:r>
-        <w:t>)</w:t>
-      </w:r>
-      <w:bookmarkEnd w:id="51"/>
-    </w:p>
-    <w:p>
-      <w:pPr>
-        <w:pStyle w:val="ListParagraph"/>
-        <w:spacing w:after="0" w:line="360" w:lineRule="auto"/>
-        <w:ind w:firstLine="414"/>
-        <w:jc w:val="both"/>
-        <w:rPr>
-          <w:rFonts w:ascii="Times New Roman" w:hAnsi="Times New Roman" w:cs="Times New Roman"/>
-          <w:bCs/>
-          <w:sz w:val="24"/>
-          <w:szCs w:val="24"/>
-        </w:rPr>
-      </w:pPr>
-      <w:proofErr w:type="spellStart"/>
-      <w:r>
-        <w:rPr>
-          <w:rFonts w:ascii="Times New Roman" w:hAnsi="Times New Roman" w:cs="Times New Roman"/>
-          <w:bCs/>
-          <w:sz w:val="24"/>
-          <w:szCs w:val="24"/>
-        </w:rPr>
         <w:t>Wawancara</w:t>
       </w:r>
       <w:proofErr w:type="spellEnd"/>
@@ -52524,6 +52802,7 @@
     </w:p>
     <w:p>
       <w:pPr>
+        <w:spacing w:line="360" w:lineRule="auto"/>
         <w:rPr>
           <w:rFonts w:ascii="Times New Roman" w:hAnsi="Times New Roman" w:cs="Times New Roman"/>
           <w:bCs/>
@@ -52545,12 +52824,12 @@
       <w:pPr>
         <w:pStyle w:val="Heading1"/>
       </w:pPr>
-      <w:bookmarkStart w:id="52" w:name="_Toc208450399"/>
+      <w:bookmarkStart w:id="50" w:name="_Toc208450399"/>
       <w:r>
         <w:lastRenderedPageBreak/>
         <w:t>DAFTAR PUSTAKA</w:t>
       </w:r>
-      <w:bookmarkEnd w:id="52"/>
+      <w:bookmarkEnd w:id="50"/>
     </w:p>
     <w:p>
       <w:pPr>
@@ -52613,6 +52892,7 @@
         <w:adjustRightInd w:val="0"/>
         <w:spacing w:after="0" w:line="360" w:lineRule="auto"/>
         <w:ind w:left="480" w:hanging="480"/>
+        <w:jc w:val="both"/>
         <w:rPr>
           <w:rFonts w:ascii="Times New Roman" w:hAnsi="Times New Roman" w:cs="Times New Roman"/>
           <w:noProof/>
@@ -52627,7 +52907,7 @@
           <w:kern w:val="0"/>
           <w:sz w:val="24"/>
         </w:rPr>
-        <w:t>Ahmad Ashifuddin Aqham, Edy Siswanto, Dendy Kurniawan. 2023. “METODE ENTERPRISE ARCHITECTURE PLANNING DALAM SISTEM INFORMASI PENGELOLAAN DATA.” 14(1): 201–8.</w:t>
+        <w:t>Ahmad Ashifuddin Aqham, Edy Siswanto, Dendy Kurniawan. 2023. “METODE ENTERPRISE ARCHITECTURE PLANNING DALAM SISTEM INFORMASI PENGELOLAAN DATA INVENTARIS.” 14(1): 201–8.</w:t>
       </w:r>
     </w:p>
     <w:p>
@@ -52638,6 +52918,7 @@
         <w:adjustRightInd w:val="0"/>
         <w:spacing w:after="0" w:line="360" w:lineRule="auto"/>
         <w:ind w:left="480" w:hanging="480"/>
+        <w:jc w:val="both"/>
         <w:rPr>
           <w:rFonts w:ascii="Times New Roman" w:hAnsi="Times New Roman" w:cs="Times New Roman"/>
           <w:noProof/>
@@ -52683,6 +52964,7 @@
         <w:adjustRightInd w:val="0"/>
         <w:spacing w:after="0" w:line="360" w:lineRule="auto"/>
         <w:ind w:left="480" w:hanging="480"/>
+        <w:jc w:val="both"/>
         <w:rPr>
           <w:rFonts w:ascii="Times New Roman" w:hAnsi="Times New Roman" w:cs="Times New Roman"/>
           <w:noProof/>
@@ -52697,7 +52979,7 @@
           <w:kern w:val="0"/>
           <w:sz w:val="24"/>
         </w:rPr>
-        <w:t>Annisa Rinjani, Sirojul Munir. 2020. “PERANCANGAN SISTEM PENGELOLA INVENTARIS BERBASIS WEB MENGGUNAKAN FRAMEWORK MVC.” 6(1): 20–28.</w:t>
+        <w:t>Annisa Rinjani, Sirojul Munir. 2022. “PERANCANGAN SISTEM PENGELOLA INVENTARIS BERBASIS WEB MENGGUNAKAN FRAMEWORK MVC.” 8(1): 20–28.</w:t>
       </w:r>
     </w:p>
     <w:p>
@@ -52708,6 +52990,7 @@
         <w:adjustRightInd w:val="0"/>
         <w:spacing w:after="0" w:line="360" w:lineRule="auto"/>
         <w:ind w:left="480" w:hanging="480"/>
+        <w:jc w:val="both"/>
         <w:rPr>
           <w:rFonts w:ascii="Times New Roman" w:hAnsi="Times New Roman" w:cs="Times New Roman"/>
           <w:noProof/>
@@ -52722,7 +53005,7 @@
           <w:kern w:val="0"/>
           <w:sz w:val="24"/>
         </w:rPr>
-        <w:t>Asahan, Universitas. 2025. “PERANCANGAN SISTEM INFORMASI PENYEWAAN MOBIL BERBASIS WEB DESIGN OF WEB-BASED CAR RENTAL INFORMATION SYSTEM.” : 2068–73.</w:t>
+        <w:t>Asahan, Universitas. 2025. “PERANCANGAN SISTEM INFORMASI PENYEWAAN MOBIL BERBASIS.” : 2068–73.</w:t>
       </w:r>
     </w:p>
     <w:p>
@@ -52733,6 +53016,7 @@
         <w:adjustRightInd w:val="0"/>
         <w:spacing w:after="0" w:line="360" w:lineRule="auto"/>
         <w:ind w:left="480" w:hanging="480"/>
+        <w:jc w:val="both"/>
         <w:rPr>
           <w:rFonts w:ascii="Times New Roman" w:hAnsi="Times New Roman" w:cs="Times New Roman"/>
           <w:noProof/>
@@ -52758,6 +53042,7 @@
         <w:adjustRightInd w:val="0"/>
         <w:spacing w:after="0" w:line="360" w:lineRule="auto"/>
         <w:ind w:left="480" w:hanging="480"/>
+        <w:jc w:val="both"/>
         <w:rPr>
           <w:rFonts w:ascii="Times New Roman" w:hAnsi="Times New Roman" w:cs="Times New Roman"/>
           <w:noProof/>
@@ -52803,6 +53088,7 @@
         <w:adjustRightInd w:val="0"/>
         <w:spacing w:after="0" w:line="360" w:lineRule="auto"/>
         <w:ind w:left="480" w:hanging="480"/>
+        <w:jc w:val="both"/>
         <w:rPr>
           <w:rFonts w:ascii="Times New Roman" w:hAnsi="Times New Roman" w:cs="Times New Roman"/>
           <w:noProof/>
@@ -52848,6 +53134,7 @@
         <w:adjustRightInd w:val="0"/>
         <w:spacing w:after="0" w:line="360" w:lineRule="auto"/>
         <w:ind w:left="480" w:hanging="480"/>
+        <w:jc w:val="both"/>
         <w:rPr>
           <w:rFonts w:ascii="Times New Roman" w:hAnsi="Times New Roman" w:cs="Times New Roman"/>
           <w:noProof/>
@@ -52893,6 +53180,7 @@
         <w:adjustRightInd w:val="0"/>
         <w:spacing w:after="0" w:line="360" w:lineRule="auto"/>
         <w:ind w:left="480" w:hanging="480"/>
+        <w:jc w:val="both"/>
         <w:rPr>
           <w:rFonts w:ascii="Times New Roman" w:hAnsi="Times New Roman" w:cs="Times New Roman"/>
           <w:noProof/>
@@ -52938,6 +53226,7 @@
         <w:adjustRightInd w:val="0"/>
         <w:spacing w:after="0" w:line="360" w:lineRule="auto"/>
         <w:ind w:left="480" w:hanging="480"/>
+        <w:jc w:val="both"/>
         <w:rPr>
           <w:rFonts w:ascii="Times New Roman" w:hAnsi="Times New Roman" w:cs="Times New Roman"/>
           <w:noProof/>
@@ -52952,7 +53241,7 @@
           <w:kern w:val="0"/>
           <w:sz w:val="24"/>
         </w:rPr>
-        <w:t xml:space="preserve">Ijfi, Inessthasia Muzdhalifatul, and Muhammad Furqoon Khalilullah. 2025. “PERANCANGAN SISTEM INFORMASI INVENTARIS BARANG </w:t>
+        <w:t xml:space="preserve">Ijfi, Inessthasia Muzdhalifatul, and Muhammad Furqoon Khalilullah. 2025. “PERANCANGAN SISTEM INFORMASI INVENTARIS BARANG BERBASIS WEB ( STUDI KASUS : TOKO JAKARTA DÉCOR ).” 9(1): </w:t>
       </w:r>
       <w:r>
         <w:rPr>
@@ -52962,7 +53251,7 @@
           <w:sz w:val="24"/>
         </w:rPr>
         <w:lastRenderedPageBreak/>
-        <w:t>BERBASIS WEB ( STUDI KASUS : TOKO JAKARTA DÉCOR ).” 9(1): 275–83.</w:t>
+        <w:t>275–83.</w:t>
       </w:r>
     </w:p>
     <w:p>
@@ -52973,6 +53262,7 @@
         <w:adjustRightInd w:val="0"/>
         <w:spacing w:after="0" w:line="360" w:lineRule="auto"/>
         <w:ind w:left="480" w:hanging="480"/>
+        <w:jc w:val="both"/>
         <w:rPr>
           <w:rFonts w:ascii="Times New Roman" w:hAnsi="Times New Roman" w:cs="Times New Roman"/>
           <w:noProof/>
@@ -52987,7 +53277,7 @@
           <w:kern w:val="0"/>
           <w:sz w:val="24"/>
         </w:rPr>
-        <w:t>Isinaning Pujiwalidaa, Wilia Ismiyartib, Ekastinic, Fadhli Dzil Ikramd, Halid Nuryadie, Mukhtar Hadif, Farisan Robbanig, Sabri Balafifh, Yuliadii. 2024. “Aplikasi Sistem Inventaris Barang Pada Kantor Camat Aikmel.” 7(1): 119–28.</w:t>
+        <w:t>Indra H. A. Moonik, Parabelem T. D Rompas, Vivi Peggie Rantung. 2024. “Pemetaan Zonasi Pertanian Di Kota Tomohon Berbasis Web Menggunakan Metode RAD.” : 31–43.</w:t>
       </w:r>
     </w:p>
     <w:p>
@@ -52998,6 +53288,7 @@
         <w:adjustRightInd w:val="0"/>
         <w:spacing w:after="0" w:line="360" w:lineRule="auto"/>
         <w:ind w:left="480" w:hanging="480"/>
+        <w:jc w:val="both"/>
         <w:rPr>
           <w:rFonts w:ascii="Times New Roman" w:hAnsi="Times New Roman" w:cs="Times New Roman"/>
           <w:noProof/>
@@ -53012,27 +53303,7 @@
           <w:kern w:val="0"/>
           <w:sz w:val="24"/>
         </w:rPr>
-        <w:t xml:space="preserve">Ivo, Yani. 2020. “PENGELOLAAN SATUAN PENDIDIKAN NONFORMAL Ivo Yani Email : Ivo.Yani@kemdikbud.Go.Id Pamong Belajar Balai Pengembangan Anak Usia Dini Dan Pendidikan Masyarakat Sumatera Utara.” </w:t>
-      </w:r>
-      <w:r>
-        <w:rPr>
-          <w:rFonts w:ascii="Times New Roman" w:hAnsi="Times New Roman" w:cs="Times New Roman"/>
-          <w:i/>
-          <w:iCs/>
-          <w:noProof/>
-          <w:kern w:val="0"/>
-          <w:sz w:val="24"/>
-        </w:rPr>
-        <w:t>Jurnal Ilmiah PTK PNF</w:t>
-      </w:r>
-      <w:r>
-        <w:rPr>
-          <w:rFonts w:ascii="Times New Roman" w:hAnsi="Times New Roman" w:cs="Times New Roman"/>
-          <w:noProof/>
-          <w:kern w:val="0"/>
-          <w:sz w:val="24"/>
-        </w:rPr>
-        <w:t xml:space="preserve"> 15(2620–5254): 175–88.</w:t>
+        <w:t>Isinaning Pujiwalidaa, Wilia Ismiyartib, Ekastinic, Fadhli Dzil Ikramd, Halid Nuryadie, Mukhtar Hadif, Farisan Robbanig, Sabri Balafifh, Yuliadii. 2024. “Aplikasi Sistem Inventaris Barang Pada Kantor Camat Aikmel.” 7(1): 119–28.</w:t>
       </w:r>
     </w:p>
     <w:p>
@@ -53043,6 +53314,7 @@
         <w:adjustRightInd w:val="0"/>
         <w:spacing w:after="0" w:line="360" w:lineRule="auto"/>
         <w:ind w:left="480" w:hanging="480"/>
+        <w:jc w:val="both"/>
         <w:rPr>
           <w:rFonts w:ascii="Times New Roman" w:hAnsi="Times New Roman" w:cs="Times New Roman"/>
           <w:noProof/>
@@ -53057,7 +53329,7 @@
           <w:kern w:val="0"/>
           <w:sz w:val="24"/>
         </w:rPr>
-        <w:t xml:space="preserve">Jumardi, Andi. 2022. “Rancang Bangun Aplikasi Inventaris Pada Kantor Desa Salulemo Kecamatan Baebunta Kabupaten Luwu Utara.” </w:t>
+        <w:t xml:space="preserve">Ivo, Yani. 2020. “PENGELOLAAN SATUAN PENDIDIKAN NONFORMAL Ivo Yani Email : Ivo.Yani@kemdikbud.Go.Id Pamong Belajar Balai Pengembangan Anak Usia Dini Dan Pendidikan Masyarakat Sumatera Utara.” </w:t>
       </w:r>
       <w:r>
         <w:rPr>
@@ -53068,7 +53340,7 @@
           <w:kern w:val="0"/>
           <w:sz w:val="24"/>
         </w:rPr>
-        <w:t>Jurnal Ilmiah Information Technology d’Computare</w:t>
+        <w:t>Jurnal Ilmiah PTK PNF</w:t>
       </w:r>
       <w:r>
         <w:rPr>
@@ -53077,7 +53349,7 @@
           <w:kern w:val="0"/>
           <w:sz w:val="24"/>
         </w:rPr>
-        <w:t xml:space="preserve"> 12: 25–32.</w:t>
+        <w:t xml:space="preserve"> 15(2620–5254): 175–88.</w:t>
       </w:r>
     </w:p>
     <w:p>
@@ -53088,6 +53360,7 @@
         <w:adjustRightInd w:val="0"/>
         <w:spacing w:after="0" w:line="360" w:lineRule="auto"/>
         <w:ind w:left="480" w:hanging="480"/>
+        <w:jc w:val="both"/>
         <w:rPr>
           <w:rFonts w:ascii="Times New Roman" w:hAnsi="Times New Roman" w:cs="Times New Roman"/>
           <w:noProof/>
@@ -53102,7 +53375,27 @@
           <w:kern w:val="0"/>
           <w:sz w:val="24"/>
         </w:rPr>
-        <w:t>Rad, Menggunakan Metode. 2024. “Pemetaan Zonasi Pertanian Di Kota Tomohon Berbasis Web.” : 31–43.</w:t>
+        <w:t xml:space="preserve">Jumardi, Andi. 2022. “Rancang Bangun Aplikasi Inventaris Pada Kantor Desa Salulemo Kecamatan Baebunta Kabupaten Luwu Utara.” </w:t>
+      </w:r>
+      <w:r>
+        <w:rPr>
+          <w:rFonts w:ascii="Times New Roman" w:hAnsi="Times New Roman" w:cs="Times New Roman"/>
+          <w:i/>
+          <w:iCs/>
+          <w:noProof/>
+          <w:kern w:val="0"/>
+          <w:sz w:val="24"/>
+        </w:rPr>
+        <w:t>Jurnal Ilmiah Information Technology d’Computare</w:t>
+      </w:r>
+      <w:r>
+        <w:rPr>
+          <w:rFonts w:ascii="Times New Roman" w:hAnsi="Times New Roman" w:cs="Times New Roman"/>
+          <w:noProof/>
+          <w:kern w:val="0"/>
+          <w:sz w:val="24"/>
+        </w:rPr>
+        <w:t xml:space="preserve"> 12: 25–32.</w:t>
       </w:r>
     </w:p>
     <w:p>
@@ -53113,6 +53406,7 @@
         <w:adjustRightInd w:val="0"/>
         <w:spacing w:after="0" w:line="360" w:lineRule="auto"/>
         <w:ind w:left="480" w:hanging="480"/>
+        <w:jc w:val="both"/>
         <w:rPr>
           <w:rFonts w:ascii="Times New Roman" w:hAnsi="Times New Roman" w:cs="Times New Roman"/>
           <w:noProof/>
@@ -53127,27 +53421,7 @@
           <w:kern w:val="0"/>
           <w:sz w:val="24"/>
         </w:rPr>
-        <w:t xml:space="preserve">Riedel John Hamel BJ, Quido C, Kainde. 2024. “Aplikasi Inventaris Berbasis Website Di Dinas Kesehatan Daerah Kota Tomohon.” </w:t>
-      </w:r>
-      <w:r>
-        <w:rPr>
-          <w:rFonts w:ascii="Times New Roman" w:hAnsi="Times New Roman" w:cs="Times New Roman"/>
-          <w:i/>
-          <w:iCs/>
-          <w:noProof/>
-          <w:kern w:val="0"/>
-          <w:sz w:val="24"/>
-        </w:rPr>
-        <w:t>Journal of Informatics, Business, Education and Innovation Technology</w:t>
-      </w:r>
-      <w:r>
-        <w:rPr>
-          <w:rFonts w:ascii="Times New Roman" w:hAnsi="Times New Roman" w:cs="Times New Roman"/>
-          <w:noProof/>
-          <w:kern w:val="0"/>
-          <w:sz w:val="24"/>
-        </w:rPr>
-        <w:t>: 24–32.</w:t>
+        <w:t>Mokodongan, Witha Radifa, Deiby Salaki, and Eric Alfonsius. 2025. “Pengembangan SILAPOR Berbasis Website Dengan Metode RAD Untuk Meningkatkan Responsivitas Pelayanan Warga Di Desa Tanamon.” 3(1): 36–49.</w:t>
       </w:r>
     </w:p>
     <w:p>
@@ -53158,6 +53432,7 @@
         <w:adjustRightInd w:val="0"/>
         <w:spacing w:after="0" w:line="360" w:lineRule="auto"/>
         <w:ind w:left="480" w:hanging="480"/>
+        <w:jc w:val="both"/>
         <w:rPr>
           <w:rFonts w:ascii="Times New Roman" w:hAnsi="Times New Roman" w:cs="Times New Roman"/>
           <w:noProof/>
@@ -53172,7 +53447,7 @@
           <w:kern w:val="0"/>
           <w:sz w:val="24"/>
         </w:rPr>
-        <w:t xml:space="preserve">Ropa Sifra, and Santa Kristofel. 2023. “Sistem Inventaris Barang Di Dinas Komunikasi Dan Informatika Minahasa Selatan Berbasis Website.” </w:t>
+        <w:t xml:space="preserve">Riedel John Hamel BJ, Quido C, Kainde. 2024. “Aplikasi Inventaris Berbasis Website Di Dinas Kesehatan Daerah Kota Tomohon.” </w:t>
       </w:r>
       <w:r>
         <w:rPr>
@@ -53183,7 +53458,7 @@
           <w:kern w:val="0"/>
           <w:sz w:val="24"/>
         </w:rPr>
-        <w:t xml:space="preserve">Journal Of Informatics, Business, Education And Innovation Technology </w:t>
+        <w:t>Journal of Informatics, Business, Education and Innovation Technology</w:t>
       </w:r>
       <w:r>
         <w:rPr>
@@ -53192,7 +53467,7 @@
           <w:kern w:val="0"/>
           <w:sz w:val="24"/>
         </w:rPr>
-        <w:t xml:space="preserve"> 1(1): 51–59. https://jibeit.teknikinformatika.org/index.php/jibeit/article/view/8.</w:t>
+        <w:t>: 24–32.</w:t>
       </w:r>
     </w:p>
     <w:p>
@@ -53203,6 +53478,7 @@
         <w:adjustRightInd w:val="0"/>
         <w:spacing w:after="0" w:line="360" w:lineRule="auto"/>
         <w:ind w:left="480" w:hanging="480"/>
+        <w:jc w:val="both"/>
         <w:rPr>
           <w:rFonts w:ascii="Times New Roman" w:hAnsi="Times New Roman" w:cs="Times New Roman"/>
           <w:noProof/>
@@ -53217,7 +53493,7 @@
           <w:kern w:val="0"/>
           <w:sz w:val="24"/>
         </w:rPr>
-        <w:t xml:space="preserve">Sri Hartati. 2020. “Perancangan Sistem Informasi Inventaris Barang Pada Kantor Notaris Dan Ppat Ra Lia Kholila, Sh Menggunakan Visual Studio Code.” </w:t>
+        <w:t xml:space="preserve">Ropa Sifra, and Santa Kristofel. 2023. “Sistem Inventaris Barang Di Dinas Komunikasi Dan Informatika Minahasa Selatan Berbasis Website.” </w:t>
       </w:r>
       <w:r>
         <w:rPr>
@@ -53228,7 +53504,7 @@
           <w:kern w:val="0"/>
           <w:sz w:val="24"/>
         </w:rPr>
-        <w:t>Siskomti</w:t>
+        <w:t xml:space="preserve">Journal Of Informatics, Business, Education And Innovation Technology </w:t>
       </w:r>
       <w:r>
         <w:rPr>
@@ -53237,7 +53513,7 @@
           <w:kern w:val="0"/>
           <w:sz w:val="24"/>
         </w:rPr>
-        <w:t xml:space="preserve"> 2(2): 37–48.</w:t>
+        <w:t xml:space="preserve"> 1(1): 51–59. https://jibeit.teknikinformatika.org/index.php/jibeit/article/view/8.</w:t>
       </w:r>
     </w:p>
     <w:p>
@@ -53248,6 +53524,7 @@
         <w:adjustRightInd w:val="0"/>
         <w:spacing w:after="0" w:line="360" w:lineRule="auto"/>
         <w:ind w:left="480" w:hanging="480"/>
+        <w:jc w:val="both"/>
         <w:rPr>
           <w:rFonts w:ascii="Times New Roman" w:hAnsi="Times New Roman" w:cs="Times New Roman"/>
           <w:noProof/>
@@ -53262,7 +53539,7 @@
           <w:kern w:val="0"/>
           <w:sz w:val="24"/>
         </w:rPr>
-        <w:t xml:space="preserve">Syaputra, Ricky, and Shomedran. 2023. “Penyelenggaraan Program Pendidikan Kesetaraan Pada Satuan Pendidikan Non Formal SKB Kota Palembang.” </w:t>
+        <w:t xml:space="preserve">Sri Hartati. 2020. “Perancangan Sistem Informasi Inventaris Barang Pada Kantor Notaris Dan Ppat Ra Lia Kholila, Sh Menggunakan Visual Studio Code.” </w:t>
       </w:r>
       <w:r>
         <w:rPr>
@@ -53273,7 +53550,7 @@
           <w:kern w:val="0"/>
           <w:sz w:val="24"/>
         </w:rPr>
-        <w:t>AKSARA: Jurnal Ilmu Pedidikan Nonformal</w:t>
+        <w:t>Siskomti</w:t>
       </w:r>
       <w:r>
         <w:rPr>
@@ -53282,7 +53559,7 @@
           <w:kern w:val="0"/>
           <w:sz w:val="24"/>
         </w:rPr>
-        <w:t xml:space="preserve"> 09(1): 17–34. http://ejurnal.pps.ung.ac.id/index.php/Aksara.</w:t>
+        <w:t xml:space="preserve"> 2(2): 37–48.</w:t>
       </w:r>
     </w:p>
     <w:p>
@@ -53293,6 +53570,7 @@
         <w:adjustRightInd w:val="0"/>
         <w:spacing w:after="0" w:line="360" w:lineRule="auto"/>
         <w:ind w:left="480" w:hanging="480"/>
+        <w:jc w:val="both"/>
         <w:rPr>
           <w:rFonts w:ascii="Times New Roman" w:hAnsi="Times New Roman" w:cs="Times New Roman"/>
           <w:noProof/>
@@ -53307,17 +53585,7 @@
           <w:kern w:val="0"/>
           <w:sz w:val="24"/>
         </w:rPr>
-        <w:t xml:space="preserve">Tere, Theressa Sukmawaty Putri, Saepudin Nirwan, and Widia Resdiana. 2024. “IMPLEMENTASI ALGORITMA LINEAR SEARCH UNTUK OPTIMASI PENCARIAN PENDAFTAR DI DISDUKCAPIL KABUPATEN </w:t>
-      </w:r>
-      <w:r>
-        <w:rPr>
-          <w:rFonts w:ascii="Times New Roman" w:hAnsi="Times New Roman" w:cs="Times New Roman"/>
-          <w:noProof/>
-          <w:kern w:val="0"/>
-          <w:sz w:val="24"/>
-        </w:rPr>
-        <w:lastRenderedPageBreak/>
-        <w:t xml:space="preserve">SUBANG.” </w:t>
+        <w:t xml:space="preserve">Syaputra, Ricky, and Shomedran. 2023. “Penyelenggaraan Program Pendidikan Kesetaraan Pada Satuan Pendidikan Non Formal SKB Kota Palembang.” </w:t>
       </w:r>
       <w:r>
         <w:rPr>
@@ -53328,7 +53596,7 @@
           <w:kern w:val="0"/>
           <w:sz w:val="24"/>
         </w:rPr>
-        <w:t>Jurnal Kecerdasan Buatan dan Teknologi Informasi</w:t>
+        <w:t>AKSARA: Jurnal Ilmu Pedidikan Nonformal</w:t>
       </w:r>
       <w:r>
         <w:rPr>
@@ -53337,7 +53605,17 @@
           <w:kern w:val="0"/>
           <w:sz w:val="24"/>
         </w:rPr>
-        <w:t xml:space="preserve"> 3(3): 115–24. doi:10.69916/jkbti.v3i3.158.</w:t>
+        <w:t xml:space="preserve"> 09(1): 17–34. </w:t>
+      </w:r>
+      <w:r>
+        <w:rPr>
+          <w:rFonts w:ascii="Times New Roman" w:hAnsi="Times New Roman" w:cs="Times New Roman"/>
+          <w:noProof/>
+          <w:kern w:val="0"/>
+          <w:sz w:val="24"/>
+        </w:rPr>
+        <w:lastRenderedPageBreak/>
+        <w:t>http://ejurnal.pps.ung.ac.id/index.php/Aksara.</w:t>
       </w:r>
     </w:p>
     <w:p>
@@ -53348,6 +53626,7 @@
         <w:adjustRightInd w:val="0"/>
         <w:spacing w:after="0" w:line="360" w:lineRule="auto"/>
         <w:ind w:left="480" w:hanging="480"/>
+        <w:jc w:val="both"/>
         <w:rPr>
           <w:rFonts w:ascii="Times New Roman" w:hAnsi="Times New Roman" w:cs="Times New Roman"/>
           <w:noProof/>
@@ -53362,7 +53641,27 @@
           <w:kern w:val="0"/>
           <w:sz w:val="24"/>
         </w:rPr>
-        <w:t>Uskono, Maria Christa, Kurriawan Budi Pranata, and Rini Agustina. 2025. “SISTEM INFORMASI INVENTARIS BARANG BERBASIS WEB MENGGUNAKAN MODEL RAD PADA KANTOR KECAMATAN SUKUN.” : 21–31.</w:t>
+        <w:t xml:space="preserve">Tere, Theressa Sukmawaty Putri, Saepudin Nirwan, and Widia Resdiana. 2024. “IMPLEMENTASI ALGORITMA LINEAR SEARCH UNTUK OPTIMASI PENCARIAN PENDAFTAR DI DISDUKCAPIL KABUPATEN SUBANG.” </w:t>
+      </w:r>
+      <w:r>
+        <w:rPr>
+          <w:rFonts w:ascii="Times New Roman" w:hAnsi="Times New Roman" w:cs="Times New Roman"/>
+          <w:i/>
+          <w:iCs/>
+          <w:noProof/>
+          <w:kern w:val="0"/>
+          <w:sz w:val="24"/>
+        </w:rPr>
+        <w:t>Jurnal Kecerdasan Buatan dan Teknologi Informasi</w:t>
+      </w:r>
+      <w:r>
+        <w:rPr>
+          <w:rFonts w:ascii="Times New Roman" w:hAnsi="Times New Roman" w:cs="Times New Roman"/>
+          <w:noProof/>
+          <w:kern w:val="0"/>
+          <w:sz w:val="24"/>
+        </w:rPr>
+        <w:t xml:space="preserve"> 3(3): 115–24. doi:10.69916/jkbti.v3i3.158.</w:t>
       </w:r>
     </w:p>
     <w:p>
@@ -53373,6 +53672,33 @@
         <w:adjustRightInd w:val="0"/>
         <w:spacing w:after="0" w:line="360" w:lineRule="auto"/>
         <w:ind w:left="480" w:hanging="480"/>
+        <w:jc w:val="both"/>
+        <w:rPr>
+          <w:rFonts w:ascii="Times New Roman" w:hAnsi="Times New Roman" w:cs="Times New Roman"/>
+          <w:noProof/>
+          <w:kern w:val="0"/>
+          <w:sz w:val="24"/>
+        </w:rPr>
+      </w:pPr>
+      <w:r>
+        <w:rPr>
+          <w:rFonts w:ascii="Times New Roman" w:hAnsi="Times New Roman" w:cs="Times New Roman"/>
+          <w:noProof/>
+          <w:kern w:val="0"/>
+          <w:sz w:val="24"/>
+        </w:rPr>
+        <w:t>Uskono, Maria Christa, Kurriawan Budi Pranata, and Rini Agustina. 2025. “SISTEM INFORMASI INVENTARIS BARANG BERBASIS WEB MENGGUNAKAN MODEL RAD PADA KANTOR KECAMATAN SUKUN.” : 21–31.</w:t>
+      </w:r>
+    </w:p>
+    <w:p>
+      <w:pPr>
+        <w:widowControl w:val="0"/>
+        <w:autoSpaceDE w:val="0"/>
+        <w:autoSpaceDN w:val="0"/>
+        <w:adjustRightInd w:val="0"/>
+        <w:spacing w:after="0" w:line="360" w:lineRule="auto"/>
+        <w:ind w:left="480" w:hanging="480"/>
+        <w:jc w:val="both"/>
         <w:rPr>
           <w:rFonts w:ascii="Times New Roman" w:hAnsi="Times New Roman" w:cs="Times New Roman"/>
           <w:noProof/>
@@ -53392,6 +53718,7 @@
     <w:p>
       <w:pPr>
         <w:spacing w:after="0" w:line="360" w:lineRule="auto"/>
+        <w:jc w:val="both"/>
         <w:rPr>
           <w:rFonts w:ascii="Times New Roman" w:hAnsi="Times New Roman" w:cs="Times New Roman"/>
           <w:b/>
@@ -53410,8 +53737,8 @@
       </w:r>
     </w:p>
     <w:sectPr>
-      <w:headerReference w:type="first" r:id="rId19"/>
-      <w:footerReference w:type="first" r:id="rId20"/>
+      <w:headerReference w:type="first" r:id="rId13"/>
+      <w:footerReference w:type="first" r:id="rId14"/>
       <w:pgSz w:w="11907" w:h="16840" w:code="9"/>
       <w:pgMar w:top="1701" w:right="1701" w:bottom="1701" w:left="2268" w:header="714" w:footer="0" w:gutter="0"/>
       <w:pgNumType w:start="1"/>
@@ -53448,36 +53775,6 @@
 </file>
 
 <file path=word/footer1.xml><?xml version="1.0" encoding="utf-8"?>
-<w:ftr xmlns:wpc="http://schemas.microsoft.com/office/word/2010/wordprocessingCanvas" xmlns:cx="http://schemas.microsoft.com/office/drawing/2014/chartex" xmlns:cx1="http://schemas.microsoft.com/office/drawing/2015/9/8/chartex" xmlns:cx2="http://schemas.microsoft.com/office/drawing/2015/10/21/chartex" xmlns:cx3="http://schemas.microsoft.com/office/drawing/2016/5/9/chartex" xmlns:cx4="http://schemas.microsoft.com/office/drawing/2016/5/10/chartex" xmlns:cx5="http://schemas.microsoft.com/office/drawing/2016/5/11/chartex" xmlns:cx6="http://schemas.microsoft.com/office/drawing/2016/5/12/chartex" xmlns:cx7="http://schemas.microsoft.com/office/drawing/2016/5/13/chartex" xmlns:cx8="http://schemas.microsoft.com/office/drawing/2016/5/14/chartex" xmlns:mc="http://schemas.openxmlformats.org/markup-compatibility/2006" xmlns:aink="http://schemas.microsoft.com/office/drawing/2016/ink" xmlns:am3d="http://schemas.microsoft.com/office/drawing/2017/model3d" xmlns:o="urn:schemas-microsoft-com:office:office" xmlns:oel="http://schemas.microsoft.com/office/2019/extlst" xmlns:r="http://schemas.openxmlformats.org/officeDocument/2006/relationships" xmlns:m="http://schemas.openxmlformats.org/officeDocument/2006/math" xmlns:v="urn:schemas-microsoft-com:vml" xmlns:wp14="http://schemas.microsoft.com/office/word/2010/wordprocessingDrawing" xmlns:wp="http://schemas.openxmlformats.org/drawingml/2006/wordprocessingDrawing" xmlns:w10="urn:schemas-microsoft-com:office:word" xmlns:w="http://schemas.openxmlformats.org/wordprocessingml/2006/main" xmlns:w14="http://schemas.microsoft.com/office/word/2010/wordml" xmlns:w15="http://schemas.microsoft.com/office/word/2012/wordml" xmlns:w16cex="http://schemas.microsoft.com/office/word/2018/wordml/cex" xmlns:w16cid="http://schemas.microsoft.com/office/word/2016/wordml/cid" xmlns:w16="http://schemas.microsoft.com/office/word/2018/wordml" xmlns:w16du="http://schemas.microsoft.com/office/word/2023/wordml/word16du" xmlns:w16sdtdh="http://schemas.microsoft.com/office/word/2020/wordml/sdtdatahash" xmlns:w16sdtfl="http://schemas.microsoft.com/office/word/2024/wordml/sdtformatlock" xmlns:w16se="http://schemas.microsoft.com/office/word/2015/wordml/symex" xmlns:wpg="http://schemas.microsoft.com/office/word/2010/wordprocessingGroup" xmlns:wpi="http://schemas.microsoft.com/office/word/2010/wordprocessingInk" xmlns:wne="http://schemas.microsoft.com/office/word/2006/wordml" xmlns:wps="http://schemas.microsoft.com/office/word/2010/wordprocessingShape" mc:Ignorable="w14 w15 w16se w16cid w16 w16cex w16sdtdh w16sdtfl w16du wp14">
-  <w:p>
-    <w:pPr>
-      <w:pStyle w:val="Footer"/>
-    </w:pPr>
-  </w:p>
-</w:ftr>
-</file>
-
-<file path=word/footer2.xml><?xml version="1.0" encoding="utf-8"?>
-<w:ftr xmlns:wpc="http://schemas.microsoft.com/office/word/2010/wordprocessingCanvas" xmlns:cx="http://schemas.microsoft.com/office/drawing/2014/chartex" xmlns:cx1="http://schemas.microsoft.com/office/drawing/2015/9/8/chartex" xmlns:cx2="http://schemas.microsoft.com/office/drawing/2015/10/21/chartex" xmlns:cx3="http://schemas.microsoft.com/office/drawing/2016/5/9/chartex" xmlns:cx4="http://schemas.microsoft.com/office/drawing/2016/5/10/chartex" xmlns:cx5="http://schemas.microsoft.com/office/drawing/2016/5/11/chartex" xmlns:cx6="http://schemas.microsoft.com/office/drawing/2016/5/12/chartex" xmlns:cx7="http://schemas.microsoft.com/office/drawing/2016/5/13/chartex" xmlns:cx8="http://schemas.microsoft.com/office/drawing/2016/5/14/chartex" xmlns:mc="http://schemas.openxmlformats.org/markup-compatibility/2006" xmlns:aink="http://schemas.microsoft.com/office/drawing/2016/ink" xmlns:am3d="http://schemas.microsoft.com/office/drawing/2017/model3d" xmlns:o="urn:schemas-microsoft-com:office:office" xmlns:oel="http://schemas.microsoft.com/office/2019/extlst" xmlns:r="http://schemas.openxmlformats.org/officeDocument/2006/relationships" xmlns:m="http://schemas.openxmlformats.org/officeDocument/2006/math" xmlns:v="urn:schemas-microsoft-com:vml" xmlns:wp14="http://schemas.microsoft.com/office/word/2010/wordprocessingDrawing" xmlns:wp="http://schemas.openxmlformats.org/drawingml/2006/wordprocessingDrawing" xmlns:w10="urn:schemas-microsoft-com:office:word" xmlns:w="http://schemas.openxmlformats.org/wordprocessingml/2006/main" xmlns:w14="http://schemas.microsoft.com/office/word/2010/wordml" xmlns:w15="http://schemas.microsoft.com/office/word/2012/wordml" xmlns:w16cex="http://schemas.microsoft.com/office/word/2018/wordml/cex" xmlns:w16cid="http://schemas.microsoft.com/office/word/2016/wordml/cid" xmlns:w16="http://schemas.microsoft.com/office/word/2018/wordml" xmlns:w16du="http://schemas.microsoft.com/office/word/2023/wordml/word16du" xmlns:w16sdtdh="http://schemas.microsoft.com/office/word/2020/wordml/sdtdatahash" xmlns:w16sdtfl="http://schemas.microsoft.com/office/word/2024/wordml/sdtformatlock" xmlns:w16se="http://schemas.microsoft.com/office/word/2015/wordml/symex" xmlns:wpg="http://schemas.microsoft.com/office/word/2010/wordprocessingGroup" xmlns:wpi="http://schemas.microsoft.com/office/word/2010/wordprocessingInk" xmlns:wne="http://schemas.microsoft.com/office/word/2006/wordml" xmlns:wps="http://schemas.microsoft.com/office/word/2010/wordprocessingShape" mc:Ignorable="w14 w15 w16se w16cid w16 w16cex w16sdtdh w16sdtfl w16du wp14">
-  <w:p>
-    <w:pPr>
-      <w:pStyle w:val="Footer"/>
-    </w:pPr>
-  </w:p>
-</w:ftr>
-</file>
-
-<file path=word/footer3.xml><?xml version="1.0" encoding="utf-8"?>
-<w:ftr xmlns:wpc="http://schemas.microsoft.com/office/word/2010/wordprocessingCanvas" xmlns:cx="http://schemas.microsoft.com/office/drawing/2014/chartex" xmlns:cx1="http://schemas.microsoft.com/office/drawing/2015/9/8/chartex" xmlns:cx2="http://schemas.microsoft.com/office/drawing/2015/10/21/chartex" xmlns:cx3="http://schemas.microsoft.com/office/drawing/2016/5/9/chartex" xmlns:cx4="http://schemas.microsoft.com/office/drawing/2016/5/10/chartex" xmlns:cx5="http://schemas.microsoft.com/office/drawing/2016/5/11/chartex" xmlns:cx6="http://schemas.microsoft.com/office/drawing/2016/5/12/chartex" xmlns:cx7="http://schemas.microsoft.com/office/drawing/2016/5/13/chartex" xmlns:cx8="http://schemas.microsoft.com/office/drawing/2016/5/14/chartex" xmlns:mc="http://schemas.openxmlformats.org/markup-compatibility/2006" xmlns:aink="http://schemas.microsoft.com/office/drawing/2016/ink" xmlns:am3d="http://schemas.microsoft.com/office/drawing/2017/model3d" xmlns:o="urn:schemas-microsoft-com:office:office" xmlns:oel="http://schemas.microsoft.com/office/2019/extlst" xmlns:r="http://schemas.openxmlformats.org/officeDocument/2006/relationships" xmlns:m="http://schemas.openxmlformats.org/officeDocument/2006/math" xmlns:v="urn:schemas-microsoft-com:vml" xmlns:wp14="http://schemas.microsoft.com/office/word/2010/wordprocessingDrawing" xmlns:wp="http://schemas.openxmlformats.org/drawingml/2006/wordprocessingDrawing" xmlns:w10="urn:schemas-microsoft-com:office:word" xmlns:w="http://schemas.openxmlformats.org/wordprocessingml/2006/main" xmlns:w14="http://schemas.microsoft.com/office/word/2010/wordml" xmlns:w15="http://schemas.microsoft.com/office/word/2012/wordml" xmlns:w16cex="http://schemas.microsoft.com/office/word/2018/wordml/cex" xmlns:w16cid="http://schemas.microsoft.com/office/word/2016/wordml/cid" xmlns:w16="http://schemas.microsoft.com/office/word/2018/wordml" xmlns:w16du="http://schemas.microsoft.com/office/word/2023/wordml/word16du" xmlns:w16sdtdh="http://schemas.microsoft.com/office/word/2020/wordml/sdtdatahash" xmlns:w16sdtfl="http://schemas.microsoft.com/office/word/2024/wordml/sdtformatlock" xmlns:w16se="http://schemas.microsoft.com/office/word/2015/wordml/symex" xmlns:wpg="http://schemas.microsoft.com/office/word/2010/wordprocessingGroup" xmlns:wpi="http://schemas.microsoft.com/office/word/2010/wordprocessingInk" xmlns:wne="http://schemas.microsoft.com/office/word/2006/wordml" xmlns:wps="http://schemas.microsoft.com/office/word/2010/wordprocessingShape" mc:Ignorable="w14 w15 w16se w16cid w16 w16cex w16sdtdh w16sdtfl w16du wp14">
-  <w:p>
-    <w:pPr>
-      <w:pStyle w:val="Footer"/>
-    </w:pPr>
-  </w:p>
-</w:ftr>
-</file>
-
-<file path=word/footer4.xml><?xml version="1.0" encoding="utf-8"?>
 <w:ftr xmlns:wpc="http://schemas.microsoft.com/office/word/2010/wordprocessingCanvas" xmlns:cx="http://schemas.microsoft.com/office/drawing/2014/chartex" xmlns:cx1="http://schemas.microsoft.com/office/drawing/2015/9/8/chartex" xmlns:cx2="http://schemas.microsoft.com/office/drawing/2015/10/21/chartex" xmlns:cx3="http://schemas.microsoft.com/office/drawing/2016/5/9/chartex" xmlns:cx4="http://schemas.microsoft.com/office/drawing/2016/5/10/chartex" xmlns:cx5="http://schemas.microsoft.com/office/drawing/2016/5/11/chartex" xmlns:cx6="http://schemas.microsoft.com/office/drawing/2016/5/12/chartex" xmlns:cx7="http://schemas.microsoft.com/office/drawing/2016/5/13/chartex" xmlns:cx8="http://schemas.microsoft.com/office/drawing/2016/5/14/chartex" xmlns:mc="http://schemas.openxmlformats.org/markup-compatibility/2006" xmlns:aink="http://schemas.microsoft.com/office/drawing/2016/ink" xmlns:am3d="http://schemas.microsoft.com/office/drawing/2017/model3d" xmlns:o="urn:schemas-microsoft-com:office:office" xmlns:oel="http://schemas.microsoft.com/office/2019/extlst" xmlns:r="http://schemas.openxmlformats.org/officeDocument/2006/relationships" xmlns:m="http://schemas.openxmlformats.org/officeDocument/2006/math" xmlns:v="urn:schemas-microsoft-com:vml" xmlns:wp14="http://schemas.microsoft.com/office/word/2010/wordprocessingDrawing" xmlns:wp="http://schemas.openxmlformats.org/drawingml/2006/wordprocessingDrawing" xmlns:w10="urn:schemas-microsoft-com:office:word" xmlns:w="http://schemas.openxmlformats.org/wordprocessingml/2006/main" xmlns:w14="http://schemas.microsoft.com/office/word/2010/wordml" xmlns:w15="http://schemas.microsoft.com/office/word/2012/wordml" xmlns:w16cex="http://schemas.microsoft.com/office/word/2018/wordml/cex" xmlns:w16cid="http://schemas.microsoft.com/office/word/2016/wordml/cid" xmlns:w16="http://schemas.microsoft.com/office/word/2018/wordml" xmlns:w16du="http://schemas.microsoft.com/office/word/2023/wordml/word16du" xmlns:w16sdtdh="http://schemas.microsoft.com/office/word/2020/wordml/sdtdatahash" xmlns:w16sdtfl="http://schemas.microsoft.com/office/word/2024/wordml/sdtformatlock" xmlns:w16se="http://schemas.microsoft.com/office/word/2015/wordml/symex" xmlns:wpg="http://schemas.microsoft.com/office/word/2010/wordprocessingGroup" xmlns:wpi="http://schemas.microsoft.com/office/word/2010/wordprocessingInk" xmlns:wne="http://schemas.microsoft.com/office/word/2006/wordml" xmlns:wps="http://schemas.microsoft.com/office/word/2010/wordprocessingShape" mc:Ignorable="w14 w15 w16se w16cid w16 w16cex w16sdtdh w16sdtfl w16du wp14">
   <w:sdt>
     <w:sdtPr>
@@ -53530,7 +53827,7 @@
 </w:ftr>
 </file>
 
-<file path=word/footer5.xml><?xml version="1.0" encoding="utf-8"?>
+<file path=word/footer2.xml><?xml version="1.0" encoding="utf-8"?>
 <w:ftr xmlns:wpc="http://schemas.microsoft.com/office/word/2010/wordprocessingCanvas" xmlns:cx="http://schemas.microsoft.com/office/drawing/2014/chartex" xmlns:cx1="http://schemas.microsoft.com/office/drawing/2015/9/8/chartex" xmlns:cx2="http://schemas.microsoft.com/office/drawing/2015/10/21/chartex" xmlns:cx3="http://schemas.microsoft.com/office/drawing/2016/5/9/chartex" xmlns:cx4="http://schemas.microsoft.com/office/drawing/2016/5/10/chartex" xmlns:cx5="http://schemas.microsoft.com/office/drawing/2016/5/11/chartex" xmlns:cx6="http://schemas.microsoft.com/office/drawing/2016/5/12/chartex" xmlns:cx7="http://schemas.microsoft.com/office/drawing/2016/5/13/chartex" xmlns:cx8="http://schemas.microsoft.com/office/drawing/2016/5/14/chartex" xmlns:mc="http://schemas.openxmlformats.org/markup-compatibility/2006" xmlns:aink="http://schemas.microsoft.com/office/drawing/2016/ink" xmlns:am3d="http://schemas.microsoft.com/office/drawing/2017/model3d" xmlns:o="urn:schemas-microsoft-com:office:office" xmlns:oel="http://schemas.microsoft.com/office/2019/extlst" xmlns:r="http://schemas.openxmlformats.org/officeDocument/2006/relationships" xmlns:m="http://schemas.openxmlformats.org/officeDocument/2006/math" xmlns:v="urn:schemas-microsoft-com:vml" xmlns:wp14="http://schemas.microsoft.com/office/word/2010/wordprocessingDrawing" xmlns:wp="http://schemas.openxmlformats.org/drawingml/2006/wordprocessingDrawing" xmlns:w10="urn:schemas-microsoft-com:office:word" xmlns:w="http://schemas.openxmlformats.org/wordprocessingml/2006/main" xmlns:w14="http://schemas.microsoft.com/office/word/2010/wordml" xmlns:w15="http://schemas.microsoft.com/office/word/2012/wordml" xmlns:w16cex="http://schemas.microsoft.com/office/word/2018/wordml/cex" xmlns:w16cid="http://schemas.microsoft.com/office/word/2016/wordml/cid" xmlns:w16="http://schemas.microsoft.com/office/word/2018/wordml" xmlns:w16du="http://schemas.microsoft.com/office/word/2023/wordml/word16du" xmlns:w16sdtdh="http://schemas.microsoft.com/office/word/2020/wordml/sdtdatahash" xmlns:w16sdtfl="http://schemas.microsoft.com/office/word/2024/wordml/sdtformatlock" xmlns:w16se="http://schemas.microsoft.com/office/word/2015/wordml/symex" xmlns:wpg="http://schemas.microsoft.com/office/word/2010/wordprocessingGroup" xmlns:wpi="http://schemas.microsoft.com/office/word/2010/wordprocessingInk" xmlns:wne="http://schemas.microsoft.com/office/word/2006/wordml" xmlns:wps="http://schemas.microsoft.com/office/word/2010/wordprocessingShape" mc:Ignorable="w14 w15 w16se w16cid w16 w16cex w16sdtdh w16sdtfl w16du wp14">
   <w:sdt>
     <w:sdtPr>
@@ -53583,7 +53880,7 @@
 </w:ftr>
 </file>
 
-<file path=word/footer6.xml><?xml version="1.0" encoding="utf-8"?>
+<file path=word/footer3.xml><?xml version="1.0" encoding="utf-8"?>
 <w:ftr xmlns:wpc="http://schemas.microsoft.com/office/word/2010/wordprocessingCanvas" xmlns:cx="http://schemas.microsoft.com/office/drawing/2014/chartex" xmlns:cx1="http://schemas.microsoft.com/office/drawing/2015/9/8/chartex" xmlns:cx2="http://schemas.microsoft.com/office/drawing/2015/10/21/chartex" xmlns:cx3="http://schemas.microsoft.com/office/drawing/2016/5/9/chartex" xmlns:cx4="http://schemas.microsoft.com/office/drawing/2016/5/10/chartex" xmlns:cx5="http://schemas.microsoft.com/office/drawing/2016/5/11/chartex" xmlns:cx6="http://schemas.microsoft.com/office/drawing/2016/5/12/chartex" xmlns:cx7="http://schemas.microsoft.com/office/drawing/2016/5/13/chartex" xmlns:cx8="http://schemas.microsoft.com/office/drawing/2016/5/14/chartex" xmlns:mc="http://schemas.openxmlformats.org/markup-compatibility/2006" xmlns:aink="http://schemas.microsoft.com/office/drawing/2016/ink" xmlns:am3d="http://schemas.microsoft.com/office/drawing/2017/model3d" xmlns:o="urn:schemas-microsoft-com:office:office" xmlns:oel="http://schemas.microsoft.com/office/2019/extlst" xmlns:r="http://schemas.openxmlformats.org/officeDocument/2006/relationships" xmlns:m="http://schemas.openxmlformats.org/officeDocument/2006/math" xmlns:v="urn:schemas-microsoft-com:vml" xmlns:wp14="http://schemas.microsoft.com/office/word/2010/wordprocessingDrawing" xmlns:wp="http://schemas.openxmlformats.org/drawingml/2006/wordprocessingDrawing" xmlns:w10="urn:schemas-microsoft-com:office:word" xmlns:w="http://schemas.openxmlformats.org/wordprocessingml/2006/main" xmlns:w14="http://schemas.microsoft.com/office/word/2010/wordml" xmlns:w15="http://schemas.microsoft.com/office/word/2012/wordml" xmlns:w16cex="http://schemas.microsoft.com/office/word/2018/wordml/cex" xmlns:w16cid="http://schemas.microsoft.com/office/word/2016/wordml/cid" xmlns:w16="http://schemas.microsoft.com/office/word/2018/wordml" xmlns:w16du="http://schemas.microsoft.com/office/word/2023/wordml/word16du" xmlns:w16sdtdh="http://schemas.microsoft.com/office/word/2020/wordml/sdtdatahash" xmlns:w16sdtfl="http://schemas.microsoft.com/office/word/2024/wordml/sdtformatlock" xmlns:w16se="http://schemas.microsoft.com/office/word/2015/wordml/symex" xmlns:wpg="http://schemas.microsoft.com/office/word/2010/wordprocessingGroup" xmlns:wpi="http://schemas.microsoft.com/office/word/2010/wordprocessingInk" xmlns:wne="http://schemas.microsoft.com/office/word/2006/wordml" xmlns:wps="http://schemas.microsoft.com/office/word/2010/wordprocessingShape" mc:Ignorable="w14 w15 w16se w16cid w16 w16cex w16sdtdh w16sdtfl w16du wp14">
   <w:p>
     <w:pPr>
@@ -53619,36 +53916,6 @@
 </file>
 
 <file path=word/header1.xml><?xml version="1.0" encoding="utf-8"?>
-<w:hdr xmlns:wpc="http://schemas.microsoft.com/office/word/2010/wordprocessingCanvas" xmlns:cx="http://schemas.microsoft.com/office/drawing/2014/chartex" xmlns:cx1="http://schemas.microsoft.com/office/drawing/2015/9/8/chartex" xmlns:cx2="http://schemas.microsoft.com/office/drawing/2015/10/21/chartex" xmlns:cx3="http://schemas.microsoft.com/office/drawing/2016/5/9/chartex" xmlns:cx4="http://schemas.microsoft.com/office/drawing/2016/5/10/chartex" xmlns:cx5="http://schemas.microsoft.com/office/drawing/2016/5/11/chartex" xmlns:cx6="http://schemas.microsoft.com/office/drawing/2016/5/12/chartex" xmlns:cx7="http://schemas.microsoft.com/office/drawing/2016/5/13/chartex" xmlns:cx8="http://schemas.microsoft.com/office/drawing/2016/5/14/chartex" xmlns:mc="http://schemas.openxmlformats.org/markup-compatibility/2006" xmlns:aink="http://schemas.microsoft.com/office/drawing/2016/ink" xmlns:am3d="http://schemas.microsoft.com/office/drawing/2017/model3d" xmlns:o="urn:schemas-microsoft-com:office:office" xmlns:oel="http://schemas.microsoft.com/office/2019/extlst" xmlns:r="http://schemas.openxmlformats.org/officeDocument/2006/relationships" xmlns:m="http://schemas.openxmlformats.org/officeDocument/2006/math" xmlns:v="urn:schemas-microsoft-com:vml" xmlns:wp14="http://schemas.microsoft.com/office/word/2010/wordprocessingDrawing" xmlns:wp="http://schemas.openxmlformats.org/drawingml/2006/wordprocessingDrawing" xmlns:w10="urn:schemas-microsoft-com:office:word" xmlns:w="http://schemas.openxmlformats.org/wordprocessingml/2006/main" xmlns:w14="http://schemas.microsoft.com/office/word/2010/wordml" xmlns:w15="http://schemas.microsoft.com/office/word/2012/wordml" xmlns:w16cex="http://schemas.microsoft.com/office/word/2018/wordml/cex" xmlns:w16cid="http://schemas.microsoft.com/office/word/2016/wordml/cid" xmlns:w16="http://schemas.microsoft.com/office/word/2018/wordml" xmlns:w16du="http://schemas.microsoft.com/office/word/2023/wordml/word16du" xmlns:w16sdtdh="http://schemas.microsoft.com/office/word/2020/wordml/sdtdatahash" xmlns:w16sdtfl="http://schemas.microsoft.com/office/word/2024/wordml/sdtformatlock" xmlns:w16se="http://schemas.microsoft.com/office/word/2015/wordml/symex" xmlns:wpg="http://schemas.microsoft.com/office/word/2010/wordprocessingGroup" xmlns:wpi="http://schemas.microsoft.com/office/word/2010/wordprocessingInk" xmlns:wne="http://schemas.microsoft.com/office/word/2006/wordml" xmlns:wps="http://schemas.microsoft.com/office/word/2010/wordprocessingShape" mc:Ignorable="w14 w15 w16se w16cid w16 w16cex w16sdtdh w16sdtfl w16du wp14">
-  <w:p>
-    <w:pPr>
-      <w:pStyle w:val="Header"/>
-    </w:pPr>
-  </w:p>
-</w:hdr>
-</file>
-
-<file path=word/header2.xml><?xml version="1.0" encoding="utf-8"?>
-<w:hdr xmlns:wpc="http://schemas.microsoft.com/office/word/2010/wordprocessingCanvas" xmlns:cx="http://schemas.microsoft.com/office/drawing/2014/chartex" xmlns:cx1="http://schemas.microsoft.com/office/drawing/2015/9/8/chartex" xmlns:cx2="http://schemas.microsoft.com/office/drawing/2015/10/21/chartex" xmlns:cx3="http://schemas.microsoft.com/office/drawing/2016/5/9/chartex" xmlns:cx4="http://schemas.microsoft.com/office/drawing/2016/5/10/chartex" xmlns:cx5="http://schemas.microsoft.com/office/drawing/2016/5/11/chartex" xmlns:cx6="http://schemas.microsoft.com/office/drawing/2016/5/12/chartex" xmlns:cx7="http://schemas.microsoft.com/office/drawing/2016/5/13/chartex" xmlns:cx8="http://schemas.microsoft.com/office/drawing/2016/5/14/chartex" xmlns:mc="http://schemas.openxmlformats.org/markup-compatibility/2006" xmlns:aink="http://schemas.microsoft.com/office/drawing/2016/ink" xmlns:am3d="http://schemas.microsoft.com/office/drawing/2017/model3d" xmlns:o="urn:schemas-microsoft-com:office:office" xmlns:oel="http://schemas.microsoft.com/office/2019/extlst" xmlns:r="http://schemas.openxmlformats.org/officeDocument/2006/relationships" xmlns:m="http://schemas.openxmlformats.org/officeDocument/2006/math" xmlns:v="urn:schemas-microsoft-com:vml" xmlns:wp14="http://schemas.microsoft.com/office/word/2010/wordprocessingDrawing" xmlns:wp="http://schemas.openxmlformats.org/drawingml/2006/wordprocessingDrawing" xmlns:w10="urn:schemas-microsoft-com:office:word" xmlns:w="http://schemas.openxmlformats.org/wordprocessingml/2006/main" xmlns:w14="http://schemas.microsoft.com/office/word/2010/wordml" xmlns:w15="http://schemas.microsoft.com/office/word/2012/wordml" xmlns:w16cex="http://schemas.microsoft.com/office/word/2018/wordml/cex" xmlns:w16cid="http://schemas.microsoft.com/office/word/2016/wordml/cid" xmlns:w16="http://schemas.microsoft.com/office/word/2018/wordml" xmlns:w16du="http://schemas.microsoft.com/office/word/2023/wordml/word16du" xmlns:w16sdtdh="http://schemas.microsoft.com/office/word/2020/wordml/sdtdatahash" xmlns:w16sdtfl="http://schemas.microsoft.com/office/word/2024/wordml/sdtformatlock" xmlns:w16se="http://schemas.microsoft.com/office/word/2015/wordml/symex" xmlns:wpg="http://schemas.microsoft.com/office/word/2010/wordprocessingGroup" xmlns:wpi="http://schemas.microsoft.com/office/word/2010/wordprocessingInk" xmlns:wne="http://schemas.microsoft.com/office/word/2006/wordml" xmlns:wps="http://schemas.microsoft.com/office/word/2010/wordprocessingShape" mc:Ignorable="w14 w15 w16se w16cid w16 w16cex w16sdtdh w16sdtfl w16du wp14">
-  <w:p>
-    <w:pPr>
-      <w:pStyle w:val="Header"/>
-    </w:pPr>
-  </w:p>
-</w:hdr>
-</file>
-
-<file path=word/header3.xml><?xml version="1.0" encoding="utf-8"?>
-<w:hdr xmlns:wpc="http://schemas.microsoft.com/office/word/2010/wordprocessingCanvas" xmlns:cx="http://schemas.microsoft.com/office/drawing/2014/chartex" xmlns:cx1="http://schemas.microsoft.com/office/drawing/2015/9/8/chartex" xmlns:cx2="http://schemas.microsoft.com/office/drawing/2015/10/21/chartex" xmlns:cx3="http://schemas.microsoft.com/office/drawing/2016/5/9/chartex" xmlns:cx4="http://schemas.microsoft.com/office/drawing/2016/5/10/chartex" xmlns:cx5="http://schemas.microsoft.com/office/drawing/2016/5/11/chartex" xmlns:cx6="http://schemas.microsoft.com/office/drawing/2016/5/12/chartex" xmlns:cx7="http://schemas.microsoft.com/office/drawing/2016/5/13/chartex" xmlns:cx8="http://schemas.microsoft.com/office/drawing/2016/5/14/chartex" xmlns:mc="http://schemas.openxmlformats.org/markup-compatibility/2006" xmlns:aink="http://schemas.microsoft.com/office/drawing/2016/ink" xmlns:am3d="http://schemas.microsoft.com/office/drawing/2017/model3d" xmlns:o="urn:schemas-microsoft-com:office:office" xmlns:oel="http://schemas.microsoft.com/office/2019/extlst" xmlns:r="http://schemas.openxmlformats.org/officeDocument/2006/relationships" xmlns:m="http://schemas.openxmlformats.org/officeDocument/2006/math" xmlns:v="urn:schemas-microsoft-com:vml" xmlns:wp14="http://schemas.microsoft.com/office/word/2010/wordprocessingDrawing" xmlns:wp="http://schemas.openxmlformats.org/drawingml/2006/wordprocessingDrawing" xmlns:w10="urn:schemas-microsoft-com:office:word" xmlns:w="http://schemas.openxmlformats.org/wordprocessingml/2006/main" xmlns:w14="http://schemas.microsoft.com/office/word/2010/wordml" xmlns:w15="http://schemas.microsoft.com/office/word/2012/wordml" xmlns:w16cex="http://schemas.microsoft.com/office/word/2018/wordml/cex" xmlns:w16cid="http://schemas.microsoft.com/office/word/2016/wordml/cid" xmlns:w16="http://schemas.microsoft.com/office/word/2018/wordml" xmlns:w16du="http://schemas.microsoft.com/office/word/2023/wordml/word16du" xmlns:w16sdtdh="http://schemas.microsoft.com/office/word/2020/wordml/sdtdatahash" xmlns:w16sdtfl="http://schemas.microsoft.com/office/word/2024/wordml/sdtformatlock" xmlns:w16se="http://schemas.microsoft.com/office/word/2015/wordml/symex" xmlns:wpg="http://schemas.microsoft.com/office/word/2010/wordprocessingGroup" xmlns:wpi="http://schemas.microsoft.com/office/word/2010/wordprocessingInk" xmlns:wne="http://schemas.microsoft.com/office/word/2006/wordml" xmlns:wps="http://schemas.microsoft.com/office/word/2010/wordprocessingShape" mc:Ignorable="w14 w15 w16se w16cid w16 w16cex w16sdtdh w16sdtfl w16du wp14">
-  <w:p>
-    <w:pPr>
-      <w:pStyle w:val="Header"/>
-    </w:pPr>
-  </w:p>
-</w:hdr>
-</file>
-
-<file path=word/header4.xml><?xml version="1.0" encoding="utf-8"?>
 <w:hdr xmlns:wpc="http://schemas.microsoft.com/office/word/2010/wordprocessingCanvas" xmlns:cx="http://schemas.microsoft.com/office/drawing/2014/chartex" xmlns:cx1="http://schemas.microsoft.com/office/drawing/2015/9/8/chartex" xmlns:cx2="http://schemas.microsoft.com/office/drawing/2015/10/21/chartex" xmlns:cx3="http://schemas.microsoft.com/office/drawing/2016/5/9/chartex" xmlns:cx4="http://schemas.microsoft.com/office/drawing/2016/5/10/chartex" xmlns:cx5="http://schemas.microsoft.com/office/drawing/2016/5/11/chartex" xmlns:cx6="http://schemas.microsoft.com/office/drawing/2016/5/12/chartex" xmlns:cx7="http://schemas.microsoft.com/office/drawing/2016/5/13/chartex" xmlns:cx8="http://schemas.microsoft.com/office/drawing/2016/5/14/chartex" xmlns:mc="http://schemas.openxmlformats.org/markup-compatibility/2006" xmlns:aink="http://schemas.microsoft.com/office/drawing/2016/ink" xmlns:am3d="http://schemas.microsoft.com/office/drawing/2017/model3d" xmlns:o="urn:schemas-microsoft-com:office:office" xmlns:oel="http://schemas.microsoft.com/office/2019/extlst" xmlns:r="http://schemas.openxmlformats.org/officeDocument/2006/relationships" xmlns:m="http://schemas.openxmlformats.org/officeDocument/2006/math" xmlns:v="urn:schemas-microsoft-com:vml" xmlns:wp14="http://schemas.microsoft.com/office/word/2010/wordprocessingDrawing" xmlns:wp="http://schemas.openxmlformats.org/drawingml/2006/wordprocessingDrawing" xmlns:w10="urn:schemas-microsoft-com:office:word" xmlns:w="http://schemas.openxmlformats.org/wordprocessingml/2006/main" xmlns:w14="http://schemas.microsoft.com/office/word/2010/wordml" xmlns:w15="http://schemas.microsoft.com/office/word/2012/wordml" xmlns:w16cex="http://schemas.microsoft.com/office/word/2018/wordml/cex" xmlns:w16cid="http://schemas.microsoft.com/office/word/2016/wordml/cid" xmlns:w16="http://schemas.microsoft.com/office/word/2018/wordml" xmlns:w16du="http://schemas.microsoft.com/office/word/2023/wordml/word16du" xmlns:w16sdtdh="http://schemas.microsoft.com/office/word/2020/wordml/sdtdatahash" xmlns:w16sdtfl="http://schemas.microsoft.com/office/word/2024/wordml/sdtformatlock" xmlns:w16se="http://schemas.microsoft.com/office/word/2015/wordml/symex" xmlns:wpg="http://schemas.microsoft.com/office/word/2010/wordprocessingGroup" xmlns:wpi="http://schemas.microsoft.com/office/word/2010/wordprocessingInk" xmlns:wne="http://schemas.microsoft.com/office/word/2006/wordml" xmlns:wps="http://schemas.microsoft.com/office/word/2010/wordprocessingShape" mc:Ignorable="w14 w15 w16se w16cid w16 w16cex w16sdtdh w16sdtfl w16du wp14">
   <w:p>
     <w:pPr>
@@ -56722,7 +56989,7 @@
     <w:next w:val="Normal"/>
     <w:uiPriority w:val="99"/>
     <w:unhideWhenUsed/>
-    <w:rsid w:val="0091059B"/>
+    <w:rsid w:val="00590D19"/>
     <w:pPr>
       <w:spacing w:after="0"/>
     </w:pPr>
